--- a/Αναφορά_p3210210.docx
+++ b/Αναφορά_p3210210.docx
@@ -298,7 +298,7 @@
           <w:szCs w:val="28"/>
         </w:rPr>
         <w:drawing>
-          <wp:anchor distT="0" distB="0" distL="114300" distR="114300" simplePos="0" relativeHeight="251660288" behindDoc="1" locked="0" layoutInCell="1" allowOverlap="1" wp14:anchorId="72E973FC" wp14:editId="7600DAEF">
+          <wp:anchor distT="0" distB="0" distL="114300" distR="114300" simplePos="0" relativeHeight="251660288" behindDoc="1" locked="0" layoutInCell="1" allowOverlap="1" wp14:anchorId="72E973FC" wp14:editId="66B94DF8">
             <wp:simplePos x="0" y="0"/>
             <wp:positionH relativeFrom="margin">
               <wp:align>center</wp:align>
@@ -1268,7 +1268,151 @@
           <w:sz w:val="24"/>
           <w:szCs w:val="24"/>
         </w:rPr>
-        <w:t>Η παρούσα πτυχιακή εργασία διερευνά τη μετάβαση μιας υπάρχουσας Android εφαρμογής από την παραδοσιακή αρχιτεκτονική, που βασίζεται σε XML layouts και Activities/Fragments, σε μια σύγχρονη προσέγγιση με τη χρήση του Jetpack Compose. Ο κύριος στόχος αυτής της μετάβασης ήταν η βελτίωση της διαχείρισης του κώδικα, η αύξηση της επαναχρησιμοποίησης των UI components και η βελτιστοποίηση της απόδοσης και συντηρησιμότητας της εφαρμογής. Η εργασία αναδεικνύει τόσο τα οφέλη όσο και τις προκλήσεις αυτής της αλλαγής, προσφέροντας μια ολοκληρωμένη ανάλυση της διαδικασίας και των αποτελεσμάτων της.</w:t>
+        <w:t xml:space="preserve">Η παρούσα πτυχιακή εργασία διερευνά τη μετάβαση μιας υπάρχουσας </w:t>
+      </w:r>
+      <w:proofErr w:type="spellStart"/>
+      <w:r>
+        <w:rPr>
+          <w:rFonts w:ascii="Verdana" w:hAnsi="Verdana"/>
+          <w:sz w:val="24"/>
+          <w:szCs w:val="24"/>
+        </w:rPr>
+        <w:t>Android</w:t>
+      </w:r>
+      <w:proofErr w:type="spellEnd"/>
+      <w:r>
+        <w:rPr>
+          <w:rFonts w:ascii="Verdana" w:hAnsi="Verdana"/>
+          <w:sz w:val="24"/>
+          <w:szCs w:val="24"/>
+        </w:rPr>
+        <w:t xml:space="preserve"> εφαρμογής από την παραδοσιακή αρχιτεκτονική, που βασίζεται σε XML </w:t>
+      </w:r>
+      <w:proofErr w:type="spellStart"/>
+      <w:r>
+        <w:rPr>
+          <w:rFonts w:ascii="Verdana" w:hAnsi="Verdana"/>
+          <w:sz w:val="24"/>
+          <w:szCs w:val="24"/>
+        </w:rPr>
+        <w:t>layouts</w:t>
+      </w:r>
+      <w:proofErr w:type="spellEnd"/>
+      <w:r>
+        <w:rPr>
+          <w:rFonts w:ascii="Verdana" w:hAnsi="Verdana"/>
+          <w:sz w:val="24"/>
+          <w:szCs w:val="24"/>
+        </w:rPr>
+        <w:t xml:space="preserve"> και </w:t>
+      </w:r>
+      <w:proofErr w:type="spellStart"/>
+      <w:r>
+        <w:rPr>
+          <w:rFonts w:ascii="Verdana" w:hAnsi="Verdana"/>
+          <w:sz w:val="24"/>
+          <w:szCs w:val="24"/>
+        </w:rPr>
+        <w:t>Activities</w:t>
+      </w:r>
+      <w:proofErr w:type="spellEnd"/>
+      <w:r>
+        <w:rPr>
+          <w:rFonts w:ascii="Verdana" w:hAnsi="Verdana"/>
+          <w:sz w:val="24"/>
+          <w:szCs w:val="24"/>
+        </w:rPr>
+        <w:t>/</w:t>
+      </w:r>
+      <w:proofErr w:type="spellStart"/>
+      <w:r>
+        <w:rPr>
+          <w:rFonts w:ascii="Verdana" w:hAnsi="Verdana"/>
+          <w:sz w:val="24"/>
+          <w:szCs w:val="24"/>
+        </w:rPr>
+        <w:t>Fragments</w:t>
+      </w:r>
+      <w:proofErr w:type="spellEnd"/>
+      <w:r>
+        <w:rPr>
+          <w:rFonts w:ascii="Verdana" w:hAnsi="Verdana"/>
+          <w:sz w:val="24"/>
+          <w:szCs w:val="24"/>
+        </w:rPr>
+        <w:t xml:space="preserve">, σε μια σύγχρονη προσέγγιση με τη χρήση του </w:t>
+      </w:r>
+      <w:proofErr w:type="spellStart"/>
+      <w:r>
+        <w:rPr>
+          <w:rFonts w:ascii="Verdana" w:hAnsi="Verdana"/>
+          <w:sz w:val="24"/>
+          <w:szCs w:val="24"/>
+        </w:rPr>
+        <w:t>Jetpack</w:t>
+      </w:r>
+      <w:proofErr w:type="spellEnd"/>
+      <w:r>
+        <w:rPr>
+          <w:rFonts w:ascii="Verdana" w:hAnsi="Verdana"/>
+          <w:sz w:val="24"/>
+          <w:szCs w:val="24"/>
+        </w:rPr>
+        <w:t xml:space="preserve"> </w:t>
+      </w:r>
+      <w:proofErr w:type="spellStart"/>
+      <w:r>
+        <w:rPr>
+          <w:rFonts w:ascii="Verdana" w:hAnsi="Verdana"/>
+          <w:sz w:val="24"/>
+          <w:szCs w:val="24"/>
+        </w:rPr>
+        <w:t>Compose</w:t>
+      </w:r>
+      <w:proofErr w:type="spellEnd"/>
+      <w:r>
+        <w:rPr>
+          <w:rFonts w:ascii="Verdana" w:hAnsi="Verdana"/>
+          <w:sz w:val="24"/>
+          <w:szCs w:val="24"/>
+        </w:rPr>
+        <w:t xml:space="preserve">. Ο κύριος στόχος αυτής της μετάβασης ήταν η βελτίωση της διαχείρισης του κώδικα, η αύξηση της επαναχρησιμοποίησης των UI </w:t>
+      </w:r>
+      <w:proofErr w:type="spellStart"/>
+      <w:r>
+        <w:rPr>
+          <w:rFonts w:ascii="Verdana" w:hAnsi="Verdana"/>
+          <w:sz w:val="24"/>
+          <w:szCs w:val="24"/>
+        </w:rPr>
+        <w:t>components</w:t>
+      </w:r>
+      <w:proofErr w:type="spellEnd"/>
+      <w:r>
+        <w:rPr>
+          <w:rFonts w:ascii="Verdana" w:hAnsi="Verdana"/>
+          <w:sz w:val="24"/>
+          <w:szCs w:val="24"/>
+        </w:rPr>
+        <w:t xml:space="preserve"> και η βελτιστοποίηση της απόδοσης και </w:t>
+      </w:r>
+      <w:proofErr w:type="spellStart"/>
+      <w:r>
+        <w:rPr>
+          <w:rFonts w:ascii="Verdana" w:hAnsi="Verdana"/>
+          <w:sz w:val="24"/>
+          <w:szCs w:val="24"/>
+        </w:rPr>
+        <w:t>συντηρησιμότητας</w:t>
+      </w:r>
+      <w:proofErr w:type="spellEnd"/>
+      <w:r>
+        <w:rPr>
+          <w:rFonts w:ascii="Verdana" w:hAnsi="Verdana"/>
+          <w:sz w:val="24"/>
+          <w:szCs w:val="24"/>
+        </w:rPr>
+        <w:t xml:space="preserve"> της εφαρμογής. Η εργασία αναδεικνύει τόσο τα οφέλη όσο και τις προκλήσεις αυτής της αλλαγής, προσφέροντας μια ολοκληρωμένη ανάλυση της διαδικασίας και των αποτελεσμάτων της.</w:t>
       </w:r>
     </w:p>
     <w:p>
@@ -1358,7 +1502,187 @@
           <w:sz w:val="24"/>
           <w:szCs w:val="24"/>
         </w:rPr>
-        <w:t>Η εφαρμογή αρχικά βασιζόταν σε XML αρχεία για τον σχεδιασμό της διεπαφής χρήστη και σε Activities/Fragments για τη διαχείριση της λογικής. Αυτή η προσέγγιση, αν και ευρέως διαδεδομένη, παρουσίαζε σημαντικά μειονεκτήματα, όπως δυσκολία στην επαναχρησιμοποίηση κώδικα, κατακερματισμό της λογικής και ανάγκη για εκτεταμένο boilerplate code. Για να αντιμετωπιστούν αυτά τα ζητήματα, υιοθετήθηκε το Jetpack Compose, ένα σύγχρονο toolkit της Google που επιτρέπει τη δημιουργία UI μέσω δηλωτικού κώδικα σε Kotlin.</w:t>
+        <w:t xml:space="preserve">Η εφαρμογή αρχικά βασιζόταν σε XML αρχεία για τον σχεδιασμό της </w:t>
+      </w:r>
+      <w:proofErr w:type="spellStart"/>
+      <w:r>
+        <w:rPr>
+          <w:rFonts w:ascii="Verdana" w:hAnsi="Verdana"/>
+          <w:sz w:val="24"/>
+          <w:szCs w:val="24"/>
+        </w:rPr>
+        <w:t>διεπαφής</w:t>
+      </w:r>
+      <w:proofErr w:type="spellEnd"/>
+      <w:r>
+        <w:rPr>
+          <w:rFonts w:ascii="Verdana" w:hAnsi="Verdana"/>
+          <w:sz w:val="24"/>
+          <w:szCs w:val="24"/>
+        </w:rPr>
+        <w:t xml:space="preserve"> χρήστη και σε </w:t>
+      </w:r>
+      <w:proofErr w:type="spellStart"/>
+      <w:r>
+        <w:rPr>
+          <w:rFonts w:ascii="Verdana" w:hAnsi="Verdana"/>
+          <w:sz w:val="24"/>
+          <w:szCs w:val="24"/>
+        </w:rPr>
+        <w:t>Activities</w:t>
+      </w:r>
+      <w:proofErr w:type="spellEnd"/>
+      <w:r>
+        <w:rPr>
+          <w:rFonts w:ascii="Verdana" w:hAnsi="Verdana"/>
+          <w:sz w:val="24"/>
+          <w:szCs w:val="24"/>
+        </w:rPr>
+        <w:t>/</w:t>
+      </w:r>
+      <w:proofErr w:type="spellStart"/>
+      <w:r>
+        <w:rPr>
+          <w:rFonts w:ascii="Verdana" w:hAnsi="Verdana"/>
+          <w:sz w:val="24"/>
+          <w:szCs w:val="24"/>
+        </w:rPr>
+        <w:t>Fragments</w:t>
+      </w:r>
+      <w:proofErr w:type="spellEnd"/>
+      <w:r>
+        <w:rPr>
+          <w:rFonts w:ascii="Verdana" w:hAnsi="Verdana"/>
+          <w:sz w:val="24"/>
+          <w:szCs w:val="24"/>
+        </w:rPr>
+        <w:t xml:space="preserve"> για τη διαχείριση της λογικής. Αυτή η προσέγγιση, αν και ευρέως διαδεδομένη, παρουσίαζε σημαντικά μειονεκτήματα, όπως δυσκολία στην επαναχρησιμοποίηση κώδικα, κατακερματισμό της λογικής και ανάγκη για εκτεταμένο </w:t>
+      </w:r>
+      <w:proofErr w:type="spellStart"/>
+      <w:r>
+        <w:rPr>
+          <w:rFonts w:ascii="Verdana" w:hAnsi="Verdana"/>
+          <w:sz w:val="24"/>
+          <w:szCs w:val="24"/>
+        </w:rPr>
+        <w:t>boilerplate</w:t>
+      </w:r>
+      <w:proofErr w:type="spellEnd"/>
+      <w:r>
+        <w:rPr>
+          <w:rFonts w:ascii="Verdana" w:hAnsi="Verdana"/>
+          <w:sz w:val="24"/>
+          <w:szCs w:val="24"/>
+        </w:rPr>
+        <w:t xml:space="preserve"> </w:t>
+      </w:r>
+      <w:proofErr w:type="spellStart"/>
+      <w:r>
+        <w:rPr>
+          <w:rFonts w:ascii="Verdana" w:hAnsi="Verdana"/>
+          <w:sz w:val="24"/>
+          <w:szCs w:val="24"/>
+        </w:rPr>
+        <w:t>code</w:t>
+      </w:r>
+      <w:proofErr w:type="spellEnd"/>
+      <w:r>
+        <w:rPr>
+          <w:rFonts w:ascii="Verdana" w:hAnsi="Verdana"/>
+          <w:sz w:val="24"/>
+          <w:szCs w:val="24"/>
+        </w:rPr>
+        <w:t xml:space="preserve">. Για να αντιμετωπιστούν αυτά τα ζητήματα, υιοθετήθηκε το </w:t>
+      </w:r>
+      <w:proofErr w:type="spellStart"/>
+      <w:r>
+        <w:rPr>
+          <w:rFonts w:ascii="Verdana" w:hAnsi="Verdana"/>
+          <w:sz w:val="24"/>
+          <w:szCs w:val="24"/>
+        </w:rPr>
+        <w:t>Jetpack</w:t>
+      </w:r>
+      <w:proofErr w:type="spellEnd"/>
+      <w:r>
+        <w:rPr>
+          <w:rFonts w:ascii="Verdana" w:hAnsi="Verdana"/>
+          <w:sz w:val="24"/>
+          <w:szCs w:val="24"/>
+        </w:rPr>
+        <w:t xml:space="preserve"> </w:t>
+      </w:r>
+      <w:proofErr w:type="spellStart"/>
+      <w:r>
+        <w:rPr>
+          <w:rFonts w:ascii="Verdana" w:hAnsi="Verdana"/>
+          <w:sz w:val="24"/>
+          <w:szCs w:val="24"/>
+        </w:rPr>
+        <w:t>Compose</w:t>
+      </w:r>
+      <w:proofErr w:type="spellEnd"/>
+      <w:r>
+        <w:rPr>
+          <w:rFonts w:ascii="Verdana" w:hAnsi="Verdana"/>
+          <w:sz w:val="24"/>
+          <w:szCs w:val="24"/>
+        </w:rPr>
+        <w:t xml:space="preserve">, ένα σύγχρονο </w:t>
+      </w:r>
+      <w:proofErr w:type="spellStart"/>
+      <w:r>
+        <w:rPr>
+          <w:rFonts w:ascii="Verdana" w:hAnsi="Verdana"/>
+          <w:sz w:val="24"/>
+          <w:szCs w:val="24"/>
+        </w:rPr>
+        <w:t>toolkit</w:t>
+      </w:r>
+      <w:proofErr w:type="spellEnd"/>
+      <w:r>
+        <w:rPr>
+          <w:rFonts w:ascii="Verdana" w:hAnsi="Verdana"/>
+          <w:sz w:val="24"/>
+          <w:szCs w:val="24"/>
+        </w:rPr>
+        <w:t xml:space="preserve"> της </w:t>
+      </w:r>
+      <w:proofErr w:type="spellStart"/>
+      <w:r>
+        <w:rPr>
+          <w:rFonts w:ascii="Verdana" w:hAnsi="Verdana"/>
+          <w:sz w:val="24"/>
+          <w:szCs w:val="24"/>
+        </w:rPr>
+        <w:t>Google</w:t>
+      </w:r>
+      <w:proofErr w:type="spellEnd"/>
+      <w:r>
+        <w:rPr>
+          <w:rFonts w:ascii="Verdana" w:hAnsi="Verdana"/>
+          <w:sz w:val="24"/>
+          <w:szCs w:val="24"/>
+        </w:rPr>
+        <w:t xml:space="preserve"> που επιτρέπει τη δημιουργία UI μέσω δηλωτικού κώδικα σε </w:t>
+      </w:r>
+      <w:proofErr w:type="spellStart"/>
+      <w:r>
+        <w:rPr>
+          <w:rFonts w:ascii="Verdana" w:hAnsi="Verdana"/>
+          <w:sz w:val="24"/>
+          <w:szCs w:val="24"/>
+        </w:rPr>
+        <w:t>Kotlin</w:t>
+      </w:r>
+      <w:proofErr w:type="spellEnd"/>
+      <w:r>
+        <w:rPr>
+          <w:rFonts w:ascii="Verdana" w:hAnsi="Verdana"/>
+          <w:sz w:val="24"/>
+          <w:szCs w:val="24"/>
+        </w:rPr>
+        <w:t>.</w:t>
       </w:r>
     </w:p>
     <w:p>
@@ -1464,7 +1788,241 @@
           <w:sz w:val="24"/>
           <w:szCs w:val="24"/>
         </w:rPr>
-        <w:t>Η μετάβαση πραγματοποιήθηκε σταδιακά, με την αντικατάσταση των XML layouts με ComposeViews και τη μετατροπή των Activities ώστε να περιλαμβάνουν μόνο ένα ComposeView ως container. Ο σχεδιασμός της διεπαφής μεταφέρθηκε σε Composable συναρτήσεις, οι οποίες ορίζονται σε ξεχωριστά αρχεία Kotlin. Για τη διαχείριση της κατάστασης και την επικοινωνία με το υπόλοιπο σύστημα, χρησιμοποιήθηκε το ViewModel, το οποίο ενσωματώνει αρχές όπως το State Hoisting και την επικοινωνία με LiveData ή Flow.</w:t>
+        <w:t xml:space="preserve">Η μετάβαση πραγματοποιήθηκε σταδιακά, με την αντικατάσταση των XML </w:t>
+      </w:r>
+      <w:proofErr w:type="spellStart"/>
+      <w:r>
+        <w:rPr>
+          <w:rFonts w:ascii="Verdana" w:hAnsi="Verdana"/>
+          <w:sz w:val="24"/>
+          <w:szCs w:val="24"/>
+        </w:rPr>
+        <w:t>layouts</w:t>
+      </w:r>
+      <w:proofErr w:type="spellEnd"/>
+      <w:r>
+        <w:rPr>
+          <w:rFonts w:ascii="Verdana" w:hAnsi="Verdana"/>
+          <w:sz w:val="24"/>
+          <w:szCs w:val="24"/>
+        </w:rPr>
+        <w:t xml:space="preserve"> με </w:t>
+      </w:r>
+      <w:proofErr w:type="spellStart"/>
+      <w:r>
+        <w:rPr>
+          <w:rFonts w:ascii="Verdana" w:hAnsi="Verdana"/>
+          <w:sz w:val="24"/>
+          <w:szCs w:val="24"/>
+        </w:rPr>
+        <w:t>ComposeViews</w:t>
+      </w:r>
+      <w:proofErr w:type="spellEnd"/>
+      <w:r>
+        <w:rPr>
+          <w:rFonts w:ascii="Verdana" w:hAnsi="Verdana"/>
+          <w:sz w:val="24"/>
+          <w:szCs w:val="24"/>
+        </w:rPr>
+        <w:t xml:space="preserve"> και τη μετατροπή των </w:t>
+      </w:r>
+      <w:proofErr w:type="spellStart"/>
+      <w:r>
+        <w:rPr>
+          <w:rFonts w:ascii="Verdana" w:hAnsi="Verdana"/>
+          <w:sz w:val="24"/>
+          <w:szCs w:val="24"/>
+        </w:rPr>
+        <w:t>Activities</w:t>
+      </w:r>
+      <w:proofErr w:type="spellEnd"/>
+      <w:r>
+        <w:rPr>
+          <w:rFonts w:ascii="Verdana" w:hAnsi="Verdana"/>
+          <w:sz w:val="24"/>
+          <w:szCs w:val="24"/>
+        </w:rPr>
+        <w:t xml:space="preserve"> ώστε να περιλαμβάνουν μόνο ένα </w:t>
+      </w:r>
+      <w:proofErr w:type="spellStart"/>
+      <w:r>
+        <w:rPr>
+          <w:rFonts w:ascii="Verdana" w:hAnsi="Verdana"/>
+          <w:sz w:val="24"/>
+          <w:szCs w:val="24"/>
+        </w:rPr>
+        <w:t>ComposeView</w:t>
+      </w:r>
+      <w:proofErr w:type="spellEnd"/>
+      <w:r>
+        <w:rPr>
+          <w:rFonts w:ascii="Verdana" w:hAnsi="Verdana"/>
+          <w:sz w:val="24"/>
+          <w:szCs w:val="24"/>
+        </w:rPr>
+        <w:t xml:space="preserve"> ως </w:t>
+      </w:r>
+      <w:proofErr w:type="spellStart"/>
+      <w:r>
+        <w:rPr>
+          <w:rFonts w:ascii="Verdana" w:hAnsi="Verdana"/>
+          <w:sz w:val="24"/>
+          <w:szCs w:val="24"/>
+        </w:rPr>
+        <w:t>container</w:t>
+      </w:r>
+      <w:proofErr w:type="spellEnd"/>
+      <w:r>
+        <w:rPr>
+          <w:rFonts w:ascii="Verdana" w:hAnsi="Verdana"/>
+          <w:sz w:val="24"/>
+          <w:szCs w:val="24"/>
+        </w:rPr>
+        <w:t xml:space="preserve">. Ο σχεδιασμός της </w:t>
+      </w:r>
+      <w:proofErr w:type="spellStart"/>
+      <w:r>
+        <w:rPr>
+          <w:rFonts w:ascii="Verdana" w:hAnsi="Verdana"/>
+          <w:sz w:val="24"/>
+          <w:szCs w:val="24"/>
+        </w:rPr>
+        <w:t>διεπαφής</w:t>
+      </w:r>
+      <w:proofErr w:type="spellEnd"/>
+      <w:r>
+        <w:rPr>
+          <w:rFonts w:ascii="Verdana" w:hAnsi="Verdana"/>
+          <w:sz w:val="24"/>
+          <w:szCs w:val="24"/>
+        </w:rPr>
+        <w:t xml:space="preserve"> μεταφέρθηκε σε </w:t>
+      </w:r>
+      <w:proofErr w:type="spellStart"/>
+      <w:r>
+        <w:rPr>
+          <w:rFonts w:ascii="Verdana" w:hAnsi="Verdana"/>
+          <w:sz w:val="24"/>
+          <w:szCs w:val="24"/>
+        </w:rPr>
+        <w:t>Composable</w:t>
+      </w:r>
+      <w:proofErr w:type="spellEnd"/>
+      <w:r>
+        <w:rPr>
+          <w:rFonts w:ascii="Verdana" w:hAnsi="Verdana"/>
+          <w:sz w:val="24"/>
+          <w:szCs w:val="24"/>
+        </w:rPr>
+        <w:t xml:space="preserve"> συναρτήσεις, οι οποίες ορίζονται σε ξεχωριστά αρχεία </w:t>
+      </w:r>
+      <w:proofErr w:type="spellStart"/>
+      <w:r>
+        <w:rPr>
+          <w:rFonts w:ascii="Verdana" w:hAnsi="Verdana"/>
+          <w:sz w:val="24"/>
+          <w:szCs w:val="24"/>
+        </w:rPr>
+        <w:t>Kotlin</w:t>
+      </w:r>
+      <w:proofErr w:type="spellEnd"/>
+      <w:r>
+        <w:rPr>
+          <w:rFonts w:ascii="Verdana" w:hAnsi="Verdana"/>
+          <w:sz w:val="24"/>
+          <w:szCs w:val="24"/>
+        </w:rPr>
+        <w:t>. Για τη διαχείριση της κατάστασης και την επικοινωνία με το υπόλοιπο σύστημα, χρησιμοποιήθηκε το </w:t>
+      </w:r>
+      <w:proofErr w:type="spellStart"/>
+      <w:r>
+        <w:rPr>
+          <w:rFonts w:ascii="Verdana" w:hAnsi="Verdana"/>
+          <w:sz w:val="24"/>
+          <w:szCs w:val="24"/>
+        </w:rPr>
+        <w:t>ViewModel</w:t>
+      </w:r>
+      <w:proofErr w:type="spellEnd"/>
+      <w:r>
+        <w:rPr>
+          <w:rFonts w:ascii="Verdana" w:hAnsi="Verdana"/>
+          <w:sz w:val="24"/>
+          <w:szCs w:val="24"/>
+        </w:rPr>
+        <w:t xml:space="preserve">, το οποίο ενσωματώνει αρχές όπως το </w:t>
+      </w:r>
+      <w:proofErr w:type="spellStart"/>
+      <w:r>
+        <w:rPr>
+          <w:rFonts w:ascii="Verdana" w:hAnsi="Verdana"/>
+          <w:sz w:val="24"/>
+          <w:szCs w:val="24"/>
+        </w:rPr>
+        <w:t>State</w:t>
+      </w:r>
+      <w:proofErr w:type="spellEnd"/>
+      <w:r>
+        <w:rPr>
+          <w:rFonts w:ascii="Verdana" w:hAnsi="Verdana"/>
+          <w:sz w:val="24"/>
+          <w:szCs w:val="24"/>
+        </w:rPr>
+        <w:t xml:space="preserve"> </w:t>
+      </w:r>
+      <w:proofErr w:type="spellStart"/>
+      <w:r>
+        <w:rPr>
+          <w:rFonts w:ascii="Verdana" w:hAnsi="Verdana"/>
+          <w:sz w:val="24"/>
+          <w:szCs w:val="24"/>
+        </w:rPr>
+        <w:t>Hoisting</w:t>
+      </w:r>
+      <w:proofErr w:type="spellEnd"/>
+      <w:r>
+        <w:rPr>
+          <w:rFonts w:ascii="Verdana" w:hAnsi="Verdana"/>
+          <w:sz w:val="24"/>
+          <w:szCs w:val="24"/>
+        </w:rPr>
+        <w:t xml:space="preserve"> και την επικοινωνία με </w:t>
+      </w:r>
+      <w:proofErr w:type="spellStart"/>
+      <w:r>
+        <w:rPr>
+          <w:rFonts w:ascii="Verdana" w:hAnsi="Verdana"/>
+          <w:sz w:val="24"/>
+          <w:szCs w:val="24"/>
+        </w:rPr>
+        <w:t>LiveData</w:t>
+      </w:r>
+      <w:proofErr w:type="spellEnd"/>
+      <w:r>
+        <w:rPr>
+          <w:rFonts w:ascii="Verdana" w:hAnsi="Verdana"/>
+          <w:sz w:val="24"/>
+          <w:szCs w:val="24"/>
+        </w:rPr>
+        <w:t xml:space="preserve"> ή </w:t>
+      </w:r>
+      <w:proofErr w:type="spellStart"/>
+      <w:r>
+        <w:rPr>
+          <w:rFonts w:ascii="Verdana" w:hAnsi="Verdana"/>
+          <w:sz w:val="24"/>
+          <w:szCs w:val="24"/>
+        </w:rPr>
+        <w:t>Flow</w:t>
+      </w:r>
+      <w:proofErr w:type="spellEnd"/>
+      <w:r>
+        <w:rPr>
+          <w:rFonts w:ascii="Verdana" w:hAnsi="Verdana"/>
+          <w:sz w:val="24"/>
+          <w:szCs w:val="24"/>
+        </w:rPr>
+        <w:t>.</w:t>
       </w:r>
     </w:p>
     <w:p>
@@ -1566,7 +2124,25 @@
           <w:sz w:val="24"/>
           <w:szCs w:val="24"/>
         </w:rPr>
-        <w:t xml:space="preserve"> Ο κώδικας γίνεται πιο ευανάγνωστος και συντηρήσιμος, καθώς περιγράφει το "τι" και όχι το "πώς" της διεπαφής.</w:t>
+        <w:t xml:space="preserve"> Ο κώδικας γίνεται πιο ευανάγνωστος και συντηρήσιμος, καθώς περιγράφει το "τι" και όχι το "πώς" της </w:t>
+      </w:r>
+      <w:proofErr w:type="spellStart"/>
+      <w:r>
+        <w:rPr>
+          <w:rFonts w:ascii="Verdana" w:hAnsi="Verdana"/>
+          <w:sz w:val="24"/>
+          <w:szCs w:val="24"/>
+        </w:rPr>
+        <w:t>διεπαφής</w:t>
+      </w:r>
+      <w:proofErr w:type="spellEnd"/>
+      <w:r>
+        <w:rPr>
+          <w:rFonts w:ascii="Verdana" w:hAnsi="Verdana"/>
+          <w:sz w:val="24"/>
+          <w:szCs w:val="24"/>
+        </w:rPr>
+        <w:t>.</w:t>
       </w:r>
     </w:p>
     <w:p>
@@ -1591,15 +2167,73 @@
           <w:sz w:val="24"/>
           <w:szCs w:val="24"/>
         </w:rPr>
-        <w:t>Επαναχρησιμοποίηση Components:</w:t>
-      </w:r>
-      <w:r>
-        <w:rPr>
-          <w:rFonts w:ascii="Verdana" w:hAnsi="Verdana"/>
-          <w:sz w:val="24"/>
-          <w:szCs w:val="24"/>
-        </w:rPr>
-        <w:t xml:space="preserve"> Τα UI components ορίζονται ως Composable συναρτήσεις, οι οποίες μπορούν να χρησιμοποιηθούν σε πολλαπλές οθόνες χωρίς επανάληψη κώδικα.</w:t>
+        <w:t xml:space="preserve">Επαναχρησιμοποίηση </w:t>
+      </w:r>
+      <w:proofErr w:type="spellStart"/>
+      <w:r>
+        <w:rPr>
+          <w:rFonts w:ascii="Verdana" w:hAnsi="Verdana"/>
+          <w:b/>
+          <w:bCs/>
+          <w:sz w:val="24"/>
+          <w:szCs w:val="24"/>
+        </w:rPr>
+        <w:t>Components</w:t>
+      </w:r>
+      <w:proofErr w:type="spellEnd"/>
+      <w:r>
+        <w:rPr>
+          <w:rFonts w:ascii="Verdana" w:hAnsi="Verdana"/>
+          <w:b/>
+          <w:bCs/>
+          <w:sz w:val="24"/>
+          <w:szCs w:val="24"/>
+        </w:rPr>
+        <w:t>:</w:t>
+      </w:r>
+      <w:r>
+        <w:rPr>
+          <w:rFonts w:ascii="Verdana" w:hAnsi="Verdana"/>
+          <w:sz w:val="24"/>
+          <w:szCs w:val="24"/>
+        </w:rPr>
+        <w:t xml:space="preserve"> Τα UI </w:t>
+      </w:r>
+      <w:proofErr w:type="spellStart"/>
+      <w:r>
+        <w:rPr>
+          <w:rFonts w:ascii="Verdana" w:hAnsi="Verdana"/>
+          <w:sz w:val="24"/>
+          <w:szCs w:val="24"/>
+        </w:rPr>
+        <w:t>components</w:t>
+      </w:r>
+      <w:proofErr w:type="spellEnd"/>
+      <w:r>
+        <w:rPr>
+          <w:rFonts w:ascii="Verdana" w:hAnsi="Verdana"/>
+          <w:sz w:val="24"/>
+          <w:szCs w:val="24"/>
+        </w:rPr>
+        <w:t xml:space="preserve"> ορίζονται ως </w:t>
+      </w:r>
+      <w:proofErr w:type="spellStart"/>
+      <w:r>
+        <w:rPr>
+          <w:rFonts w:ascii="Verdana" w:hAnsi="Verdana"/>
+          <w:sz w:val="24"/>
+          <w:szCs w:val="24"/>
+        </w:rPr>
+        <w:t>Composable</w:t>
+      </w:r>
+      <w:proofErr w:type="spellEnd"/>
+      <w:r>
+        <w:rPr>
+          <w:rFonts w:ascii="Verdana" w:hAnsi="Verdana"/>
+          <w:sz w:val="24"/>
+          <w:szCs w:val="24"/>
+        </w:rPr>
+        <w:t xml:space="preserve"> συναρτήσεις, οι οποίες μπορούν να χρησιμοποιηθούν σε πολλαπλές οθόνες χωρίς επανάληψη κώδικα.</w:t>
       </w:r>
     </w:p>
     <w:p>
@@ -1624,15 +2258,95 @@
           <w:sz w:val="24"/>
           <w:szCs w:val="24"/>
         </w:rPr>
-        <w:t>Βελτιωμένο State Management:</w:t>
-      </w:r>
-      <w:r>
-        <w:rPr>
-          <w:rFonts w:ascii="Verdana" w:hAnsi="Verdana"/>
-          <w:sz w:val="24"/>
-          <w:szCs w:val="24"/>
-        </w:rPr>
-        <w:t xml:space="preserve"> Η ενσωμάτωση με το ViewModel και η χρήση μηχανισμών όπως η Recomposition απλοποιούν τη διαχείριση της κατάστασης και την αυτόματη ενημέρωση του UI.</w:t>
+        <w:t xml:space="preserve">Βελτιωμένο </w:t>
+      </w:r>
+      <w:proofErr w:type="spellStart"/>
+      <w:r>
+        <w:rPr>
+          <w:rFonts w:ascii="Verdana" w:hAnsi="Verdana"/>
+          <w:b/>
+          <w:bCs/>
+          <w:sz w:val="24"/>
+          <w:szCs w:val="24"/>
+        </w:rPr>
+        <w:t>State</w:t>
+      </w:r>
+      <w:proofErr w:type="spellEnd"/>
+      <w:r>
+        <w:rPr>
+          <w:rFonts w:ascii="Verdana" w:hAnsi="Verdana"/>
+          <w:b/>
+          <w:bCs/>
+          <w:sz w:val="24"/>
+          <w:szCs w:val="24"/>
+        </w:rPr>
+        <w:t xml:space="preserve"> </w:t>
+      </w:r>
+      <w:proofErr w:type="spellStart"/>
+      <w:r>
+        <w:rPr>
+          <w:rFonts w:ascii="Verdana" w:hAnsi="Verdana"/>
+          <w:b/>
+          <w:bCs/>
+          <w:sz w:val="24"/>
+          <w:szCs w:val="24"/>
+        </w:rPr>
+        <w:t>Management</w:t>
+      </w:r>
+      <w:proofErr w:type="spellEnd"/>
+      <w:r>
+        <w:rPr>
+          <w:rFonts w:ascii="Verdana" w:hAnsi="Verdana"/>
+          <w:b/>
+          <w:bCs/>
+          <w:sz w:val="24"/>
+          <w:szCs w:val="24"/>
+        </w:rPr>
+        <w:t>:</w:t>
+      </w:r>
+      <w:r>
+        <w:rPr>
+          <w:rFonts w:ascii="Verdana" w:hAnsi="Verdana"/>
+          <w:sz w:val="24"/>
+          <w:szCs w:val="24"/>
+        </w:rPr>
+        <w:t xml:space="preserve"> Η ενσωμάτωση με το </w:t>
+      </w:r>
+      <w:proofErr w:type="spellStart"/>
+      <w:r>
+        <w:rPr>
+          <w:rFonts w:ascii="Verdana" w:hAnsi="Verdana"/>
+          <w:sz w:val="24"/>
+          <w:szCs w:val="24"/>
+        </w:rPr>
+        <w:t>ViewModel</w:t>
+      </w:r>
+      <w:proofErr w:type="spellEnd"/>
+      <w:r>
+        <w:rPr>
+          <w:rFonts w:ascii="Verdana" w:hAnsi="Verdana"/>
+          <w:sz w:val="24"/>
+          <w:szCs w:val="24"/>
+        </w:rPr>
+        <w:t xml:space="preserve"> και η χρήση μηχανισμών όπως η </w:t>
+      </w:r>
+      <w:proofErr w:type="spellStart"/>
+      <w:r>
+        <w:rPr>
+          <w:rFonts w:ascii="Verdana" w:hAnsi="Verdana"/>
+          <w:sz w:val="24"/>
+          <w:szCs w:val="24"/>
+        </w:rPr>
+        <w:t>Recomposition</w:t>
+      </w:r>
+      <w:proofErr w:type="spellEnd"/>
+      <w:r>
+        <w:rPr>
+          <w:rFonts w:ascii="Verdana" w:hAnsi="Verdana"/>
+          <w:sz w:val="24"/>
+          <w:szCs w:val="24"/>
+        </w:rPr>
+        <w:t xml:space="preserve"> απλοποιούν τη διαχείριση της κατάστασης και την αυτόματη ενημέρωση του UI.</w:t>
       </w:r>
     </w:p>
     <w:p>
@@ -1665,7 +2379,43 @@
           <w:sz w:val="24"/>
           <w:szCs w:val="24"/>
         </w:rPr>
-        <w:t xml:space="preserve"> Το Compose ενημερώνει μόνο τα UI components που αλλάζουν, βελτιώνοντας την απόδοση.</w:t>
+        <w:t xml:space="preserve"> Το </w:t>
+      </w:r>
+      <w:proofErr w:type="spellStart"/>
+      <w:r>
+        <w:rPr>
+          <w:rFonts w:ascii="Verdana" w:hAnsi="Verdana"/>
+          <w:sz w:val="24"/>
+          <w:szCs w:val="24"/>
+        </w:rPr>
+        <w:t>Compose</w:t>
+      </w:r>
+      <w:proofErr w:type="spellEnd"/>
+      <w:r>
+        <w:rPr>
+          <w:rFonts w:ascii="Verdana" w:hAnsi="Verdana"/>
+          <w:sz w:val="24"/>
+          <w:szCs w:val="24"/>
+        </w:rPr>
+        <w:t xml:space="preserve"> ενημερώνει μόνο τα UI </w:t>
+      </w:r>
+      <w:proofErr w:type="spellStart"/>
+      <w:r>
+        <w:rPr>
+          <w:rFonts w:ascii="Verdana" w:hAnsi="Verdana"/>
+          <w:sz w:val="24"/>
+          <w:szCs w:val="24"/>
+        </w:rPr>
+        <w:t>components</w:t>
+      </w:r>
+      <w:proofErr w:type="spellEnd"/>
+      <w:r>
+        <w:rPr>
+          <w:rFonts w:ascii="Verdana" w:hAnsi="Verdana"/>
+          <w:sz w:val="24"/>
+          <w:szCs w:val="24"/>
+        </w:rPr>
+        <w:t xml:space="preserve"> που αλλάζουν, βελτιώνοντας την απόδοση.</w:t>
       </w:r>
     </w:p>
     <w:p>
@@ -1809,7 +2559,43 @@
           <w:sz w:val="24"/>
           <w:szCs w:val="24"/>
         </w:rPr>
-        <w:t xml:space="preserve">Η μετάβαση στο Jetpack Compose συνοδεύτηκε από ορισμένες δυσκολίες, </w:t>
+        <w:t xml:space="preserve">Η μετάβαση στο </w:t>
+      </w:r>
+      <w:proofErr w:type="spellStart"/>
+      <w:r>
+        <w:rPr>
+          <w:rFonts w:ascii="Verdana" w:hAnsi="Verdana"/>
+          <w:sz w:val="24"/>
+          <w:szCs w:val="24"/>
+        </w:rPr>
+        <w:t>Jetpack</w:t>
+      </w:r>
+      <w:proofErr w:type="spellEnd"/>
+      <w:r>
+        <w:rPr>
+          <w:rFonts w:ascii="Verdana" w:hAnsi="Verdana"/>
+          <w:sz w:val="24"/>
+          <w:szCs w:val="24"/>
+        </w:rPr>
+        <w:t xml:space="preserve"> </w:t>
+      </w:r>
+      <w:proofErr w:type="spellStart"/>
+      <w:r>
+        <w:rPr>
+          <w:rFonts w:ascii="Verdana" w:hAnsi="Verdana"/>
+          <w:sz w:val="24"/>
+          <w:szCs w:val="24"/>
+        </w:rPr>
+        <w:t>Compose</w:t>
+      </w:r>
+      <w:proofErr w:type="spellEnd"/>
+      <w:r>
+        <w:rPr>
+          <w:rFonts w:ascii="Verdana" w:hAnsi="Verdana"/>
+          <w:sz w:val="24"/>
+          <w:szCs w:val="24"/>
+        </w:rPr>
+        <w:t xml:space="preserve"> συνοδεύτηκε από ορισμένες δυσκολίες, </w:t>
       </w:r>
       <w:r>
         <w:rPr>
@@ -1881,7 +2667,25 @@
           <w:sz w:val="24"/>
           <w:szCs w:val="24"/>
         </w:rPr>
-        <w:t xml:space="preserve"> Η Recomposition μπορεί να αυξήσει την κατανάλωση πόρων σε λιγότερο ισχυρές συσκευές.</w:t>
+        <w:t xml:space="preserve"> Η </w:t>
+      </w:r>
+      <w:proofErr w:type="spellStart"/>
+      <w:r>
+        <w:rPr>
+          <w:rFonts w:ascii="Verdana" w:hAnsi="Verdana"/>
+          <w:sz w:val="24"/>
+          <w:szCs w:val="24"/>
+        </w:rPr>
+        <w:t>Recomposition</w:t>
+      </w:r>
+      <w:proofErr w:type="spellEnd"/>
+      <w:r>
+        <w:rPr>
+          <w:rFonts w:ascii="Verdana" w:hAnsi="Verdana"/>
+          <w:sz w:val="24"/>
+          <w:szCs w:val="24"/>
+        </w:rPr>
+        <w:t xml:space="preserve"> μπορεί να αυξήσει την κατανάλωση πόρων σε λιγότερο ισχυρές συσκευές.</w:t>
       </w:r>
     </w:p>
     <w:p>
@@ -1913,7 +2717,79 @@
           <w:sz w:val="24"/>
           <w:szCs w:val="24"/>
         </w:rPr>
-        <w:t xml:space="preserve"> Ορισμένα UI components του παραδοσιακού View System δεν υποστηρίζονται πλήρως ακόμη στο Compose.</w:t>
+        <w:t xml:space="preserve"> Ορισμένα UI </w:t>
+      </w:r>
+      <w:proofErr w:type="spellStart"/>
+      <w:r>
+        <w:rPr>
+          <w:rFonts w:ascii="Verdana" w:hAnsi="Verdana"/>
+          <w:sz w:val="24"/>
+          <w:szCs w:val="24"/>
+        </w:rPr>
+        <w:t>components</w:t>
+      </w:r>
+      <w:proofErr w:type="spellEnd"/>
+      <w:r>
+        <w:rPr>
+          <w:rFonts w:ascii="Verdana" w:hAnsi="Verdana"/>
+          <w:sz w:val="24"/>
+          <w:szCs w:val="24"/>
+        </w:rPr>
+        <w:t xml:space="preserve"> του παραδοσιακού </w:t>
+      </w:r>
+      <w:proofErr w:type="spellStart"/>
+      <w:r>
+        <w:rPr>
+          <w:rFonts w:ascii="Verdana" w:hAnsi="Verdana"/>
+          <w:sz w:val="24"/>
+          <w:szCs w:val="24"/>
+        </w:rPr>
+        <w:t>View</w:t>
+      </w:r>
+      <w:proofErr w:type="spellEnd"/>
+      <w:r>
+        <w:rPr>
+          <w:rFonts w:ascii="Verdana" w:hAnsi="Verdana"/>
+          <w:sz w:val="24"/>
+          <w:szCs w:val="24"/>
+        </w:rPr>
+        <w:t xml:space="preserve"> </w:t>
+      </w:r>
+      <w:proofErr w:type="spellStart"/>
+      <w:r>
+        <w:rPr>
+          <w:rFonts w:ascii="Verdana" w:hAnsi="Verdana"/>
+          <w:sz w:val="24"/>
+          <w:szCs w:val="24"/>
+        </w:rPr>
+        <w:t>System</w:t>
+      </w:r>
+      <w:proofErr w:type="spellEnd"/>
+      <w:r>
+        <w:rPr>
+          <w:rFonts w:ascii="Verdana" w:hAnsi="Verdana"/>
+          <w:sz w:val="24"/>
+          <w:szCs w:val="24"/>
+        </w:rPr>
+        <w:t xml:space="preserve"> δεν υποστηρίζονται πλήρως ακόμη στο </w:t>
+      </w:r>
+      <w:proofErr w:type="spellStart"/>
+      <w:r>
+        <w:rPr>
+          <w:rFonts w:ascii="Verdana" w:hAnsi="Verdana"/>
+          <w:sz w:val="24"/>
+          <w:szCs w:val="24"/>
+        </w:rPr>
+        <w:t>Compose</w:t>
+      </w:r>
+      <w:proofErr w:type="spellEnd"/>
+      <w:r>
+        <w:rPr>
+          <w:rFonts w:ascii="Verdana" w:hAnsi="Verdana"/>
+          <w:sz w:val="24"/>
+          <w:szCs w:val="24"/>
+        </w:rPr>
+        <w:t>.</w:t>
       </w:r>
     </w:p>
     <w:p>
@@ -1993,7 +2869,61 @@
           <w:sz w:val="24"/>
           <w:szCs w:val="24"/>
         </w:rPr>
-        <w:t>όπως η σταδιακή μετάβαση, η χρήση του ViewModel ως γέφυρας μεταξύ Compose και υπάρχοντος κώδικα, και η προσεκτική βελτιστοποίηση των Composable συναρτήσεων.</w:t>
+        <w:t>όπως η σταδιακή μετάβαση, η χρήση του </w:t>
+      </w:r>
+      <w:proofErr w:type="spellStart"/>
+      <w:r>
+        <w:rPr>
+          <w:rFonts w:ascii="Verdana" w:hAnsi="Verdana"/>
+          <w:sz w:val="24"/>
+          <w:szCs w:val="24"/>
+        </w:rPr>
+        <w:t>ViewModel</w:t>
+      </w:r>
+      <w:proofErr w:type="spellEnd"/>
+      <w:r>
+        <w:rPr>
+          <w:rFonts w:ascii="Verdana" w:hAnsi="Verdana"/>
+          <w:sz w:val="24"/>
+          <w:szCs w:val="24"/>
+        </w:rPr>
+        <w:t xml:space="preserve"> ως γέφυρας μεταξύ </w:t>
+      </w:r>
+      <w:proofErr w:type="spellStart"/>
+      <w:r>
+        <w:rPr>
+          <w:rFonts w:ascii="Verdana" w:hAnsi="Verdana"/>
+          <w:sz w:val="24"/>
+          <w:szCs w:val="24"/>
+        </w:rPr>
+        <w:t>Compose</w:t>
+      </w:r>
+      <w:proofErr w:type="spellEnd"/>
+      <w:r>
+        <w:rPr>
+          <w:rFonts w:ascii="Verdana" w:hAnsi="Verdana"/>
+          <w:sz w:val="24"/>
+          <w:szCs w:val="24"/>
+        </w:rPr>
+        <w:t xml:space="preserve"> και υπάρχοντος κώδικα, και η προσεκτική βελτιστοποίηση των </w:t>
+      </w:r>
+      <w:proofErr w:type="spellStart"/>
+      <w:r>
+        <w:rPr>
+          <w:rFonts w:ascii="Verdana" w:hAnsi="Verdana"/>
+          <w:sz w:val="24"/>
+          <w:szCs w:val="24"/>
+        </w:rPr>
+        <w:t>Composable</w:t>
+      </w:r>
+      <w:proofErr w:type="spellEnd"/>
+      <w:r>
+        <w:rPr>
+          <w:rFonts w:ascii="Verdana" w:hAnsi="Verdana"/>
+          <w:sz w:val="24"/>
+          <w:szCs w:val="24"/>
+        </w:rPr>
+        <w:t xml:space="preserve"> συναρτήσεων.</w:t>
       </w:r>
     </w:p>
     <w:p>
@@ -2007,7 +2937,6 @@
           <w:rFonts w:ascii="Verdana" w:hAnsi="Verdana"/>
           <w:sz w:val="24"/>
           <w:szCs w:val="24"/>
-          <w:lang w:val="en-US"/>
         </w:rPr>
       </w:pPr>
     </w:p>
@@ -2022,7 +2951,6 @@
           <w:rFonts w:ascii="Verdana" w:hAnsi="Verdana"/>
           <w:sz w:val="24"/>
           <w:szCs w:val="24"/>
-          <w:lang w:val="en-US"/>
         </w:rPr>
       </w:pPr>
     </w:p>
@@ -2037,7 +2965,6 @@
           <w:rFonts w:ascii="Verdana" w:hAnsi="Verdana"/>
           <w:sz w:val="24"/>
           <w:szCs w:val="24"/>
-          <w:lang w:val="en-US"/>
         </w:rPr>
       </w:pPr>
     </w:p>
@@ -2054,7 +2981,6 @@
           <w:bCs/>
           <w:sz w:val="24"/>
           <w:szCs w:val="24"/>
-          <w:lang w:val="en-US"/>
         </w:rPr>
       </w:pPr>
     </w:p>
@@ -2071,7 +2997,6 @@
           <w:bCs/>
           <w:sz w:val="24"/>
           <w:szCs w:val="24"/>
-          <w:lang w:val="en-US"/>
         </w:rPr>
       </w:pPr>
       <w:r>
@@ -2098,7 +3023,6 @@
           <w:bCs/>
           <w:sz w:val="24"/>
           <w:szCs w:val="24"/>
-          <w:lang w:val="en-US"/>
         </w:rPr>
       </w:pPr>
     </w:p>
@@ -2121,7 +3045,115 @@
           <w:sz w:val="24"/>
           <w:szCs w:val="24"/>
         </w:rPr>
-        <w:t>Η εφαρμογή του Jetpack Compose στην πτυχιακή εργασία απέδειξε ότι η τεχνολογία αυτή προσφέρει σημαντικά πλεονεκτήματα σε σύγκριση με την παραδοσιακή προσέγγιση. Η νέα αρχιτεκτονική είναι πιο ευέλικτη, εύκολη στη συντήρηση και επεκτάσιμη, ενώ ταυτόχρονα ανοίγει δρόμους για τη χρήση σύγχρονων τεχνικών όπως οι animations και οι δυναμικές διεπαφές. Παρά τις προκλήσεις, το Compose φαίνεται να είναι το μέλλον της ανάπτυξης UI στο Android, και η εμπειρία από αυτή τη μετάβαση μπορεί να χρησιμοποιηθεί ως βάση για μελλοντικές βελτιώσεις και εφαρμογές.</w:t>
+        <w:t xml:space="preserve">Η εφαρμογή του </w:t>
+      </w:r>
+      <w:proofErr w:type="spellStart"/>
+      <w:r>
+        <w:rPr>
+          <w:rFonts w:ascii="Verdana" w:hAnsi="Verdana"/>
+          <w:sz w:val="24"/>
+          <w:szCs w:val="24"/>
+        </w:rPr>
+        <w:t>Jetpack</w:t>
+      </w:r>
+      <w:proofErr w:type="spellEnd"/>
+      <w:r>
+        <w:rPr>
+          <w:rFonts w:ascii="Verdana" w:hAnsi="Verdana"/>
+          <w:sz w:val="24"/>
+          <w:szCs w:val="24"/>
+        </w:rPr>
+        <w:t xml:space="preserve"> </w:t>
+      </w:r>
+      <w:proofErr w:type="spellStart"/>
+      <w:r>
+        <w:rPr>
+          <w:rFonts w:ascii="Verdana" w:hAnsi="Verdana"/>
+          <w:sz w:val="24"/>
+          <w:szCs w:val="24"/>
+        </w:rPr>
+        <w:t>Compose</w:t>
+      </w:r>
+      <w:proofErr w:type="spellEnd"/>
+      <w:r>
+        <w:rPr>
+          <w:rFonts w:ascii="Verdana" w:hAnsi="Verdana"/>
+          <w:sz w:val="24"/>
+          <w:szCs w:val="24"/>
+        </w:rPr>
+        <w:t xml:space="preserve"> στην πτυχιακή εργασία απέδειξε ότι η τεχνολογία αυτή προσφέρει σημαντικά πλεονεκτήματα σε σύγκριση με την παραδοσιακή προσέγγιση. Η νέα αρχιτεκτονική είναι πιο ευέλικτη, εύκολη στη συντήρηση και επεκτάσιμη, ενώ ταυτόχρονα ανοίγει δρόμους για τη χρήση σύγχρονων τεχνικών όπως οι </w:t>
+      </w:r>
+      <w:proofErr w:type="spellStart"/>
+      <w:r>
+        <w:rPr>
+          <w:rFonts w:ascii="Verdana" w:hAnsi="Verdana"/>
+          <w:sz w:val="24"/>
+          <w:szCs w:val="24"/>
+        </w:rPr>
+        <w:t>animations</w:t>
+      </w:r>
+      <w:proofErr w:type="spellEnd"/>
+      <w:r>
+        <w:rPr>
+          <w:rFonts w:ascii="Verdana" w:hAnsi="Verdana"/>
+          <w:sz w:val="24"/>
+          <w:szCs w:val="24"/>
+        </w:rPr>
+        <w:t xml:space="preserve"> και οι δυναμικές </w:t>
+      </w:r>
+      <w:proofErr w:type="spellStart"/>
+      <w:r>
+        <w:rPr>
+          <w:rFonts w:ascii="Verdana" w:hAnsi="Verdana"/>
+          <w:sz w:val="24"/>
+          <w:szCs w:val="24"/>
+        </w:rPr>
+        <w:t>διεπαφές</w:t>
+      </w:r>
+      <w:proofErr w:type="spellEnd"/>
+      <w:r>
+        <w:rPr>
+          <w:rFonts w:ascii="Verdana" w:hAnsi="Verdana"/>
+          <w:sz w:val="24"/>
+          <w:szCs w:val="24"/>
+        </w:rPr>
+        <w:t xml:space="preserve">. Παρά τις προκλήσεις, το </w:t>
+      </w:r>
+      <w:proofErr w:type="spellStart"/>
+      <w:r>
+        <w:rPr>
+          <w:rFonts w:ascii="Verdana" w:hAnsi="Verdana"/>
+          <w:sz w:val="24"/>
+          <w:szCs w:val="24"/>
+        </w:rPr>
+        <w:t>Compose</w:t>
+      </w:r>
+      <w:proofErr w:type="spellEnd"/>
+      <w:r>
+        <w:rPr>
+          <w:rFonts w:ascii="Verdana" w:hAnsi="Verdana"/>
+          <w:sz w:val="24"/>
+          <w:szCs w:val="24"/>
+        </w:rPr>
+        <w:t xml:space="preserve"> φαίνεται να είναι το μέλλον της ανάπτυξης UI στο </w:t>
+      </w:r>
+      <w:proofErr w:type="spellStart"/>
+      <w:r>
+        <w:rPr>
+          <w:rFonts w:ascii="Verdana" w:hAnsi="Verdana"/>
+          <w:sz w:val="24"/>
+          <w:szCs w:val="24"/>
+        </w:rPr>
+        <w:t>Android</w:t>
+      </w:r>
+      <w:proofErr w:type="spellEnd"/>
+      <w:r>
+        <w:rPr>
+          <w:rFonts w:ascii="Verdana" w:hAnsi="Verdana"/>
+          <w:sz w:val="24"/>
+          <w:szCs w:val="24"/>
+        </w:rPr>
+        <w:t>, και η εμπειρία από αυτή τη μετάβαση μπορεί να χρησιμοποιηθεί ως βάση για μελλοντικές βελτιώσεις και εφαρμογές.</w:t>
       </w:r>
     </w:p>
     <w:p>
@@ -2415,7 +3447,6 @@
           <w:rFonts w:ascii="Verdana" w:hAnsi="Verdana"/>
           <w:sz w:val="24"/>
           <w:szCs w:val="24"/>
-          <w:lang w:val="en-US"/>
         </w:rPr>
       </w:pPr>
     </w:p>
@@ -2480,7 +3511,25 @@
           <w:sz w:val="24"/>
           <w:szCs w:val="24"/>
         </w:rPr>
-        <w:t>ανάπτυξη και συντήρησης του κώδικα. Αντικείμενο της συγκεκριμένης πτυχιακής εργασίας είναι η μετατροπή μιας υπάρχουσας Android εφαρμογής από την παραδοσιακή δομή της σε μια διαφορετική, η οποία εξασφαλίζει καλύτερη διαχείριση του κώδικα, ευκολότερη συντήρηση και μεγαλύτερη επαναχρησιμοποίηση των στοιχείων της εφαρμογής.</w:t>
+        <w:t xml:space="preserve">ανάπτυξη και συντήρησης του κώδικα. Αντικείμενο της συγκεκριμένης πτυχιακής εργασίας είναι η μετατροπή μιας υπάρχουσας </w:t>
+      </w:r>
+      <w:proofErr w:type="spellStart"/>
+      <w:r>
+        <w:rPr>
+          <w:rFonts w:ascii="Verdana" w:hAnsi="Verdana"/>
+          <w:sz w:val="24"/>
+          <w:szCs w:val="24"/>
+        </w:rPr>
+        <w:t>Android</w:t>
+      </w:r>
+      <w:proofErr w:type="spellEnd"/>
+      <w:r>
+        <w:rPr>
+          <w:rFonts w:ascii="Verdana" w:hAnsi="Verdana"/>
+          <w:sz w:val="24"/>
+          <w:szCs w:val="24"/>
+        </w:rPr>
+        <w:t xml:space="preserve"> εφαρμογής από την παραδοσιακή δομή της σε μια διαφορετική, η οποία εξασφαλίζει καλύτερη διαχείριση του κώδικα, ευκολότερη συντήρηση και μεγαλύτερη επαναχρησιμοποίηση των στοιχείων της εφαρμογής.</w:t>
       </w:r>
     </w:p>
     <w:p>
@@ -2829,6 +3878,7 @@
         </w:rPr>
         <w:t xml:space="preserve">η τοποθέτηση μόνο ενός </w:t>
       </w:r>
+      <w:proofErr w:type="spellStart"/>
       <w:r>
         <w:rPr>
           <w:rFonts w:ascii="Verdana" w:hAnsi="Verdana"/>
@@ -2838,6 +3888,7 @@
         </w:rPr>
         <w:t>ComposeView</w:t>
       </w:r>
+      <w:proofErr w:type="spellEnd"/>
       <w:r>
         <w:rPr>
           <w:rFonts w:ascii="Verdana" w:hAnsi="Verdana"/>
@@ -2904,6 +3955,7 @@
         </w:rPr>
         <w:t xml:space="preserve">Κάθε αρχείο ‘‘γεμίζει’’ το αντίστοιχο </w:t>
       </w:r>
+      <w:proofErr w:type="spellStart"/>
       <w:r>
         <w:rPr>
           <w:rFonts w:ascii="Verdana" w:hAnsi="Verdana"/>
@@ -2913,6 +3965,7 @@
         </w:rPr>
         <w:t>ComposeView</w:t>
       </w:r>
+      <w:proofErr w:type="spellEnd"/>
       <w:r>
         <w:rPr>
           <w:rFonts w:ascii="Verdana" w:hAnsi="Verdana"/>
@@ -2953,6 +4006,7 @@
         </w:rPr>
         <w:t xml:space="preserve">Με άλλα λόγια, το </w:t>
       </w:r>
+      <w:proofErr w:type="spellStart"/>
       <w:r>
         <w:rPr>
           <w:rFonts w:ascii="Verdana" w:hAnsi="Verdana"/>
@@ -2962,6 +4016,7 @@
         </w:rPr>
         <w:t>ComposeView</w:t>
       </w:r>
+      <w:proofErr w:type="spellEnd"/>
       <w:r>
         <w:rPr>
           <w:rFonts w:ascii="Verdana" w:hAnsi="Verdana"/>
@@ -3051,7 +4106,25 @@
           <w:sz w:val="24"/>
           <w:szCs w:val="24"/>
         </w:rPr>
-        <w:t xml:space="preserve"> που η διεπαφή βασίζεται στα αρχεία </w:t>
+        <w:t xml:space="preserve"> που η </w:t>
+      </w:r>
+      <w:proofErr w:type="spellStart"/>
+      <w:r>
+        <w:rPr>
+          <w:rFonts w:ascii="Verdana" w:hAnsi="Verdana"/>
+          <w:sz w:val="24"/>
+          <w:szCs w:val="24"/>
+        </w:rPr>
+        <w:t>διεπαφή</w:t>
+      </w:r>
+      <w:proofErr w:type="spellEnd"/>
+      <w:r>
+        <w:rPr>
+          <w:rFonts w:ascii="Verdana" w:hAnsi="Verdana"/>
+          <w:sz w:val="24"/>
+          <w:szCs w:val="24"/>
+        </w:rPr>
+        <w:t xml:space="preserve"> βασίζεται στα αρχεία </w:t>
       </w:r>
       <w:r>
         <w:rPr>
@@ -3068,7 +4141,79 @@
           <w:sz w:val="24"/>
           <w:szCs w:val="24"/>
         </w:rPr>
-        <w:t xml:space="preserve"> στο Jetpack Compose επιφέρει σημαντικά οφέλη, όπως η μείωση της πολυπλοκότητας του κώδικα, η καλύτερη διαχείριση των καταστάσεων της εφαρμογής και η διευκόλυνση της ανάπτυξης επαναχρησιμοποιήσιμων UI components. Επιπλέον, επιτρέπει την εκμετάλλευση των δυνατοτήτων του Kotlin, όπως οι</w:t>
+        <w:t xml:space="preserve"> στο </w:t>
+      </w:r>
+      <w:proofErr w:type="spellStart"/>
+      <w:r>
+        <w:rPr>
+          <w:rFonts w:ascii="Verdana" w:hAnsi="Verdana"/>
+          <w:sz w:val="24"/>
+          <w:szCs w:val="24"/>
+        </w:rPr>
+        <w:t>Jetpack</w:t>
+      </w:r>
+      <w:proofErr w:type="spellEnd"/>
+      <w:r>
+        <w:rPr>
+          <w:rFonts w:ascii="Verdana" w:hAnsi="Verdana"/>
+          <w:sz w:val="24"/>
+          <w:szCs w:val="24"/>
+        </w:rPr>
+        <w:t xml:space="preserve"> </w:t>
+      </w:r>
+      <w:proofErr w:type="spellStart"/>
+      <w:r>
+        <w:rPr>
+          <w:rFonts w:ascii="Verdana" w:hAnsi="Verdana"/>
+          <w:sz w:val="24"/>
+          <w:szCs w:val="24"/>
+        </w:rPr>
+        <w:t>Compose</w:t>
+      </w:r>
+      <w:proofErr w:type="spellEnd"/>
+      <w:r>
+        <w:rPr>
+          <w:rFonts w:ascii="Verdana" w:hAnsi="Verdana"/>
+          <w:sz w:val="24"/>
+          <w:szCs w:val="24"/>
+        </w:rPr>
+        <w:t xml:space="preserve"> επιφέρει σημαντικά οφέλη, όπως η μείωση της πολυπλοκότητας του κώδικα, η καλύτερη διαχείριση των καταστάσεων της εφαρμογής και η διευκόλυνση της ανάπτυξης επαναχρησιμοποιήσιμων UI </w:t>
+      </w:r>
+      <w:proofErr w:type="spellStart"/>
+      <w:r>
+        <w:rPr>
+          <w:rFonts w:ascii="Verdana" w:hAnsi="Verdana"/>
+          <w:sz w:val="24"/>
+          <w:szCs w:val="24"/>
+        </w:rPr>
+        <w:t>components</w:t>
+      </w:r>
+      <w:proofErr w:type="spellEnd"/>
+      <w:r>
+        <w:rPr>
+          <w:rFonts w:ascii="Verdana" w:hAnsi="Verdana"/>
+          <w:sz w:val="24"/>
+          <w:szCs w:val="24"/>
+        </w:rPr>
+        <w:t xml:space="preserve">. Επιπλέον, επιτρέπει την εκμετάλλευση των δυνατοτήτων του </w:t>
+      </w:r>
+      <w:proofErr w:type="spellStart"/>
+      <w:r>
+        <w:rPr>
+          <w:rFonts w:ascii="Verdana" w:hAnsi="Verdana"/>
+          <w:sz w:val="24"/>
+          <w:szCs w:val="24"/>
+        </w:rPr>
+        <w:t>Kotlin</w:t>
+      </w:r>
+      <w:proofErr w:type="spellEnd"/>
+      <w:r>
+        <w:rPr>
+          <w:rFonts w:ascii="Verdana" w:hAnsi="Verdana"/>
+          <w:sz w:val="24"/>
+          <w:szCs w:val="24"/>
+        </w:rPr>
+        <w:t>, όπως οι</w:t>
       </w:r>
       <w:r>
         <w:rPr>
@@ -3134,7 +4279,61 @@
           <w:sz w:val="24"/>
           <w:szCs w:val="24"/>
         </w:rPr>
-        <w:t xml:space="preserve">Παρόλο που το Jetpack Compose προσφέρει σημαντικά πλεονεκτήματα, συνοδεύεται και από ορισμένα μειονεκτήματα που πρέπει να ληφθούν υπόψη. Αρχικά, η απόδοσή του μπορεί να επηρεαστεί σε παλαιότερες ή λιγότερο ισχυρές συσκευές, καθώς η recomposition (η επαναδημιουργία του UI όταν αλλάζει το </w:t>
+        <w:t xml:space="preserve">Παρόλο που το </w:t>
+      </w:r>
+      <w:proofErr w:type="spellStart"/>
+      <w:r>
+        <w:rPr>
+          <w:rFonts w:ascii="Verdana" w:hAnsi="Verdana"/>
+          <w:sz w:val="24"/>
+          <w:szCs w:val="24"/>
+        </w:rPr>
+        <w:t>Jetpack</w:t>
+      </w:r>
+      <w:proofErr w:type="spellEnd"/>
+      <w:r>
+        <w:rPr>
+          <w:rFonts w:ascii="Verdana" w:hAnsi="Verdana"/>
+          <w:sz w:val="24"/>
+          <w:szCs w:val="24"/>
+        </w:rPr>
+        <w:t xml:space="preserve"> </w:t>
+      </w:r>
+      <w:proofErr w:type="spellStart"/>
+      <w:r>
+        <w:rPr>
+          <w:rFonts w:ascii="Verdana" w:hAnsi="Verdana"/>
+          <w:sz w:val="24"/>
+          <w:szCs w:val="24"/>
+        </w:rPr>
+        <w:t>Compose</w:t>
+      </w:r>
+      <w:proofErr w:type="spellEnd"/>
+      <w:r>
+        <w:rPr>
+          <w:rFonts w:ascii="Verdana" w:hAnsi="Verdana"/>
+          <w:sz w:val="24"/>
+          <w:szCs w:val="24"/>
+        </w:rPr>
+        <w:t xml:space="preserve"> προσφέρει σημαντικά πλεονεκτήματα, συνοδεύεται και από ορισμένα μειονεκτήματα που πρέπει να ληφθούν υπόψη. Αρχικά, η απόδοσή του μπορεί να επηρεαστεί σε παλαιότερες ή λιγότερο ισχυρές συσκευές, καθώς η </w:t>
+      </w:r>
+      <w:proofErr w:type="spellStart"/>
+      <w:r>
+        <w:rPr>
+          <w:rFonts w:ascii="Verdana" w:hAnsi="Verdana"/>
+          <w:sz w:val="24"/>
+          <w:szCs w:val="24"/>
+        </w:rPr>
+        <w:t>recomposition</w:t>
+      </w:r>
+      <w:proofErr w:type="spellEnd"/>
+      <w:r>
+        <w:rPr>
+          <w:rFonts w:ascii="Verdana" w:hAnsi="Verdana"/>
+          <w:sz w:val="24"/>
+          <w:szCs w:val="24"/>
+        </w:rPr>
+        <w:t xml:space="preserve"> (η επαναδημιουργία του UI όταν αλλάζει το </w:t>
       </w:r>
       <w:r>
         <w:rPr>
@@ -3151,7 +4350,169 @@
           <w:sz w:val="24"/>
           <w:szCs w:val="24"/>
         </w:rPr>
-        <w:t>) μπορεί να οδηγήσει σε αυξημένη κατανάλωση πόρων. Επιπλέον, η μετάβαση από το παραδοσιακό View System στο δηλωτικό μοντέλο του Compose έχει ένα αρκετά μεγάλο learning curve, απαιτώντας από τους προγραμματιστές να προσαρμοστούν σε μια νέα φιλοσοφία ανάπτυξης. Ένα ακόμη ζήτημα είναι ότι, παρά τη συνεχή ανάπτυξή του, το Compose δεν υποστηρίζει ακόμη πλήρως όλα τα UI components και λειτουργίες που προσφέρει το κλασικό View System, γεγονός που μπορεί να δημιουργήσει προκλήσεις κατά τη μετάβαση.</w:t>
+        <w:t xml:space="preserve">) μπορεί να οδηγήσει σε αυξημένη κατανάλωση πόρων. Επιπλέον, η μετάβαση από το παραδοσιακό </w:t>
+      </w:r>
+      <w:proofErr w:type="spellStart"/>
+      <w:r>
+        <w:rPr>
+          <w:rFonts w:ascii="Verdana" w:hAnsi="Verdana"/>
+          <w:sz w:val="24"/>
+          <w:szCs w:val="24"/>
+        </w:rPr>
+        <w:t>View</w:t>
+      </w:r>
+      <w:proofErr w:type="spellEnd"/>
+      <w:r>
+        <w:rPr>
+          <w:rFonts w:ascii="Verdana" w:hAnsi="Verdana"/>
+          <w:sz w:val="24"/>
+          <w:szCs w:val="24"/>
+        </w:rPr>
+        <w:t xml:space="preserve"> </w:t>
+      </w:r>
+      <w:proofErr w:type="spellStart"/>
+      <w:r>
+        <w:rPr>
+          <w:rFonts w:ascii="Verdana" w:hAnsi="Verdana"/>
+          <w:sz w:val="24"/>
+          <w:szCs w:val="24"/>
+        </w:rPr>
+        <w:t>System</w:t>
+      </w:r>
+      <w:proofErr w:type="spellEnd"/>
+      <w:r>
+        <w:rPr>
+          <w:rFonts w:ascii="Verdana" w:hAnsi="Verdana"/>
+          <w:sz w:val="24"/>
+          <w:szCs w:val="24"/>
+        </w:rPr>
+        <w:t xml:space="preserve"> στο δηλωτικό μοντέλο του </w:t>
+      </w:r>
+      <w:proofErr w:type="spellStart"/>
+      <w:r>
+        <w:rPr>
+          <w:rFonts w:ascii="Verdana" w:hAnsi="Verdana"/>
+          <w:sz w:val="24"/>
+          <w:szCs w:val="24"/>
+        </w:rPr>
+        <w:t>Compose</w:t>
+      </w:r>
+      <w:proofErr w:type="spellEnd"/>
+      <w:r>
+        <w:rPr>
+          <w:rFonts w:ascii="Verdana" w:hAnsi="Verdana"/>
+          <w:sz w:val="24"/>
+          <w:szCs w:val="24"/>
+        </w:rPr>
+        <w:t xml:space="preserve"> έχει ένα αρκετά μεγάλο </w:t>
+      </w:r>
+      <w:proofErr w:type="spellStart"/>
+      <w:r>
+        <w:rPr>
+          <w:rFonts w:ascii="Verdana" w:hAnsi="Verdana"/>
+          <w:sz w:val="24"/>
+          <w:szCs w:val="24"/>
+        </w:rPr>
+        <w:t>learning</w:t>
+      </w:r>
+      <w:proofErr w:type="spellEnd"/>
+      <w:r>
+        <w:rPr>
+          <w:rFonts w:ascii="Verdana" w:hAnsi="Verdana"/>
+          <w:sz w:val="24"/>
+          <w:szCs w:val="24"/>
+        </w:rPr>
+        <w:t xml:space="preserve"> </w:t>
+      </w:r>
+      <w:proofErr w:type="spellStart"/>
+      <w:r>
+        <w:rPr>
+          <w:rFonts w:ascii="Verdana" w:hAnsi="Verdana"/>
+          <w:sz w:val="24"/>
+          <w:szCs w:val="24"/>
+        </w:rPr>
+        <w:t>curve</w:t>
+      </w:r>
+      <w:proofErr w:type="spellEnd"/>
+      <w:r>
+        <w:rPr>
+          <w:rFonts w:ascii="Verdana" w:hAnsi="Verdana"/>
+          <w:sz w:val="24"/>
+          <w:szCs w:val="24"/>
+        </w:rPr>
+        <w:t xml:space="preserve">, απαιτώντας από τους προγραμματιστές να προσαρμοστούν σε μια νέα φιλοσοφία ανάπτυξης. Ένα ακόμη ζήτημα είναι ότι, παρά τη συνεχή ανάπτυξή του, το </w:t>
+      </w:r>
+      <w:proofErr w:type="spellStart"/>
+      <w:r>
+        <w:rPr>
+          <w:rFonts w:ascii="Verdana" w:hAnsi="Verdana"/>
+          <w:sz w:val="24"/>
+          <w:szCs w:val="24"/>
+        </w:rPr>
+        <w:t>Compose</w:t>
+      </w:r>
+      <w:proofErr w:type="spellEnd"/>
+      <w:r>
+        <w:rPr>
+          <w:rFonts w:ascii="Verdana" w:hAnsi="Verdana"/>
+          <w:sz w:val="24"/>
+          <w:szCs w:val="24"/>
+        </w:rPr>
+        <w:t xml:space="preserve"> δεν υποστηρίζει ακόμη πλήρως όλα τα UI </w:t>
+      </w:r>
+      <w:proofErr w:type="spellStart"/>
+      <w:r>
+        <w:rPr>
+          <w:rFonts w:ascii="Verdana" w:hAnsi="Verdana"/>
+          <w:sz w:val="24"/>
+          <w:szCs w:val="24"/>
+        </w:rPr>
+        <w:t>components</w:t>
+      </w:r>
+      <w:proofErr w:type="spellEnd"/>
+      <w:r>
+        <w:rPr>
+          <w:rFonts w:ascii="Verdana" w:hAnsi="Verdana"/>
+          <w:sz w:val="24"/>
+          <w:szCs w:val="24"/>
+        </w:rPr>
+        <w:t xml:space="preserve"> και λειτουργίες που προσφέρει το κλασικό </w:t>
+      </w:r>
+      <w:proofErr w:type="spellStart"/>
+      <w:r>
+        <w:rPr>
+          <w:rFonts w:ascii="Verdana" w:hAnsi="Verdana"/>
+          <w:sz w:val="24"/>
+          <w:szCs w:val="24"/>
+        </w:rPr>
+        <w:t>View</w:t>
+      </w:r>
+      <w:proofErr w:type="spellEnd"/>
+      <w:r>
+        <w:rPr>
+          <w:rFonts w:ascii="Verdana" w:hAnsi="Verdana"/>
+          <w:sz w:val="24"/>
+          <w:szCs w:val="24"/>
+        </w:rPr>
+        <w:t xml:space="preserve"> </w:t>
+      </w:r>
+      <w:proofErr w:type="spellStart"/>
+      <w:r>
+        <w:rPr>
+          <w:rFonts w:ascii="Verdana" w:hAnsi="Verdana"/>
+          <w:sz w:val="24"/>
+          <w:szCs w:val="24"/>
+        </w:rPr>
+        <w:t>System</w:t>
+      </w:r>
+      <w:proofErr w:type="spellEnd"/>
+      <w:r>
+        <w:rPr>
+          <w:rFonts w:ascii="Verdana" w:hAnsi="Verdana"/>
+          <w:sz w:val="24"/>
+          <w:szCs w:val="24"/>
+        </w:rPr>
+        <w:t>, γεγονός που μπορεί να δημιουργήσει προκλήσεις κατά τη μετάβαση.</w:t>
       </w:r>
     </w:p>
     <w:p>
@@ -3173,7 +4534,61 @@
           <w:sz w:val="24"/>
           <w:szCs w:val="24"/>
         </w:rPr>
-        <w:t>Τέλος, οι εφαρμογές που βασίζονται στο Jetpack Compose τείνουν να έχουν μεγαλύτερο μέγεθος APK, λόγω των επιπλέον βιβλιοθηκών που απαιτούνται για τη λειτουργία του. Παρότι αυτά τα μειονεκτήματα δεν αναιρούν τα οφέλη του Compose, είναι σημαντικό να λαμβάνονται υπόψη κατά τη σχεδίαση και ανάπτυξη εφαρμογών.</w:t>
+        <w:t xml:space="preserve">Τέλος, οι εφαρμογές που βασίζονται στο </w:t>
+      </w:r>
+      <w:proofErr w:type="spellStart"/>
+      <w:r>
+        <w:rPr>
+          <w:rFonts w:ascii="Verdana" w:hAnsi="Verdana"/>
+          <w:sz w:val="24"/>
+          <w:szCs w:val="24"/>
+        </w:rPr>
+        <w:t>Jetpack</w:t>
+      </w:r>
+      <w:proofErr w:type="spellEnd"/>
+      <w:r>
+        <w:rPr>
+          <w:rFonts w:ascii="Verdana" w:hAnsi="Verdana"/>
+          <w:sz w:val="24"/>
+          <w:szCs w:val="24"/>
+        </w:rPr>
+        <w:t xml:space="preserve"> </w:t>
+      </w:r>
+      <w:proofErr w:type="spellStart"/>
+      <w:r>
+        <w:rPr>
+          <w:rFonts w:ascii="Verdana" w:hAnsi="Verdana"/>
+          <w:sz w:val="24"/>
+          <w:szCs w:val="24"/>
+        </w:rPr>
+        <w:t>Compose</w:t>
+      </w:r>
+      <w:proofErr w:type="spellEnd"/>
+      <w:r>
+        <w:rPr>
+          <w:rFonts w:ascii="Verdana" w:hAnsi="Verdana"/>
+          <w:sz w:val="24"/>
+          <w:szCs w:val="24"/>
+        </w:rPr>
+        <w:t xml:space="preserve"> τείνουν να έχουν μεγαλύτερο μέγεθος APK, λόγω των επιπλέον βιβλιοθηκών που απαιτούνται για τη λειτουργία του. Παρότι αυτά τα μειονεκτήματα δεν αναιρούν τα οφέλη του </w:t>
+      </w:r>
+      <w:proofErr w:type="spellStart"/>
+      <w:r>
+        <w:rPr>
+          <w:rFonts w:ascii="Verdana" w:hAnsi="Verdana"/>
+          <w:sz w:val="24"/>
+          <w:szCs w:val="24"/>
+        </w:rPr>
+        <w:t>Compose</w:t>
+      </w:r>
+      <w:proofErr w:type="spellEnd"/>
+      <w:r>
+        <w:rPr>
+          <w:rFonts w:ascii="Verdana" w:hAnsi="Verdana"/>
+          <w:sz w:val="24"/>
+          <w:szCs w:val="24"/>
+        </w:rPr>
+        <w:t>, είναι σημαντικό να λαμβάνονται υπόψη κατά τη σχεδίαση και ανάπτυξη εφαρμογών.</w:t>
       </w:r>
     </w:p>
     <w:p>
@@ -3223,7 +4638,43 @@
           <w:sz w:val="24"/>
           <w:szCs w:val="24"/>
         </w:rPr>
-        <w:t>Στη συνέχεια της εργασίας, θα αναλυθεί η διαδικασία μετάβασης της εφαρμογής στο Jetpack Compose, τα προβλήματα που προέκυψαν, οι προκλήσεις που αντιμετωπίστηκαν, καθώς και οι τρόποι βελτιστοποίησης της αρχιτεκτονικής της εφαρμογής μέσω αυτής της προσέγγισης.</w:t>
+        <w:t xml:space="preserve">Στη συνέχεια της εργασίας, θα αναλυθεί η διαδικασία μετάβασης της εφαρμογής στο </w:t>
+      </w:r>
+      <w:proofErr w:type="spellStart"/>
+      <w:r>
+        <w:rPr>
+          <w:rFonts w:ascii="Verdana" w:hAnsi="Verdana"/>
+          <w:sz w:val="24"/>
+          <w:szCs w:val="24"/>
+        </w:rPr>
+        <w:t>Jetpack</w:t>
+      </w:r>
+      <w:proofErr w:type="spellEnd"/>
+      <w:r>
+        <w:rPr>
+          <w:rFonts w:ascii="Verdana" w:hAnsi="Verdana"/>
+          <w:sz w:val="24"/>
+          <w:szCs w:val="24"/>
+        </w:rPr>
+        <w:t xml:space="preserve"> </w:t>
+      </w:r>
+      <w:proofErr w:type="spellStart"/>
+      <w:r>
+        <w:rPr>
+          <w:rFonts w:ascii="Verdana" w:hAnsi="Verdana"/>
+          <w:sz w:val="24"/>
+          <w:szCs w:val="24"/>
+        </w:rPr>
+        <w:t>Compose</w:t>
+      </w:r>
+      <w:proofErr w:type="spellEnd"/>
+      <w:r>
+        <w:rPr>
+          <w:rFonts w:ascii="Verdana" w:hAnsi="Verdana"/>
+          <w:sz w:val="24"/>
+          <w:szCs w:val="24"/>
+        </w:rPr>
+        <w:t>, τα προβλήματα που προέκυψαν, οι προκλήσεις που αντιμετωπίστηκαν, καθώς και οι τρόποι βελτιστοποίησης της αρχιτεκτονικής της εφαρμογής μέσω αυτής της προσέγγισης.</w:t>
       </w:r>
     </w:p>
     <w:p>
@@ -3517,7 +4968,6 @@
           <w:rFonts w:ascii="Verdana" w:hAnsi="Verdana"/>
           <w:sz w:val="24"/>
           <w:szCs w:val="24"/>
-          <w:lang w:val="en-US"/>
         </w:rPr>
       </w:pPr>
     </w:p>
@@ -3706,8 +5156,27 @@
           <w:sz w:val="24"/>
           <w:szCs w:val="24"/>
         </w:rPr>
-        <w:t xml:space="preserve"> για τη δημιουργία διεπαφών χρήστη (</w:t>
-      </w:r>
+        <w:t xml:space="preserve"> για τη δημιουργία </w:t>
+      </w:r>
+      <w:proofErr w:type="spellStart"/>
+      <w:r>
+        <w:rPr>
+          <w:rFonts w:ascii="Verdana" w:hAnsi="Verdana"/>
+          <w:sz w:val="24"/>
+          <w:szCs w:val="24"/>
+        </w:rPr>
+        <w:t>διεπαφών</w:t>
+      </w:r>
+      <w:proofErr w:type="spellEnd"/>
+      <w:r>
+        <w:rPr>
+          <w:rFonts w:ascii="Verdana" w:hAnsi="Verdana"/>
+          <w:sz w:val="24"/>
+          <w:szCs w:val="24"/>
+        </w:rPr>
+        <w:t xml:space="preserve"> χρήστη (</w:t>
+      </w:r>
+      <w:proofErr w:type="spellStart"/>
       <w:r>
         <w:rPr>
           <w:rFonts w:ascii="Verdana" w:hAnsi="Verdana"/>
@@ -3717,13 +5186,50 @@
         </w:rPr>
         <w:t>ui</w:t>
       </w:r>
-      <w:r>
-        <w:rPr>
-          <w:rFonts w:ascii="Verdana" w:hAnsi="Verdana"/>
-          <w:sz w:val="24"/>
-          <w:szCs w:val="24"/>
-        </w:rPr>
-        <w:t>) στις εφαρμογές Android. Βασίζεται σε μια δηλωτική προσέγγιση, επιτρέποντας στους προγραμματιστές να περιγράφουν το UI της εφαρμογής μέσω Kotlin αντί για τα παραδοσιακά</w:t>
+      <w:proofErr w:type="spellEnd"/>
+      <w:r>
+        <w:rPr>
+          <w:rFonts w:ascii="Verdana" w:hAnsi="Verdana"/>
+          <w:sz w:val="24"/>
+          <w:szCs w:val="24"/>
+        </w:rPr>
+        <w:t xml:space="preserve">) στις εφαρμογές </w:t>
+      </w:r>
+      <w:proofErr w:type="spellStart"/>
+      <w:r>
+        <w:rPr>
+          <w:rFonts w:ascii="Verdana" w:hAnsi="Verdana"/>
+          <w:sz w:val="24"/>
+          <w:szCs w:val="24"/>
+        </w:rPr>
+        <w:t>Android</w:t>
+      </w:r>
+      <w:proofErr w:type="spellEnd"/>
+      <w:r>
+        <w:rPr>
+          <w:rFonts w:ascii="Verdana" w:hAnsi="Verdana"/>
+          <w:sz w:val="24"/>
+          <w:szCs w:val="24"/>
+        </w:rPr>
+        <w:t xml:space="preserve">. Βασίζεται σε μια δηλωτική προσέγγιση, επιτρέποντας στους προγραμματιστές να περιγράφουν το UI της εφαρμογής μέσω </w:t>
+      </w:r>
+      <w:proofErr w:type="spellStart"/>
+      <w:r>
+        <w:rPr>
+          <w:rFonts w:ascii="Verdana" w:hAnsi="Verdana"/>
+          <w:sz w:val="24"/>
+          <w:szCs w:val="24"/>
+        </w:rPr>
+        <w:t>Kotlin</w:t>
+      </w:r>
+      <w:proofErr w:type="spellEnd"/>
+      <w:r>
+        <w:rPr>
+          <w:rFonts w:ascii="Verdana" w:hAnsi="Verdana"/>
+          <w:sz w:val="24"/>
+          <w:szCs w:val="24"/>
+        </w:rPr>
+        <w:t xml:space="preserve"> αντί για τα παραδοσιακά</w:t>
       </w:r>
       <w:r>
         <w:rPr>
@@ -3765,7 +5271,61 @@
           <w:sz w:val="24"/>
           <w:szCs w:val="24"/>
         </w:rPr>
-        <w:t>. Αυτό διαφοροποιεί το Compose από το κλασικό View System, καθιστώντας τη διαδικασία σχεδιασμού του UI πιο ευέλικτη, κατανοητή και εύκολη στη συντήρηση</w:t>
+        <w:t xml:space="preserve">. Αυτό διαφοροποιεί το </w:t>
+      </w:r>
+      <w:proofErr w:type="spellStart"/>
+      <w:r>
+        <w:rPr>
+          <w:rFonts w:ascii="Verdana" w:hAnsi="Verdana"/>
+          <w:sz w:val="24"/>
+          <w:szCs w:val="24"/>
+        </w:rPr>
+        <w:t>Compose</w:t>
+      </w:r>
+      <w:proofErr w:type="spellEnd"/>
+      <w:r>
+        <w:rPr>
+          <w:rFonts w:ascii="Verdana" w:hAnsi="Verdana"/>
+          <w:sz w:val="24"/>
+          <w:szCs w:val="24"/>
+        </w:rPr>
+        <w:t xml:space="preserve"> από το κλασικό </w:t>
+      </w:r>
+      <w:proofErr w:type="spellStart"/>
+      <w:r>
+        <w:rPr>
+          <w:rFonts w:ascii="Verdana" w:hAnsi="Verdana"/>
+          <w:sz w:val="24"/>
+          <w:szCs w:val="24"/>
+        </w:rPr>
+        <w:t>View</w:t>
+      </w:r>
+      <w:proofErr w:type="spellEnd"/>
+      <w:r>
+        <w:rPr>
+          <w:rFonts w:ascii="Verdana" w:hAnsi="Verdana"/>
+          <w:sz w:val="24"/>
+          <w:szCs w:val="24"/>
+        </w:rPr>
+        <w:t xml:space="preserve"> </w:t>
+      </w:r>
+      <w:proofErr w:type="spellStart"/>
+      <w:r>
+        <w:rPr>
+          <w:rFonts w:ascii="Verdana" w:hAnsi="Verdana"/>
+          <w:sz w:val="24"/>
+          <w:szCs w:val="24"/>
+        </w:rPr>
+        <w:t>System</w:t>
+      </w:r>
+      <w:proofErr w:type="spellEnd"/>
+      <w:r>
+        <w:rPr>
+          <w:rFonts w:ascii="Verdana" w:hAnsi="Verdana"/>
+          <w:sz w:val="24"/>
+          <w:szCs w:val="24"/>
+        </w:rPr>
+        <w:t>, καθιστώντας τη διαδικασία σχεδιασμού του UI πιο ευέλικτη, κατανοητή και εύκολη στη συντήρηση</w:t>
       </w:r>
       <w:r>
         <w:rPr>
@@ -3823,7 +5383,43 @@
           <w:sz w:val="24"/>
           <w:szCs w:val="24"/>
         </w:rPr>
-        <w:t xml:space="preserve">Το Jetpack Compose επιτρέπει τη δημιουργία και τη διαχείριση UI στοιχείων με έναν δηλωτικό τρόπο. Αντί να τροποποιούμε απευθείας τα </w:t>
+        <w:t xml:space="preserve">Το </w:t>
+      </w:r>
+      <w:proofErr w:type="spellStart"/>
+      <w:r>
+        <w:rPr>
+          <w:rFonts w:ascii="Verdana" w:hAnsi="Verdana"/>
+          <w:sz w:val="24"/>
+          <w:szCs w:val="24"/>
+        </w:rPr>
+        <w:t>Jetpack</w:t>
+      </w:r>
+      <w:proofErr w:type="spellEnd"/>
+      <w:r>
+        <w:rPr>
+          <w:rFonts w:ascii="Verdana" w:hAnsi="Verdana"/>
+          <w:sz w:val="24"/>
+          <w:szCs w:val="24"/>
+        </w:rPr>
+        <w:t xml:space="preserve"> </w:t>
+      </w:r>
+      <w:proofErr w:type="spellStart"/>
+      <w:r>
+        <w:rPr>
+          <w:rFonts w:ascii="Verdana" w:hAnsi="Verdana"/>
+          <w:sz w:val="24"/>
+          <w:szCs w:val="24"/>
+        </w:rPr>
+        <w:t>Compose</w:t>
+      </w:r>
+      <w:proofErr w:type="spellEnd"/>
+      <w:r>
+        <w:rPr>
+          <w:rFonts w:ascii="Verdana" w:hAnsi="Verdana"/>
+          <w:sz w:val="24"/>
+          <w:szCs w:val="24"/>
+        </w:rPr>
+        <w:t xml:space="preserve"> επιτρέπει τη δημιουργία και τη διαχείριση UI στοιχείων με έναν δηλωτικό τρόπο. Αντί να τροποποιούμε απευθείας τα </w:t>
       </w:r>
       <w:r>
         <w:rPr>
@@ -3840,7 +5436,25 @@
           <w:sz w:val="24"/>
           <w:szCs w:val="24"/>
         </w:rPr>
-        <w:t>, περιγράφουμε πώς πρέπει να φαίνεται η διεπαφή με βάση την τρέχουσα κατάσταση της εφαρμογής (</w:t>
+        <w:t xml:space="preserve">, περιγράφουμε πώς πρέπει να φαίνεται η </w:t>
+      </w:r>
+      <w:proofErr w:type="spellStart"/>
+      <w:r>
+        <w:rPr>
+          <w:rFonts w:ascii="Verdana" w:hAnsi="Verdana"/>
+          <w:sz w:val="24"/>
+          <w:szCs w:val="24"/>
+        </w:rPr>
+        <w:t>διεπαφή</w:t>
+      </w:r>
+      <w:proofErr w:type="spellEnd"/>
+      <w:r>
+        <w:rPr>
+          <w:rFonts w:ascii="Verdana" w:hAnsi="Verdana"/>
+          <w:sz w:val="24"/>
+          <w:szCs w:val="24"/>
+        </w:rPr>
+        <w:t xml:space="preserve"> με βάση την τρέχουσα κατάσταση της εφαρμογής (</w:t>
       </w:r>
       <w:r>
         <w:rPr>
@@ -3875,6 +5489,7 @@
         </w:rPr>
         <w:t xml:space="preserve">Επομένως, διακρίνεται για το δηλωτικό </w:t>
       </w:r>
+      <w:proofErr w:type="spellStart"/>
       <w:r>
         <w:rPr>
           <w:rFonts w:ascii="Verdana" w:hAnsi="Verdana"/>
@@ -3884,6 +5499,7 @@
         </w:rPr>
         <w:t>ui</w:t>
       </w:r>
+      <w:proofErr w:type="spellEnd"/>
       <w:r>
         <w:rPr>
           <w:rFonts w:ascii="Verdana" w:hAnsi="Verdana"/>
@@ -3940,7 +5556,97 @@
           <w:sz w:val="24"/>
           <w:szCs w:val="24"/>
         </w:rPr>
-        <w:t>Ο βασικός δομικός λίθος του Jetpack Compose είναι οι @Composable συναρτήσεις. Αυτές οι συναρτήσεις δημιουργούν τα UI components και μπορούν να συνδυάζονται για να δημιουργήσουν πιο σύνθετες διεπαφές. Ένα Composable στοιχείο μπορεί να επαναχρησιμοποιηθεί εύκολα, μειώνοντας τον επαναλαμβανόμενο κώδικα και βελτιώνοντας την οργάνωση της εφαρμογής.</w:t>
+        <w:t xml:space="preserve">Ο βασικός δομικός λίθος του </w:t>
+      </w:r>
+      <w:proofErr w:type="spellStart"/>
+      <w:r>
+        <w:rPr>
+          <w:rFonts w:ascii="Verdana" w:hAnsi="Verdana"/>
+          <w:sz w:val="24"/>
+          <w:szCs w:val="24"/>
+        </w:rPr>
+        <w:t>Jetpack</w:t>
+      </w:r>
+      <w:proofErr w:type="spellEnd"/>
+      <w:r>
+        <w:rPr>
+          <w:rFonts w:ascii="Verdana" w:hAnsi="Verdana"/>
+          <w:sz w:val="24"/>
+          <w:szCs w:val="24"/>
+        </w:rPr>
+        <w:t xml:space="preserve"> </w:t>
+      </w:r>
+      <w:proofErr w:type="spellStart"/>
+      <w:r>
+        <w:rPr>
+          <w:rFonts w:ascii="Verdana" w:hAnsi="Verdana"/>
+          <w:sz w:val="24"/>
+          <w:szCs w:val="24"/>
+        </w:rPr>
+        <w:t>Compose</w:t>
+      </w:r>
+      <w:proofErr w:type="spellEnd"/>
+      <w:r>
+        <w:rPr>
+          <w:rFonts w:ascii="Verdana" w:hAnsi="Verdana"/>
+          <w:sz w:val="24"/>
+          <w:szCs w:val="24"/>
+        </w:rPr>
+        <w:t xml:space="preserve"> είναι οι @Composable συναρτήσεις. Αυτές οι συναρτήσεις δημιουργούν τα UI </w:t>
+      </w:r>
+      <w:proofErr w:type="spellStart"/>
+      <w:r>
+        <w:rPr>
+          <w:rFonts w:ascii="Verdana" w:hAnsi="Verdana"/>
+          <w:sz w:val="24"/>
+          <w:szCs w:val="24"/>
+        </w:rPr>
+        <w:t>components</w:t>
+      </w:r>
+      <w:proofErr w:type="spellEnd"/>
+      <w:r>
+        <w:rPr>
+          <w:rFonts w:ascii="Verdana" w:hAnsi="Verdana"/>
+          <w:sz w:val="24"/>
+          <w:szCs w:val="24"/>
+        </w:rPr>
+        <w:t xml:space="preserve"> και μπορούν να συνδυάζονται για να δημιουργήσουν πιο σύνθετες </w:t>
+      </w:r>
+      <w:proofErr w:type="spellStart"/>
+      <w:r>
+        <w:rPr>
+          <w:rFonts w:ascii="Verdana" w:hAnsi="Verdana"/>
+          <w:sz w:val="24"/>
+          <w:szCs w:val="24"/>
+        </w:rPr>
+        <w:t>διεπαφές</w:t>
+      </w:r>
+      <w:proofErr w:type="spellEnd"/>
+      <w:r>
+        <w:rPr>
+          <w:rFonts w:ascii="Verdana" w:hAnsi="Verdana"/>
+          <w:sz w:val="24"/>
+          <w:szCs w:val="24"/>
+        </w:rPr>
+        <w:t xml:space="preserve">. Ένα </w:t>
+      </w:r>
+      <w:proofErr w:type="spellStart"/>
+      <w:r>
+        <w:rPr>
+          <w:rFonts w:ascii="Verdana" w:hAnsi="Verdana"/>
+          <w:sz w:val="24"/>
+          <w:szCs w:val="24"/>
+        </w:rPr>
+        <w:t>Composable</w:t>
+      </w:r>
+      <w:proofErr w:type="spellEnd"/>
+      <w:r>
+        <w:rPr>
+          <w:rFonts w:ascii="Verdana" w:hAnsi="Verdana"/>
+          <w:sz w:val="24"/>
+          <w:szCs w:val="24"/>
+        </w:rPr>
+        <w:t xml:space="preserve"> στοιχείο μπορεί να επαναχρησιμοποιηθεί εύκολα, μειώνοντας τον επαναλαμβανόμενο κώδικα και βελτιώνοντας την οργάνωση της εφαρμογής.</w:t>
       </w:r>
     </w:p>
     <w:p>
@@ -3990,7 +5696,43 @@
           <w:sz w:val="24"/>
           <w:szCs w:val="24"/>
         </w:rPr>
-        <w:t xml:space="preserve">Το Jetpack Compose επιτρέπει την εύκολη διαχείριση του </w:t>
+        <w:t xml:space="preserve">Το </w:t>
+      </w:r>
+      <w:proofErr w:type="spellStart"/>
+      <w:r>
+        <w:rPr>
+          <w:rFonts w:ascii="Verdana" w:hAnsi="Verdana"/>
+          <w:sz w:val="24"/>
+          <w:szCs w:val="24"/>
+        </w:rPr>
+        <w:t>Jetpack</w:t>
+      </w:r>
+      <w:proofErr w:type="spellEnd"/>
+      <w:r>
+        <w:rPr>
+          <w:rFonts w:ascii="Verdana" w:hAnsi="Verdana"/>
+          <w:sz w:val="24"/>
+          <w:szCs w:val="24"/>
+        </w:rPr>
+        <w:t xml:space="preserve"> </w:t>
+      </w:r>
+      <w:proofErr w:type="spellStart"/>
+      <w:r>
+        <w:rPr>
+          <w:rFonts w:ascii="Verdana" w:hAnsi="Verdana"/>
+          <w:sz w:val="24"/>
+          <w:szCs w:val="24"/>
+        </w:rPr>
+        <w:t>Compose</w:t>
+      </w:r>
+      <w:proofErr w:type="spellEnd"/>
+      <w:r>
+        <w:rPr>
+          <w:rFonts w:ascii="Verdana" w:hAnsi="Verdana"/>
+          <w:sz w:val="24"/>
+          <w:szCs w:val="24"/>
+        </w:rPr>
+        <w:t xml:space="preserve"> επιτρέπει την εύκολη διαχείριση του </w:t>
       </w:r>
       <w:r>
         <w:rPr>
@@ -4045,6 +5787,7 @@
         </w:rPr>
         <w:t xml:space="preserve"> </w:t>
       </w:r>
+      <w:proofErr w:type="spellStart"/>
       <w:r>
         <w:rPr>
           <w:rFonts w:ascii="Verdana" w:hAnsi="Verdana"/>
@@ -4053,6 +5796,7 @@
         </w:rPr>
         <w:t>Hoisting</w:t>
       </w:r>
+      <w:proofErr w:type="spellEnd"/>
       <w:r>
         <w:rPr>
           <w:rFonts w:ascii="Verdana" w:hAnsi="Verdana"/>
@@ -4061,6 +5805,7 @@
         </w:rPr>
         <w:t xml:space="preserve"> και η ενσωμάτωση με </w:t>
       </w:r>
+      <w:proofErr w:type="spellStart"/>
       <w:r>
         <w:rPr>
           <w:rFonts w:ascii="Verdana" w:hAnsi="Verdana"/>
@@ -4069,6 +5814,7 @@
         </w:rPr>
         <w:t>LiveData</w:t>
       </w:r>
+      <w:proofErr w:type="spellEnd"/>
       <w:r>
         <w:rPr>
           <w:rFonts w:ascii="Verdana" w:hAnsi="Verdana"/>
@@ -4092,7 +5838,25 @@
           <w:sz w:val="24"/>
           <w:szCs w:val="24"/>
         </w:rPr>
-        <w:t>. Αυτό καθιστά δυνατή την αυτόματη ενημέρωση του UI όταν αλλάζουν τα δεδομένα, χωρίς την ανάγκη για περίπλοκους μηχανισμούς binding.</w:t>
+        <w:t xml:space="preserve">. Αυτό καθιστά δυνατή την αυτόματη ενημέρωση του UI όταν αλλάζουν τα δεδομένα, χωρίς την ανάγκη για περίπλοκους μηχανισμούς </w:t>
+      </w:r>
+      <w:proofErr w:type="spellStart"/>
+      <w:r>
+        <w:rPr>
+          <w:rFonts w:ascii="Verdana" w:hAnsi="Verdana"/>
+          <w:sz w:val="24"/>
+          <w:szCs w:val="24"/>
+        </w:rPr>
+        <w:t>binding</w:t>
+      </w:r>
+      <w:proofErr w:type="spellEnd"/>
+      <w:r>
+        <w:rPr>
+          <w:rFonts w:ascii="Verdana" w:hAnsi="Verdana"/>
+          <w:sz w:val="24"/>
+          <w:szCs w:val="24"/>
+        </w:rPr>
+        <w:t>.</w:t>
       </w:r>
     </w:p>
     <w:p>
@@ -4142,7 +5906,43 @@
           <w:sz w:val="24"/>
           <w:szCs w:val="24"/>
         </w:rPr>
-        <w:t>Οι Composable συναρτήσεις μπορούν να οργανωθούν σε μικρότερα, ανεξάρτητα τμήματα, επιτρέποντας τη δημιουργία επαναχρησιμοποιήσιμων UI components. Αυτό βοηθά στη βελτίωση της συντήρησης και της επεκτασιμότητας της εφαρμογής.</w:t>
+        <w:t xml:space="preserve">Οι </w:t>
+      </w:r>
+      <w:proofErr w:type="spellStart"/>
+      <w:r>
+        <w:rPr>
+          <w:rFonts w:ascii="Verdana" w:hAnsi="Verdana"/>
+          <w:sz w:val="24"/>
+          <w:szCs w:val="24"/>
+        </w:rPr>
+        <w:t>Composable</w:t>
+      </w:r>
+      <w:proofErr w:type="spellEnd"/>
+      <w:r>
+        <w:rPr>
+          <w:rFonts w:ascii="Verdana" w:hAnsi="Verdana"/>
+          <w:sz w:val="24"/>
+          <w:szCs w:val="24"/>
+        </w:rPr>
+        <w:t xml:space="preserve"> συναρτήσεις μπορούν να οργανωθούν σε μικρότερα, ανεξάρτητα τμήματα, επιτρέποντας τη δημιουργία επαναχρησιμοποιήσιμων UI </w:t>
+      </w:r>
+      <w:proofErr w:type="spellStart"/>
+      <w:r>
+        <w:rPr>
+          <w:rFonts w:ascii="Verdana" w:hAnsi="Verdana"/>
+          <w:sz w:val="24"/>
+          <w:szCs w:val="24"/>
+        </w:rPr>
+        <w:t>components</w:t>
+      </w:r>
+      <w:proofErr w:type="spellEnd"/>
+      <w:r>
+        <w:rPr>
+          <w:rFonts w:ascii="Verdana" w:hAnsi="Verdana"/>
+          <w:sz w:val="24"/>
+          <w:szCs w:val="24"/>
+        </w:rPr>
+        <w:t>. Αυτό βοηθά στη βελτίωση της συντήρησης και της επεκτασιμότητας της εφαρμογής.</w:t>
       </w:r>
     </w:p>
     <w:p>
@@ -4192,7 +5992,133 @@
           <w:sz w:val="24"/>
           <w:szCs w:val="24"/>
         </w:rPr>
-        <w:t>Το Jetpack Compose παρέχει ένα απλό και ισχυρό API για τη δημιουργία animations. Οι προγραμματιστές μπορούν εύκολα να προσθέσουν μεταβάσεις και εφέ στα UI components χρησιμοποιώντας εργαλεία όπως το animateDpAsState, το AnimatedVisibility, και το rememberInfiniteTransition.</w:t>
+        <w:t xml:space="preserve">Το </w:t>
+      </w:r>
+      <w:proofErr w:type="spellStart"/>
+      <w:r>
+        <w:rPr>
+          <w:rFonts w:ascii="Verdana" w:hAnsi="Verdana"/>
+          <w:sz w:val="24"/>
+          <w:szCs w:val="24"/>
+        </w:rPr>
+        <w:t>Jetpack</w:t>
+      </w:r>
+      <w:proofErr w:type="spellEnd"/>
+      <w:r>
+        <w:rPr>
+          <w:rFonts w:ascii="Verdana" w:hAnsi="Verdana"/>
+          <w:sz w:val="24"/>
+          <w:szCs w:val="24"/>
+        </w:rPr>
+        <w:t xml:space="preserve"> </w:t>
+      </w:r>
+      <w:proofErr w:type="spellStart"/>
+      <w:r>
+        <w:rPr>
+          <w:rFonts w:ascii="Verdana" w:hAnsi="Verdana"/>
+          <w:sz w:val="24"/>
+          <w:szCs w:val="24"/>
+        </w:rPr>
+        <w:t>Compose</w:t>
+      </w:r>
+      <w:proofErr w:type="spellEnd"/>
+      <w:r>
+        <w:rPr>
+          <w:rFonts w:ascii="Verdana" w:hAnsi="Verdana"/>
+          <w:sz w:val="24"/>
+          <w:szCs w:val="24"/>
+        </w:rPr>
+        <w:t xml:space="preserve"> παρέχει ένα απλό και ισχυρό API για τη δημιουργία </w:t>
+      </w:r>
+      <w:proofErr w:type="spellStart"/>
+      <w:r>
+        <w:rPr>
+          <w:rFonts w:ascii="Verdana" w:hAnsi="Verdana"/>
+          <w:sz w:val="24"/>
+          <w:szCs w:val="24"/>
+        </w:rPr>
+        <w:t>animations</w:t>
+      </w:r>
+      <w:proofErr w:type="spellEnd"/>
+      <w:r>
+        <w:rPr>
+          <w:rFonts w:ascii="Verdana" w:hAnsi="Verdana"/>
+          <w:sz w:val="24"/>
+          <w:szCs w:val="24"/>
+        </w:rPr>
+        <w:t xml:space="preserve">. Οι προγραμματιστές μπορούν εύκολα να προσθέσουν μεταβάσεις και εφέ στα UI </w:t>
+      </w:r>
+      <w:proofErr w:type="spellStart"/>
+      <w:r>
+        <w:rPr>
+          <w:rFonts w:ascii="Verdana" w:hAnsi="Verdana"/>
+          <w:sz w:val="24"/>
+          <w:szCs w:val="24"/>
+        </w:rPr>
+        <w:t>components</w:t>
+      </w:r>
+      <w:proofErr w:type="spellEnd"/>
+      <w:r>
+        <w:rPr>
+          <w:rFonts w:ascii="Verdana" w:hAnsi="Verdana"/>
+          <w:sz w:val="24"/>
+          <w:szCs w:val="24"/>
+        </w:rPr>
+        <w:t xml:space="preserve"> χρησιμοποιώντας εργαλεία όπως το </w:t>
+      </w:r>
+      <w:proofErr w:type="spellStart"/>
+      <w:r>
+        <w:rPr>
+          <w:rFonts w:ascii="Verdana" w:hAnsi="Verdana"/>
+          <w:sz w:val="24"/>
+          <w:szCs w:val="24"/>
+        </w:rPr>
+        <w:t>animateDpAsState</w:t>
+      </w:r>
+      <w:proofErr w:type="spellEnd"/>
+      <w:r>
+        <w:rPr>
+          <w:rFonts w:ascii="Verdana" w:hAnsi="Verdana"/>
+          <w:sz w:val="24"/>
+          <w:szCs w:val="24"/>
+        </w:rPr>
+        <w:t xml:space="preserve">, το </w:t>
+      </w:r>
+      <w:proofErr w:type="spellStart"/>
+      <w:r>
+        <w:rPr>
+          <w:rFonts w:ascii="Verdana" w:hAnsi="Verdana"/>
+          <w:sz w:val="24"/>
+          <w:szCs w:val="24"/>
+        </w:rPr>
+        <w:t>AnimatedVisibility</w:t>
+      </w:r>
+      <w:proofErr w:type="spellEnd"/>
+      <w:r>
+        <w:rPr>
+          <w:rFonts w:ascii="Verdana" w:hAnsi="Verdana"/>
+          <w:sz w:val="24"/>
+          <w:szCs w:val="24"/>
+        </w:rPr>
+        <w:t xml:space="preserve">, και το </w:t>
+      </w:r>
+      <w:proofErr w:type="spellStart"/>
+      <w:r>
+        <w:rPr>
+          <w:rFonts w:ascii="Verdana" w:hAnsi="Verdana"/>
+          <w:sz w:val="24"/>
+          <w:szCs w:val="24"/>
+        </w:rPr>
+        <w:t>rememberInfiniteTransition</w:t>
+      </w:r>
+      <w:proofErr w:type="spellEnd"/>
+      <w:r>
+        <w:rPr>
+          <w:rFonts w:ascii="Verdana" w:hAnsi="Verdana"/>
+          <w:sz w:val="24"/>
+          <w:szCs w:val="24"/>
+        </w:rPr>
+        <w:t>.</w:t>
       </w:r>
     </w:p>
     <w:p>
@@ -4244,6 +6170,7 @@
         </w:rPr>
         <w:t xml:space="preserve">Χάρη στο μηχανισμό </w:t>
       </w:r>
+      <w:proofErr w:type="spellStart"/>
       <w:r>
         <w:rPr>
           <w:rFonts w:ascii="Verdana" w:hAnsi="Verdana"/>
@@ -4253,13 +6180,50 @@
         </w:rPr>
         <w:t>Recomposition</w:t>
       </w:r>
-      <w:r>
-        <w:rPr>
-          <w:rFonts w:ascii="Verdana" w:hAnsi="Verdana"/>
-          <w:sz w:val="24"/>
-          <w:szCs w:val="24"/>
-        </w:rPr>
-        <w:t>, το Jetpack Compose ανανεώνει μόνο τα στοιχεία που έχουν αλλάξει, βελτιώνοντας έτσι την απόδοση και μειώνοντας την περιττή επανασχεδίαση του UI.</w:t>
+      <w:proofErr w:type="spellEnd"/>
+      <w:r>
+        <w:rPr>
+          <w:rFonts w:ascii="Verdana" w:hAnsi="Verdana"/>
+          <w:sz w:val="24"/>
+          <w:szCs w:val="24"/>
+        </w:rPr>
+        <w:t xml:space="preserve">, το </w:t>
+      </w:r>
+      <w:proofErr w:type="spellStart"/>
+      <w:r>
+        <w:rPr>
+          <w:rFonts w:ascii="Verdana" w:hAnsi="Verdana"/>
+          <w:sz w:val="24"/>
+          <w:szCs w:val="24"/>
+        </w:rPr>
+        <w:t>Jetpack</w:t>
+      </w:r>
+      <w:proofErr w:type="spellEnd"/>
+      <w:r>
+        <w:rPr>
+          <w:rFonts w:ascii="Verdana" w:hAnsi="Verdana"/>
+          <w:sz w:val="24"/>
+          <w:szCs w:val="24"/>
+        </w:rPr>
+        <w:t xml:space="preserve"> </w:t>
+      </w:r>
+      <w:proofErr w:type="spellStart"/>
+      <w:r>
+        <w:rPr>
+          <w:rFonts w:ascii="Verdana" w:hAnsi="Verdana"/>
+          <w:sz w:val="24"/>
+          <w:szCs w:val="24"/>
+        </w:rPr>
+        <w:t>Compose</w:t>
+      </w:r>
+      <w:proofErr w:type="spellEnd"/>
+      <w:r>
+        <w:rPr>
+          <w:rFonts w:ascii="Verdana" w:hAnsi="Verdana"/>
+          <w:sz w:val="24"/>
+          <w:szCs w:val="24"/>
+        </w:rPr>
+        <w:t xml:space="preserve"> ανανεώνει μόνο τα στοιχεία που έχουν αλλάξει, βελτιώνοντας έτσι την απόδοση και μειώνοντας την περιττή επανασχεδίαση του UI.</w:t>
       </w:r>
     </w:p>
     <w:p>
@@ -4350,7 +6314,25 @@
           <w:sz w:val="24"/>
           <w:szCs w:val="24"/>
         </w:rPr>
-        <w:t xml:space="preserve"> αποτελεί μια σύγχρονη και αποδοτική λύση για την ανάπτυξη UI σε Android εφαρμογές. Παρά τις αρχικές δυσκολίες προσαρμογής, τα πλεονεκτήματα που προσφέρει σε θέματα διαχείρισης κώδικα, </w:t>
+        <w:t xml:space="preserve"> αποτελεί μια σύγχρονη και αποδοτική λύση για την ανάπτυξη UI σε </w:t>
+      </w:r>
+      <w:proofErr w:type="spellStart"/>
+      <w:r>
+        <w:rPr>
+          <w:rFonts w:ascii="Verdana" w:hAnsi="Verdana"/>
+          <w:sz w:val="24"/>
+          <w:szCs w:val="24"/>
+        </w:rPr>
+        <w:t>Android</w:t>
+      </w:r>
+      <w:proofErr w:type="spellEnd"/>
+      <w:r>
+        <w:rPr>
+          <w:rFonts w:ascii="Verdana" w:hAnsi="Verdana"/>
+          <w:sz w:val="24"/>
+          <w:szCs w:val="24"/>
+        </w:rPr>
+        <w:t xml:space="preserve"> εφαρμογές. Παρά τις αρχικές δυσκολίες προσαρμογής, τα πλεονεκτήματα που προσφέρει σε θέματα διαχείρισης κώδικα, </w:t>
       </w:r>
       <w:r>
         <w:rPr>
@@ -4384,7 +6366,25 @@
           <w:sz w:val="24"/>
           <w:szCs w:val="24"/>
         </w:rPr>
-        <w:t xml:space="preserve"> και απόδοσης καθιστούν την υιοθέτησή του μονόδρομο για το μέλλον της Android ανάπτυξης. Καθώς η </w:t>
+        <w:t xml:space="preserve"> και απόδοσης καθιστούν την υιοθέτησή του μονόδρομο για το μέλλον της </w:t>
+      </w:r>
+      <w:proofErr w:type="spellStart"/>
+      <w:r>
+        <w:rPr>
+          <w:rFonts w:ascii="Verdana" w:hAnsi="Verdana"/>
+          <w:sz w:val="24"/>
+          <w:szCs w:val="24"/>
+        </w:rPr>
+        <w:t>Android</w:t>
+      </w:r>
+      <w:proofErr w:type="spellEnd"/>
+      <w:r>
+        <w:rPr>
+          <w:rFonts w:ascii="Verdana" w:hAnsi="Verdana"/>
+          <w:sz w:val="24"/>
+          <w:szCs w:val="24"/>
+        </w:rPr>
+        <w:t xml:space="preserve"> ανάπτυξης. Καθώς η </w:t>
       </w:r>
       <w:r>
         <w:rPr>
@@ -4401,7 +6401,43 @@
           <w:sz w:val="24"/>
           <w:szCs w:val="24"/>
         </w:rPr>
-        <w:t xml:space="preserve"> συνεχίζει να επενδύει σε αυτό, η σταδιακή μετάβαση στο Compose φαίνεται να είναι η πιο βιώσιμη και στρατηγική επιλογή για τους προγραμματιστές Android.</w:t>
+        <w:t xml:space="preserve"> συνεχίζει να επενδύει σε αυτό, η σταδιακή μετάβαση στο </w:t>
+      </w:r>
+      <w:proofErr w:type="spellStart"/>
+      <w:r>
+        <w:rPr>
+          <w:rFonts w:ascii="Verdana" w:hAnsi="Verdana"/>
+          <w:sz w:val="24"/>
+          <w:szCs w:val="24"/>
+        </w:rPr>
+        <w:t>Compose</w:t>
+      </w:r>
+      <w:proofErr w:type="spellEnd"/>
+      <w:r>
+        <w:rPr>
+          <w:rFonts w:ascii="Verdana" w:hAnsi="Verdana"/>
+          <w:sz w:val="24"/>
+          <w:szCs w:val="24"/>
+        </w:rPr>
+        <w:t xml:space="preserve"> φαίνεται να είναι η πιο βιώσιμη και στρατηγική επιλογή για τους προγραμματιστές </w:t>
+      </w:r>
+      <w:proofErr w:type="spellStart"/>
+      <w:r>
+        <w:rPr>
+          <w:rFonts w:ascii="Verdana" w:hAnsi="Verdana"/>
+          <w:sz w:val="24"/>
+          <w:szCs w:val="24"/>
+        </w:rPr>
+        <w:t>Android</w:t>
+      </w:r>
+      <w:proofErr w:type="spellEnd"/>
+      <w:r>
+        <w:rPr>
+          <w:rFonts w:ascii="Verdana" w:hAnsi="Verdana"/>
+          <w:sz w:val="24"/>
+          <w:szCs w:val="24"/>
+        </w:rPr>
+        <w:t>.</w:t>
       </w:r>
     </w:p>
     <w:p>
@@ -4627,7 +6663,6 @@
           <w:bCs/>
           <w:sz w:val="28"/>
           <w:szCs w:val="28"/>
-          <w:lang w:val="en-US"/>
         </w:rPr>
       </w:pPr>
       <w:r>
@@ -4654,7 +6689,6 @@
           <w:bCs/>
           <w:sz w:val="28"/>
           <w:szCs w:val="28"/>
-          <w:lang w:val="en-US"/>
         </w:rPr>
       </w:pPr>
     </w:p>
@@ -4677,7 +6711,79 @@
           <w:sz w:val="24"/>
           <w:szCs w:val="24"/>
         </w:rPr>
-        <w:t>Η μετάβαση από την παραδοσιακή αρχιτεκτονική (XML + Activities/Fragments) στο Jetpack Compose υλοποιήθηκε με μια σταδιακή και δομημένη προσέγγιση, με στόχο τη διατήρηση της λειτουργικότητας της εφαρμογής ενώ βελτιστοποιούνταν η δομή του κώδικα. Παρακάτω αναλύονται τα βήματα και οι τεχνικές που ακολουθήθηκαν:</w:t>
+        <w:t xml:space="preserve">Η μετάβαση από την παραδοσιακή αρχιτεκτονική (XML + </w:t>
+      </w:r>
+      <w:proofErr w:type="spellStart"/>
+      <w:r>
+        <w:rPr>
+          <w:rFonts w:ascii="Verdana" w:hAnsi="Verdana"/>
+          <w:sz w:val="24"/>
+          <w:szCs w:val="24"/>
+        </w:rPr>
+        <w:t>Activities</w:t>
+      </w:r>
+      <w:proofErr w:type="spellEnd"/>
+      <w:r>
+        <w:rPr>
+          <w:rFonts w:ascii="Verdana" w:hAnsi="Verdana"/>
+          <w:sz w:val="24"/>
+          <w:szCs w:val="24"/>
+        </w:rPr>
+        <w:t>/</w:t>
+      </w:r>
+      <w:proofErr w:type="spellStart"/>
+      <w:r>
+        <w:rPr>
+          <w:rFonts w:ascii="Verdana" w:hAnsi="Verdana"/>
+          <w:sz w:val="24"/>
+          <w:szCs w:val="24"/>
+        </w:rPr>
+        <w:t>Fragments</w:t>
+      </w:r>
+      <w:proofErr w:type="spellEnd"/>
+      <w:r>
+        <w:rPr>
+          <w:rFonts w:ascii="Verdana" w:hAnsi="Verdana"/>
+          <w:sz w:val="24"/>
+          <w:szCs w:val="24"/>
+        </w:rPr>
+        <w:t xml:space="preserve">) στο </w:t>
+      </w:r>
+      <w:proofErr w:type="spellStart"/>
+      <w:r>
+        <w:rPr>
+          <w:rFonts w:ascii="Verdana" w:hAnsi="Verdana"/>
+          <w:sz w:val="24"/>
+          <w:szCs w:val="24"/>
+        </w:rPr>
+        <w:t>Jetpack</w:t>
+      </w:r>
+      <w:proofErr w:type="spellEnd"/>
+      <w:r>
+        <w:rPr>
+          <w:rFonts w:ascii="Verdana" w:hAnsi="Verdana"/>
+          <w:sz w:val="24"/>
+          <w:szCs w:val="24"/>
+        </w:rPr>
+        <w:t xml:space="preserve"> </w:t>
+      </w:r>
+      <w:proofErr w:type="spellStart"/>
+      <w:r>
+        <w:rPr>
+          <w:rFonts w:ascii="Verdana" w:hAnsi="Verdana"/>
+          <w:sz w:val="24"/>
+          <w:szCs w:val="24"/>
+        </w:rPr>
+        <w:t>Compose</w:t>
+      </w:r>
+      <w:proofErr w:type="spellEnd"/>
+      <w:r>
+        <w:rPr>
+          <w:rFonts w:ascii="Verdana" w:hAnsi="Verdana"/>
+          <w:sz w:val="24"/>
+          <w:szCs w:val="24"/>
+        </w:rPr>
+        <w:t xml:space="preserve"> υλοποιήθηκε με μια σταδιακή και δομημένη προσέγγιση, με στόχο τη διατήρηση της λειτουργικότητας της εφαρμογής ενώ βελτιστοποιούνταν η δομή του κώδικα. Παρακάτω αναλύονται τα βήματα και οι τεχνικές που ακολουθήθηκαν:</w:t>
       </w:r>
     </w:p>
     <w:p>
@@ -4784,7 +6890,61 @@
           <w:sz w:val="24"/>
           <w:szCs w:val="24"/>
         </w:rPr>
-        <w:t>Καταγραφή όλων των XML layouts, Activities, και Fragments για να εντοπιστούν οι περιοχές που θα μετατραπούν πρώτες.</w:t>
+        <w:t xml:space="preserve">Καταγραφή όλων των XML </w:t>
+      </w:r>
+      <w:proofErr w:type="spellStart"/>
+      <w:r>
+        <w:rPr>
+          <w:rFonts w:ascii="Verdana" w:hAnsi="Verdana"/>
+          <w:sz w:val="24"/>
+          <w:szCs w:val="24"/>
+        </w:rPr>
+        <w:t>layouts</w:t>
+      </w:r>
+      <w:proofErr w:type="spellEnd"/>
+      <w:r>
+        <w:rPr>
+          <w:rFonts w:ascii="Verdana" w:hAnsi="Verdana"/>
+          <w:sz w:val="24"/>
+          <w:szCs w:val="24"/>
+        </w:rPr>
+        <w:t xml:space="preserve">, </w:t>
+      </w:r>
+      <w:proofErr w:type="spellStart"/>
+      <w:r>
+        <w:rPr>
+          <w:rFonts w:ascii="Verdana" w:hAnsi="Verdana"/>
+          <w:sz w:val="24"/>
+          <w:szCs w:val="24"/>
+        </w:rPr>
+        <w:t>Activities</w:t>
+      </w:r>
+      <w:proofErr w:type="spellEnd"/>
+      <w:r>
+        <w:rPr>
+          <w:rFonts w:ascii="Verdana" w:hAnsi="Verdana"/>
+          <w:sz w:val="24"/>
+          <w:szCs w:val="24"/>
+        </w:rPr>
+        <w:t xml:space="preserve">, και </w:t>
+      </w:r>
+      <w:proofErr w:type="spellStart"/>
+      <w:r>
+        <w:rPr>
+          <w:rFonts w:ascii="Verdana" w:hAnsi="Verdana"/>
+          <w:sz w:val="24"/>
+          <w:szCs w:val="24"/>
+        </w:rPr>
+        <w:t>Fragments</w:t>
+      </w:r>
+      <w:proofErr w:type="spellEnd"/>
+      <w:r>
+        <w:rPr>
+          <w:rFonts w:ascii="Verdana" w:hAnsi="Verdana"/>
+          <w:sz w:val="24"/>
+          <w:szCs w:val="24"/>
+        </w:rPr>
+        <w:t xml:space="preserve"> για να εντοπιστούν οι περιοχές που θα μετατραπούν πρώτες.</w:t>
       </w:r>
     </w:p>
     <w:p>
@@ -4808,15 +6968,91 @@
           <w:sz w:val="24"/>
           <w:szCs w:val="24"/>
         </w:rPr>
-        <w:t xml:space="preserve">Ορισμός νέων αρχείων Kotlin: </w:t>
-      </w:r>
-      <w:r>
-        <w:rPr>
-          <w:rFonts w:ascii="Verdana" w:hAnsi="Verdana"/>
-          <w:sz w:val="24"/>
-          <w:szCs w:val="24"/>
-        </w:rPr>
-        <w:t>Δημιουργήθηκε ένα νέο package για τα Composable functions, ώστε να υπάρχει ξεκάθαρη διαχωρισμός από τον υπάρχοντα κώδικα.</w:t>
+        <w:t xml:space="preserve">Ορισμός νέων αρχείων </w:t>
+      </w:r>
+      <w:proofErr w:type="spellStart"/>
+      <w:r>
+        <w:rPr>
+          <w:rFonts w:ascii="Verdana" w:hAnsi="Verdana"/>
+          <w:b/>
+          <w:bCs/>
+          <w:sz w:val="24"/>
+          <w:szCs w:val="24"/>
+        </w:rPr>
+        <w:t>Kotlin</w:t>
+      </w:r>
+      <w:proofErr w:type="spellEnd"/>
+      <w:r>
+        <w:rPr>
+          <w:rFonts w:ascii="Verdana" w:hAnsi="Verdana"/>
+          <w:b/>
+          <w:bCs/>
+          <w:sz w:val="24"/>
+          <w:szCs w:val="24"/>
+        </w:rPr>
+        <w:t xml:space="preserve">: </w:t>
+      </w:r>
+      <w:r>
+        <w:rPr>
+          <w:rFonts w:ascii="Verdana" w:hAnsi="Verdana"/>
+          <w:sz w:val="24"/>
+          <w:szCs w:val="24"/>
+        </w:rPr>
+        <w:t xml:space="preserve">Δημιουργήθηκε ένα νέο </w:t>
+      </w:r>
+      <w:proofErr w:type="spellStart"/>
+      <w:r>
+        <w:rPr>
+          <w:rFonts w:ascii="Verdana" w:hAnsi="Verdana"/>
+          <w:sz w:val="24"/>
+          <w:szCs w:val="24"/>
+        </w:rPr>
+        <w:t>package</w:t>
+      </w:r>
+      <w:proofErr w:type="spellEnd"/>
+      <w:r>
+        <w:rPr>
+          <w:rFonts w:ascii="Verdana" w:hAnsi="Verdana"/>
+          <w:sz w:val="24"/>
+          <w:szCs w:val="24"/>
+        </w:rPr>
+        <w:t xml:space="preserve"> για τα </w:t>
+      </w:r>
+      <w:proofErr w:type="spellStart"/>
+      <w:r>
+        <w:rPr>
+          <w:rFonts w:ascii="Verdana" w:hAnsi="Verdana"/>
+          <w:sz w:val="24"/>
+          <w:szCs w:val="24"/>
+        </w:rPr>
+        <w:t>Composable</w:t>
+      </w:r>
+      <w:proofErr w:type="spellEnd"/>
+      <w:r>
+        <w:rPr>
+          <w:rFonts w:ascii="Verdana" w:hAnsi="Verdana"/>
+          <w:sz w:val="24"/>
+          <w:szCs w:val="24"/>
+        </w:rPr>
+        <w:t xml:space="preserve"> </w:t>
+      </w:r>
+      <w:proofErr w:type="spellStart"/>
+      <w:r>
+        <w:rPr>
+          <w:rFonts w:ascii="Verdana" w:hAnsi="Verdana"/>
+          <w:sz w:val="24"/>
+          <w:szCs w:val="24"/>
+        </w:rPr>
+        <w:t>functions</w:t>
+      </w:r>
+      <w:proofErr w:type="spellEnd"/>
+      <w:r>
+        <w:rPr>
+          <w:rFonts w:ascii="Verdana" w:hAnsi="Verdana"/>
+          <w:sz w:val="24"/>
+          <w:szCs w:val="24"/>
+        </w:rPr>
+        <w:t>, ώστε να υπάρχει ξεκάθαρη διαχωρισμός από τον υπάρχοντα κώδικα.</w:t>
       </w:r>
     </w:p>
     <w:p>
@@ -4903,8 +7139,42 @@
           <w:sz w:val="24"/>
           <w:szCs w:val="24"/>
         </w:rPr>
-        <w:t>Αντικατάσταση XML Layouts με ComposeViews</w:t>
-      </w:r>
+        <w:t xml:space="preserve">Αντικατάσταση XML </w:t>
+      </w:r>
+      <w:proofErr w:type="spellStart"/>
+      <w:r>
+        <w:rPr>
+          <w:rFonts w:ascii="Verdana" w:hAnsi="Verdana"/>
+          <w:b/>
+          <w:bCs/>
+          <w:sz w:val="24"/>
+          <w:szCs w:val="24"/>
+        </w:rPr>
+        <w:t>Layouts</w:t>
+      </w:r>
+      <w:proofErr w:type="spellEnd"/>
+      <w:r>
+        <w:rPr>
+          <w:rFonts w:ascii="Verdana" w:hAnsi="Verdana"/>
+          <w:b/>
+          <w:bCs/>
+          <w:sz w:val="24"/>
+          <w:szCs w:val="24"/>
+        </w:rPr>
+        <w:t xml:space="preserve"> με </w:t>
+      </w:r>
+      <w:proofErr w:type="spellStart"/>
+      <w:r>
+        <w:rPr>
+          <w:rFonts w:ascii="Verdana" w:hAnsi="Verdana"/>
+          <w:b/>
+          <w:bCs/>
+          <w:sz w:val="24"/>
+          <w:szCs w:val="24"/>
+        </w:rPr>
+        <w:t>ComposeViews</w:t>
+      </w:r>
+      <w:proofErr w:type="spellEnd"/>
     </w:p>
     <w:p>
       <w:pPr>
@@ -4932,15 +7202,109 @@
           <w:sz w:val="24"/>
           <w:szCs w:val="24"/>
         </w:rPr>
-        <w:t xml:space="preserve">Μετατροπή Activities: </w:t>
-      </w:r>
-      <w:r>
-        <w:rPr>
-          <w:rFonts w:ascii="Verdana" w:hAnsi="Verdana"/>
-          <w:sz w:val="24"/>
-          <w:szCs w:val="24"/>
-        </w:rPr>
-        <w:t>Κάθε Activity τροποποιήθηκε ώστε να χρησιμοποιεί ένα μόνο ComposeView ως container αντί για XML layouts.</w:t>
+        <w:t xml:space="preserve">Μετατροπή </w:t>
+      </w:r>
+      <w:proofErr w:type="spellStart"/>
+      <w:r>
+        <w:rPr>
+          <w:rFonts w:ascii="Verdana" w:hAnsi="Verdana"/>
+          <w:b/>
+          <w:bCs/>
+          <w:sz w:val="24"/>
+          <w:szCs w:val="24"/>
+        </w:rPr>
+        <w:t>Activities</w:t>
+      </w:r>
+      <w:proofErr w:type="spellEnd"/>
+      <w:r>
+        <w:rPr>
+          <w:rFonts w:ascii="Verdana" w:hAnsi="Verdana"/>
+          <w:b/>
+          <w:bCs/>
+          <w:sz w:val="24"/>
+          <w:szCs w:val="24"/>
+        </w:rPr>
+        <w:t xml:space="preserve">: </w:t>
+      </w:r>
+      <w:r>
+        <w:rPr>
+          <w:rFonts w:ascii="Verdana" w:hAnsi="Verdana"/>
+          <w:sz w:val="24"/>
+          <w:szCs w:val="24"/>
+        </w:rPr>
+        <w:t xml:space="preserve">Κάθε </w:t>
+      </w:r>
+      <w:proofErr w:type="spellStart"/>
+      <w:r>
+        <w:rPr>
+          <w:rFonts w:ascii="Verdana" w:hAnsi="Verdana"/>
+          <w:sz w:val="24"/>
+          <w:szCs w:val="24"/>
+        </w:rPr>
+        <w:t>Activity</w:t>
+      </w:r>
+      <w:proofErr w:type="spellEnd"/>
+      <w:r>
+        <w:rPr>
+          <w:rFonts w:ascii="Verdana" w:hAnsi="Verdana"/>
+          <w:sz w:val="24"/>
+          <w:szCs w:val="24"/>
+        </w:rPr>
+        <w:t xml:space="preserve"> τροποποιήθηκε ώστε να χρησιμοποιεί ένα μόνο </w:t>
+      </w:r>
+      <w:proofErr w:type="spellStart"/>
+      <w:r>
+        <w:rPr>
+          <w:rFonts w:ascii="Verdana" w:hAnsi="Verdana"/>
+          <w:sz w:val="24"/>
+          <w:szCs w:val="24"/>
+        </w:rPr>
+        <w:t>ComposeView</w:t>
+      </w:r>
+      <w:proofErr w:type="spellEnd"/>
+      <w:r>
+        <w:rPr>
+          <w:rFonts w:ascii="Verdana" w:hAnsi="Verdana"/>
+          <w:sz w:val="24"/>
+          <w:szCs w:val="24"/>
+        </w:rPr>
+        <w:t xml:space="preserve"> ως </w:t>
+      </w:r>
+      <w:proofErr w:type="spellStart"/>
+      <w:r>
+        <w:rPr>
+          <w:rFonts w:ascii="Verdana" w:hAnsi="Verdana"/>
+          <w:sz w:val="24"/>
+          <w:szCs w:val="24"/>
+        </w:rPr>
+        <w:t>container</w:t>
+      </w:r>
+      <w:proofErr w:type="spellEnd"/>
+      <w:r>
+        <w:rPr>
+          <w:rFonts w:ascii="Verdana" w:hAnsi="Verdana"/>
+          <w:sz w:val="24"/>
+          <w:szCs w:val="24"/>
+        </w:rPr>
+        <w:t xml:space="preserve"> αντί για XML </w:t>
+      </w:r>
+      <w:proofErr w:type="spellStart"/>
+      <w:r>
+        <w:rPr>
+          <w:rFonts w:ascii="Verdana" w:hAnsi="Verdana"/>
+          <w:sz w:val="24"/>
+          <w:szCs w:val="24"/>
+        </w:rPr>
+        <w:t>layouts</w:t>
+      </w:r>
+      <w:proofErr w:type="spellEnd"/>
+      <w:r>
+        <w:rPr>
+          <w:rFonts w:ascii="Verdana" w:hAnsi="Verdana"/>
+          <w:sz w:val="24"/>
+          <w:szCs w:val="24"/>
+        </w:rPr>
+        <w:t>.</w:t>
       </w:r>
     </w:p>
     <w:p>
@@ -5027,7 +7391,29 @@
           <w:sz w:val="24"/>
           <w:szCs w:val="24"/>
         </w:rPr>
-        <w:t>Δημιουργία Composable Συναρτήσεων</w:t>
+        <w:t xml:space="preserve">Δημιουργία </w:t>
+      </w:r>
+      <w:proofErr w:type="spellStart"/>
+      <w:r>
+        <w:rPr>
+          <w:rFonts w:ascii="Verdana" w:hAnsi="Verdana"/>
+          <w:b/>
+          <w:bCs/>
+          <w:sz w:val="24"/>
+          <w:szCs w:val="24"/>
+        </w:rPr>
+        <w:t>Composable</w:t>
+      </w:r>
+      <w:proofErr w:type="spellEnd"/>
+      <w:r>
+        <w:rPr>
+          <w:rFonts w:ascii="Verdana" w:hAnsi="Verdana"/>
+          <w:b/>
+          <w:bCs/>
+          <w:sz w:val="24"/>
+          <w:szCs w:val="24"/>
+        </w:rPr>
+        <w:t xml:space="preserve"> Συναρτήσεων</w:t>
       </w:r>
     </w:p>
     <w:p>
@@ -5058,15 +7444,55 @@
           <w:sz w:val="24"/>
           <w:szCs w:val="24"/>
         </w:rPr>
-        <w:t xml:space="preserve">Οργάνωση UI components: </w:t>
-      </w:r>
-      <w:r>
-        <w:rPr>
-          <w:rFonts w:ascii="Verdana" w:hAnsi="Verdana"/>
-          <w:sz w:val="24"/>
-          <w:szCs w:val="24"/>
-        </w:rPr>
-        <w:t>Κάθε οθόνη ανασχεδιάστηκε ως σύνολο από επαναχρησιμοποιήσιμες Composable συναρτήσεις.</w:t>
+        <w:t xml:space="preserve">Οργάνωση UI </w:t>
+      </w:r>
+      <w:proofErr w:type="spellStart"/>
+      <w:r>
+        <w:rPr>
+          <w:rFonts w:ascii="Verdana" w:hAnsi="Verdana"/>
+          <w:b/>
+          <w:bCs/>
+          <w:sz w:val="24"/>
+          <w:szCs w:val="24"/>
+        </w:rPr>
+        <w:t>components</w:t>
+      </w:r>
+      <w:proofErr w:type="spellEnd"/>
+      <w:r>
+        <w:rPr>
+          <w:rFonts w:ascii="Verdana" w:hAnsi="Verdana"/>
+          <w:b/>
+          <w:bCs/>
+          <w:sz w:val="24"/>
+          <w:szCs w:val="24"/>
+        </w:rPr>
+        <w:t xml:space="preserve">: </w:t>
+      </w:r>
+      <w:r>
+        <w:rPr>
+          <w:rFonts w:ascii="Verdana" w:hAnsi="Verdana"/>
+          <w:sz w:val="24"/>
+          <w:szCs w:val="24"/>
+        </w:rPr>
+        <w:t xml:space="preserve">Κάθε οθόνη ανασχεδιάστηκε ως σύνολο από επαναχρησιμοποιήσιμες </w:t>
+      </w:r>
+      <w:proofErr w:type="spellStart"/>
+      <w:r>
+        <w:rPr>
+          <w:rFonts w:ascii="Verdana" w:hAnsi="Verdana"/>
+          <w:sz w:val="24"/>
+          <w:szCs w:val="24"/>
+        </w:rPr>
+        <w:t>Composable</w:t>
+      </w:r>
+      <w:proofErr w:type="spellEnd"/>
+      <w:r>
+        <w:rPr>
+          <w:rFonts w:ascii="Verdana" w:hAnsi="Verdana"/>
+          <w:sz w:val="24"/>
+          <w:szCs w:val="24"/>
+        </w:rPr>
+        <w:t xml:space="preserve"> συναρτήσεις.</w:t>
       </w:r>
     </w:p>
     <w:p>
@@ -5087,6 +7513,7 @@
           <w:szCs w:val="24"/>
         </w:rPr>
       </w:pPr>
+      <w:proofErr w:type="spellStart"/>
       <w:r>
         <w:rPr>
           <w:rFonts w:ascii="Verdana" w:hAnsi="Verdana"/>
@@ -5095,16 +7522,95 @@
           <w:sz w:val="24"/>
           <w:szCs w:val="24"/>
         </w:rPr>
-        <w:t xml:space="preserve">State Management: </w:t>
-      </w:r>
-      <w:r>
-        <w:rPr>
-          <w:rFonts w:ascii="Verdana" w:hAnsi="Verdana"/>
-          <w:sz w:val="24"/>
-          <w:szCs w:val="24"/>
-        </w:rPr>
-        <w:t>Χρήση του ViewModel και του remember για τη διαχείριση της κατάστασης. Για παράδειγμα, η λίστα βιβλίων ενημερώνεται αυτόματα μέσω LiveData</w:t>
-      </w:r>
+        <w:t>State</w:t>
+      </w:r>
+      <w:proofErr w:type="spellEnd"/>
+      <w:r>
+        <w:rPr>
+          <w:rFonts w:ascii="Verdana" w:hAnsi="Verdana"/>
+          <w:b/>
+          <w:bCs/>
+          <w:sz w:val="24"/>
+          <w:szCs w:val="24"/>
+        </w:rPr>
+        <w:t xml:space="preserve"> </w:t>
+      </w:r>
+      <w:proofErr w:type="spellStart"/>
+      <w:r>
+        <w:rPr>
+          <w:rFonts w:ascii="Verdana" w:hAnsi="Verdana"/>
+          <w:b/>
+          <w:bCs/>
+          <w:sz w:val="24"/>
+          <w:szCs w:val="24"/>
+        </w:rPr>
+        <w:t>Management</w:t>
+      </w:r>
+      <w:proofErr w:type="spellEnd"/>
+      <w:r>
+        <w:rPr>
+          <w:rFonts w:ascii="Verdana" w:hAnsi="Verdana"/>
+          <w:b/>
+          <w:bCs/>
+          <w:sz w:val="24"/>
+          <w:szCs w:val="24"/>
+        </w:rPr>
+        <w:t xml:space="preserve">: </w:t>
+      </w:r>
+      <w:r>
+        <w:rPr>
+          <w:rFonts w:ascii="Verdana" w:hAnsi="Verdana"/>
+          <w:sz w:val="24"/>
+          <w:szCs w:val="24"/>
+        </w:rPr>
+        <w:t>Χρήση του </w:t>
+      </w:r>
+      <w:proofErr w:type="spellStart"/>
+      <w:r>
+        <w:rPr>
+          <w:rFonts w:ascii="Verdana" w:hAnsi="Verdana"/>
+          <w:sz w:val="24"/>
+          <w:szCs w:val="24"/>
+        </w:rPr>
+        <w:t>ViewModel</w:t>
+      </w:r>
+      <w:proofErr w:type="spellEnd"/>
+      <w:r>
+        <w:rPr>
+          <w:rFonts w:ascii="Verdana" w:hAnsi="Verdana"/>
+          <w:sz w:val="24"/>
+          <w:szCs w:val="24"/>
+        </w:rPr>
+        <w:t> και του </w:t>
+      </w:r>
+      <w:proofErr w:type="spellStart"/>
+      <w:r>
+        <w:rPr>
+          <w:rFonts w:ascii="Verdana" w:hAnsi="Verdana"/>
+          <w:sz w:val="24"/>
+          <w:szCs w:val="24"/>
+        </w:rPr>
+        <w:t>remember</w:t>
+      </w:r>
+      <w:proofErr w:type="spellEnd"/>
+      <w:r>
+        <w:rPr>
+          <w:rFonts w:ascii="Verdana" w:hAnsi="Verdana"/>
+          <w:sz w:val="24"/>
+          <w:szCs w:val="24"/>
+        </w:rPr>
+        <w:t> για τη διαχείριση της κατάστασης. Για παράδειγμα, η λίστα βιβλίων ενημερώνεται αυτόματα μέσω </w:t>
+      </w:r>
+      <w:proofErr w:type="spellStart"/>
+      <w:r>
+        <w:rPr>
+          <w:rFonts w:ascii="Verdana" w:hAnsi="Verdana"/>
+          <w:sz w:val="24"/>
+          <w:szCs w:val="24"/>
+        </w:rPr>
+        <w:t>LiveData</w:t>
+      </w:r>
+      <w:proofErr w:type="spellEnd"/>
       <w:r>
         <w:rPr>
           <w:rFonts w:ascii="Verdana" w:hAnsi="Verdana"/>
@@ -5231,7 +7737,43 @@
           <w:sz w:val="24"/>
           <w:szCs w:val="24"/>
         </w:rPr>
-        <w:t xml:space="preserve">Το ViewModel χρησιμοποιήθηκε για επικοινωνία μεταξύ Compose και κλασικών </w:t>
+        <w:t>Το </w:t>
+      </w:r>
+      <w:proofErr w:type="spellStart"/>
+      <w:r>
+        <w:rPr>
+          <w:rFonts w:ascii="Verdana" w:hAnsi="Verdana"/>
+          <w:sz w:val="24"/>
+          <w:szCs w:val="24"/>
+        </w:rPr>
+        <w:t>ViewModel</w:t>
+      </w:r>
+      <w:proofErr w:type="spellEnd"/>
+      <w:r>
+        <w:rPr>
+          <w:rFonts w:ascii="Verdana" w:hAnsi="Verdana"/>
+          <w:sz w:val="24"/>
+          <w:szCs w:val="24"/>
+        </w:rPr>
+        <w:t xml:space="preserve"> χρησιμοποιήθηκε για επικοινωνία μεταξύ </w:t>
+      </w:r>
+      <w:proofErr w:type="spellStart"/>
+      <w:r>
+        <w:rPr>
+          <w:rFonts w:ascii="Verdana" w:hAnsi="Verdana"/>
+          <w:sz w:val="24"/>
+          <w:szCs w:val="24"/>
+        </w:rPr>
+        <w:t>Compose</w:t>
+      </w:r>
+      <w:proofErr w:type="spellEnd"/>
+      <w:r>
+        <w:rPr>
+          <w:rFonts w:ascii="Verdana" w:hAnsi="Verdana"/>
+          <w:sz w:val="24"/>
+          <w:szCs w:val="24"/>
+        </w:rPr>
+        <w:t xml:space="preserve"> και κλασικών </w:t>
       </w:r>
       <w:r>
         <w:rPr>
@@ -5258,6 +7800,7 @@
         </w:rPr>
         <w:t xml:space="preserve">καθώς και το </w:t>
       </w:r>
+      <w:proofErr w:type="spellStart"/>
       <w:r>
         <w:rPr>
           <w:rFonts w:ascii="Verdana" w:hAnsi="Verdana"/>
@@ -5267,6 +7810,7 @@
         </w:rPr>
         <w:t>ComposeView</w:t>
       </w:r>
+      <w:proofErr w:type="spellEnd"/>
       <w:r>
         <w:rPr>
           <w:rFonts w:ascii="Verdana" w:hAnsi="Verdana"/>
@@ -5767,7 +8311,6 @@
           <w:rFonts w:ascii="Verdana" w:hAnsi="Verdana"/>
           <w:sz w:val="24"/>
           <w:szCs w:val="24"/>
-          <w:lang w:val="en-US"/>
         </w:rPr>
       </w:pPr>
     </w:p>
@@ -5970,8 +8513,27 @@
           <w:sz w:val="24"/>
           <w:szCs w:val="24"/>
         </w:rPr>
-        <w:t>η δομή του κώδικα για την διεπαφή με τον χρήστη (</w:t>
-      </w:r>
+        <w:t xml:space="preserve">η δομή του κώδικα για την </w:t>
+      </w:r>
+      <w:proofErr w:type="spellStart"/>
+      <w:r>
+        <w:rPr>
+          <w:rFonts w:ascii="Verdana" w:hAnsi="Verdana"/>
+          <w:sz w:val="24"/>
+          <w:szCs w:val="24"/>
+        </w:rPr>
+        <w:t>διεπαφή</w:t>
+      </w:r>
+      <w:proofErr w:type="spellEnd"/>
+      <w:r>
+        <w:rPr>
+          <w:rFonts w:ascii="Verdana" w:hAnsi="Verdana"/>
+          <w:sz w:val="24"/>
+          <w:szCs w:val="24"/>
+        </w:rPr>
+        <w:t xml:space="preserve"> με τον χρήστη (</w:t>
+      </w:r>
+      <w:proofErr w:type="spellStart"/>
       <w:r>
         <w:rPr>
           <w:rFonts w:ascii="Verdana" w:hAnsi="Verdana"/>
@@ -5981,6 +8543,7 @@
         </w:rPr>
         <w:t>ui</w:t>
       </w:r>
+      <w:proofErr w:type="spellEnd"/>
       <w:r>
         <w:rPr>
           <w:rFonts w:ascii="Verdana" w:hAnsi="Verdana"/>
@@ -6217,24 +8780,18 @@
           <w:sz w:val="24"/>
           <w:szCs w:val="24"/>
         </w:rPr>
-        <w:t xml:space="preserve">Ένα από τα βασικότερα προβλήματα είναι η στενή σύζευξη (tight coupling) μεταξύ του UI και της λογικής της εφαρμογής. Καθώς το Activity περιλαμβάνει τόσο την </w:t>
-      </w:r>
-      <w:r>
-        <w:rPr>
-          <w:rFonts w:ascii="Verdana" w:hAnsi="Verdana"/>
-          <w:sz w:val="24"/>
-          <w:szCs w:val="24"/>
-        </w:rPr>
-        <w:t>γραφική διεπαφή</w:t>
-      </w:r>
-      <w:r>
-        <w:rPr>
-          <w:rFonts w:ascii="Verdana" w:hAnsi="Verdana"/>
-          <w:sz w:val="24"/>
-          <w:szCs w:val="24"/>
-        </w:rPr>
-        <w:t xml:space="preserve"> όσο και την επιχειρησιακή λογική (interaction με το backend), η δομή του κώδικα γίνεται δυσανάγνωστη και δύσκολη στη συντήρηση. Επιπλέον, σε μεγάλες εφαρμογές, όπου οι οθόνες περιέχουν πολλά components, το αρχείο του Activity</w:t>
-      </w:r>
+        <w:t>Ένα από τα βασικότερα προβλήματα είναι η στενή σύζευξη (</w:t>
+      </w:r>
+      <w:proofErr w:type="spellStart"/>
+      <w:r>
+        <w:rPr>
+          <w:rFonts w:ascii="Verdana" w:hAnsi="Verdana"/>
+          <w:sz w:val="24"/>
+          <w:szCs w:val="24"/>
+        </w:rPr>
+        <w:t>tight</w:t>
+      </w:r>
+      <w:proofErr w:type="spellEnd"/>
       <w:r>
         <w:rPr>
           <w:rFonts w:ascii="Verdana" w:hAnsi="Verdana"/>
@@ -6243,6 +8800,140 @@
         </w:rPr>
         <w:t xml:space="preserve"> </w:t>
       </w:r>
+      <w:proofErr w:type="spellStart"/>
+      <w:r>
+        <w:rPr>
+          <w:rFonts w:ascii="Verdana" w:hAnsi="Verdana"/>
+          <w:sz w:val="24"/>
+          <w:szCs w:val="24"/>
+        </w:rPr>
+        <w:t>coupling</w:t>
+      </w:r>
+      <w:proofErr w:type="spellEnd"/>
+      <w:r>
+        <w:rPr>
+          <w:rFonts w:ascii="Verdana" w:hAnsi="Verdana"/>
+          <w:sz w:val="24"/>
+          <w:szCs w:val="24"/>
+        </w:rPr>
+        <w:t xml:space="preserve">) μεταξύ του UI και της λογικής της εφαρμογής. Καθώς το </w:t>
+      </w:r>
+      <w:proofErr w:type="spellStart"/>
+      <w:r>
+        <w:rPr>
+          <w:rFonts w:ascii="Verdana" w:hAnsi="Verdana"/>
+          <w:sz w:val="24"/>
+          <w:szCs w:val="24"/>
+        </w:rPr>
+        <w:t>Activity</w:t>
+      </w:r>
+      <w:proofErr w:type="spellEnd"/>
+      <w:r>
+        <w:rPr>
+          <w:rFonts w:ascii="Verdana" w:hAnsi="Verdana"/>
+          <w:sz w:val="24"/>
+          <w:szCs w:val="24"/>
+        </w:rPr>
+        <w:t xml:space="preserve"> περιλαμβάνει τόσο την </w:t>
+      </w:r>
+      <w:r>
+        <w:rPr>
+          <w:rFonts w:ascii="Verdana" w:hAnsi="Verdana"/>
+          <w:sz w:val="24"/>
+          <w:szCs w:val="24"/>
+        </w:rPr>
+        <w:t xml:space="preserve">γραφική </w:t>
+      </w:r>
+      <w:proofErr w:type="spellStart"/>
+      <w:r>
+        <w:rPr>
+          <w:rFonts w:ascii="Verdana" w:hAnsi="Verdana"/>
+          <w:sz w:val="24"/>
+          <w:szCs w:val="24"/>
+        </w:rPr>
+        <w:t>διεπαφή</w:t>
+      </w:r>
+      <w:proofErr w:type="spellEnd"/>
+      <w:r>
+        <w:rPr>
+          <w:rFonts w:ascii="Verdana" w:hAnsi="Verdana"/>
+          <w:sz w:val="24"/>
+          <w:szCs w:val="24"/>
+        </w:rPr>
+        <w:t xml:space="preserve"> όσο και την επιχειρησιακή λογική (</w:t>
+      </w:r>
+      <w:proofErr w:type="spellStart"/>
+      <w:r>
+        <w:rPr>
+          <w:rFonts w:ascii="Verdana" w:hAnsi="Verdana"/>
+          <w:sz w:val="24"/>
+          <w:szCs w:val="24"/>
+        </w:rPr>
+        <w:t>interaction</w:t>
+      </w:r>
+      <w:proofErr w:type="spellEnd"/>
+      <w:r>
+        <w:rPr>
+          <w:rFonts w:ascii="Verdana" w:hAnsi="Verdana"/>
+          <w:sz w:val="24"/>
+          <w:szCs w:val="24"/>
+        </w:rPr>
+        <w:t xml:space="preserve"> με το </w:t>
+      </w:r>
+      <w:proofErr w:type="spellStart"/>
+      <w:r>
+        <w:rPr>
+          <w:rFonts w:ascii="Verdana" w:hAnsi="Verdana"/>
+          <w:sz w:val="24"/>
+          <w:szCs w:val="24"/>
+        </w:rPr>
+        <w:t>backend</w:t>
+      </w:r>
+      <w:proofErr w:type="spellEnd"/>
+      <w:r>
+        <w:rPr>
+          <w:rFonts w:ascii="Verdana" w:hAnsi="Verdana"/>
+          <w:sz w:val="24"/>
+          <w:szCs w:val="24"/>
+        </w:rPr>
+        <w:t xml:space="preserve">), η δομή του κώδικα γίνεται δυσανάγνωστη και δύσκολη στη συντήρηση. Επιπλέον, σε μεγάλες εφαρμογές, όπου οι οθόνες περιέχουν πολλά </w:t>
+      </w:r>
+      <w:proofErr w:type="spellStart"/>
+      <w:r>
+        <w:rPr>
+          <w:rFonts w:ascii="Verdana" w:hAnsi="Verdana"/>
+          <w:sz w:val="24"/>
+          <w:szCs w:val="24"/>
+        </w:rPr>
+        <w:t>components</w:t>
+      </w:r>
+      <w:proofErr w:type="spellEnd"/>
+      <w:r>
+        <w:rPr>
+          <w:rFonts w:ascii="Verdana" w:hAnsi="Verdana"/>
+          <w:sz w:val="24"/>
+          <w:szCs w:val="24"/>
+        </w:rPr>
+        <w:t xml:space="preserve">, το αρχείο του </w:t>
+      </w:r>
+      <w:proofErr w:type="spellStart"/>
+      <w:r>
+        <w:rPr>
+          <w:rFonts w:ascii="Verdana" w:hAnsi="Verdana"/>
+          <w:sz w:val="24"/>
+          <w:szCs w:val="24"/>
+        </w:rPr>
+        <w:t>Activity</w:t>
+      </w:r>
+      <w:proofErr w:type="spellEnd"/>
+      <w:r>
+        <w:rPr>
+          <w:rFonts w:ascii="Verdana" w:hAnsi="Verdana"/>
+          <w:sz w:val="24"/>
+          <w:szCs w:val="24"/>
+        </w:rPr>
+        <w:t xml:space="preserve"> </w:t>
+      </w:r>
       <w:r>
         <w:rPr>
           <w:rFonts w:ascii="Verdana" w:hAnsi="Verdana"/>
@@ -6321,7 +9012,6 @@
           <w:rFonts w:ascii="Verdana" w:hAnsi="Verdana"/>
           <w:sz w:val="24"/>
           <w:szCs w:val="24"/>
-          <w:lang w:val="en-US"/>
         </w:rPr>
       </w:pPr>
       <w:r>
@@ -6587,6 +9277,7 @@
         </w:rPr>
         <w:t xml:space="preserve"> </w:t>
       </w:r>
+      <w:proofErr w:type="spellStart"/>
       <w:r>
         <w:rPr>
           <w:rFonts w:ascii="Verdana" w:hAnsi="Verdana"/>
@@ -6595,6 +9286,7 @@
         </w:rPr>
         <w:t>εμφωλευμένα</w:t>
       </w:r>
+      <w:proofErr w:type="spellEnd"/>
       <w:r>
         <w:rPr>
           <w:rFonts w:ascii="Verdana" w:hAnsi="Verdana"/>
@@ -6659,15 +9351,51 @@
           <w:sz w:val="24"/>
           <w:szCs w:val="24"/>
         </w:rPr>
-        <w:t>έχοντας σαν συνέπεια την δυσαναγνωσιμότητα του κώδικα.</w:t>
-      </w:r>
-      <w:r>
-        <w:rPr>
-          <w:rFonts w:ascii="Verdana" w:hAnsi="Verdana"/>
-          <w:sz w:val="24"/>
-          <w:szCs w:val="24"/>
-        </w:rPr>
-        <w:t xml:space="preserve"> Η ενημέρωση του UI μέσω findViewById()</w:t>
+        <w:t xml:space="preserve">έχοντας σαν συνέπεια την </w:t>
+      </w:r>
+      <w:proofErr w:type="spellStart"/>
+      <w:r>
+        <w:rPr>
+          <w:rFonts w:ascii="Verdana" w:hAnsi="Verdana"/>
+          <w:sz w:val="24"/>
+          <w:szCs w:val="24"/>
+        </w:rPr>
+        <w:t>δυσαναγνωσιμότητα</w:t>
+      </w:r>
+      <w:proofErr w:type="spellEnd"/>
+      <w:r>
+        <w:rPr>
+          <w:rFonts w:ascii="Verdana" w:hAnsi="Verdana"/>
+          <w:sz w:val="24"/>
+          <w:szCs w:val="24"/>
+        </w:rPr>
+        <w:t xml:space="preserve"> του κώδικα.</w:t>
+      </w:r>
+      <w:r>
+        <w:rPr>
+          <w:rFonts w:ascii="Verdana" w:hAnsi="Verdana"/>
+          <w:sz w:val="24"/>
+          <w:szCs w:val="24"/>
+        </w:rPr>
+        <w:t xml:space="preserve"> Η ενημέρωση του UI μέσω </w:t>
+      </w:r>
+      <w:proofErr w:type="spellStart"/>
+      <w:r>
+        <w:rPr>
+          <w:rFonts w:ascii="Verdana" w:hAnsi="Verdana"/>
+          <w:sz w:val="24"/>
+          <w:szCs w:val="24"/>
+        </w:rPr>
+        <w:t>findViewById</w:t>
+      </w:r>
+      <w:proofErr w:type="spellEnd"/>
+      <w:r>
+        <w:rPr>
+          <w:rFonts w:ascii="Verdana" w:hAnsi="Verdana"/>
+          <w:sz w:val="24"/>
+          <w:szCs w:val="24"/>
+        </w:rPr>
+        <w:t>()</w:t>
       </w:r>
       <w:r>
         <w:rPr>
@@ -6741,7 +9469,43 @@
           <w:sz w:val="24"/>
           <w:szCs w:val="24"/>
         </w:rPr>
-        <w:t xml:space="preserve">Επομένως, αφού σκοπός της εργασίας ήταν η αναδιαμόρφωση της διεπαφής χρήστη χωρίς να επιφέρει αλλαγή στην λειτουργικότητα, απαιτήθηκε η αλλαγή της δομής του κώδικα που παράγει την γραφική διεπαφή. </w:t>
+        <w:t xml:space="preserve">Επομένως, αφού σκοπός της εργασίας ήταν η αναδιαμόρφωση της </w:t>
+      </w:r>
+      <w:proofErr w:type="spellStart"/>
+      <w:r>
+        <w:rPr>
+          <w:rFonts w:ascii="Verdana" w:hAnsi="Verdana"/>
+          <w:sz w:val="24"/>
+          <w:szCs w:val="24"/>
+        </w:rPr>
+        <w:t>διεπαφής</w:t>
+      </w:r>
+      <w:proofErr w:type="spellEnd"/>
+      <w:r>
+        <w:rPr>
+          <w:rFonts w:ascii="Verdana" w:hAnsi="Verdana"/>
+          <w:sz w:val="24"/>
+          <w:szCs w:val="24"/>
+        </w:rPr>
+        <w:t xml:space="preserve"> χρήστη χωρίς να επιφέρει αλλαγή στην λειτουργικότητα, απαιτήθηκε η αλλαγή της δομής του κώδικα που παράγει την γραφική </w:t>
+      </w:r>
+      <w:proofErr w:type="spellStart"/>
+      <w:r>
+        <w:rPr>
+          <w:rFonts w:ascii="Verdana" w:hAnsi="Verdana"/>
+          <w:sz w:val="24"/>
+          <w:szCs w:val="24"/>
+        </w:rPr>
+        <w:t>διεπαφή</w:t>
+      </w:r>
+      <w:proofErr w:type="spellEnd"/>
+      <w:r>
+        <w:rPr>
+          <w:rFonts w:ascii="Verdana" w:hAnsi="Verdana"/>
+          <w:sz w:val="24"/>
+          <w:szCs w:val="24"/>
+        </w:rPr>
+        <w:t xml:space="preserve">. </w:t>
       </w:r>
     </w:p>
     <w:p>
@@ -6905,6 +9669,7 @@
         </w:rPr>
         <w:t xml:space="preserve"> δηλώνει μόνο ένα </w:t>
       </w:r>
+      <w:proofErr w:type="spellStart"/>
       <w:r>
         <w:rPr>
           <w:rFonts w:ascii="Verdana" w:hAnsi="Verdana"/>
@@ -6914,6 +9679,7 @@
         </w:rPr>
         <w:t>ComposeView</w:t>
       </w:r>
+      <w:proofErr w:type="spellEnd"/>
       <w:r>
         <w:rPr>
           <w:rFonts w:ascii="Verdana" w:hAnsi="Verdana"/>
@@ -6928,8 +9694,27 @@
           <w:sz w:val="24"/>
           <w:szCs w:val="24"/>
         </w:rPr>
-        <w:t xml:space="preserve">το οποίο μαζί με το αρχικοποιημένο αντικείμενο του </w:t>
-      </w:r>
+        <w:t xml:space="preserve">το οποίο μαζί με το </w:t>
+      </w:r>
+      <w:proofErr w:type="spellStart"/>
+      <w:r>
+        <w:rPr>
+          <w:rFonts w:ascii="Verdana" w:hAnsi="Verdana"/>
+          <w:sz w:val="24"/>
+          <w:szCs w:val="24"/>
+        </w:rPr>
+        <w:t>αρχικοποιημένο</w:t>
+      </w:r>
+      <w:proofErr w:type="spellEnd"/>
+      <w:r>
+        <w:rPr>
+          <w:rFonts w:ascii="Verdana" w:hAnsi="Verdana"/>
+          <w:sz w:val="24"/>
+          <w:szCs w:val="24"/>
+        </w:rPr>
+        <w:t xml:space="preserve"> αντικείμενο του </w:t>
+      </w:r>
+      <w:proofErr w:type="spellStart"/>
       <w:r>
         <w:rPr>
           <w:rFonts w:ascii="Verdana" w:hAnsi="Verdana"/>
@@ -6939,6 +9724,7 @@
         </w:rPr>
         <w:t>ViewModel</w:t>
       </w:r>
+      <w:proofErr w:type="spellEnd"/>
       <w:r>
         <w:rPr>
           <w:rFonts w:ascii="Verdana" w:hAnsi="Verdana"/>
@@ -7186,6 +9972,7 @@
         </w:rPr>
         <w:t xml:space="preserve">Τον ρόλο του μεσάζοντα για την επικοινωνία θα τον λάβει το αρχείο </w:t>
       </w:r>
+      <w:proofErr w:type="spellStart"/>
       <w:r>
         <w:rPr>
           <w:rFonts w:ascii="Verdana" w:hAnsi="Verdana"/>
@@ -7195,6 +9982,7 @@
         </w:rPr>
         <w:t>ViewModel</w:t>
       </w:r>
+      <w:proofErr w:type="spellEnd"/>
       <w:r>
         <w:rPr>
           <w:rFonts w:ascii="Verdana" w:hAnsi="Verdana"/>
@@ -7374,7 +10162,43 @@
           <w:sz w:val="24"/>
           <w:szCs w:val="24"/>
         </w:rPr>
-        <w:t xml:space="preserve"> από τα XML αρχεία και την ενσωμάτωσή τους σε Kotlin συναρτήσεις, επιτυγχάνεται ένας πιο δηλωτικός και κατανοητός τρόπος διαχείρισης της διεπαφής χρήστη. Έτσι, κάθε οθόνη της εφαρμογής γίνεται πιο ευέλικτη και επαναχρησιμοποιήσιμη, καθώς δεν εξαρτάται πλέον από στατικά </w:t>
+        <w:t xml:space="preserve"> από τα XML αρχεία και την ενσωμάτωσή τους σε </w:t>
+      </w:r>
+      <w:proofErr w:type="spellStart"/>
+      <w:r>
+        <w:rPr>
+          <w:rFonts w:ascii="Verdana" w:hAnsi="Verdana"/>
+          <w:sz w:val="24"/>
+          <w:szCs w:val="24"/>
+        </w:rPr>
+        <w:t>Kotlin</w:t>
+      </w:r>
+      <w:proofErr w:type="spellEnd"/>
+      <w:r>
+        <w:rPr>
+          <w:rFonts w:ascii="Verdana" w:hAnsi="Verdana"/>
+          <w:sz w:val="24"/>
+          <w:szCs w:val="24"/>
+        </w:rPr>
+        <w:t xml:space="preserve"> συναρτήσεις, επιτυγχάνεται ένας πιο δηλωτικός και κατανοητός τρόπος διαχείρισης της </w:t>
+      </w:r>
+      <w:proofErr w:type="spellStart"/>
+      <w:r>
+        <w:rPr>
+          <w:rFonts w:ascii="Verdana" w:hAnsi="Verdana"/>
+          <w:sz w:val="24"/>
+          <w:szCs w:val="24"/>
+        </w:rPr>
+        <w:t>διεπαφής</w:t>
+      </w:r>
+      <w:proofErr w:type="spellEnd"/>
+      <w:r>
+        <w:rPr>
+          <w:rFonts w:ascii="Verdana" w:hAnsi="Verdana"/>
+          <w:sz w:val="24"/>
+          <w:szCs w:val="24"/>
+        </w:rPr>
+        <w:t xml:space="preserve"> χρήστη. Έτσι, κάθε οθόνη της εφαρμογής γίνεται πιο ευέλικτη και επαναχρησιμοποιήσιμη, καθώς δεν εξαρτάται πλέον από στατικά </w:t>
       </w:r>
       <w:r>
         <w:rPr>
@@ -7441,7 +10265,25 @@
           <w:sz w:val="24"/>
           <w:szCs w:val="24"/>
         </w:rPr>
-        <w:t xml:space="preserve">Επιπλέον, η χρήση του ViewModel ως ενδιάμεσου επιτρέπει την καλύτερη διαχείριση του </w:t>
+        <w:t xml:space="preserve">Επιπλέον, η χρήση του </w:t>
+      </w:r>
+      <w:proofErr w:type="spellStart"/>
+      <w:r>
+        <w:rPr>
+          <w:rFonts w:ascii="Verdana" w:hAnsi="Verdana"/>
+          <w:sz w:val="24"/>
+          <w:szCs w:val="24"/>
+        </w:rPr>
+        <w:t>ViewModel</w:t>
+      </w:r>
+      <w:proofErr w:type="spellEnd"/>
+      <w:r>
+        <w:rPr>
+          <w:rFonts w:ascii="Verdana" w:hAnsi="Verdana"/>
+          <w:sz w:val="24"/>
+          <w:szCs w:val="24"/>
+        </w:rPr>
+        <w:t xml:space="preserve"> ως ενδιάμεσου επιτρέπει την καλύτερη διαχείριση του </w:t>
       </w:r>
       <w:r>
         <w:rPr>
@@ -7458,7 +10300,43 @@
           <w:sz w:val="24"/>
           <w:szCs w:val="24"/>
         </w:rPr>
-        <w:t xml:space="preserve"> και τη διατήρηση των δεδομένων ακόμα και σε καταστάσεις όπως η αλλαγή προσανατολισμού της συσκευής. Στην παραδοσιακή προσέγγιση, το Activity ήταν υπεύθυνο τόσο για τη διαχείριση των UI στοιχείων όσο και για την επικοινωνία με τα δεδομένα, γεγονός που οδηγούσε σε πολυπλοκότητα και στενή σύζευξη. Αντίθετα, στη νέα δομή, το ViewModel αποσυνδέει το UI από τη λογική της εφαρμογής, προσφέροντας έναν πιο </w:t>
+        <w:t xml:space="preserve"> και τη διατήρηση των δεδομένων ακόμα και σε καταστάσεις όπως η αλλαγή προσανατολισμού της συσκευής. Στην παραδοσιακή προσέγγιση, το </w:t>
+      </w:r>
+      <w:proofErr w:type="spellStart"/>
+      <w:r>
+        <w:rPr>
+          <w:rFonts w:ascii="Verdana" w:hAnsi="Verdana"/>
+          <w:sz w:val="24"/>
+          <w:szCs w:val="24"/>
+        </w:rPr>
+        <w:t>Activity</w:t>
+      </w:r>
+      <w:proofErr w:type="spellEnd"/>
+      <w:r>
+        <w:rPr>
+          <w:rFonts w:ascii="Verdana" w:hAnsi="Verdana"/>
+          <w:sz w:val="24"/>
+          <w:szCs w:val="24"/>
+        </w:rPr>
+        <w:t xml:space="preserve"> ήταν υπεύθυνο τόσο για τη διαχείριση των UI στοιχείων όσο και για την επικοινωνία με τα δεδομένα, γεγονός που οδηγούσε σε πολυπλοκότητα και στενή σύζευξη. Αντίθετα, στη νέα δομή, το </w:t>
+      </w:r>
+      <w:proofErr w:type="spellStart"/>
+      <w:r>
+        <w:rPr>
+          <w:rFonts w:ascii="Verdana" w:hAnsi="Verdana"/>
+          <w:sz w:val="24"/>
+          <w:szCs w:val="24"/>
+        </w:rPr>
+        <w:t>ViewModel</w:t>
+      </w:r>
+      <w:proofErr w:type="spellEnd"/>
+      <w:r>
+        <w:rPr>
+          <w:rFonts w:ascii="Verdana" w:hAnsi="Verdana"/>
+          <w:sz w:val="24"/>
+          <w:szCs w:val="24"/>
+        </w:rPr>
+        <w:t xml:space="preserve"> αποσυνδέει το UI από τη λογική της εφαρμογής, προσφέροντας έναν πιο </w:t>
       </w:r>
       <w:r>
         <w:rPr>
@@ -7524,7 +10402,6 @@
           <w:rFonts w:ascii="Verdana" w:hAnsi="Verdana"/>
           <w:sz w:val="24"/>
           <w:szCs w:val="24"/>
-          <w:lang w:val="en-US"/>
         </w:rPr>
       </w:pPr>
     </w:p>
@@ -7539,7 +10416,6 @@
           <w:rFonts w:ascii="Verdana" w:hAnsi="Verdana"/>
           <w:sz w:val="24"/>
           <w:szCs w:val="24"/>
-          <w:lang w:val="en-US"/>
         </w:rPr>
       </w:pPr>
     </w:p>
@@ -7562,7 +10438,25 @@
           <w:sz w:val="24"/>
           <w:szCs w:val="24"/>
         </w:rPr>
-        <w:t>Αντί να έχουμε ένα Activity που διαχειρίζεται ένα μεγάλο και περίπλοκο UI, μπορούμε να σπάσουμε το UI σε μικρότερα στοιχεία</w:t>
+        <w:t xml:space="preserve">Αντί να έχουμε ένα </w:t>
+      </w:r>
+      <w:proofErr w:type="spellStart"/>
+      <w:r>
+        <w:rPr>
+          <w:rFonts w:ascii="Verdana" w:hAnsi="Verdana"/>
+          <w:sz w:val="24"/>
+          <w:szCs w:val="24"/>
+        </w:rPr>
+        <w:t>Activity</w:t>
+      </w:r>
+      <w:proofErr w:type="spellEnd"/>
+      <w:r>
+        <w:rPr>
+          <w:rFonts w:ascii="Verdana" w:hAnsi="Verdana"/>
+          <w:sz w:val="24"/>
+          <w:szCs w:val="24"/>
+        </w:rPr>
+        <w:t xml:space="preserve"> που διαχειρίζεται ένα μεγάλο και περίπλοκο UI, μπορούμε να σπάσουμε το UI σε μικρότερα στοιχεία</w:t>
       </w:r>
       <w:r>
         <w:rPr>
@@ -7572,6 +10466,7 @@
         </w:rPr>
         <w:t xml:space="preserve"> (</w:t>
       </w:r>
+      <w:proofErr w:type="spellStart"/>
       <w:r>
         <w:rPr>
           <w:rFonts w:ascii="Verdana" w:hAnsi="Verdana"/>
@@ -7581,6 +10476,7 @@
         </w:rPr>
         <w:t>composables</w:t>
       </w:r>
+      <w:proofErr w:type="spellEnd"/>
       <w:r>
         <w:rPr>
           <w:rFonts w:ascii="Verdana" w:hAnsi="Verdana"/>
@@ -7645,7 +10541,43 @@
           <w:sz w:val="24"/>
           <w:szCs w:val="24"/>
         </w:rPr>
-        <w:t xml:space="preserve">Επιπλέον, η χρήση του Jetpack Compose επιτρέπει την καλύτερη διαχείριση των UI </w:t>
+        <w:t xml:space="preserve">Επιπλέον, η χρήση του </w:t>
+      </w:r>
+      <w:proofErr w:type="spellStart"/>
+      <w:r>
+        <w:rPr>
+          <w:rFonts w:ascii="Verdana" w:hAnsi="Verdana"/>
+          <w:sz w:val="24"/>
+          <w:szCs w:val="24"/>
+        </w:rPr>
+        <w:t>Jetpack</w:t>
+      </w:r>
+      <w:proofErr w:type="spellEnd"/>
+      <w:r>
+        <w:rPr>
+          <w:rFonts w:ascii="Verdana" w:hAnsi="Verdana"/>
+          <w:sz w:val="24"/>
+          <w:szCs w:val="24"/>
+        </w:rPr>
+        <w:t xml:space="preserve"> </w:t>
+      </w:r>
+      <w:proofErr w:type="spellStart"/>
+      <w:r>
+        <w:rPr>
+          <w:rFonts w:ascii="Verdana" w:hAnsi="Verdana"/>
+          <w:sz w:val="24"/>
+          <w:szCs w:val="24"/>
+        </w:rPr>
+        <w:t>Compose</w:t>
+      </w:r>
+      <w:proofErr w:type="spellEnd"/>
+      <w:r>
+        <w:rPr>
+          <w:rFonts w:ascii="Verdana" w:hAnsi="Verdana"/>
+          <w:sz w:val="24"/>
+          <w:szCs w:val="24"/>
+        </w:rPr>
+        <w:t xml:space="preserve"> επιτρέπει την καλύτερη διαχείριση των UI </w:t>
       </w:r>
       <w:r>
         <w:rPr>
@@ -7678,7 +10610,133 @@
           <w:sz w:val="24"/>
           <w:szCs w:val="24"/>
         </w:rPr>
-        <w:t>Σε αντίθεση με το παραδοσιακό View System, όπου οι αλλαγές στα δεδομένα απαιτούν χειροκίνητη ενημέρωση των στοιχείων μέσω adapters ή LiveData observers, το Compose παρακολουθεί αυτόματα τις αλλαγές και ενημερώνει το UI όταν αυτό είναι απαραίτητο. Αυτό έχει ως αποτέλεσμα πιο αποδοτικό rendering και καλύτερη εμπειρία χρήστη.</w:t>
+        <w:t xml:space="preserve">Σε αντίθεση με το παραδοσιακό </w:t>
+      </w:r>
+      <w:proofErr w:type="spellStart"/>
+      <w:r>
+        <w:rPr>
+          <w:rFonts w:ascii="Verdana" w:hAnsi="Verdana"/>
+          <w:sz w:val="24"/>
+          <w:szCs w:val="24"/>
+        </w:rPr>
+        <w:t>View</w:t>
+      </w:r>
+      <w:proofErr w:type="spellEnd"/>
+      <w:r>
+        <w:rPr>
+          <w:rFonts w:ascii="Verdana" w:hAnsi="Verdana"/>
+          <w:sz w:val="24"/>
+          <w:szCs w:val="24"/>
+        </w:rPr>
+        <w:t xml:space="preserve"> </w:t>
+      </w:r>
+      <w:proofErr w:type="spellStart"/>
+      <w:r>
+        <w:rPr>
+          <w:rFonts w:ascii="Verdana" w:hAnsi="Verdana"/>
+          <w:sz w:val="24"/>
+          <w:szCs w:val="24"/>
+        </w:rPr>
+        <w:t>System</w:t>
+      </w:r>
+      <w:proofErr w:type="spellEnd"/>
+      <w:r>
+        <w:rPr>
+          <w:rFonts w:ascii="Verdana" w:hAnsi="Verdana"/>
+          <w:sz w:val="24"/>
+          <w:szCs w:val="24"/>
+        </w:rPr>
+        <w:t xml:space="preserve">, όπου οι αλλαγές στα δεδομένα απαιτούν χειροκίνητη ενημέρωση των στοιχείων μέσω </w:t>
+      </w:r>
+      <w:proofErr w:type="spellStart"/>
+      <w:r>
+        <w:rPr>
+          <w:rFonts w:ascii="Verdana" w:hAnsi="Verdana"/>
+          <w:sz w:val="24"/>
+          <w:szCs w:val="24"/>
+        </w:rPr>
+        <w:t>adapters</w:t>
+      </w:r>
+      <w:proofErr w:type="spellEnd"/>
+      <w:r>
+        <w:rPr>
+          <w:rFonts w:ascii="Verdana" w:hAnsi="Verdana"/>
+          <w:sz w:val="24"/>
+          <w:szCs w:val="24"/>
+        </w:rPr>
+        <w:t xml:space="preserve"> ή </w:t>
+      </w:r>
+      <w:proofErr w:type="spellStart"/>
+      <w:r>
+        <w:rPr>
+          <w:rFonts w:ascii="Verdana" w:hAnsi="Verdana"/>
+          <w:sz w:val="24"/>
+          <w:szCs w:val="24"/>
+        </w:rPr>
+        <w:t>LiveData</w:t>
+      </w:r>
+      <w:proofErr w:type="spellEnd"/>
+      <w:r>
+        <w:rPr>
+          <w:rFonts w:ascii="Verdana" w:hAnsi="Verdana"/>
+          <w:sz w:val="24"/>
+          <w:szCs w:val="24"/>
+        </w:rPr>
+        <w:t xml:space="preserve"> </w:t>
+      </w:r>
+      <w:proofErr w:type="spellStart"/>
+      <w:r>
+        <w:rPr>
+          <w:rFonts w:ascii="Verdana" w:hAnsi="Verdana"/>
+          <w:sz w:val="24"/>
+          <w:szCs w:val="24"/>
+        </w:rPr>
+        <w:t>observers</w:t>
+      </w:r>
+      <w:proofErr w:type="spellEnd"/>
+      <w:r>
+        <w:rPr>
+          <w:rFonts w:ascii="Verdana" w:hAnsi="Verdana"/>
+          <w:sz w:val="24"/>
+          <w:szCs w:val="24"/>
+        </w:rPr>
+        <w:t xml:space="preserve">, το </w:t>
+      </w:r>
+      <w:proofErr w:type="spellStart"/>
+      <w:r>
+        <w:rPr>
+          <w:rFonts w:ascii="Verdana" w:hAnsi="Verdana"/>
+          <w:sz w:val="24"/>
+          <w:szCs w:val="24"/>
+        </w:rPr>
+        <w:t>Compose</w:t>
+      </w:r>
+      <w:proofErr w:type="spellEnd"/>
+      <w:r>
+        <w:rPr>
+          <w:rFonts w:ascii="Verdana" w:hAnsi="Verdana"/>
+          <w:sz w:val="24"/>
+          <w:szCs w:val="24"/>
+        </w:rPr>
+        <w:t xml:space="preserve"> παρακολουθεί αυτόματα τις αλλαγές και ενημερώνει το UI όταν αυτό είναι απαραίτητο. Αυτό έχει ως αποτέλεσμα πιο αποδοτικό </w:t>
+      </w:r>
+      <w:proofErr w:type="spellStart"/>
+      <w:r>
+        <w:rPr>
+          <w:rFonts w:ascii="Verdana" w:hAnsi="Verdana"/>
+          <w:sz w:val="24"/>
+          <w:szCs w:val="24"/>
+        </w:rPr>
+        <w:t>rendering</w:t>
+      </w:r>
+      <w:proofErr w:type="spellEnd"/>
+      <w:r>
+        <w:rPr>
+          <w:rFonts w:ascii="Verdana" w:hAnsi="Verdana"/>
+          <w:sz w:val="24"/>
+          <w:szCs w:val="24"/>
+        </w:rPr>
+        <w:t xml:space="preserve"> και καλύτερη εμπειρία χρήστη.</w:t>
       </w:r>
     </w:p>
     <w:p>
@@ -7728,7 +10786,79 @@
           <w:sz w:val="24"/>
           <w:szCs w:val="24"/>
         </w:rPr>
-        <w:t>Παρότι η αρχιτεκτονική αυτή μπορεί αρχικά να φαίνεται περίπλοκη, ειδικά σε προγραμματιστές που είναι εξοικειωμένοι με την κλασική προσέγγιση ανάπτυξης Android εφαρμογών, προσφέρει σημαντικά οφέλη σε όρους διαχείρισης, επεκτασιμότητας και επαναχρησιμοποίησης. Η μετάβαση στο Jetpack Compose, σε συνδυασμό με τη χρήση του ViewModel για τη διαχείριση των δεδομένων, οδηγεί σε μια πιο καθαρή, δομημένη και σύγχρονη αρχιτεκτονική, που διευκολύνει τη συντήρηση και εξέλιξη της εφαρμογής.</w:t>
+        <w:t xml:space="preserve">Παρότι η αρχιτεκτονική αυτή μπορεί αρχικά να φαίνεται περίπλοκη, ειδικά σε προγραμματιστές που είναι εξοικειωμένοι με την κλασική προσέγγιση ανάπτυξης </w:t>
+      </w:r>
+      <w:proofErr w:type="spellStart"/>
+      <w:r>
+        <w:rPr>
+          <w:rFonts w:ascii="Verdana" w:hAnsi="Verdana"/>
+          <w:sz w:val="24"/>
+          <w:szCs w:val="24"/>
+        </w:rPr>
+        <w:t>Android</w:t>
+      </w:r>
+      <w:proofErr w:type="spellEnd"/>
+      <w:r>
+        <w:rPr>
+          <w:rFonts w:ascii="Verdana" w:hAnsi="Verdana"/>
+          <w:sz w:val="24"/>
+          <w:szCs w:val="24"/>
+        </w:rPr>
+        <w:t xml:space="preserve"> εφαρμογών, προσφέρει σημαντικά οφέλη σε όρους διαχείρισης, επεκτασιμότητας και επαναχρησιμοποίησης. Η μετάβαση στο </w:t>
+      </w:r>
+      <w:proofErr w:type="spellStart"/>
+      <w:r>
+        <w:rPr>
+          <w:rFonts w:ascii="Verdana" w:hAnsi="Verdana"/>
+          <w:sz w:val="24"/>
+          <w:szCs w:val="24"/>
+        </w:rPr>
+        <w:t>Jetpack</w:t>
+      </w:r>
+      <w:proofErr w:type="spellEnd"/>
+      <w:r>
+        <w:rPr>
+          <w:rFonts w:ascii="Verdana" w:hAnsi="Verdana"/>
+          <w:sz w:val="24"/>
+          <w:szCs w:val="24"/>
+        </w:rPr>
+        <w:t xml:space="preserve"> </w:t>
+      </w:r>
+      <w:proofErr w:type="spellStart"/>
+      <w:r>
+        <w:rPr>
+          <w:rFonts w:ascii="Verdana" w:hAnsi="Verdana"/>
+          <w:sz w:val="24"/>
+          <w:szCs w:val="24"/>
+        </w:rPr>
+        <w:t>Compose</w:t>
+      </w:r>
+      <w:proofErr w:type="spellEnd"/>
+      <w:r>
+        <w:rPr>
+          <w:rFonts w:ascii="Verdana" w:hAnsi="Verdana"/>
+          <w:sz w:val="24"/>
+          <w:szCs w:val="24"/>
+        </w:rPr>
+        <w:t xml:space="preserve">, σε συνδυασμό με τη χρήση του </w:t>
+      </w:r>
+      <w:proofErr w:type="spellStart"/>
+      <w:r>
+        <w:rPr>
+          <w:rFonts w:ascii="Verdana" w:hAnsi="Verdana"/>
+          <w:sz w:val="24"/>
+          <w:szCs w:val="24"/>
+        </w:rPr>
+        <w:t>ViewModel</w:t>
+      </w:r>
+      <w:proofErr w:type="spellEnd"/>
+      <w:r>
+        <w:rPr>
+          <w:rFonts w:ascii="Verdana" w:hAnsi="Verdana"/>
+          <w:sz w:val="24"/>
+          <w:szCs w:val="24"/>
+        </w:rPr>
+        <w:t xml:space="preserve"> για τη διαχείριση των δεδομένων, οδηγεί σε μια πιο καθαρή, δομημένη και σύγχρονη αρχιτεκτονική, που διευκολύνει τη συντήρηση και εξέλιξη της εφαρμογής.</w:t>
       </w:r>
     </w:p>
     <w:p>
@@ -7896,7 +11026,6 @@
           <w:rFonts w:ascii="Verdana" w:hAnsi="Verdana"/>
           <w:sz w:val="24"/>
           <w:szCs w:val="24"/>
-          <w:lang w:val="en-US"/>
         </w:rPr>
       </w:pPr>
     </w:p>
@@ -7942,7 +11071,6 @@
           <w:rFonts w:ascii="Verdana" w:hAnsi="Verdana"/>
           <w:sz w:val="24"/>
           <w:szCs w:val="24"/>
-          <w:lang w:val="en-US"/>
         </w:rPr>
       </w:pPr>
       <w:r>
@@ -8127,6 +11255,7 @@
         </w:rPr>
         <w:t xml:space="preserve"> δημιούργησα και το αντίστοιχο </w:t>
       </w:r>
+      <w:proofErr w:type="spellStart"/>
       <w:r>
         <w:rPr>
           <w:rFonts w:ascii="Verdana" w:hAnsi="Verdana"/>
@@ -8136,6 +11265,7 @@
         </w:rPr>
         <w:t>ViewModel</w:t>
       </w:r>
+      <w:proofErr w:type="spellEnd"/>
       <w:r>
         <w:rPr>
           <w:rFonts w:ascii="Verdana" w:hAnsi="Verdana"/>
@@ -8152,6 +11282,7 @@
         </w:rPr>
         <w:t xml:space="preserve">το οποίο κληρονομεί τις ιδιότητες της γενικής κλάσης </w:t>
       </w:r>
+      <w:proofErr w:type="spellStart"/>
       <w:r>
         <w:rPr>
           <w:rFonts w:ascii="Verdana" w:hAnsi="Verdana"/>
@@ -8161,6 +11292,7 @@
         </w:rPr>
         <w:t>ViewModel</w:t>
       </w:r>
+      <w:proofErr w:type="spellEnd"/>
       <w:r>
         <w:rPr>
           <w:rFonts w:ascii="Verdana" w:hAnsi="Verdana"/>
@@ -8236,6 +11368,7 @@
         </w:rPr>
         <w:t xml:space="preserve">Για παράδειγμα, στο </w:t>
       </w:r>
+      <w:proofErr w:type="spellStart"/>
       <w:r>
         <w:rPr>
           <w:rFonts w:ascii="Verdana" w:hAnsi="Verdana"/>
@@ -8245,6 +11378,7 @@
         </w:rPr>
         <w:t>BorrowerDetailsActivity</w:t>
       </w:r>
+      <w:proofErr w:type="spellEnd"/>
       <w:r>
         <w:rPr>
           <w:rFonts w:ascii="Verdana" w:hAnsi="Verdana"/>
@@ -8261,6 +11395,7 @@
         </w:rPr>
         <w:t xml:space="preserve">αντιστοιχεί το </w:t>
       </w:r>
+      <w:proofErr w:type="spellStart"/>
       <w:r>
         <w:rPr>
           <w:rFonts w:ascii="Verdana" w:hAnsi="Verdana"/>
@@ -8270,6 +11405,7 @@
         </w:rPr>
         <w:t>BorrowerDetailsViewModel</w:t>
       </w:r>
+      <w:proofErr w:type="spellEnd"/>
       <w:r>
         <w:rPr>
           <w:rFonts w:ascii="Verdana" w:hAnsi="Verdana"/>
@@ -8320,6 +11456,7 @@
         </w:rPr>
         <w:t xml:space="preserve"> </w:t>
       </w:r>
+      <w:proofErr w:type="spellStart"/>
       <w:r>
         <w:rPr>
           <w:rFonts w:ascii="Verdana" w:hAnsi="Verdana"/>
@@ -8329,6 +11466,7 @@
         </w:rPr>
         <w:t>PublisherDetailsViewModel</w:t>
       </w:r>
+      <w:proofErr w:type="spellEnd"/>
       <w:r>
         <w:rPr>
           <w:rFonts w:ascii="Verdana" w:hAnsi="Verdana"/>
@@ -8354,6 +11492,7 @@
         </w:rPr>
         <w:t xml:space="preserve"> </w:t>
       </w:r>
+      <w:proofErr w:type="spellStart"/>
       <w:r>
         <w:rPr>
           <w:rFonts w:ascii="Verdana" w:hAnsi="Verdana"/>
@@ -8363,6 +11502,7 @@
         </w:rPr>
         <w:t>ViewModel</w:t>
       </w:r>
+      <w:proofErr w:type="spellEnd"/>
       <w:r>
         <w:rPr>
           <w:rFonts w:ascii="Verdana" w:hAnsi="Verdana"/>
@@ -8413,6 +11553,7 @@
         </w:rPr>
         <w:t xml:space="preserve">Ομοίως έχουν δηλωθεί και τα υπόλοιπα </w:t>
       </w:r>
+      <w:proofErr w:type="spellStart"/>
       <w:r>
         <w:rPr>
           <w:rFonts w:ascii="Verdana" w:hAnsi="Verdana"/>
@@ -8422,6 +11563,7 @@
         </w:rPr>
         <w:t>ViewModel</w:t>
       </w:r>
+      <w:proofErr w:type="spellEnd"/>
       <w:r>
         <w:rPr>
           <w:rFonts w:ascii="Verdana" w:hAnsi="Verdana"/>
@@ -8557,6 +11699,7 @@
         </w:rPr>
         <w:t xml:space="preserve">Η βασική συνάρτηση του συγκεκριμένου αρχείου είναι η </w:t>
       </w:r>
+      <w:proofErr w:type="spellStart"/>
       <w:r>
         <w:rPr>
           <w:rFonts w:ascii="Verdana" w:hAnsi="Verdana"/>
@@ -8566,6 +11709,7 @@
         </w:rPr>
         <w:t>showView</w:t>
       </w:r>
+      <w:proofErr w:type="spellEnd"/>
       <w:r>
         <w:rPr>
           <w:rFonts w:ascii="Verdana" w:hAnsi="Verdana"/>
@@ -8590,6 +11734,7 @@
         </w:rPr>
         <w:t xml:space="preserve">η οποία δέχεται σαν παραμέτρους ένα </w:t>
       </w:r>
+      <w:proofErr w:type="spellStart"/>
       <w:r>
         <w:rPr>
           <w:rFonts w:ascii="Verdana" w:hAnsi="Verdana"/>
@@ -8599,6 +11744,7 @@
         </w:rPr>
         <w:t>ComposeView</w:t>
       </w:r>
+      <w:proofErr w:type="spellEnd"/>
       <w:r>
         <w:rPr>
           <w:rFonts w:ascii="Verdana" w:hAnsi="Verdana"/>
@@ -8623,6 +11769,7 @@
         </w:rPr>
         <w:t xml:space="preserve"> </w:t>
       </w:r>
+      <w:proofErr w:type="spellStart"/>
       <w:r>
         <w:rPr>
           <w:rFonts w:ascii="Verdana" w:hAnsi="Verdana"/>
@@ -8632,6 +11779,7 @@
         </w:rPr>
         <w:t>ViewModel</w:t>
       </w:r>
+      <w:proofErr w:type="spellEnd"/>
       <w:r>
         <w:rPr>
           <w:rFonts w:ascii="Verdana" w:hAnsi="Verdana"/>
@@ -8673,6 +11821,7 @@
         </w:rPr>
         <w:t xml:space="preserve"> </w:t>
       </w:r>
+      <w:proofErr w:type="spellStart"/>
       <w:r>
         <w:rPr>
           <w:rFonts w:ascii="Verdana" w:hAnsi="Verdana"/>
@@ -8682,6 +11831,7 @@
         </w:rPr>
         <w:t>drawScreen</w:t>
       </w:r>
+      <w:proofErr w:type="spellEnd"/>
       <w:r>
         <w:rPr>
           <w:rFonts w:ascii="Verdana" w:hAnsi="Verdana"/>
@@ -8690,6 +11840,7 @@
         </w:rPr>
         <w:t xml:space="preserve">. Ορίζει το περιεχόμενο του </w:t>
       </w:r>
+      <w:proofErr w:type="spellStart"/>
       <w:r>
         <w:rPr>
           <w:rFonts w:ascii="Verdana" w:hAnsi="Verdana"/>
@@ -8699,6 +11850,7 @@
         </w:rPr>
         <w:t>ComposeView</w:t>
       </w:r>
+      <w:proofErr w:type="spellEnd"/>
       <w:r>
         <w:rPr>
           <w:rFonts w:ascii="Verdana" w:hAnsi="Verdana"/>
@@ -8707,6 +11859,7 @@
         </w:rPr>
         <w:t xml:space="preserve"> καλώντας την συνάρτηση </w:t>
       </w:r>
+      <w:proofErr w:type="spellStart"/>
       <w:r>
         <w:rPr>
           <w:rFonts w:ascii="Verdana" w:hAnsi="Verdana"/>
@@ -8716,6 +11869,7 @@
         </w:rPr>
         <w:t>setContent</w:t>
       </w:r>
+      <w:proofErr w:type="spellEnd"/>
       <w:r>
         <w:rPr>
           <w:rFonts w:ascii="Verdana" w:hAnsi="Verdana"/>
@@ -8732,6 +11886,7 @@
         </w:rPr>
         <w:t xml:space="preserve">εφαρμόζει το </w:t>
       </w:r>
+      <w:proofErr w:type="spellStart"/>
       <w:r>
         <w:rPr>
           <w:rFonts w:ascii="Verdana" w:hAnsi="Verdana"/>
@@ -8741,6 +11896,7 @@
         </w:rPr>
         <w:t>LibraryTheme</w:t>
       </w:r>
+      <w:proofErr w:type="spellEnd"/>
       <w:r>
         <w:rPr>
           <w:rFonts w:ascii="Verdana" w:hAnsi="Verdana"/>
@@ -8782,6 +11938,7 @@
         </w:rPr>
         <w:t xml:space="preserve">για την βασική δομή του </w:t>
       </w:r>
+      <w:proofErr w:type="spellStart"/>
       <w:r>
         <w:rPr>
           <w:rFonts w:ascii="Verdana" w:hAnsi="Verdana"/>
@@ -8791,6 +11948,7 @@
         </w:rPr>
         <w:t>ui</w:t>
       </w:r>
+      <w:proofErr w:type="spellEnd"/>
       <w:r>
         <w:rPr>
           <w:rFonts w:ascii="Verdana" w:hAnsi="Verdana"/>
@@ -8899,6 +12057,7 @@
         </w:rPr>
         <w:t>.</w:t>
       </w:r>
+      <w:proofErr w:type="spellStart"/>
       <w:r>
         <w:rPr>
           <w:rFonts w:ascii="Verdana" w:hAnsi="Verdana"/>
@@ -8908,6 +12067,7 @@
         </w:rPr>
         <w:t>DarkGray</w:t>
       </w:r>
+      <w:proofErr w:type="spellEnd"/>
       <w:r>
         <w:rPr>
           <w:rFonts w:ascii="Verdana" w:hAnsi="Verdana"/>
@@ -8932,6 +12092,7 @@
         </w:rPr>
         <w:t xml:space="preserve">Τέλος, καλεί την συνάρτηση </w:t>
       </w:r>
+      <w:proofErr w:type="spellStart"/>
       <w:r>
         <w:rPr>
           <w:rFonts w:ascii="Verdana" w:hAnsi="Verdana"/>
@@ -8941,6 +12102,7 @@
         </w:rPr>
         <w:t>drawScreen</w:t>
       </w:r>
+      <w:proofErr w:type="spellEnd"/>
       <w:r>
         <w:rPr>
           <w:rFonts w:ascii="Verdana" w:hAnsi="Verdana"/>
@@ -8981,6 +12143,7 @@
         </w:rPr>
         <w:t xml:space="preserve">Επιπλέον, στο αρχείο υπάρχουν πολλές συναρτήσεις που καλούν την </w:t>
       </w:r>
+      <w:proofErr w:type="spellStart"/>
       <w:r>
         <w:rPr>
           <w:rFonts w:ascii="Verdana" w:hAnsi="Verdana"/>
@@ -8990,6 +12153,7 @@
         </w:rPr>
         <w:t>showView</w:t>
       </w:r>
+      <w:proofErr w:type="spellEnd"/>
       <w:r>
         <w:rPr>
           <w:rFonts w:ascii="Verdana" w:hAnsi="Verdana"/>
@@ -9006,6 +12170,7 @@
         </w:rPr>
         <w:t xml:space="preserve"> </w:t>
       </w:r>
+      <w:proofErr w:type="spellStart"/>
       <w:r>
         <w:rPr>
           <w:rFonts w:ascii="Verdana" w:hAnsi="Verdana"/>
@@ -9015,6 +12180,7 @@
         </w:rPr>
         <w:t>ViewModel</w:t>
       </w:r>
+      <w:proofErr w:type="spellEnd"/>
       <w:r>
         <w:rPr>
           <w:rFonts w:ascii="Verdana" w:hAnsi="Verdana"/>
@@ -9023,6 +12189,7 @@
         </w:rPr>
         <w:t xml:space="preserve"> και συνάρτηση σχεδίασης (</w:t>
       </w:r>
+      <w:proofErr w:type="spellStart"/>
       <w:r>
         <w:rPr>
           <w:rFonts w:ascii="Verdana" w:hAnsi="Verdana"/>
@@ -9032,6 +12199,7 @@
         </w:rPr>
         <w:t>drawScreen</w:t>
       </w:r>
+      <w:proofErr w:type="spellEnd"/>
       <w:r>
         <w:rPr>
           <w:rFonts w:ascii="Verdana" w:hAnsi="Verdana"/>
@@ -9352,6 +12520,7 @@
         </w:rPr>
         <w:t xml:space="preserve"> </w:t>
       </w:r>
+      <w:proofErr w:type="spellStart"/>
       <w:r>
         <w:rPr>
           <w:rFonts w:ascii="Verdana" w:hAnsi="Verdana"/>
@@ -9361,6 +12530,7 @@
         </w:rPr>
         <w:t>showHomePageView</w:t>
       </w:r>
+      <w:proofErr w:type="spellEnd"/>
       <w:r>
         <w:rPr>
           <w:rFonts w:ascii="Verdana" w:hAnsi="Verdana"/>
@@ -9433,6 +12603,7 @@
         </w:rPr>
         <w:t xml:space="preserve"> </w:t>
       </w:r>
+      <w:proofErr w:type="spellStart"/>
       <w:r>
         <w:rPr>
           <w:rFonts w:ascii="Verdana" w:hAnsi="Verdana"/>
@@ -9442,6 +12613,7 @@
         </w:rPr>
         <w:t>ComposeView</w:t>
       </w:r>
+      <w:proofErr w:type="spellEnd"/>
       <w:r>
         <w:rPr>
           <w:rFonts w:ascii="Verdana" w:hAnsi="Verdana"/>
@@ -9482,6 +12654,7 @@
         </w:rPr>
         <w:t xml:space="preserve"> </w:t>
       </w:r>
+      <w:proofErr w:type="spellStart"/>
       <w:r>
         <w:rPr>
           <w:rFonts w:ascii="Verdana" w:hAnsi="Verdana"/>
@@ -9500,6 +12673,7 @@
         </w:rPr>
         <w:t>ViewModel</w:t>
       </w:r>
+      <w:proofErr w:type="spellEnd"/>
       <w:r>
         <w:rPr>
           <w:rFonts w:ascii="Verdana" w:hAnsi="Verdana"/>
@@ -9572,6 +12746,7 @@
         </w:rPr>
         <w:t xml:space="preserve"> </w:t>
       </w:r>
+      <w:proofErr w:type="spellStart"/>
       <w:r>
         <w:rPr>
           <w:rFonts w:ascii="Verdana" w:hAnsi="Verdana"/>
@@ -9581,6 +12756,7 @@
         </w:rPr>
         <w:t>showView</w:t>
       </w:r>
+      <w:proofErr w:type="spellEnd"/>
       <w:r>
         <w:rPr>
           <w:rFonts w:ascii="Verdana" w:hAnsi="Verdana"/>
@@ -9669,6 +12845,7 @@
         </w:rPr>
         <w:t xml:space="preserve"> </w:t>
       </w:r>
+      <w:proofErr w:type="spellStart"/>
       <w:r>
         <w:rPr>
           <w:rFonts w:ascii="Verdana" w:hAnsi="Verdana"/>
@@ -9678,6 +12855,7 @@
         </w:rPr>
         <w:t>ComposeView</w:t>
       </w:r>
+      <w:proofErr w:type="spellEnd"/>
       <w:r>
         <w:rPr>
           <w:rFonts w:ascii="Verdana" w:hAnsi="Verdana"/>
@@ -9702,6 +12880,7 @@
         </w:rPr>
         <w:t xml:space="preserve"> </w:t>
       </w:r>
+      <w:proofErr w:type="spellStart"/>
       <w:r>
         <w:rPr>
           <w:rFonts w:ascii="Verdana" w:hAnsi="Verdana"/>
@@ -9711,6 +12890,7 @@
         </w:rPr>
         <w:t>HomePageViewModel</w:t>
       </w:r>
+      <w:proofErr w:type="spellEnd"/>
       <w:r>
         <w:rPr>
           <w:rFonts w:ascii="Verdana" w:hAnsi="Verdana"/>
@@ -9767,6 +12947,7 @@
         </w:rPr>
         <w:t xml:space="preserve"> </w:t>
       </w:r>
+      <w:proofErr w:type="spellStart"/>
       <w:r>
         <w:rPr>
           <w:rFonts w:ascii="Verdana" w:hAnsi="Verdana"/>
@@ -9776,6 +12957,7 @@
         </w:rPr>
         <w:t>drawHomePage</w:t>
       </w:r>
+      <w:proofErr w:type="spellEnd"/>
       <w:r>
         <w:rPr>
           <w:rFonts w:ascii="Verdana" w:hAnsi="Verdana"/>
@@ -9822,7 +13004,25 @@
           <w:sz w:val="24"/>
           <w:szCs w:val="24"/>
         </w:rPr>
-        <w:t xml:space="preserve">την διεπαφή της αρχικής οθόνης. </w:t>
+        <w:t xml:space="preserve">την </w:t>
+      </w:r>
+      <w:proofErr w:type="spellStart"/>
+      <w:r>
+        <w:rPr>
+          <w:rFonts w:ascii="Verdana" w:hAnsi="Verdana"/>
+          <w:sz w:val="24"/>
+          <w:szCs w:val="24"/>
+        </w:rPr>
+        <w:t>διεπαφή</w:t>
+      </w:r>
+      <w:proofErr w:type="spellEnd"/>
+      <w:r>
+        <w:rPr>
+          <w:rFonts w:ascii="Verdana" w:hAnsi="Verdana"/>
+          <w:sz w:val="24"/>
+          <w:szCs w:val="24"/>
+        </w:rPr>
+        <w:t xml:space="preserve"> της αρχικής οθόνης. </w:t>
       </w:r>
       <w:r>
         <w:rPr>
@@ -9886,8 +13086,27 @@
           <w:sz w:val="24"/>
           <w:szCs w:val="24"/>
         </w:rPr>
-        <w:t xml:space="preserve"> και αν υπάρξουν αλλαγές στην κοινή διεπαφή όλων των οθονών αυτές μπορούν να δηλωθούν εύκολα στην </w:t>
-      </w:r>
+        <w:t xml:space="preserve"> και αν υπάρξουν αλλαγές στην κοινή </w:t>
+      </w:r>
+      <w:proofErr w:type="spellStart"/>
+      <w:r>
+        <w:rPr>
+          <w:rFonts w:ascii="Verdana" w:hAnsi="Verdana"/>
+          <w:sz w:val="24"/>
+          <w:szCs w:val="24"/>
+        </w:rPr>
+        <w:t>διεπαφή</w:t>
+      </w:r>
+      <w:proofErr w:type="spellEnd"/>
+      <w:r>
+        <w:rPr>
+          <w:rFonts w:ascii="Verdana" w:hAnsi="Verdana"/>
+          <w:sz w:val="24"/>
+          <w:szCs w:val="24"/>
+        </w:rPr>
+        <w:t xml:space="preserve"> όλων των οθονών αυτές μπορούν να δηλωθούν εύκολα στην </w:t>
+      </w:r>
+      <w:proofErr w:type="spellStart"/>
       <w:r>
         <w:rPr>
           <w:rFonts w:ascii="Verdana" w:hAnsi="Verdana"/>
@@ -9897,6 +13116,7 @@
         </w:rPr>
         <w:t>showView</w:t>
       </w:r>
+      <w:proofErr w:type="spellEnd"/>
       <w:r>
         <w:rPr>
           <w:rFonts w:ascii="Verdana" w:hAnsi="Verdana"/>
@@ -9963,6 +13183,7 @@
         </w:rPr>
         <w:t xml:space="preserve">Τον ρόλο της περιγραφής της κάθε οθόνης έχει αναλάβει η συνάρτηση </w:t>
       </w:r>
+      <w:proofErr w:type="spellStart"/>
       <w:r>
         <w:rPr>
           <w:rFonts w:ascii="Verdana" w:hAnsi="Verdana"/>
@@ -9972,6 +13193,7 @@
         </w:rPr>
         <w:t>drawScreen</w:t>
       </w:r>
+      <w:proofErr w:type="spellEnd"/>
       <w:r>
         <w:rPr>
           <w:rFonts w:ascii="Verdana" w:hAnsi="Verdana"/>
@@ -9996,6 +13218,7 @@
         </w:rPr>
         <w:t xml:space="preserve">ετρος στην συνάρτηση </w:t>
       </w:r>
+      <w:proofErr w:type="spellStart"/>
       <w:r>
         <w:rPr>
           <w:rFonts w:ascii="Verdana" w:hAnsi="Verdana"/>
@@ -10005,6 +13228,7 @@
         </w:rPr>
         <w:t>showView</w:t>
       </w:r>
+      <w:proofErr w:type="spellEnd"/>
       <w:r>
         <w:rPr>
           <w:rFonts w:ascii="Verdana" w:hAnsi="Verdana"/>
@@ -10110,15 +13334,39 @@
           <w:sz w:val="24"/>
           <w:szCs w:val="24"/>
         </w:rPr>
-        <w:t xml:space="preserve"> και</w:t>
-      </w:r>
-      <w:r>
-        <w:rPr>
-          <w:rFonts w:ascii="Verdana" w:hAnsi="Verdana"/>
-          <w:sz w:val="24"/>
-          <w:szCs w:val="24"/>
-        </w:rPr>
-        <w:t xml:space="preserve"> τις εικόνες</w:t>
+        <w:t>,</w:t>
+      </w:r>
+      <w:r>
+        <w:rPr>
+          <w:rFonts w:ascii="Verdana" w:hAnsi="Verdana"/>
+          <w:sz w:val="24"/>
+          <w:szCs w:val="24"/>
+        </w:rPr>
+        <w:t xml:space="preserve"> </w:t>
+      </w:r>
+      <w:r>
+        <w:rPr>
+          <w:rFonts w:ascii="Verdana" w:hAnsi="Verdana"/>
+          <w:sz w:val="24"/>
+          <w:szCs w:val="24"/>
+        </w:rPr>
+        <w:t>τις εικόνες</w:t>
+      </w:r>
+      <w:r>
+        <w:rPr>
+          <w:rFonts w:ascii="Verdana" w:hAnsi="Verdana"/>
+          <w:sz w:val="24"/>
+          <w:szCs w:val="24"/>
+        </w:rPr>
+        <w:t xml:space="preserve">, </w:t>
+      </w:r>
+      <w:r>
+        <w:rPr>
+          <w:rFonts w:ascii="Verdana" w:hAnsi="Verdana"/>
+          <w:sz w:val="24"/>
+          <w:szCs w:val="24"/>
+        </w:rPr>
+        <w:t>το μενού από το οποίο ο χρήστης επιλέγει ένα στοιχείο και το μενού στο οποίο επιτρέπεται η επιλογή παραπάνω του ενός στοιχείου</w:t>
       </w:r>
       <w:r>
         <w:rPr>
@@ -10352,6 +13600,7 @@
         </w:rPr>
         <w:t xml:space="preserve"> </w:t>
       </w:r>
+      <w:proofErr w:type="spellStart"/>
       <w:r>
         <w:rPr>
           <w:rFonts w:ascii="Verdana" w:hAnsi="Verdana"/>
@@ -10361,6 +13610,7 @@
         </w:rPr>
         <w:t>onClick</w:t>
       </w:r>
+      <w:proofErr w:type="spellEnd"/>
       <w:r>
         <w:rPr>
           <w:rFonts w:ascii="Verdana" w:hAnsi="Verdana"/>
@@ -10507,6 +13757,7 @@
         </w:rPr>
         <w:t xml:space="preserve"> </w:t>
       </w:r>
+      <w:proofErr w:type="spellStart"/>
       <w:r>
         <w:rPr>
           <w:rFonts w:ascii="Verdana" w:hAnsi="Verdana"/>
@@ -10516,6 +13767,7 @@
         </w:rPr>
         <w:t>ViewModel</w:t>
       </w:r>
+      <w:proofErr w:type="spellEnd"/>
       <w:r>
         <w:rPr>
           <w:rFonts w:ascii="Verdana" w:hAnsi="Verdana"/>
@@ -10549,6 +13801,7 @@
         </w:rPr>
         <w:t xml:space="preserve"> (το τελευταίο κληρονομεί την γενική κλάση </w:t>
       </w:r>
+      <w:proofErr w:type="spellStart"/>
       <w:r>
         <w:rPr>
           <w:rFonts w:ascii="Verdana" w:hAnsi="Verdana"/>
@@ -10558,6 +13811,7 @@
         </w:rPr>
         <w:t>ViewModel</w:t>
       </w:r>
+      <w:proofErr w:type="spellEnd"/>
       <w:r>
         <w:rPr>
           <w:rFonts w:ascii="Verdana" w:hAnsi="Verdana"/>
@@ -10582,6 +13836,7 @@
         </w:rPr>
         <w:t xml:space="preserve">Η μέθοδος </w:t>
       </w:r>
+      <w:proofErr w:type="spellStart"/>
       <w:r>
         <w:rPr>
           <w:rFonts w:ascii="Verdana" w:hAnsi="Verdana"/>
@@ -10591,6 +13846,7 @@
         </w:rPr>
         <w:t>buttonClicked</w:t>
       </w:r>
+      <w:proofErr w:type="spellEnd"/>
       <w:r>
         <w:rPr>
           <w:rFonts w:ascii="Verdana" w:hAnsi="Verdana"/>
@@ -10613,7 +13869,61 @@
           <w:sz w:val="24"/>
           <w:szCs w:val="24"/>
         </w:rPr>
-        <w:t>έχεται ως παράμετρο έναν ακέραιο buttonTextResId, που είναι το ID του string resource που αντιστοιχεί στο κείμενο του κουμπιού</w:t>
+        <w:t xml:space="preserve">έχεται ως παράμετρο έναν ακέραιο </w:t>
+      </w:r>
+      <w:proofErr w:type="spellStart"/>
+      <w:r>
+        <w:rPr>
+          <w:rFonts w:ascii="Verdana" w:hAnsi="Verdana"/>
+          <w:sz w:val="24"/>
+          <w:szCs w:val="24"/>
+        </w:rPr>
+        <w:t>buttonTextResId</w:t>
+      </w:r>
+      <w:proofErr w:type="spellEnd"/>
+      <w:r>
+        <w:rPr>
+          <w:rFonts w:ascii="Verdana" w:hAnsi="Verdana"/>
+          <w:sz w:val="24"/>
+          <w:szCs w:val="24"/>
+        </w:rPr>
+        <w:t xml:space="preserve">, που είναι το ID του </w:t>
+      </w:r>
+      <w:proofErr w:type="spellStart"/>
+      <w:r>
+        <w:rPr>
+          <w:rFonts w:ascii="Verdana" w:hAnsi="Verdana"/>
+          <w:sz w:val="24"/>
+          <w:szCs w:val="24"/>
+        </w:rPr>
+        <w:t>string</w:t>
+      </w:r>
+      <w:proofErr w:type="spellEnd"/>
+      <w:r>
+        <w:rPr>
+          <w:rFonts w:ascii="Verdana" w:hAnsi="Verdana"/>
+          <w:sz w:val="24"/>
+          <w:szCs w:val="24"/>
+        </w:rPr>
+        <w:t xml:space="preserve"> </w:t>
+      </w:r>
+      <w:proofErr w:type="spellStart"/>
+      <w:r>
+        <w:rPr>
+          <w:rFonts w:ascii="Verdana" w:hAnsi="Verdana"/>
+          <w:sz w:val="24"/>
+          <w:szCs w:val="24"/>
+        </w:rPr>
+        <w:t>resource</w:t>
+      </w:r>
+      <w:proofErr w:type="spellEnd"/>
+      <w:r>
+        <w:rPr>
+          <w:rFonts w:ascii="Verdana" w:hAnsi="Verdana"/>
+          <w:sz w:val="24"/>
+          <w:szCs w:val="24"/>
+        </w:rPr>
+        <w:t xml:space="preserve"> που αντιστοιχεί στο κείμενο του κουμπιού</w:t>
       </w:r>
       <w:r>
         <w:rPr>
@@ -10656,6 +13966,7 @@
         </w:rPr>
         <w:t xml:space="preserve"> το </w:t>
       </w:r>
+      <w:proofErr w:type="spellStart"/>
       <w:r>
         <w:rPr>
           <w:rFonts w:ascii="Verdana" w:hAnsi="Verdana"/>
@@ -10665,6 +13976,7 @@
         </w:rPr>
         <w:t>ViewModel</w:t>
       </w:r>
+      <w:proofErr w:type="spellEnd"/>
       <w:r>
         <w:rPr>
           <w:rFonts w:ascii="Verdana" w:hAnsi="Verdana"/>
@@ -10681,6 +13993,7 @@
         </w:rPr>
         <w:t xml:space="preserve">που δέχεται σαν παράμετρο προφανώς είναι διαφορετικό. Απλά η συνάρτηση </w:t>
       </w:r>
+      <w:proofErr w:type="spellStart"/>
       <w:r>
         <w:rPr>
           <w:rFonts w:ascii="Verdana" w:hAnsi="Verdana"/>
@@ -10690,6 +14003,7 @@
         </w:rPr>
         <w:t>buttonClicked</w:t>
       </w:r>
+      <w:proofErr w:type="spellEnd"/>
       <w:r>
         <w:rPr>
           <w:rFonts w:ascii="Verdana" w:hAnsi="Verdana"/>
@@ -11179,8 +14493,27 @@
           <w:sz w:val="24"/>
           <w:szCs w:val="24"/>
         </w:rPr>
-        <w:t xml:space="preserve">Στην συγκεκριμένη περίπτωση, αρχικοποιήται με την τιμή της συνάρτησης </w:t>
-      </w:r>
+        <w:t xml:space="preserve">Στην συγκεκριμένη περίπτωση, </w:t>
+      </w:r>
+      <w:proofErr w:type="spellStart"/>
+      <w:r>
+        <w:rPr>
+          <w:rFonts w:ascii="Verdana" w:hAnsi="Verdana"/>
+          <w:sz w:val="24"/>
+          <w:szCs w:val="24"/>
+        </w:rPr>
+        <w:t>αρχικοποιήται</w:t>
+      </w:r>
+      <w:proofErr w:type="spellEnd"/>
+      <w:r>
+        <w:rPr>
+          <w:rFonts w:ascii="Verdana" w:hAnsi="Verdana"/>
+          <w:sz w:val="24"/>
+          <w:szCs w:val="24"/>
+        </w:rPr>
+        <w:t xml:space="preserve"> με την τιμή της συνάρτησης </w:t>
+      </w:r>
+      <w:proofErr w:type="spellStart"/>
       <w:r>
         <w:rPr>
           <w:rFonts w:ascii="Verdana" w:hAnsi="Verdana"/>
@@ -11190,6 +14523,7 @@
         </w:rPr>
         <w:t>RoundedCornerShape</w:t>
       </w:r>
+      <w:proofErr w:type="spellEnd"/>
       <w:r>
         <w:rPr>
           <w:rFonts w:ascii="Verdana" w:hAnsi="Verdana"/>
@@ -11402,7 +14736,6 @@
           <w:rFonts w:ascii="Verdana" w:hAnsi="Verdana"/>
           <w:sz w:val="24"/>
           <w:szCs w:val="24"/>
-          <w:lang w:val="en-US"/>
         </w:rPr>
       </w:pPr>
     </w:p>
@@ -11441,7 +14774,7 @@
           <w:szCs w:val="24"/>
         </w:rPr>
         <w:drawing>
-          <wp:anchor distT="0" distB="0" distL="114300" distR="114300" simplePos="0" relativeHeight="251669504" behindDoc="1" locked="0" layoutInCell="1" allowOverlap="1" wp14:anchorId="5CA2023A" wp14:editId="791CFC52">
+          <wp:anchor distT="0" distB="0" distL="114300" distR="114300" simplePos="0" relativeHeight="251669504" behindDoc="1" locked="0" layoutInCell="1" allowOverlap="1" wp14:anchorId="5CA2023A" wp14:editId="3E949F8A">
             <wp:simplePos x="0" y="0"/>
             <wp:positionH relativeFrom="margin">
               <wp:align>center</wp:align>
@@ -11596,6 +14929,7 @@
         </w:rPr>
         <w:t xml:space="preserve">, το οποίο καταλαμβάνει όσο χώρο χρειάζεται. Στην υλοποίηση της συνάρτησης, για κάθε βιβλίο προβάλλουμε μέσω της συνάρτησης </w:t>
       </w:r>
+      <w:proofErr w:type="spellStart"/>
       <w:r>
         <w:rPr>
           <w:rFonts w:ascii="Verdana" w:hAnsi="Verdana"/>
@@ -11605,6 +14939,7 @@
         </w:rPr>
         <w:t>bookItem</w:t>
       </w:r>
+      <w:proofErr w:type="spellEnd"/>
       <w:r>
         <w:rPr>
           <w:rFonts w:ascii="Verdana" w:hAnsi="Verdana"/>
@@ -11629,6 +14964,7 @@
         </w:rPr>
         <w:t xml:space="preserve">Ακολουθεί η υλοποίηση της συνάρτησης </w:t>
       </w:r>
+      <w:proofErr w:type="spellStart"/>
       <w:r>
         <w:rPr>
           <w:rFonts w:ascii="Verdana" w:hAnsi="Verdana"/>
@@ -11638,6 +14974,7 @@
         </w:rPr>
         <w:t>bookItem</w:t>
       </w:r>
+      <w:proofErr w:type="spellEnd"/>
       <w:r>
         <w:rPr>
           <w:rFonts w:ascii="Verdana" w:hAnsi="Verdana"/>
@@ -11696,6 +15033,7 @@
         </w:rPr>
         <w:t xml:space="preserve">Η συγκεκριμένη συνάρτηση, δέχεται σαν παραμέτρους τον τίτλο ενός βιβλίου, τον εκδοτικό οίκο, τον μοναδικό κωδικό του βιβλίου, τον αριθμό των συγγραφέων και το </w:t>
       </w:r>
+      <w:proofErr w:type="spellStart"/>
       <w:r>
         <w:rPr>
           <w:rFonts w:ascii="Verdana" w:hAnsi="Verdana"/>
@@ -11705,6 +15043,7 @@
         </w:rPr>
         <w:t>ViewModel</w:t>
       </w:r>
+      <w:proofErr w:type="spellEnd"/>
       <w:r>
         <w:rPr>
           <w:rFonts w:ascii="Verdana" w:hAnsi="Verdana"/>
@@ -11811,6 +15150,7 @@
         </w:rPr>
         <w:t xml:space="preserve"> Επίσης, ανάμεσα σε δύο αντικείμενα τοποθετείται και μία λεπτή γραμμή (συνάρτηση </w:t>
       </w:r>
+      <w:proofErr w:type="spellStart"/>
       <w:r>
         <w:rPr>
           <w:rFonts w:ascii="Verdana" w:hAnsi="Verdana"/>
@@ -11820,6 +15160,7 @@
         </w:rPr>
         <w:t>HorizontalDevider</w:t>
       </w:r>
+      <w:proofErr w:type="spellEnd"/>
       <w:r>
         <w:rPr>
           <w:rFonts w:ascii="Verdana" w:hAnsi="Verdana"/>
@@ -11877,6 +15218,7 @@
         </w:rPr>
         <w:t xml:space="preserve"> δίνοντας του και ένα χρώμα μέσω της συνάρτησης </w:t>
       </w:r>
+      <w:proofErr w:type="spellStart"/>
       <w:r>
         <w:rPr>
           <w:rFonts w:ascii="Verdana" w:hAnsi="Verdana"/>
@@ -11886,6 +15228,7 @@
         </w:rPr>
         <w:t>generateColor</w:t>
       </w:r>
+      <w:proofErr w:type="spellEnd"/>
       <w:r>
         <w:rPr>
           <w:rFonts w:ascii="Verdana" w:hAnsi="Verdana"/>
@@ -11926,6 +15269,7 @@
         </w:rPr>
         <w:t xml:space="preserve"> Παρατίθεται και η συνάρτηση </w:t>
       </w:r>
+      <w:proofErr w:type="spellStart"/>
       <w:r>
         <w:rPr>
           <w:rFonts w:ascii="Verdana" w:hAnsi="Verdana"/>
@@ -11935,6 +15279,7 @@
         </w:rPr>
         <w:t>generateColor</w:t>
       </w:r>
+      <w:proofErr w:type="spellEnd"/>
       <w:r>
         <w:rPr>
           <w:rFonts w:ascii="Verdana" w:hAnsi="Verdana"/>
@@ -12410,8 +15755,54 @@
           <w:sz w:val="24"/>
           <w:szCs w:val="24"/>
         </w:rPr>
-        <w:t xml:space="preserve"> συνάρτηση searchBar είναι ένα Composable UI στοιχείο που δημιουργεί μια γραμμή αναζήτησης (TextField</w:t>
-      </w:r>
+        <w:t xml:space="preserve"> συνάρτηση </w:t>
+      </w:r>
+      <w:proofErr w:type="spellStart"/>
+      <w:r>
+        <w:rPr>
+          <w:rFonts w:ascii="Verdana" w:hAnsi="Verdana"/>
+          <w:sz w:val="24"/>
+          <w:szCs w:val="24"/>
+        </w:rPr>
+        <w:t>searchBar</w:t>
+      </w:r>
+      <w:proofErr w:type="spellEnd"/>
+      <w:r>
+        <w:rPr>
+          <w:rFonts w:ascii="Verdana" w:hAnsi="Verdana"/>
+          <w:sz w:val="24"/>
+          <w:szCs w:val="24"/>
+        </w:rPr>
+        <w:t xml:space="preserve"> είναι ένα </w:t>
+      </w:r>
+      <w:proofErr w:type="spellStart"/>
+      <w:r>
+        <w:rPr>
+          <w:rFonts w:ascii="Verdana" w:hAnsi="Verdana"/>
+          <w:sz w:val="24"/>
+          <w:szCs w:val="24"/>
+        </w:rPr>
+        <w:t>Composable</w:t>
+      </w:r>
+      <w:proofErr w:type="spellEnd"/>
+      <w:r>
+        <w:rPr>
+          <w:rFonts w:ascii="Verdana" w:hAnsi="Verdana"/>
+          <w:sz w:val="24"/>
+          <w:szCs w:val="24"/>
+        </w:rPr>
+        <w:t xml:space="preserve"> UI στοιχείο που δημιουργεί μια γραμμή αναζήτησης (</w:t>
+      </w:r>
+      <w:proofErr w:type="spellStart"/>
+      <w:r>
+        <w:rPr>
+          <w:rFonts w:ascii="Verdana" w:hAnsi="Verdana"/>
+          <w:sz w:val="24"/>
+          <w:szCs w:val="24"/>
+        </w:rPr>
+        <w:t>TextField</w:t>
+      </w:r>
+      <w:proofErr w:type="spellEnd"/>
       <w:r>
         <w:rPr>
           <w:rFonts w:ascii="Verdana" w:hAnsi="Verdana"/>
@@ -12426,8 +15817,90 @@
           <w:sz w:val="24"/>
           <w:szCs w:val="24"/>
         </w:rPr>
-        <w:t>, επιτρέποντας στον χρήστη να πληκτρολογήσει ένα κείμενο αναζήτησης. Χρησιμοποιεί την κατάσταση (state) text, η οποία διαχειρίζεται το περιεχόμενο του πεδίου εισαγωγής, αποθηκεύοντας την τρέχουσα τιμή που υπάρχει στο viewModel.textOnSearchBar. Κάθε φορά που ο χρήστης πληκτρολογεί κάτι, η onValueChange ενημερώνει το τοπικό state text και καλεί τη setTextOnSearchBar() στο viewModel, διατηρώντας έτσι συγχρονισμένο το περιεχόμενο της αναζήτησης με το ViewModel.</w:t>
-      </w:r>
+        <w:t>, επιτρέποντας στον χρήστη να πληκτρολογήσει ένα κείμενο αναζήτησης. Χρησιμοποιεί την κατάσταση (</w:t>
+      </w:r>
+      <w:proofErr w:type="spellStart"/>
+      <w:r>
+        <w:rPr>
+          <w:rFonts w:ascii="Verdana" w:hAnsi="Verdana"/>
+          <w:sz w:val="24"/>
+          <w:szCs w:val="24"/>
+        </w:rPr>
+        <w:t>state</w:t>
+      </w:r>
+      <w:proofErr w:type="spellEnd"/>
+      <w:r>
+        <w:rPr>
+          <w:rFonts w:ascii="Verdana" w:hAnsi="Verdana"/>
+          <w:sz w:val="24"/>
+          <w:szCs w:val="24"/>
+        </w:rPr>
+        <w:t xml:space="preserve">) </w:t>
+      </w:r>
+      <w:proofErr w:type="spellStart"/>
+      <w:r>
+        <w:rPr>
+          <w:rFonts w:ascii="Verdana" w:hAnsi="Verdana"/>
+          <w:sz w:val="24"/>
+          <w:szCs w:val="24"/>
+        </w:rPr>
+        <w:t>text</w:t>
+      </w:r>
+      <w:proofErr w:type="spellEnd"/>
+      <w:r>
+        <w:rPr>
+          <w:rFonts w:ascii="Verdana" w:hAnsi="Verdana"/>
+          <w:sz w:val="24"/>
+          <w:szCs w:val="24"/>
+        </w:rPr>
+        <w:t xml:space="preserve">, η οποία διαχειρίζεται το περιεχόμενο του πεδίου εισαγωγής, αποθηκεύοντας την τρέχουσα τιμή που υπάρχει στο </w:t>
+      </w:r>
+      <w:proofErr w:type="spellStart"/>
+      <w:r>
+        <w:rPr>
+          <w:rFonts w:ascii="Verdana" w:hAnsi="Verdana"/>
+          <w:sz w:val="24"/>
+          <w:szCs w:val="24"/>
+        </w:rPr>
+        <w:t>viewModel.textOnSearchBar</w:t>
+      </w:r>
+      <w:proofErr w:type="spellEnd"/>
+      <w:r>
+        <w:rPr>
+          <w:rFonts w:ascii="Verdana" w:hAnsi="Verdana"/>
+          <w:sz w:val="24"/>
+          <w:szCs w:val="24"/>
+        </w:rPr>
+        <w:t xml:space="preserve">. Κάθε φορά που ο χρήστης πληκτρολογεί κάτι, η </w:t>
+      </w:r>
+      <w:proofErr w:type="spellStart"/>
+      <w:r>
+        <w:rPr>
+          <w:rFonts w:ascii="Verdana" w:hAnsi="Verdana"/>
+          <w:sz w:val="24"/>
+          <w:szCs w:val="24"/>
+        </w:rPr>
+        <w:t>onValueChange</w:t>
+      </w:r>
+      <w:proofErr w:type="spellEnd"/>
+      <w:r>
+        <w:rPr>
+          <w:rFonts w:ascii="Verdana" w:hAnsi="Verdana"/>
+          <w:sz w:val="24"/>
+          <w:szCs w:val="24"/>
+        </w:rPr>
+        <w:t xml:space="preserve"> ενημερώνει το τοπικό </w:t>
+      </w:r>
+      <w:proofErr w:type="spellStart"/>
+      <w:r>
+        <w:rPr>
+          <w:rFonts w:ascii="Verdana" w:hAnsi="Verdana"/>
+          <w:sz w:val="24"/>
+          <w:szCs w:val="24"/>
+        </w:rPr>
+        <w:t>state</w:t>
+      </w:r>
+      <w:proofErr w:type="spellEnd"/>
       <w:r>
         <w:rPr>
           <w:rFonts w:ascii="Verdana" w:hAnsi="Verdana"/>
@@ -12436,6 +15909,86 @@
         </w:rPr>
         <w:t xml:space="preserve"> </w:t>
       </w:r>
+      <w:proofErr w:type="spellStart"/>
+      <w:r>
+        <w:rPr>
+          <w:rFonts w:ascii="Verdana" w:hAnsi="Verdana"/>
+          <w:sz w:val="24"/>
+          <w:szCs w:val="24"/>
+        </w:rPr>
+        <w:t>text</w:t>
+      </w:r>
+      <w:proofErr w:type="spellEnd"/>
+      <w:r>
+        <w:rPr>
+          <w:rFonts w:ascii="Verdana" w:hAnsi="Verdana"/>
+          <w:sz w:val="24"/>
+          <w:szCs w:val="24"/>
+        </w:rPr>
+        <w:t xml:space="preserve"> και καλεί τη </w:t>
+      </w:r>
+      <w:proofErr w:type="spellStart"/>
+      <w:r>
+        <w:rPr>
+          <w:rFonts w:ascii="Verdana" w:hAnsi="Verdana"/>
+          <w:sz w:val="24"/>
+          <w:szCs w:val="24"/>
+        </w:rPr>
+        <w:t>setTextOnSearchBar</w:t>
+      </w:r>
+      <w:proofErr w:type="spellEnd"/>
+      <w:r>
+        <w:rPr>
+          <w:rFonts w:ascii="Verdana" w:hAnsi="Verdana"/>
+          <w:sz w:val="24"/>
+          <w:szCs w:val="24"/>
+        </w:rPr>
+        <w:t xml:space="preserve">() στο </w:t>
+      </w:r>
+      <w:proofErr w:type="spellStart"/>
+      <w:r>
+        <w:rPr>
+          <w:rFonts w:ascii="Verdana" w:hAnsi="Verdana"/>
+          <w:sz w:val="24"/>
+          <w:szCs w:val="24"/>
+        </w:rPr>
+        <w:t>viewModel</w:t>
+      </w:r>
+      <w:proofErr w:type="spellEnd"/>
+      <w:r>
+        <w:rPr>
+          <w:rFonts w:ascii="Verdana" w:hAnsi="Verdana"/>
+          <w:sz w:val="24"/>
+          <w:szCs w:val="24"/>
+        </w:rPr>
+        <w:t xml:space="preserve">, διατηρώντας έτσι συγχρονισμένο το περιεχόμενο της αναζήτησης με το </w:t>
+      </w:r>
+      <w:proofErr w:type="spellStart"/>
+      <w:r>
+        <w:rPr>
+          <w:rFonts w:ascii="Verdana" w:hAnsi="Verdana"/>
+          <w:sz w:val="24"/>
+          <w:szCs w:val="24"/>
+        </w:rPr>
+        <w:t>ViewModel</w:t>
+      </w:r>
+      <w:proofErr w:type="spellEnd"/>
+      <w:r>
+        <w:rPr>
+          <w:rFonts w:ascii="Verdana" w:hAnsi="Verdana"/>
+          <w:sz w:val="24"/>
+          <w:szCs w:val="24"/>
+        </w:rPr>
+        <w:t>.</w:t>
+      </w:r>
+      <w:r>
+        <w:rPr>
+          <w:rFonts w:ascii="Verdana" w:hAnsi="Verdana"/>
+          <w:sz w:val="24"/>
+          <w:szCs w:val="24"/>
+        </w:rPr>
+        <w:t xml:space="preserve"> </w:t>
+      </w:r>
       <w:r>
         <w:rPr>
           <w:rFonts w:ascii="Verdana" w:hAnsi="Verdana"/>
@@ -12444,6 +15997,7 @@
         </w:rPr>
         <w:t xml:space="preserve">Του δίνεται και το εικονίδιο της αναζήτησης (παράμετρος </w:t>
       </w:r>
+      <w:proofErr w:type="spellStart"/>
       <w:r>
         <w:rPr>
           <w:rFonts w:ascii="Verdana" w:hAnsi="Verdana"/>
@@ -12453,6 +16007,7 @@
         </w:rPr>
         <w:t>leadingIcon</w:t>
       </w:r>
+      <w:proofErr w:type="spellEnd"/>
       <w:r>
         <w:rPr>
           <w:rFonts w:ascii="Verdana" w:hAnsi="Verdana"/>
@@ -12461,6 +16016,7 @@
         </w:rPr>
         <w:t xml:space="preserve">, </w:t>
       </w:r>
+      <w:proofErr w:type="spellStart"/>
       <w:r>
         <w:rPr>
           <w:rFonts w:ascii="Verdana" w:hAnsi="Verdana"/>
@@ -12469,6 +16025,7 @@
         </w:rPr>
         <w:t>Icons.Default.Search</w:t>
       </w:r>
+      <w:proofErr w:type="spellEnd"/>
       <w:r>
         <w:rPr>
           <w:rFonts w:ascii="Verdana" w:hAnsi="Verdana"/>
@@ -12493,6 +16050,7 @@
         </w:rPr>
         <w:t xml:space="preserve"> το κείμενο που γράφει στην μπάρα ο χρήστης να καταλαμβάνει αποκλειστικά μία γραμμή (παράμετρος </w:t>
       </w:r>
+      <w:proofErr w:type="spellStart"/>
       <w:r>
         <w:rPr>
           <w:rFonts w:ascii="Verdana" w:hAnsi="Verdana"/>
@@ -12502,6 +16060,7 @@
         </w:rPr>
         <w:t>singleLine</w:t>
       </w:r>
+      <w:proofErr w:type="spellEnd"/>
       <w:r>
         <w:rPr>
           <w:rFonts w:ascii="Verdana" w:hAnsi="Verdana"/>
@@ -12574,6 +16133,7 @@
         </w:rPr>
         <w:t xml:space="preserve">, για να διασφαλιστεί μια συνεκτική εμφάνιση με το υπόλοιπο </w:t>
       </w:r>
+      <w:proofErr w:type="spellStart"/>
       <w:r>
         <w:rPr>
           <w:rFonts w:ascii="Verdana" w:hAnsi="Verdana"/>
@@ -12583,6 +16143,7 @@
         </w:rPr>
         <w:t>ui</w:t>
       </w:r>
+      <w:proofErr w:type="spellEnd"/>
       <w:r>
         <w:rPr>
           <w:rFonts w:ascii="Verdana" w:hAnsi="Verdana"/>
@@ -12641,6 +16202,7 @@
         </w:rPr>
         <w:t>Η υλοποιημένη συνάρτηση (</w:t>
       </w:r>
+      <w:proofErr w:type="spellStart"/>
       <w:r>
         <w:rPr>
           <w:rFonts w:ascii="Verdana" w:hAnsi="Verdana"/>
@@ -12650,6 +16212,7 @@
         </w:rPr>
         <w:t>TextField</w:t>
       </w:r>
+      <w:proofErr w:type="spellEnd"/>
       <w:r>
         <w:rPr>
           <w:rFonts w:ascii="Verdana" w:hAnsi="Verdana"/>
@@ -12807,15 +16370,7 @@
           <w:sz w:val="24"/>
           <w:szCs w:val="24"/>
         </w:rPr>
-        <w:t xml:space="preserve"> </w:t>
-      </w:r>
-      <w:r>
-        <w:rPr>
-          <w:rFonts w:ascii="Verdana" w:hAnsi="Verdana"/>
-          <w:sz w:val="24"/>
-          <w:szCs w:val="24"/>
-        </w:rPr>
-        <w:t>Η</w:t>
+        <w:t xml:space="preserve"> Η</w:t>
       </w:r>
       <w:r>
         <w:rPr>
@@ -12831,7 +16386,43 @@
           <w:sz w:val="24"/>
           <w:szCs w:val="24"/>
         </w:rPr>
-        <w:t xml:space="preserve"> είναι ένα Composable UI στοιχείο που χρησιμοποιείται για την εμφάνιση κειμένου στην οθόνη. Δέχεται ως βασική παράμετρο μια String τιμή, η οποία καθορίζει το περιεχόμενο του κειμένου, ενώ μπορεί να διαμορφωθεί με διάφορες ιδιότητες όπως </w:t>
+        <w:t xml:space="preserve"> είναι ένα </w:t>
+      </w:r>
+      <w:proofErr w:type="spellStart"/>
+      <w:r>
+        <w:rPr>
+          <w:rFonts w:ascii="Verdana" w:hAnsi="Verdana"/>
+          <w:sz w:val="24"/>
+          <w:szCs w:val="24"/>
+        </w:rPr>
+        <w:t>Composable</w:t>
+      </w:r>
+      <w:proofErr w:type="spellEnd"/>
+      <w:r>
+        <w:rPr>
+          <w:rFonts w:ascii="Verdana" w:hAnsi="Verdana"/>
+          <w:sz w:val="24"/>
+          <w:szCs w:val="24"/>
+        </w:rPr>
+        <w:t xml:space="preserve"> UI στοιχείο που χρησιμοποιείται για την εμφάνιση κειμένου στην οθόνη. Δέχεται ως βασική παράμετρο μια </w:t>
+      </w:r>
+      <w:proofErr w:type="spellStart"/>
+      <w:r>
+        <w:rPr>
+          <w:rFonts w:ascii="Verdana" w:hAnsi="Verdana"/>
+          <w:sz w:val="24"/>
+          <w:szCs w:val="24"/>
+        </w:rPr>
+        <w:t>String</w:t>
+      </w:r>
+      <w:proofErr w:type="spellEnd"/>
+      <w:r>
+        <w:rPr>
+          <w:rFonts w:ascii="Verdana" w:hAnsi="Verdana"/>
+          <w:sz w:val="24"/>
+          <w:szCs w:val="24"/>
+        </w:rPr>
+        <w:t xml:space="preserve"> τιμή, η οποία καθορίζει το περιεχόμενο του κειμένου, ενώ μπορεί να διαμορφωθεί με διάφορες ιδιότητες όπως </w:t>
       </w:r>
       <w:r>
         <w:rPr>
@@ -12848,7 +16439,133 @@
           <w:sz w:val="24"/>
           <w:szCs w:val="24"/>
         </w:rPr>
-        <w:t>, fontSize, fontWeight, textAlign και modifier για τον καθορισμό της εμφάνισης και της διάταξής του. Είναι ιδιαίτερα ευέλικτη και μπορεί να χρησιμοποιηθεί σε συνδυασμό με άλλα Composables για τη δημιουργία προσαρμοσμένων UI στοιχείων, υποστηρίζοντας και localization μέσω της stringResource().</w:t>
+        <w:t xml:space="preserve">, </w:t>
+      </w:r>
+      <w:proofErr w:type="spellStart"/>
+      <w:r>
+        <w:rPr>
+          <w:rFonts w:ascii="Verdana" w:hAnsi="Verdana"/>
+          <w:sz w:val="24"/>
+          <w:szCs w:val="24"/>
+        </w:rPr>
+        <w:t>fontSize</w:t>
+      </w:r>
+      <w:proofErr w:type="spellEnd"/>
+      <w:r>
+        <w:rPr>
+          <w:rFonts w:ascii="Verdana" w:hAnsi="Verdana"/>
+          <w:sz w:val="24"/>
+          <w:szCs w:val="24"/>
+        </w:rPr>
+        <w:t xml:space="preserve">, </w:t>
+      </w:r>
+      <w:proofErr w:type="spellStart"/>
+      <w:r>
+        <w:rPr>
+          <w:rFonts w:ascii="Verdana" w:hAnsi="Verdana"/>
+          <w:sz w:val="24"/>
+          <w:szCs w:val="24"/>
+        </w:rPr>
+        <w:t>fontWeight</w:t>
+      </w:r>
+      <w:proofErr w:type="spellEnd"/>
+      <w:r>
+        <w:rPr>
+          <w:rFonts w:ascii="Verdana" w:hAnsi="Verdana"/>
+          <w:sz w:val="24"/>
+          <w:szCs w:val="24"/>
+        </w:rPr>
+        <w:t xml:space="preserve">, </w:t>
+      </w:r>
+      <w:proofErr w:type="spellStart"/>
+      <w:r>
+        <w:rPr>
+          <w:rFonts w:ascii="Verdana" w:hAnsi="Verdana"/>
+          <w:sz w:val="24"/>
+          <w:szCs w:val="24"/>
+        </w:rPr>
+        <w:t>textAlign</w:t>
+      </w:r>
+      <w:proofErr w:type="spellEnd"/>
+      <w:r>
+        <w:rPr>
+          <w:rFonts w:ascii="Verdana" w:hAnsi="Verdana"/>
+          <w:sz w:val="24"/>
+          <w:szCs w:val="24"/>
+        </w:rPr>
+        <w:t xml:space="preserve"> και </w:t>
+      </w:r>
+      <w:proofErr w:type="spellStart"/>
+      <w:r>
+        <w:rPr>
+          <w:rFonts w:ascii="Verdana" w:hAnsi="Verdana"/>
+          <w:sz w:val="24"/>
+          <w:szCs w:val="24"/>
+        </w:rPr>
+        <w:t>modifier</w:t>
+      </w:r>
+      <w:proofErr w:type="spellEnd"/>
+      <w:r>
+        <w:rPr>
+          <w:rFonts w:ascii="Verdana" w:hAnsi="Verdana"/>
+          <w:sz w:val="24"/>
+          <w:szCs w:val="24"/>
+        </w:rPr>
+        <w:t xml:space="preserve"> για τον καθορισμό της εμφάνισης και της διάταξής του. Είναι ιδιαίτερα ευέλικτη και μπορεί να χρησιμοποιηθεί σε συνδυασμό με άλλα </w:t>
+      </w:r>
+      <w:proofErr w:type="spellStart"/>
+      <w:r>
+        <w:rPr>
+          <w:rFonts w:ascii="Verdana" w:hAnsi="Verdana"/>
+          <w:sz w:val="24"/>
+          <w:szCs w:val="24"/>
+        </w:rPr>
+        <w:t>Composables</w:t>
+      </w:r>
+      <w:proofErr w:type="spellEnd"/>
+      <w:r>
+        <w:rPr>
+          <w:rFonts w:ascii="Verdana" w:hAnsi="Verdana"/>
+          <w:sz w:val="24"/>
+          <w:szCs w:val="24"/>
+        </w:rPr>
+        <w:t xml:space="preserve"> για τη δημιουργία προσαρμοσμένων UI στοιχείων, υποστηρίζοντας και </w:t>
+      </w:r>
+      <w:proofErr w:type="spellStart"/>
+      <w:r>
+        <w:rPr>
+          <w:rFonts w:ascii="Verdana" w:hAnsi="Verdana"/>
+          <w:sz w:val="24"/>
+          <w:szCs w:val="24"/>
+        </w:rPr>
+        <w:t>localization</w:t>
+      </w:r>
+      <w:proofErr w:type="spellEnd"/>
+      <w:r>
+        <w:rPr>
+          <w:rFonts w:ascii="Verdana" w:hAnsi="Verdana"/>
+          <w:sz w:val="24"/>
+          <w:szCs w:val="24"/>
+        </w:rPr>
+        <w:t xml:space="preserve"> μέσω της </w:t>
+      </w:r>
+      <w:proofErr w:type="spellStart"/>
+      <w:r>
+        <w:rPr>
+          <w:rFonts w:ascii="Verdana" w:hAnsi="Verdana"/>
+          <w:sz w:val="24"/>
+          <w:szCs w:val="24"/>
+        </w:rPr>
+        <w:t>stringResource</w:t>
+      </w:r>
+      <w:proofErr w:type="spellEnd"/>
+      <w:r>
+        <w:rPr>
+          <w:rFonts w:ascii="Verdana" w:hAnsi="Verdana"/>
+          <w:sz w:val="24"/>
+          <w:szCs w:val="24"/>
+        </w:rPr>
+        <w:t>().</w:t>
       </w:r>
     </w:p>
     <w:p>
@@ -13047,6 +16764,20 @@
         <w:tabs>
           <w:tab w:val="left" w:pos="5313"/>
         </w:tabs>
+        <w:ind w:right="-766"/>
+        <w:jc w:val="both"/>
+        <w:rPr>
+          <w:rFonts w:ascii="Verdana" w:hAnsi="Verdana"/>
+          <w:sz w:val="24"/>
+          <w:szCs w:val="24"/>
+        </w:rPr>
+      </w:pPr>
+    </w:p>
+    <w:p>
+      <w:pPr>
+        <w:tabs>
+          <w:tab w:val="left" w:pos="5313"/>
+        </w:tabs>
         <w:ind w:left="-851" w:right="-766"/>
         <w:jc w:val="both"/>
         <w:rPr>
@@ -13055,6 +16786,298 @@
           <w:szCs w:val="24"/>
         </w:rPr>
       </w:pPr>
+      <w:r>
+        <w:rPr>
+          <w:rFonts w:ascii="Verdana" w:hAnsi="Verdana"/>
+          <w:sz w:val="24"/>
+          <w:szCs w:val="24"/>
+        </w:rPr>
+        <w:t>Η</w:t>
+      </w:r>
+      <w:r>
+        <w:rPr>
+          <w:rFonts w:ascii="Verdana" w:hAnsi="Verdana"/>
+          <w:sz w:val="24"/>
+          <w:szCs w:val="24"/>
+        </w:rPr>
+        <w:t xml:space="preserve"> συγκεκριμένη</w:t>
+      </w:r>
+      <w:r>
+        <w:rPr>
+          <w:rFonts w:ascii="Verdana" w:hAnsi="Verdana"/>
+          <w:sz w:val="24"/>
+          <w:szCs w:val="24"/>
+        </w:rPr>
+        <w:t xml:space="preserve"> συνάρτηση στο </w:t>
+      </w:r>
+      <w:proofErr w:type="spellStart"/>
+      <w:r>
+        <w:rPr>
+          <w:rFonts w:ascii="Verdana" w:hAnsi="Verdana"/>
+          <w:sz w:val="24"/>
+          <w:szCs w:val="24"/>
+        </w:rPr>
+        <w:t>Jetpack</w:t>
+      </w:r>
+      <w:proofErr w:type="spellEnd"/>
+      <w:r>
+        <w:rPr>
+          <w:rFonts w:ascii="Verdana" w:hAnsi="Verdana"/>
+          <w:sz w:val="24"/>
+          <w:szCs w:val="24"/>
+        </w:rPr>
+        <w:t xml:space="preserve"> </w:t>
+      </w:r>
+      <w:proofErr w:type="spellStart"/>
+      <w:r>
+        <w:rPr>
+          <w:rFonts w:ascii="Verdana" w:hAnsi="Verdana"/>
+          <w:sz w:val="24"/>
+          <w:szCs w:val="24"/>
+        </w:rPr>
+        <w:t>Compose</w:t>
+      </w:r>
+      <w:proofErr w:type="spellEnd"/>
+      <w:r>
+        <w:rPr>
+          <w:rFonts w:ascii="Verdana" w:hAnsi="Verdana"/>
+          <w:sz w:val="24"/>
+          <w:szCs w:val="24"/>
+        </w:rPr>
+        <w:t xml:space="preserve"> είναι ένα </w:t>
+      </w:r>
+      <w:proofErr w:type="spellStart"/>
+      <w:r>
+        <w:rPr>
+          <w:rFonts w:ascii="Verdana" w:hAnsi="Verdana"/>
+          <w:sz w:val="24"/>
+          <w:szCs w:val="24"/>
+        </w:rPr>
+        <w:t>Composable</w:t>
+      </w:r>
+      <w:proofErr w:type="spellEnd"/>
+      <w:r>
+        <w:rPr>
+          <w:rFonts w:ascii="Verdana" w:hAnsi="Verdana"/>
+          <w:sz w:val="24"/>
+          <w:szCs w:val="24"/>
+        </w:rPr>
+        <w:t xml:space="preserve"> UI στοιχείο</w:t>
+      </w:r>
+      <w:r>
+        <w:rPr>
+          <w:rFonts w:ascii="Verdana" w:hAnsi="Verdana"/>
+          <w:sz w:val="24"/>
+          <w:szCs w:val="24"/>
+        </w:rPr>
+        <w:t xml:space="preserve"> που χρησιμοποιείται για την εμφάνιση εικόνων στην οθόνη. Στο συγκεκριμένο παράδειγμα, η </w:t>
+      </w:r>
+      <w:proofErr w:type="spellStart"/>
+      <w:r>
+        <w:rPr>
+          <w:rFonts w:ascii="Verdana" w:hAnsi="Verdana"/>
+          <w:sz w:val="24"/>
+          <w:szCs w:val="24"/>
+        </w:rPr>
+        <w:t>painterResource</w:t>
+      </w:r>
+      <w:proofErr w:type="spellEnd"/>
+      <w:r>
+        <w:rPr>
+          <w:rFonts w:ascii="Verdana" w:hAnsi="Verdana"/>
+          <w:sz w:val="24"/>
+          <w:szCs w:val="24"/>
+        </w:rPr>
+        <w:t>(</w:t>
+      </w:r>
+      <w:proofErr w:type="spellStart"/>
+      <w:r>
+        <w:rPr>
+          <w:rFonts w:ascii="Verdana" w:hAnsi="Verdana"/>
+          <w:sz w:val="24"/>
+          <w:szCs w:val="24"/>
+        </w:rPr>
+        <w:t>id</w:t>
+      </w:r>
+      <w:proofErr w:type="spellEnd"/>
+      <w:r>
+        <w:rPr>
+          <w:rFonts w:ascii="Verdana" w:hAnsi="Verdana"/>
+          <w:sz w:val="24"/>
+          <w:szCs w:val="24"/>
+        </w:rPr>
+        <w:t xml:space="preserve"> = </w:t>
+      </w:r>
+      <w:proofErr w:type="spellStart"/>
+      <w:r>
+        <w:rPr>
+          <w:rFonts w:ascii="Verdana" w:hAnsi="Verdana"/>
+          <w:sz w:val="24"/>
+          <w:szCs w:val="24"/>
+        </w:rPr>
+        <w:t>R.drawable.ic_bookshelf</w:t>
+      </w:r>
+      <w:proofErr w:type="spellEnd"/>
+      <w:r>
+        <w:rPr>
+          <w:rFonts w:ascii="Verdana" w:hAnsi="Verdana"/>
+          <w:sz w:val="24"/>
+          <w:szCs w:val="24"/>
+        </w:rPr>
+        <w:t xml:space="preserve">) φορτώνει μια εικόνα από τα </w:t>
+      </w:r>
+      <w:proofErr w:type="spellStart"/>
+      <w:r>
+        <w:rPr>
+          <w:rFonts w:ascii="Verdana" w:hAnsi="Verdana"/>
+          <w:sz w:val="24"/>
+          <w:szCs w:val="24"/>
+        </w:rPr>
+        <w:t>resources</w:t>
+      </w:r>
+      <w:proofErr w:type="spellEnd"/>
+      <w:r>
+        <w:rPr>
+          <w:rFonts w:ascii="Verdana" w:hAnsi="Verdana"/>
+          <w:sz w:val="24"/>
+          <w:szCs w:val="24"/>
+        </w:rPr>
+        <w:t xml:space="preserve"> της εφαρμογής</w:t>
+      </w:r>
+      <w:r>
+        <w:rPr>
+          <w:rFonts w:ascii="Verdana" w:hAnsi="Verdana"/>
+          <w:sz w:val="24"/>
+          <w:szCs w:val="24"/>
+        </w:rPr>
+        <w:t xml:space="preserve"> (</w:t>
+      </w:r>
+      <w:proofErr w:type="spellStart"/>
+      <w:r>
+        <w:rPr>
+          <w:rFonts w:ascii="Verdana" w:hAnsi="Verdana"/>
+          <w:sz w:val="24"/>
+          <w:szCs w:val="24"/>
+        </w:rPr>
+        <w:t>drawable</w:t>
+      </w:r>
+      <w:proofErr w:type="spellEnd"/>
+      <w:r>
+        <w:rPr>
+          <w:rFonts w:ascii="Verdana" w:hAnsi="Verdana"/>
+          <w:sz w:val="24"/>
+          <w:szCs w:val="24"/>
+        </w:rPr>
+        <w:t xml:space="preserve"> </w:t>
+      </w:r>
+      <w:proofErr w:type="spellStart"/>
+      <w:r>
+        <w:rPr>
+          <w:rFonts w:ascii="Verdana" w:hAnsi="Verdana"/>
+          <w:sz w:val="24"/>
+          <w:szCs w:val="24"/>
+        </w:rPr>
+        <w:t>folder</w:t>
+      </w:r>
+      <w:proofErr w:type="spellEnd"/>
+      <w:r>
+        <w:rPr>
+          <w:rFonts w:ascii="Verdana" w:hAnsi="Verdana"/>
+          <w:sz w:val="24"/>
+          <w:szCs w:val="24"/>
+        </w:rPr>
+        <w:t xml:space="preserve">), ενώ η </w:t>
+      </w:r>
+      <w:proofErr w:type="spellStart"/>
+      <w:r>
+        <w:rPr>
+          <w:rFonts w:ascii="Verdana" w:hAnsi="Verdana"/>
+          <w:sz w:val="24"/>
+          <w:szCs w:val="24"/>
+        </w:rPr>
+        <w:t>contentDescription</w:t>
+      </w:r>
+      <w:proofErr w:type="spellEnd"/>
+      <w:r>
+        <w:rPr>
+          <w:rFonts w:ascii="Verdana" w:hAnsi="Verdana"/>
+          <w:sz w:val="24"/>
+          <w:szCs w:val="24"/>
+        </w:rPr>
+        <w:t xml:space="preserve"> παρέχει μια περιγραφή για λόγους προσβασιμότητας (</w:t>
+      </w:r>
+      <w:proofErr w:type="spellStart"/>
+      <w:r>
+        <w:rPr>
+          <w:rFonts w:ascii="Verdana" w:hAnsi="Verdana"/>
+          <w:sz w:val="24"/>
+          <w:szCs w:val="24"/>
+        </w:rPr>
+        <w:t>screen</w:t>
+      </w:r>
+      <w:proofErr w:type="spellEnd"/>
+      <w:r>
+        <w:rPr>
+          <w:rFonts w:ascii="Verdana" w:hAnsi="Verdana"/>
+          <w:sz w:val="24"/>
+          <w:szCs w:val="24"/>
+        </w:rPr>
+        <w:t xml:space="preserve"> </w:t>
+      </w:r>
+      <w:proofErr w:type="spellStart"/>
+      <w:r>
+        <w:rPr>
+          <w:rFonts w:ascii="Verdana" w:hAnsi="Verdana"/>
+          <w:sz w:val="24"/>
+          <w:szCs w:val="24"/>
+        </w:rPr>
+        <w:t>readers</w:t>
+      </w:r>
+      <w:proofErr w:type="spellEnd"/>
+      <w:r>
+        <w:rPr>
+          <w:rFonts w:ascii="Verdana" w:hAnsi="Verdana"/>
+          <w:sz w:val="24"/>
+          <w:szCs w:val="24"/>
+        </w:rPr>
+        <w:t xml:space="preserve">). Επιπλέον, η </w:t>
+      </w:r>
+      <w:proofErr w:type="spellStart"/>
+      <w:r>
+        <w:rPr>
+          <w:rFonts w:ascii="Verdana" w:hAnsi="Verdana"/>
+          <w:sz w:val="24"/>
+          <w:szCs w:val="24"/>
+        </w:rPr>
+        <w:t>Modifier.width</w:t>
+      </w:r>
+      <w:proofErr w:type="spellEnd"/>
+      <w:r>
+        <w:rPr>
+          <w:rFonts w:ascii="Verdana" w:hAnsi="Verdana"/>
+          <w:sz w:val="24"/>
+          <w:szCs w:val="24"/>
+        </w:rPr>
+        <w:t>(167.dp).</w:t>
+      </w:r>
+      <w:proofErr w:type="spellStart"/>
+      <w:r>
+        <w:rPr>
+          <w:rFonts w:ascii="Verdana" w:hAnsi="Verdana"/>
+          <w:sz w:val="24"/>
+          <w:szCs w:val="24"/>
+        </w:rPr>
+        <w:t>height</w:t>
+      </w:r>
+      <w:proofErr w:type="spellEnd"/>
+      <w:r>
+        <w:rPr>
+          <w:rFonts w:ascii="Verdana" w:hAnsi="Verdana"/>
+          <w:sz w:val="24"/>
+          <w:szCs w:val="24"/>
+        </w:rPr>
+        <w:t>(124.dp) καθορίζει τις διαστάσεις της εικόνας σε πλάτος 167dp και ύψος 124dp, προσαρμόζοντας τη θέση και την εμφάνισή της στο UI.</w:t>
+      </w:r>
     </w:p>
     <w:p>
       <w:pPr>
@@ -13083,62 +17106,205 @@
           <w:szCs w:val="24"/>
         </w:rPr>
       </w:pPr>
-      <w:r>
-        <w:rPr>
-          <w:rFonts w:ascii="Verdana" w:hAnsi="Verdana"/>
-          <w:sz w:val="24"/>
-          <w:szCs w:val="24"/>
-        </w:rPr>
-        <w:t>Η</w:t>
-      </w:r>
-      <w:r>
-        <w:rPr>
-          <w:rFonts w:ascii="Verdana" w:hAnsi="Verdana"/>
-          <w:sz w:val="24"/>
-          <w:szCs w:val="24"/>
-        </w:rPr>
-        <w:t xml:space="preserve"> συγκεκριμένη</w:t>
-      </w:r>
-      <w:r>
-        <w:rPr>
-          <w:rFonts w:ascii="Verdana" w:hAnsi="Verdana"/>
-          <w:sz w:val="24"/>
-          <w:szCs w:val="24"/>
-        </w:rPr>
-        <w:t xml:space="preserve"> συνάρτηση στο Jetpack Compose είναι ένα </w:t>
-      </w:r>
-      <w:r>
-        <w:rPr>
-          <w:rFonts w:ascii="Verdana" w:hAnsi="Verdana"/>
-          <w:sz w:val="24"/>
-          <w:szCs w:val="24"/>
-        </w:rPr>
-        <w:t>Composable UI στοιχείο</w:t>
-      </w:r>
-      <w:r>
-        <w:rPr>
-          <w:rFonts w:ascii="Verdana" w:hAnsi="Verdana"/>
-          <w:sz w:val="24"/>
-          <w:szCs w:val="24"/>
-        </w:rPr>
-        <w:t xml:space="preserve"> που χρησιμοποιείται για την εμφάνιση εικόνων στην οθόνη. Στο συγκεκριμένο παράδειγμα, η painterResource(id = R.drawable.ic_bookshelf) φορτώνει μια εικόνα από τα </w:t>
-      </w:r>
-      <w:r>
-        <w:rPr>
-          <w:rFonts w:ascii="Verdana" w:hAnsi="Verdana"/>
-          <w:sz w:val="24"/>
-          <w:szCs w:val="24"/>
-        </w:rPr>
-        <w:t>resources της εφαρμογής</w:t>
-      </w:r>
-      <w:r>
-        <w:rPr>
-          <w:rFonts w:ascii="Verdana" w:hAnsi="Verdana"/>
-          <w:sz w:val="24"/>
-          <w:szCs w:val="24"/>
-        </w:rPr>
-        <w:t xml:space="preserve"> (drawable folder), ενώ η contentDescription παρέχει μια περιγραφή για λόγους προσβασιμότητας (screen readers). Επιπλέον, η Modifier.width(167.dp).height(124.dp) καθορίζει τις διαστάσεις της εικόνας σε πλάτος 167dp και ύψος 124dp, προσαρμόζοντας τη θέση και την εμφάνισή της στο UI.</w:t>
-      </w:r>
+    </w:p>
+    <w:p>
+      <w:pPr>
+        <w:tabs>
+          <w:tab w:val="left" w:pos="5313"/>
+        </w:tabs>
+        <w:ind w:left="-851" w:right="-766"/>
+        <w:jc w:val="both"/>
+        <w:rPr>
+          <w:rFonts w:ascii="Verdana" w:hAnsi="Verdana"/>
+          <w:sz w:val="24"/>
+          <w:szCs w:val="24"/>
+        </w:rPr>
+      </w:pPr>
+      <w:r>
+        <w:rPr>
+          <w:rFonts w:ascii="Verdana" w:hAnsi="Verdana"/>
+          <w:sz w:val="24"/>
+          <w:szCs w:val="24"/>
+        </w:rPr>
+        <w:t>Για την υλοποίηση του μενού από το οποίο ο χρήστης έχει την δυνατότητα μόνο μίας επιλογής υλοποιήθηκε η εξής συνάρτηση</w:t>
+      </w:r>
+      <w:r>
+        <w:rPr>
+          <w:rFonts w:ascii="Verdana" w:hAnsi="Verdana"/>
+          <w:sz w:val="24"/>
+          <w:szCs w:val="24"/>
+        </w:rPr>
+        <w:t>:</w:t>
+      </w:r>
+    </w:p>
+    <w:p>
+      <w:pPr>
+        <w:tabs>
+          <w:tab w:val="left" w:pos="5313"/>
+        </w:tabs>
+        <w:ind w:left="-851" w:right="-766"/>
+        <w:jc w:val="both"/>
+        <w:rPr>
+          <w:rFonts w:ascii="Verdana" w:hAnsi="Verdana"/>
+          <w:sz w:val="24"/>
+          <w:szCs w:val="24"/>
+        </w:rPr>
+      </w:pPr>
+      <w:r>
+        <w:rPr>
+          <w:rFonts w:ascii="Verdana" w:hAnsi="Verdana"/>
+          <w:noProof/>
+          <w:sz w:val="24"/>
+          <w:szCs w:val="24"/>
+        </w:rPr>
+        <w:drawing>
+          <wp:anchor distT="0" distB="0" distL="114300" distR="114300" simplePos="0" relativeHeight="251674624" behindDoc="1" locked="0" layoutInCell="1" allowOverlap="1" wp14:anchorId="2E2BAA17" wp14:editId="68BE6FF0">
+            <wp:simplePos x="0" y="0"/>
+            <wp:positionH relativeFrom="margin">
+              <wp:align>center</wp:align>
+            </wp:positionH>
+            <wp:positionV relativeFrom="paragraph">
+              <wp:posOffset>5715</wp:posOffset>
+            </wp:positionV>
+            <wp:extent cx="4008120" cy="5755640"/>
+            <wp:effectExtent l="0" t="0" r="0" b="0"/>
+            <wp:wrapTight wrapText="bothSides">
+              <wp:wrapPolygon edited="0">
+                <wp:start x="0" y="0"/>
+                <wp:lineTo x="0" y="21519"/>
+                <wp:lineTo x="21456" y="21519"/>
+                <wp:lineTo x="21456" y="0"/>
+                <wp:lineTo x="0" y="0"/>
+              </wp:wrapPolygon>
+            </wp:wrapTight>
+            <wp:docPr id="477823041" name="Εικόνα 2"/>
+            <wp:cNvGraphicFramePr>
+              <a:graphicFrameLocks xmlns:a="http://schemas.openxmlformats.org/drawingml/2006/main" noChangeAspect="1"/>
+            </wp:cNvGraphicFramePr>
+            <a:graphic xmlns:a="http://schemas.openxmlformats.org/drawingml/2006/main">
+              <a:graphicData uri="http://schemas.openxmlformats.org/drawingml/2006/picture">
+                <pic:pic xmlns:pic="http://schemas.openxmlformats.org/drawingml/2006/picture">
+                  <pic:nvPicPr>
+                    <pic:cNvPr id="477823041" name="Εικόνα 477823041"/>
+                    <pic:cNvPicPr/>
+                  </pic:nvPicPr>
+                  <pic:blipFill>
+                    <a:blip r:embed="rId21">
+                      <a:extLst>
+                        <a:ext uri="{28A0092B-C50C-407E-A947-70E740481C1C}">
+                          <a14:useLocalDpi xmlns:a14="http://schemas.microsoft.com/office/drawing/2010/main" val="0"/>
+                        </a:ext>
+                      </a:extLst>
+                    </a:blip>
+                    <a:stretch>
+                      <a:fillRect/>
+                    </a:stretch>
+                  </pic:blipFill>
+                  <pic:spPr>
+                    <a:xfrm>
+                      <a:off x="0" y="0"/>
+                      <a:ext cx="4008120" cy="5755640"/>
+                    </a:xfrm>
+                    <a:prstGeom prst="rect">
+                      <a:avLst/>
+                    </a:prstGeom>
+                  </pic:spPr>
+                </pic:pic>
+              </a:graphicData>
+            </a:graphic>
+            <wp14:sizeRelH relativeFrom="page">
+              <wp14:pctWidth>0</wp14:pctWidth>
+            </wp14:sizeRelH>
+            <wp14:sizeRelV relativeFrom="page">
+              <wp14:pctHeight>0</wp14:pctHeight>
+            </wp14:sizeRelV>
+          </wp:anchor>
+        </w:drawing>
+      </w:r>
+    </w:p>
+    <w:p>
+      <w:pPr>
+        <w:tabs>
+          <w:tab w:val="left" w:pos="5313"/>
+        </w:tabs>
+        <w:ind w:left="-851" w:right="-766"/>
+        <w:jc w:val="both"/>
+        <w:rPr>
+          <w:rFonts w:ascii="Verdana" w:hAnsi="Verdana"/>
+          <w:sz w:val="24"/>
+          <w:szCs w:val="24"/>
+        </w:rPr>
+      </w:pPr>
+    </w:p>
+    <w:p>
+      <w:pPr>
+        <w:tabs>
+          <w:tab w:val="left" w:pos="5313"/>
+        </w:tabs>
+        <w:ind w:left="-851" w:right="-766"/>
+        <w:jc w:val="both"/>
+        <w:rPr>
+          <w:rFonts w:ascii="Verdana" w:hAnsi="Verdana"/>
+          <w:sz w:val="24"/>
+          <w:szCs w:val="24"/>
+        </w:rPr>
+      </w:pPr>
+    </w:p>
+    <w:p>
+      <w:pPr>
+        <w:tabs>
+          <w:tab w:val="left" w:pos="5313"/>
+        </w:tabs>
+        <w:ind w:left="-851" w:right="-766"/>
+        <w:jc w:val="both"/>
+        <w:rPr>
+          <w:rFonts w:ascii="Verdana" w:hAnsi="Verdana"/>
+          <w:sz w:val="24"/>
+          <w:szCs w:val="24"/>
+        </w:rPr>
+      </w:pPr>
+    </w:p>
+    <w:p>
+      <w:pPr>
+        <w:tabs>
+          <w:tab w:val="left" w:pos="5313"/>
+        </w:tabs>
+        <w:ind w:left="-851" w:right="-766"/>
+        <w:jc w:val="both"/>
+        <w:rPr>
+          <w:rFonts w:ascii="Verdana" w:hAnsi="Verdana"/>
+          <w:sz w:val="24"/>
+          <w:szCs w:val="24"/>
+        </w:rPr>
+      </w:pPr>
+    </w:p>
+    <w:p>
+      <w:pPr>
+        <w:tabs>
+          <w:tab w:val="left" w:pos="5313"/>
+        </w:tabs>
+        <w:ind w:left="-851" w:right="-766"/>
+        <w:jc w:val="both"/>
+        <w:rPr>
+          <w:rFonts w:ascii="Verdana" w:hAnsi="Verdana"/>
+          <w:sz w:val="24"/>
+          <w:szCs w:val="24"/>
+        </w:rPr>
+      </w:pPr>
+    </w:p>
+    <w:p>
+      <w:pPr>
+        <w:tabs>
+          <w:tab w:val="left" w:pos="5313"/>
+        </w:tabs>
+        <w:ind w:left="-851" w:right="-766"/>
+        <w:jc w:val="both"/>
+        <w:rPr>
+          <w:rFonts w:ascii="Verdana" w:hAnsi="Verdana"/>
+          <w:sz w:val="24"/>
+          <w:szCs w:val="24"/>
+        </w:rPr>
+      </w:pPr>
     </w:p>
     <w:p>
       <w:pPr>
@@ -13187,76 +17353,6 @@
         <w:tabs>
           <w:tab w:val="left" w:pos="5313"/>
         </w:tabs>
-        <w:ind w:left="-1134" w:right="-1050"/>
-        <w:jc w:val="both"/>
-        <w:rPr>
-          <w:rFonts w:ascii="Verdana" w:hAnsi="Verdana"/>
-          <w:sz w:val="24"/>
-          <w:szCs w:val="24"/>
-        </w:rPr>
-      </w:pPr>
-    </w:p>
-    <w:p>
-      <w:pPr>
-        <w:tabs>
-          <w:tab w:val="left" w:pos="5313"/>
-        </w:tabs>
-        <w:ind w:left="-1134" w:right="-1050"/>
-        <w:jc w:val="both"/>
-        <w:rPr>
-          <w:rFonts w:ascii="Verdana" w:hAnsi="Verdana"/>
-          <w:sz w:val="24"/>
-          <w:szCs w:val="24"/>
-        </w:rPr>
-      </w:pPr>
-    </w:p>
-    <w:p>
-      <w:pPr>
-        <w:tabs>
-          <w:tab w:val="left" w:pos="5313"/>
-        </w:tabs>
-        <w:ind w:left="-1134" w:right="-1050"/>
-        <w:jc w:val="both"/>
-        <w:rPr>
-          <w:rFonts w:ascii="Verdana" w:hAnsi="Verdana"/>
-          <w:sz w:val="24"/>
-          <w:szCs w:val="24"/>
-        </w:rPr>
-      </w:pPr>
-    </w:p>
-    <w:p>
-      <w:pPr>
-        <w:tabs>
-          <w:tab w:val="left" w:pos="5313"/>
-        </w:tabs>
-        <w:ind w:left="-1134" w:right="-1050"/>
-        <w:jc w:val="both"/>
-        <w:rPr>
-          <w:rFonts w:ascii="Verdana" w:hAnsi="Verdana"/>
-          <w:sz w:val="24"/>
-          <w:szCs w:val="24"/>
-        </w:rPr>
-      </w:pPr>
-    </w:p>
-    <w:p>
-      <w:pPr>
-        <w:tabs>
-          <w:tab w:val="left" w:pos="5313"/>
-        </w:tabs>
-        <w:ind w:left="-1134" w:right="-1050"/>
-        <w:jc w:val="both"/>
-        <w:rPr>
-          <w:rFonts w:ascii="Verdana" w:hAnsi="Verdana"/>
-          <w:sz w:val="24"/>
-          <w:szCs w:val="24"/>
-        </w:rPr>
-      </w:pPr>
-    </w:p>
-    <w:p>
-      <w:pPr>
-        <w:tabs>
-          <w:tab w:val="left" w:pos="5313"/>
-        </w:tabs>
         <w:ind w:right="-1050"/>
         <w:jc w:val="both"/>
         <w:rPr>
@@ -13383,6 +17479,753 @@
         <w:tabs>
           <w:tab w:val="left" w:pos="5313"/>
         </w:tabs>
+        <w:ind w:left="-851" w:right="-1050"/>
+        <w:jc w:val="both"/>
+        <w:rPr>
+          <w:rFonts w:ascii="Verdana" w:hAnsi="Verdana"/>
+          <w:sz w:val="24"/>
+          <w:szCs w:val="24"/>
+        </w:rPr>
+      </w:pPr>
+      <w:r>
+        <w:rPr>
+          <w:rFonts w:ascii="Verdana" w:hAnsi="Verdana"/>
+          <w:sz w:val="24"/>
+          <w:szCs w:val="24"/>
+        </w:rPr>
+        <w:t xml:space="preserve">Συγκεκριμένα, </w:t>
+      </w:r>
+      <w:r>
+        <w:rPr>
+          <w:rFonts w:ascii="Verdana" w:hAnsi="Verdana"/>
+          <w:sz w:val="24"/>
+          <w:szCs w:val="24"/>
+        </w:rPr>
+        <w:t xml:space="preserve">η συνάρτηση </w:t>
+      </w:r>
+      <w:proofErr w:type="spellStart"/>
+      <w:r>
+        <w:rPr>
+          <w:rFonts w:ascii="Verdana" w:hAnsi="Verdana"/>
+          <w:sz w:val="24"/>
+          <w:szCs w:val="24"/>
+          <w:lang w:val="en-US"/>
+        </w:rPr>
+        <w:t>optionMenu</w:t>
+      </w:r>
+      <w:proofErr w:type="spellEnd"/>
+      <w:r>
+        <w:rPr>
+          <w:rFonts w:ascii="Verdana" w:hAnsi="Verdana"/>
+          <w:sz w:val="24"/>
+          <w:szCs w:val="24"/>
+        </w:rPr>
+        <w:t xml:space="preserve"> </w:t>
+      </w:r>
+      <w:r>
+        <w:rPr>
+          <w:rFonts w:ascii="Verdana" w:hAnsi="Verdana"/>
+          <w:sz w:val="24"/>
+          <w:szCs w:val="24"/>
+        </w:rPr>
+        <w:t xml:space="preserve">είναι ένα </w:t>
+      </w:r>
+      <w:proofErr w:type="spellStart"/>
+      <w:r>
+        <w:rPr>
+          <w:rFonts w:ascii="Verdana" w:hAnsi="Verdana"/>
+          <w:sz w:val="24"/>
+          <w:szCs w:val="24"/>
+        </w:rPr>
+        <w:t>Composable</w:t>
+      </w:r>
+      <w:proofErr w:type="spellEnd"/>
+      <w:r>
+        <w:rPr>
+          <w:rFonts w:ascii="Verdana" w:hAnsi="Verdana"/>
+          <w:sz w:val="24"/>
+          <w:szCs w:val="24"/>
+        </w:rPr>
+        <w:t xml:space="preserve"> </w:t>
+      </w:r>
+      <w:proofErr w:type="spellStart"/>
+      <w:r>
+        <w:rPr>
+          <w:rFonts w:ascii="Verdana" w:hAnsi="Verdana"/>
+          <w:sz w:val="24"/>
+          <w:szCs w:val="24"/>
+        </w:rPr>
+        <w:t>dropdown</w:t>
+      </w:r>
+      <w:proofErr w:type="spellEnd"/>
+      <w:r>
+        <w:rPr>
+          <w:rFonts w:ascii="Verdana" w:hAnsi="Verdana"/>
+          <w:sz w:val="24"/>
+          <w:szCs w:val="24"/>
+        </w:rPr>
+        <w:t xml:space="preserve"> </w:t>
+      </w:r>
+      <w:proofErr w:type="spellStart"/>
+      <w:r>
+        <w:rPr>
+          <w:rFonts w:ascii="Verdana" w:hAnsi="Verdana"/>
+          <w:sz w:val="24"/>
+          <w:szCs w:val="24"/>
+        </w:rPr>
+        <w:t>menu</w:t>
+      </w:r>
+      <w:proofErr w:type="spellEnd"/>
+      <w:r>
+        <w:rPr>
+          <w:rFonts w:ascii="Verdana" w:hAnsi="Verdana"/>
+          <w:sz w:val="24"/>
+          <w:szCs w:val="24"/>
+        </w:rPr>
+        <w:t xml:space="preserve"> στο </w:t>
+      </w:r>
+      <w:proofErr w:type="spellStart"/>
+      <w:r>
+        <w:rPr>
+          <w:rFonts w:ascii="Verdana" w:hAnsi="Verdana"/>
+          <w:sz w:val="24"/>
+          <w:szCs w:val="24"/>
+        </w:rPr>
+        <w:t>Jetpack</w:t>
+      </w:r>
+      <w:proofErr w:type="spellEnd"/>
+      <w:r>
+        <w:rPr>
+          <w:rFonts w:ascii="Verdana" w:hAnsi="Verdana"/>
+          <w:sz w:val="24"/>
+          <w:szCs w:val="24"/>
+        </w:rPr>
+        <w:t xml:space="preserve"> </w:t>
+      </w:r>
+      <w:proofErr w:type="spellStart"/>
+      <w:r>
+        <w:rPr>
+          <w:rFonts w:ascii="Verdana" w:hAnsi="Verdana"/>
+          <w:sz w:val="24"/>
+          <w:szCs w:val="24"/>
+        </w:rPr>
+        <w:t>Compose</w:t>
+      </w:r>
+      <w:proofErr w:type="spellEnd"/>
+      <w:r>
+        <w:rPr>
+          <w:rFonts w:ascii="Verdana" w:hAnsi="Verdana"/>
+          <w:sz w:val="24"/>
+          <w:szCs w:val="24"/>
+        </w:rPr>
+        <w:t xml:space="preserve"> που επιτρέπει στον χρήστη να επιλέξει</w:t>
+      </w:r>
+      <w:r>
+        <w:rPr>
+          <w:rFonts w:ascii="Verdana" w:hAnsi="Verdana"/>
+          <w:sz w:val="24"/>
+          <w:szCs w:val="24"/>
+        </w:rPr>
+        <w:t xml:space="preserve"> ένα αντικείμενο από μία λίστα</w:t>
+      </w:r>
+      <w:r>
+        <w:rPr>
+          <w:rFonts w:ascii="Verdana" w:hAnsi="Verdana"/>
+          <w:sz w:val="24"/>
+          <w:szCs w:val="24"/>
+        </w:rPr>
+        <w:t xml:space="preserve"> </w:t>
+      </w:r>
+      <w:r>
+        <w:rPr>
+          <w:rFonts w:ascii="Verdana" w:hAnsi="Verdana"/>
+          <w:sz w:val="24"/>
+          <w:szCs w:val="24"/>
+        </w:rPr>
+        <w:t xml:space="preserve">(στο συγκεκριμένο παράδειγμα </w:t>
+      </w:r>
+      <w:r>
+        <w:rPr>
+          <w:rFonts w:ascii="Verdana" w:hAnsi="Verdana"/>
+          <w:sz w:val="24"/>
+          <w:szCs w:val="24"/>
+        </w:rPr>
+        <w:t>μια εκδοτική εταιρεία</w:t>
+      </w:r>
+      <w:r>
+        <w:rPr>
+          <w:rFonts w:ascii="Verdana" w:hAnsi="Verdana"/>
+          <w:sz w:val="24"/>
+          <w:szCs w:val="24"/>
+        </w:rPr>
+        <w:t>)</w:t>
+      </w:r>
+      <w:r>
+        <w:rPr>
+          <w:rFonts w:ascii="Verdana" w:hAnsi="Verdana"/>
+          <w:sz w:val="24"/>
+          <w:szCs w:val="24"/>
+        </w:rPr>
+        <w:t xml:space="preserve">. </w:t>
+      </w:r>
+      <w:proofErr w:type="spellStart"/>
+      <w:r>
+        <w:rPr>
+          <w:rFonts w:ascii="Verdana" w:hAnsi="Verdana"/>
+          <w:sz w:val="24"/>
+          <w:szCs w:val="24"/>
+        </w:rPr>
+        <w:t>Αρχικοποιείται</w:t>
+      </w:r>
+      <w:proofErr w:type="spellEnd"/>
+      <w:r>
+        <w:rPr>
+          <w:rFonts w:ascii="Verdana" w:hAnsi="Verdana"/>
+          <w:sz w:val="24"/>
+          <w:szCs w:val="24"/>
+        </w:rPr>
+        <w:t xml:space="preserve"> με μια προεπιλεγμένη τιμή, και όταν ο χρήστης επιλέγει μια νέα τιμή, ενημερώνονται τα αντίστοιχα </w:t>
+      </w:r>
+      <w:proofErr w:type="spellStart"/>
+      <w:r>
+        <w:rPr>
+          <w:rFonts w:ascii="Verdana" w:hAnsi="Verdana"/>
+          <w:sz w:val="24"/>
+          <w:szCs w:val="24"/>
+        </w:rPr>
+        <w:t>fields</w:t>
+      </w:r>
+      <w:proofErr w:type="spellEnd"/>
+      <w:r>
+        <w:rPr>
+          <w:rFonts w:ascii="Verdana" w:hAnsi="Verdana"/>
+          <w:sz w:val="24"/>
+          <w:szCs w:val="24"/>
+        </w:rPr>
+        <w:t xml:space="preserve"> στο </w:t>
+      </w:r>
+      <w:proofErr w:type="spellStart"/>
+      <w:r>
+        <w:rPr>
+          <w:rFonts w:ascii="Verdana" w:hAnsi="Verdana"/>
+          <w:sz w:val="24"/>
+          <w:szCs w:val="24"/>
+        </w:rPr>
+        <w:t>viewModel</w:t>
+      </w:r>
+      <w:proofErr w:type="spellEnd"/>
+      <w:r>
+        <w:rPr>
+          <w:rFonts w:ascii="Verdana" w:hAnsi="Verdana"/>
+          <w:sz w:val="24"/>
+          <w:szCs w:val="24"/>
+        </w:rPr>
+        <w:t xml:space="preserve"> (το </w:t>
+      </w:r>
+      <w:proofErr w:type="spellStart"/>
+      <w:r>
+        <w:rPr>
+          <w:rFonts w:ascii="Verdana" w:hAnsi="Verdana"/>
+          <w:sz w:val="24"/>
+          <w:szCs w:val="24"/>
+        </w:rPr>
+        <w:t>selected</w:t>
+      </w:r>
+      <w:proofErr w:type="spellEnd"/>
+      <w:r>
+        <w:rPr>
+          <w:rFonts w:ascii="Verdana" w:hAnsi="Verdana"/>
+          <w:sz w:val="24"/>
+          <w:szCs w:val="24"/>
+        </w:rPr>
+        <w:t xml:space="preserve"> </w:t>
+      </w:r>
+      <w:proofErr w:type="spellStart"/>
+      <w:r>
+        <w:rPr>
+          <w:rFonts w:ascii="Verdana" w:hAnsi="Verdana"/>
+          <w:sz w:val="24"/>
+          <w:szCs w:val="24"/>
+        </w:rPr>
+        <w:t>publisher</w:t>
+      </w:r>
+      <w:proofErr w:type="spellEnd"/>
+      <w:r>
+        <w:rPr>
+          <w:rFonts w:ascii="Verdana" w:hAnsi="Verdana"/>
+          <w:sz w:val="24"/>
+          <w:szCs w:val="24"/>
+        </w:rPr>
+        <w:t xml:space="preserve"> και η θέση του στην λίστα). Το </w:t>
+      </w:r>
+      <w:proofErr w:type="spellStart"/>
+      <w:r>
+        <w:rPr>
+          <w:rFonts w:ascii="Verdana" w:hAnsi="Verdana"/>
+          <w:sz w:val="24"/>
+          <w:szCs w:val="24"/>
+        </w:rPr>
+        <w:t>menu</w:t>
+      </w:r>
+      <w:proofErr w:type="spellEnd"/>
+      <w:r>
+        <w:rPr>
+          <w:rFonts w:ascii="Verdana" w:hAnsi="Verdana"/>
+          <w:sz w:val="24"/>
+          <w:szCs w:val="24"/>
+        </w:rPr>
+        <w:t xml:space="preserve"> εμφανίζεται/κρύβεται με το πάτημα του </w:t>
+      </w:r>
+      <w:proofErr w:type="spellStart"/>
+      <w:r>
+        <w:rPr>
+          <w:rFonts w:ascii="Verdana" w:hAnsi="Verdana"/>
+          <w:sz w:val="24"/>
+          <w:szCs w:val="24"/>
+        </w:rPr>
+        <w:t>TextField</w:t>
+      </w:r>
+      <w:proofErr w:type="spellEnd"/>
+      <w:r>
+        <w:rPr>
+          <w:rFonts w:ascii="Verdana" w:hAnsi="Verdana"/>
+          <w:sz w:val="24"/>
+          <w:szCs w:val="24"/>
+        </w:rPr>
+        <w:t xml:space="preserve"> και χρησιμοποιεί το </w:t>
+      </w:r>
+      <w:proofErr w:type="spellStart"/>
+      <w:r>
+        <w:rPr>
+          <w:rFonts w:ascii="Verdana" w:hAnsi="Verdana"/>
+          <w:sz w:val="24"/>
+          <w:szCs w:val="24"/>
+        </w:rPr>
+        <w:t>Material</w:t>
+      </w:r>
+      <w:proofErr w:type="spellEnd"/>
+      <w:r>
+        <w:rPr>
+          <w:rFonts w:ascii="Verdana" w:hAnsi="Verdana"/>
+          <w:sz w:val="24"/>
+          <w:szCs w:val="24"/>
+        </w:rPr>
+        <w:t xml:space="preserve"> </w:t>
+      </w:r>
+      <w:proofErr w:type="spellStart"/>
+      <w:r>
+        <w:rPr>
+          <w:rFonts w:ascii="Verdana" w:hAnsi="Verdana"/>
+          <w:sz w:val="24"/>
+          <w:szCs w:val="24"/>
+        </w:rPr>
+        <w:t>Design</w:t>
+      </w:r>
+      <w:proofErr w:type="spellEnd"/>
+      <w:r>
+        <w:rPr>
+          <w:rFonts w:ascii="Verdana" w:hAnsi="Verdana"/>
+          <w:sz w:val="24"/>
+          <w:szCs w:val="24"/>
+        </w:rPr>
+        <w:t xml:space="preserve"> 3 </w:t>
+      </w:r>
+      <w:proofErr w:type="spellStart"/>
+      <w:r>
+        <w:rPr>
+          <w:rFonts w:ascii="Verdana" w:hAnsi="Verdana"/>
+          <w:sz w:val="24"/>
+          <w:szCs w:val="24"/>
+        </w:rPr>
+        <w:t>ExposedDropdownMenu</w:t>
+      </w:r>
+      <w:proofErr w:type="spellEnd"/>
+      <w:r>
+        <w:rPr>
+          <w:rFonts w:ascii="Verdana" w:hAnsi="Verdana"/>
+          <w:sz w:val="24"/>
+          <w:szCs w:val="24"/>
+        </w:rPr>
+        <w:t xml:space="preserve"> για την εμφάνιση των επιλογών.</w:t>
+      </w:r>
+      <w:r>
+        <w:rPr>
+          <w:rFonts w:ascii="Verdana" w:hAnsi="Verdana"/>
+          <w:sz w:val="24"/>
+          <w:szCs w:val="24"/>
+        </w:rPr>
+        <w:t xml:space="preserve"> Η συγκεκριμένη συνάρτηση καλείται και από άλλα </w:t>
+      </w:r>
+      <w:r>
+        <w:rPr>
+          <w:rFonts w:ascii="Verdana" w:hAnsi="Verdana"/>
+          <w:sz w:val="24"/>
+          <w:szCs w:val="24"/>
+          <w:lang w:val="en-US"/>
+        </w:rPr>
+        <w:t>Activities</w:t>
+      </w:r>
+      <w:r>
+        <w:rPr>
+          <w:rFonts w:ascii="Verdana" w:hAnsi="Verdana"/>
+          <w:sz w:val="24"/>
+          <w:szCs w:val="24"/>
+        </w:rPr>
+        <w:t xml:space="preserve">, </w:t>
+      </w:r>
+      <w:r>
+        <w:rPr>
+          <w:rFonts w:ascii="Verdana" w:hAnsi="Verdana"/>
+          <w:sz w:val="24"/>
+          <w:szCs w:val="24"/>
+        </w:rPr>
+        <w:t xml:space="preserve">επομένως παίρνει σαν παράμετρο κάθε φορά το αντίστοιχο </w:t>
+      </w:r>
+      <w:proofErr w:type="spellStart"/>
+      <w:r>
+        <w:rPr>
+          <w:rFonts w:ascii="Verdana" w:hAnsi="Verdana"/>
+          <w:sz w:val="24"/>
+          <w:szCs w:val="24"/>
+          <w:lang w:val="en-US"/>
+        </w:rPr>
+        <w:t>viewModel</w:t>
+      </w:r>
+      <w:proofErr w:type="spellEnd"/>
+      <w:r>
+        <w:rPr>
+          <w:rFonts w:ascii="Verdana" w:hAnsi="Verdana"/>
+          <w:sz w:val="24"/>
+          <w:szCs w:val="24"/>
+        </w:rPr>
+        <w:t xml:space="preserve">, </w:t>
+      </w:r>
+      <w:r>
+        <w:rPr>
+          <w:rFonts w:ascii="Verdana" w:hAnsi="Verdana"/>
+          <w:sz w:val="24"/>
+          <w:szCs w:val="24"/>
+        </w:rPr>
+        <w:t xml:space="preserve">και την αντίστοιχη λίστα, χωρίς ο κώδικας να έχει αλλαγές στην λογική. </w:t>
+      </w:r>
+    </w:p>
+    <w:p>
+      <w:pPr>
+        <w:tabs>
+          <w:tab w:val="left" w:pos="5313"/>
+        </w:tabs>
+        <w:ind w:left="-851" w:right="-1050"/>
+        <w:jc w:val="both"/>
+        <w:rPr>
+          <w:rFonts w:ascii="Verdana" w:hAnsi="Verdana"/>
+          <w:sz w:val="24"/>
+          <w:szCs w:val="24"/>
+        </w:rPr>
+      </w:pPr>
+    </w:p>
+    <w:p>
+      <w:pPr>
+        <w:tabs>
+          <w:tab w:val="left" w:pos="5313"/>
+        </w:tabs>
+        <w:ind w:left="-851" w:right="-1050"/>
+        <w:jc w:val="both"/>
+        <w:rPr>
+          <w:rFonts w:ascii="Verdana" w:hAnsi="Verdana"/>
+          <w:sz w:val="24"/>
+          <w:szCs w:val="24"/>
+        </w:rPr>
+      </w:pPr>
+    </w:p>
+    <w:p>
+      <w:pPr>
+        <w:tabs>
+          <w:tab w:val="left" w:pos="5313"/>
+        </w:tabs>
+        <w:ind w:left="-851" w:right="-1050"/>
+        <w:jc w:val="both"/>
+        <w:rPr>
+          <w:rFonts w:ascii="Verdana" w:hAnsi="Verdana"/>
+          <w:sz w:val="24"/>
+          <w:szCs w:val="24"/>
+        </w:rPr>
+      </w:pPr>
+    </w:p>
+    <w:p>
+      <w:pPr>
+        <w:tabs>
+          <w:tab w:val="left" w:pos="5313"/>
+        </w:tabs>
+        <w:ind w:left="-851" w:right="-1050"/>
+        <w:jc w:val="both"/>
+        <w:rPr>
+          <w:rFonts w:ascii="Verdana" w:hAnsi="Verdana"/>
+          <w:sz w:val="24"/>
+          <w:szCs w:val="24"/>
+        </w:rPr>
+      </w:pPr>
+    </w:p>
+    <w:p>
+      <w:pPr>
+        <w:tabs>
+          <w:tab w:val="left" w:pos="5313"/>
+        </w:tabs>
+        <w:ind w:left="-851" w:right="-1050"/>
+        <w:jc w:val="both"/>
+        <w:rPr>
+          <w:rFonts w:ascii="Verdana" w:hAnsi="Verdana"/>
+          <w:sz w:val="24"/>
+          <w:szCs w:val="24"/>
+        </w:rPr>
+      </w:pPr>
+      <w:r>
+        <w:rPr>
+          <w:rFonts w:ascii="Verdana" w:hAnsi="Verdana"/>
+          <w:noProof/>
+          <w:sz w:val="24"/>
+          <w:szCs w:val="24"/>
+        </w:rPr>
+        <w:drawing>
+          <wp:anchor distT="0" distB="0" distL="114300" distR="114300" simplePos="0" relativeHeight="251675648" behindDoc="1" locked="0" layoutInCell="1" allowOverlap="1" wp14:anchorId="0405ADFD" wp14:editId="69A3951B">
+            <wp:simplePos x="0" y="0"/>
+            <wp:positionH relativeFrom="margin">
+              <wp:align>center</wp:align>
+            </wp:positionH>
+            <wp:positionV relativeFrom="paragraph">
+              <wp:posOffset>655493</wp:posOffset>
+            </wp:positionV>
+            <wp:extent cx="5042535" cy="4010660"/>
+            <wp:effectExtent l="0" t="0" r="5715" b="8890"/>
+            <wp:wrapTight wrapText="bothSides">
+              <wp:wrapPolygon edited="0">
+                <wp:start x="0" y="0"/>
+                <wp:lineTo x="0" y="21545"/>
+                <wp:lineTo x="21543" y="21545"/>
+                <wp:lineTo x="21543" y="0"/>
+                <wp:lineTo x="0" y="0"/>
+              </wp:wrapPolygon>
+            </wp:wrapTight>
+            <wp:docPr id="291854473" name="Εικόνα 3" descr="Εικόνα που περιέχει κείμενο, στιγμιότυπο οθόνης, λογισμικό&#10;&#10;Το περιεχόμενο που δημιουργείται από τεχνολογία AI ενδέχεται να είναι εσφαλμένο."/>
+            <wp:cNvGraphicFramePr>
+              <a:graphicFrameLocks xmlns:a="http://schemas.openxmlformats.org/drawingml/2006/main" noChangeAspect="1"/>
+            </wp:cNvGraphicFramePr>
+            <a:graphic xmlns:a="http://schemas.openxmlformats.org/drawingml/2006/main">
+              <a:graphicData uri="http://schemas.openxmlformats.org/drawingml/2006/picture">
+                <pic:pic xmlns:pic="http://schemas.openxmlformats.org/drawingml/2006/picture">
+                  <pic:nvPicPr>
+                    <pic:cNvPr id="291854473" name="Εικόνα 3" descr="Εικόνα που περιέχει κείμενο, στιγμιότυπο οθόνης, λογισμικό&#10;&#10;Το περιεχόμενο που δημιουργείται από τεχνολογία AI ενδέχεται να είναι εσφαλμένο."/>
+                    <pic:cNvPicPr/>
+                  </pic:nvPicPr>
+                  <pic:blipFill>
+                    <a:blip r:embed="rId22" cstate="print">
+                      <a:extLst>
+                        <a:ext uri="{28A0092B-C50C-407E-A947-70E740481C1C}">
+                          <a14:useLocalDpi xmlns:a14="http://schemas.microsoft.com/office/drawing/2010/main" val="0"/>
+                        </a:ext>
+                      </a:extLst>
+                    </a:blip>
+                    <a:stretch>
+                      <a:fillRect/>
+                    </a:stretch>
+                  </pic:blipFill>
+                  <pic:spPr>
+                    <a:xfrm>
+                      <a:off x="0" y="0"/>
+                      <a:ext cx="5042535" cy="4010660"/>
+                    </a:xfrm>
+                    <a:prstGeom prst="rect">
+                      <a:avLst/>
+                    </a:prstGeom>
+                  </pic:spPr>
+                </pic:pic>
+              </a:graphicData>
+            </a:graphic>
+            <wp14:sizeRelH relativeFrom="page">
+              <wp14:pctWidth>0</wp14:pctWidth>
+            </wp14:sizeRelH>
+            <wp14:sizeRelV relativeFrom="page">
+              <wp14:pctHeight>0</wp14:pctHeight>
+            </wp14:sizeRelV>
+          </wp:anchor>
+        </w:drawing>
+      </w:r>
+      <w:r>
+        <w:rPr>
+          <w:rFonts w:ascii="Verdana" w:hAnsi="Verdana"/>
+          <w:sz w:val="24"/>
+          <w:szCs w:val="24"/>
+        </w:rPr>
+        <w:t>Παρακάτω παρουσιάζεται η συνάρτηση για την υλοποίηση του μενού το οποίο επιτρέπει στον χρήστη περισσότερες από μία επιλογές</w:t>
+      </w:r>
+      <w:r>
+        <w:rPr>
+          <w:rFonts w:ascii="Verdana" w:hAnsi="Verdana"/>
+          <w:sz w:val="24"/>
+          <w:szCs w:val="24"/>
+        </w:rPr>
+        <w:t>:</w:t>
+      </w:r>
+    </w:p>
+    <w:p>
+      <w:pPr>
+        <w:tabs>
+          <w:tab w:val="left" w:pos="5313"/>
+        </w:tabs>
+        <w:ind w:left="-851" w:right="-1050"/>
+        <w:jc w:val="both"/>
+        <w:rPr>
+          <w:rFonts w:ascii="Verdana" w:hAnsi="Verdana"/>
+          <w:sz w:val="24"/>
+          <w:szCs w:val="24"/>
+        </w:rPr>
+      </w:pPr>
+    </w:p>
+    <w:p>
+      <w:pPr>
+        <w:tabs>
+          <w:tab w:val="left" w:pos="5313"/>
+        </w:tabs>
+        <w:ind w:left="-851" w:right="-1050"/>
+        <w:jc w:val="both"/>
+        <w:rPr>
+          <w:rFonts w:ascii="Verdana" w:hAnsi="Verdana"/>
+          <w:sz w:val="24"/>
+          <w:szCs w:val="24"/>
+        </w:rPr>
+      </w:pPr>
+    </w:p>
+    <w:p>
+      <w:pPr>
+        <w:tabs>
+          <w:tab w:val="left" w:pos="5313"/>
+        </w:tabs>
+        <w:ind w:left="-851" w:right="-1050"/>
+        <w:jc w:val="both"/>
+        <w:rPr>
+          <w:rFonts w:ascii="Verdana" w:hAnsi="Verdana"/>
+          <w:sz w:val="24"/>
+          <w:szCs w:val="24"/>
+        </w:rPr>
+      </w:pPr>
+    </w:p>
+    <w:p>
+      <w:pPr>
+        <w:tabs>
+          <w:tab w:val="left" w:pos="5313"/>
+        </w:tabs>
+        <w:ind w:left="-851" w:right="-1050"/>
+        <w:jc w:val="both"/>
+        <w:rPr>
+          <w:rFonts w:ascii="Verdana" w:hAnsi="Verdana"/>
+          <w:sz w:val="24"/>
+          <w:szCs w:val="24"/>
+        </w:rPr>
+      </w:pPr>
+      <w:r>
+        <w:rPr>
+          <w:rFonts w:ascii="Verdana" w:hAnsi="Verdana"/>
+          <w:noProof/>
+          <w:sz w:val="24"/>
+          <w:szCs w:val="24"/>
+        </w:rPr>
+        <w:drawing>
+          <wp:anchor distT="0" distB="0" distL="114300" distR="114300" simplePos="0" relativeHeight="251676672" behindDoc="1" locked="0" layoutInCell="1" allowOverlap="1" wp14:anchorId="174224DD" wp14:editId="75295F06">
+            <wp:simplePos x="0" y="0"/>
+            <wp:positionH relativeFrom="margin">
+              <wp:align>center</wp:align>
+            </wp:positionH>
+            <wp:positionV relativeFrom="paragraph">
+              <wp:posOffset>6985</wp:posOffset>
+            </wp:positionV>
+            <wp:extent cx="4448175" cy="4551045"/>
+            <wp:effectExtent l="0" t="0" r="9525" b="1905"/>
+            <wp:wrapTight wrapText="bothSides">
+              <wp:wrapPolygon edited="0">
+                <wp:start x="0" y="0"/>
+                <wp:lineTo x="0" y="21519"/>
+                <wp:lineTo x="21554" y="21519"/>
+                <wp:lineTo x="21554" y="0"/>
+                <wp:lineTo x="0" y="0"/>
+              </wp:wrapPolygon>
+            </wp:wrapTight>
+            <wp:docPr id="2028660271" name="Εικόνα 4" descr="Εικόνα που περιέχει κείμενο, στιγμιότυπο οθόνης, λογισμικό&#10;&#10;Το περιεχόμενο που δημιουργείται από τεχνολογία AI ενδέχεται να είναι εσφαλμένο."/>
+            <wp:cNvGraphicFramePr>
+              <a:graphicFrameLocks xmlns:a="http://schemas.openxmlformats.org/drawingml/2006/main" noChangeAspect="1"/>
+            </wp:cNvGraphicFramePr>
+            <a:graphic xmlns:a="http://schemas.openxmlformats.org/drawingml/2006/main">
+              <a:graphicData uri="http://schemas.openxmlformats.org/drawingml/2006/picture">
+                <pic:pic xmlns:pic="http://schemas.openxmlformats.org/drawingml/2006/picture">
+                  <pic:nvPicPr>
+                    <pic:cNvPr id="2028660271" name="Εικόνα 4" descr="Εικόνα που περιέχει κείμενο, στιγμιότυπο οθόνης, λογισμικό&#10;&#10;Το περιεχόμενο που δημιουργείται από τεχνολογία AI ενδέχεται να είναι εσφαλμένο."/>
+                    <pic:cNvPicPr/>
+                  </pic:nvPicPr>
+                  <pic:blipFill>
+                    <a:blip r:embed="rId23">
+                      <a:extLst>
+                        <a:ext uri="{28A0092B-C50C-407E-A947-70E740481C1C}">
+                          <a14:useLocalDpi xmlns:a14="http://schemas.microsoft.com/office/drawing/2010/main" val="0"/>
+                        </a:ext>
+                      </a:extLst>
+                    </a:blip>
+                    <a:stretch>
+                      <a:fillRect/>
+                    </a:stretch>
+                  </pic:blipFill>
+                  <pic:spPr>
+                    <a:xfrm>
+                      <a:off x="0" y="0"/>
+                      <a:ext cx="4448175" cy="4551045"/>
+                    </a:xfrm>
+                    <a:prstGeom prst="rect">
+                      <a:avLst/>
+                    </a:prstGeom>
+                  </pic:spPr>
+                </pic:pic>
+              </a:graphicData>
+            </a:graphic>
+            <wp14:sizeRelH relativeFrom="page">
+              <wp14:pctWidth>0</wp14:pctWidth>
+            </wp14:sizeRelH>
+            <wp14:sizeRelV relativeFrom="page">
+              <wp14:pctHeight>0</wp14:pctHeight>
+            </wp14:sizeRelV>
+          </wp:anchor>
+        </w:drawing>
+      </w:r>
+    </w:p>
+    <w:p>
+      <w:pPr>
+        <w:tabs>
+          <w:tab w:val="left" w:pos="5313"/>
+        </w:tabs>
+        <w:ind w:left="-851" w:right="-1050"/>
+        <w:jc w:val="both"/>
+        <w:rPr>
+          <w:rFonts w:ascii="Verdana" w:hAnsi="Verdana"/>
+          <w:sz w:val="24"/>
+          <w:szCs w:val="24"/>
+        </w:rPr>
+      </w:pPr>
+    </w:p>
+    <w:p>
+      <w:pPr>
+        <w:tabs>
+          <w:tab w:val="left" w:pos="5313"/>
+        </w:tabs>
+        <w:ind w:left="-851" w:right="-1050"/>
+        <w:jc w:val="both"/>
+        <w:rPr>
+          <w:rFonts w:ascii="Verdana" w:hAnsi="Verdana"/>
+          <w:sz w:val="24"/>
+          <w:szCs w:val="24"/>
+        </w:rPr>
+      </w:pPr>
+    </w:p>
+    <w:p>
+      <w:pPr>
+        <w:tabs>
+          <w:tab w:val="left" w:pos="5313"/>
+        </w:tabs>
         <w:ind w:right="-1050"/>
         <w:jc w:val="both"/>
         <w:rPr>
@@ -13439,22 +18282,691 @@
         <w:tabs>
           <w:tab w:val="left" w:pos="5313"/>
         </w:tabs>
-        <w:ind w:left="-1134" w:right="-1050"/>
-        <w:jc w:val="both"/>
-        <w:rPr>
-          <w:rFonts w:ascii="Verdana" w:hAnsi="Verdana"/>
-          <w:sz w:val="24"/>
-          <w:szCs w:val="24"/>
-        </w:rPr>
-      </w:pPr>
-    </w:p>
-    <w:p>
-      <w:pPr>
-        <w:tabs>
-          <w:tab w:val="left" w:pos="5313"/>
-        </w:tabs>
-        <w:ind w:left="-1134" w:right="-1050"/>
-        <w:jc w:val="center"/>
+        <w:ind w:right="-1050"/>
+        <w:jc w:val="both"/>
+        <w:rPr>
+          <w:rFonts w:ascii="Verdana" w:hAnsi="Verdana"/>
+          <w:sz w:val="24"/>
+          <w:szCs w:val="24"/>
+        </w:rPr>
+      </w:pPr>
+    </w:p>
+    <w:p>
+      <w:pPr>
+        <w:tabs>
+          <w:tab w:val="left" w:pos="5313"/>
+        </w:tabs>
+        <w:ind w:right="-1050"/>
+        <w:jc w:val="both"/>
+        <w:rPr>
+          <w:rFonts w:ascii="Verdana" w:hAnsi="Verdana"/>
+          <w:sz w:val="24"/>
+          <w:szCs w:val="24"/>
+        </w:rPr>
+      </w:pPr>
+    </w:p>
+    <w:p>
+      <w:pPr>
+        <w:tabs>
+          <w:tab w:val="left" w:pos="5313"/>
+        </w:tabs>
+        <w:ind w:right="-1050"/>
+        <w:jc w:val="both"/>
+        <w:rPr>
+          <w:rFonts w:ascii="Verdana" w:hAnsi="Verdana"/>
+          <w:sz w:val="24"/>
+          <w:szCs w:val="24"/>
+        </w:rPr>
+      </w:pPr>
+    </w:p>
+    <w:p>
+      <w:pPr>
+        <w:tabs>
+          <w:tab w:val="left" w:pos="5313"/>
+        </w:tabs>
+        <w:ind w:right="-1050"/>
+        <w:jc w:val="both"/>
+        <w:rPr>
+          <w:rFonts w:ascii="Verdana" w:hAnsi="Verdana"/>
+          <w:sz w:val="24"/>
+          <w:szCs w:val="24"/>
+        </w:rPr>
+      </w:pPr>
+    </w:p>
+    <w:p>
+      <w:pPr>
+        <w:tabs>
+          <w:tab w:val="left" w:pos="5313"/>
+        </w:tabs>
+        <w:ind w:right="-1050"/>
+        <w:jc w:val="both"/>
+        <w:rPr>
+          <w:rFonts w:ascii="Verdana" w:hAnsi="Verdana"/>
+          <w:sz w:val="24"/>
+          <w:szCs w:val="24"/>
+        </w:rPr>
+      </w:pPr>
+    </w:p>
+    <w:p>
+      <w:pPr>
+        <w:tabs>
+          <w:tab w:val="left" w:pos="5313"/>
+        </w:tabs>
+        <w:ind w:right="-1050"/>
+        <w:jc w:val="both"/>
+        <w:rPr>
+          <w:rFonts w:ascii="Verdana" w:hAnsi="Verdana"/>
+          <w:sz w:val="24"/>
+          <w:szCs w:val="24"/>
+        </w:rPr>
+      </w:pPr>
+    </w:p>
+    <w:p>
+      <w:pPr>
+        <w:tabs>
+          <w:tab w:val="left" w:pos="5313"/>
+        </w:tabs>
+        <w:ind w:right="-1050"/>
+        <w:jc w:val="both"/>
+        <w:rPr>
+          <w:rFonts w:ascii="Verdana" w:hAnsi="Verdana"/>
+          <w:sz w:val="24"/>
+          <w:szCs w:val="24"/>
+        </w:rPr>
+      </w:pPr>
+    </w:p>
+    <w:p>
+      <w:pPr>
+        <w:tabs>
+          <w:tab w:val="left" w:pos="5313"/>
+        </w:tabs>
+        <w:ind w:right="-1050"/>
+        <w:jc w:val="both"/>
+        <w:rPr>
+          <w:rFonts w:ascii="Verdana" w:hAnsi="Verdana"/>
+          <w:sz w:val="24"/>
+          <w:szCs w:val="24"/>
+        </w:rPr>
+      </w:pPr>
+    </w:p>
+    <w:p>
+      <w:pPr>
+        <w:tabs>
+          <w:tab w:val="left" w:pos="5313"/>
+        </w:tabs>
+        <w:ind w:left="-709" w:right="-1050"/>
+        <w:jc w:val="both"/>
+        <w:rPr>
+          <w:rFonts w:ascii="Verdana" w:hAnsi="Verdana"/>
+          <w:sz w:val="24"/>
+          <w:szCs w:val="24"/>
+        </w:rPr>
+      </w:pPr>
+    </w:p>
+    <w:p>
+      <w:pPr>
+        <w:tabs>
+          <w:tab w:val="left" w:pos="5313"/>
+        </w:tabs>
+        <w:ind w:left="-709" w:right="-1050"/>
+        <w:jc w:val="both"/>
+        <w:rPr>
+          <w:rFonts w:ascii="Verdana" w:hAnsi="Verdana"/>
+          <w:sz w:val="24"/>
+          <w:szCs w:val="24"/>
+        </w:rPr>
+      </w:pPr>
+    </w:p>
+    <w:p>
+      <w:pPr>
+        <w:tabs>
+          <w:tab w:val="left" w:pos="5313"/>
+        </w:tabs>
+        <w:ind w:left="-709" w:right="-1050"/>
+        <w:jc w:val="both"/>
+        <w:rPr>
+          <w:rFonts w:ascii="Verdana" w:hAnsi="Verdana"/>
+          <w:sz w:val="24"/>
+          <w:szCs w:val="24"/>
+        </w:rPr>
+      </w:pPr>
+      <w:r>
+        <w:rPr>
+          <w:rFonts w:ascii="Verdana" w:hAnsi="Verdana"/>
+          <w:sz w:val="24"/>
+          <w:szCs w:val="24"/>
+        </w:rPr>
+        <w:t xml:space="preserve">Η συγκεκριμένη συνάρτηση </w:t>
+      </w:r>
+      <w:proofErr w:type="spellStart"/>
+      <w:r>
+        <w:rPr>
+          <w:rFonts w:ascii="Verdana" w:hAnsi="Verdana"/>
+          <w:sz w:val="24"/>
+          <w:szCs w:val="24"/>
+          <w:lang w:val="en-US"/>
+        </w:rPr>
+        <w:t>multiselectMenu</w:t>
+      </w:r>
+      <w:proofErr w:type="spellEnd"/>
+      <w:r>
+        <w:rPr>
+          <w:rFonts w:ascii="Verdana" w:hAnsi="Verdana"/>
+          <w:sz w:val="24"/>
+          <w:szCs w:val="24"/>
+        </w:rPr>
+        <w:t xml:space="preserve"> είναι ένα </w:t>
+      </w:r>
+      <w:proofErr w:type="spellStart"/>
+      <w:r>
+        <w:rPr>
+          <w:rFonts w:ascii="Verdana" w:hAnsi="Verdana"/>
+          <w:sz w:val="24"/>
+          <w:szCs w:val="24"/>
+        </w:rPr>
+        <w:t>Composable</w:t>
+      </w:r>
+      <w:proofErr w:type="spellEnd"/>
+      <w:r>
+        <w:rPr>
+          <w:rFonts w:ascii="Verdana" w:hAnsi="Verdana"/>
+          <w:sz w:val="24"/>
+          <w:szCs w:val="24"/>
+        </w:rPr>
+        <w:t xml:space="preserve"> </w:t>
+      </w:r>
+      <w:proofErr w:type="spellStart"/>
+      <w:r>
+        <w:rPr>
+          <w:rFonts w:ascii="Verdana" w:hAnsi="Verdana"/>
+          <w:sz w:val="24"/>
+          <w:szCs w:val="24"/>
+        </w:rPr>
+        <w:t>dropdown</w:t>
+      </w:r>
+      <w:proofErr w:type="spellEnd"/>
+      <w:r>
+        <w:rPr>
+          <w:rFonts w:ascii="Verdana" w:hAnsi="Verdana"/>
+          <w:sz w:val="24"/>
+          <w:szCs w:val="24"/>
+        </w:rPr>
+        <w:t xml:space="preserve"> </w:t>
+      </w:r>
+      <w:proofErr w:type="spellStart"/>
+      <w:r>
+        <w:rPr>
+          <w:rFonts w:ascii="Verdana" w:hAnsi="Verdana"/>
+          <w:sz w:val="24"/>
+          <w:szCs w:val="24"/>
+        </w:rPr>
+        <w:t>menu</w:t>
+      </w:r>
+      <w:proofErr w:type="spellEnd"/>
+      <w:r>
+        <w:rPr>
+          <w:rFonts w:ascii="Verdana" w:hAnsi="Verdana"/>
+          <w:sz w:val="24"/>
+          <w:szCs w:val="24"/>
+        </w:rPr>
+        <w:t xml:space="preserve"> με πολλαπλές επιλογές (</w:t>
+      </w:r>
+      <w:proofErr w:type="spellStart"/>
+      <w:r>
+        <w:rPr>
+          <w:rFonts w:ascii="Verdana" w:hAnsi="Verdana"/>
+          <w:sz w:val="24"/>
+          <w:szCs w:val="24"/>
+        </w:rPr>
+        <w:t>multi-select</w:t>
+      </w:r>
+      <w:proofErr w:type="spellEnd"/>
+      <w:r>
+        <w:rPr>
+          <w:rFonts w:ascii="Verdana" w:hAnsi="Verdana"/>
+          <w:sz w:val="24"/>
+          <w:szCs w:val="24"/>
+        </w:rPr>
+        <w:t>) που επιτρέπει στον χρήστη να επιλέξει έναν ή περισσότερους συγγραφείς από μια λίστα. Χρησιμοποιεί το</w:t>
+      </w:r>
+      <w:r>
+        <w:rPr>
+          <w:rFonts w:ascii="Verdana" w:hAnsi="Verdana"/>
+          <w:sz w:val="24"/>
+          <w:szCs w:val="24"/>
+        </w:rPr>
+        <w:t xml:space="preserve"> υλοποιημένο </w:t>
+      </w:r>
+      <w:r>
+        <w:rPr>
+          <w:rFonts w:ascii="Verdana" w:hAnsi="Verdana"/>
+          <w:sz w:val="24"/>
+          <w:szCs w:val="24"/>
+          <w:lang w:val="en-US"/>
+        </w:rPr>
+        <w:t>component</w:t>
+      </w:r>
+      <w:r>
+        <w:rPr>
+          <w:rFonts w:ascii="Verdana" w:hAnsi="Verdana"/>
+          <w:sz w:val="24"/>
+          <w:szCs w:val="24"/>
+        </w:rPr>
+        <w:t> </w:t>
+      </w:r>
+      <w:proofErr w:type="spellStart"/>
+      <w:r>
+        <w:rPr>
+          <w:rFonts w:ascii="Verdana" w:hAnsi="Verdana"/>
+          <w:sz w:val="24"/>
+          <w:szCs w:val="24"/>
+        </w:rPr>
+        <w:t>ExposedDropdownMenuBox</w:t>
+      </w:r>
+      <w:proofErr w:type="spellEnd"/>
+      <w:r>
+        <w:rPr>
+          <w:rFonts w:ascii="Verdana" w:hAnsi="Verdana"/>
+          <w:sz w:val="24"/>
+          <w:szCs w:val="24"/>
+        </w:rPr>
+        <w:t xml:space="preserve"> και εμφανίζει τις επιλογές ως </w:t>
+      </w:r>
+      <w:proofErr w:type="spellStart"/>
+      <w:r>
+        <w:rPr>
+          <w:rFonts w:ascii="Verdana" w:hAnsi="Verdana"/>
+          <w:sz w:val="24"/>
+          <w:szCs w:val="24"/>
+        </w:rPr>
+        <w:t>checkable</w:t>
+      </w:r>
+      <w:proofErr w:type="spellEnd"/>
+      <w:r>
+        <w:rPr>
+          <w:rFonts w:ascii="Verdana" w:hAnsi="Verdana"/>
+          <w:sz w:val="24"/>
+          <w:szCs w:val="24"/>
+        </w:rPr>
+        <w:t xml:space="preserve"> </w:t>
+      </w:r>
+      <w:proofErr w:type="spellStart"/>
+      <w:r>
+        <w:rPr>
+          <w:rFonts w:ascii="Verdana" w:hAnsi="Verdana"/>
+          <w:sz w:val="24"/>
+          <w:szCs w:val="24"/>
+        </w:rPr>
+        <w:t>items</w:t>
+      </w:r>
+      <w:proofErr w:type="spellEnd"/>
+      <w:r>
+        <w:rPr>
+          <w:rFonts w:ascii="Verdana" w:hAnsi="Verdana"/>
+          <w:sz w:val="24"/>
+          <w:szCs w:val="24"/>
+        </w:rPr>
+        <w:t xml:space="preserve"> (με εικονίδιο </w:t>
+      </w:r>
+      <w:r>
+        <w:rPr>
+          <w:rFonts w:ascii="Segoe UI Symbol" w:hAnsi="Segoe UI Symbol" w:cs="Segoe UI Symbol"/>
+          <w:sz w:val="24"/>
+          <w:szCs w:val="24"/>
+        </w:rPr>
+        <w:t>✔</w:t>
+      </w:r>
+      <w:r>
+        <w:rPr>
+          <w:rFonts w:ascii="Verdana" w:hAnsi="Verdana"/>
+          <w:sz w:val="24"/>
+          <w:szCs w:val="24"/>
+        </w:rPr>
+        <w:t xml:space="preserve"> </w:t>
+      </w:r>
+      <w:r>
+        <w:rPr>
+          <w:rFonts w:ascii="Verdana" w:hAnsi="Verdana" w:cs="Verdana"/>
+          <w:sz w:val="24"/>
+          <w:szCs w:val="24"/>
+        </w:rPr>
+        <w:t>όταν</w:t>
+      </w:r>
+      <w:r>
+        <w:rPr>
+          <w:rFonts w:ascii="Verdana" w:hAnsi="Verdana"/>
+          <w:sz w:val="24"/>
+          <w:szCs w:val="24"/>
+        </w:rPr>
+        <w:t xml:space="preserve"> </w:t>
+      </w:r>
+      <w:r>
+        <w:rPr>
+          <w:rFonts w:ascii="Verdana" w:hAnsi="Verdana" w:cs="Verdana"/>
+          <w:sz w:val="24"/>
+          <w:szCs w:val="24"/>
+        </w:rPr>
+        <w:t>είναι</w:t>
+      </w:r>
+      <w:r>
+        <w:rPr>
+          <w:rFonts w:ascii="Verdana" w:hAnsi="Verdana"/>
+          <w:sz w:val="24"/>
+          <w:szCs w:val="24"/>
+        </w:rPr>
+        <w:t xml:space="preserve"> </w:t>
+      </w:r>
+      <w:r>
+        <w:rPr>
+          <w:rFonts w:ascii="Verdana" w:hAnsi="Verdana" w:cs="Verdana"/>
+          <w:sz w:val="24"/>
+          <w:szCs w:val="24"/>
+        </w:rPr>
+        <w:t>επιλεγμένες</w:t>
+      </w:r>
+      <w:r>
+        <w:rPr>
+          <w:rFonts w:ascii="Verdana" w:hAnsi="Verdana"/>
+          <w:sz w:val="24"/>
+          <w:szCs w:val="24"/>
+        </w:rPr>
+        <w:t xml:space="preserve">). </w:t>
+      </w:r>
+      <w:r>
+        <w:rPr>
+          <w:rFonts w:ascii="Verdana" w:hAnsi="Verdana" w:cs="Verdana"/>
+          <w:sz w:val="24"/>
+          <w:szCs w:val="24"/>
+        </w:rPr>
+        <w:t>Οι</w:t>
+      </w:r>
+      <w:r>
+        <w:rPr>
+          <w:rFonts w:ascii="Verdana" w:hAnsi="Verdana"/>
+          <w:sz w:val="24"/>
+          <w:szCs w:val="24"/>
+        </w:rPr>
+        <w:t xml:space="preserve"> </w:t>
+      </w:r>
+      <w:r>
+        <w:rPr>
+          <w:rFonts w:ascii="Verdana" w:hAnsi="Verdana" w:cs="Verdana"/>
+          <w:sz w:val="24"/>
+          <w:szCs w:val="24"/>
+        </w:rPr>
+        <w:t>επιλογές</w:t>
+      </w:r>
+      <w:r>
+        <w:rPr>
+          <w:rFonts w:ascii="Verdana" w:hAnsi="Verdana"/>
+          <w:sz w:val="24"/>
+          <w:szCs w:val="24"/>
+        </w:rPr>
+        <w:t xml:space="preserve"> </w:t>
+      </w:r>
+      <w:r>
+        <w:rPr>
+          <w:rFonts w:ascii="Verdana" w:hAnsi="Verdana" w:cs="Verdana"/>
+          <w:sz w:val="24"/>
+          <w:szCs w:val="24"/>
+        </w:rPr>
+        <w:t>του</w:t>
+      </w:r>
+      <w:r>
+        <w:rPr>
+          <w:rFonts w:ascii="Verdana" w:hAnsi="Verdana"/>
+          <w:sz w:val="24"/>
+          <w:szCs w:val="24"/>
+        </w:rPr>
+        <w:t xml:space="preserve"> </w:t>
+      </w:r>
+      <w:r>
+        <w:rPr>
+          <w:rFonts w:ascii="Verdana" w:hAnsi="Verdana" w:cs="Verdana"/>
+          <w:sz w:val="24"/>
+          <w:szCs w:val="24"/>
+        </w:rPr>
+        <w:t>χρήστη</w:t>
+      </w:r>
+      <w:r>
+        <w:rPr>
+          <w:rFonts w:ascii="Verdana" w:hAnsi="Verdana"/>
+          <w:sz w:val="24"/>
+          <w:szCs w:val="24"/>
+        </w:rPr>
+        <w:t xml:space="preserve"> </w:t>
+      </w:r>
+      <w:r>
+        <w:rPr>
+          <w:rFonts w:ascii="Verdana" w:hAnsi="Verdana" w:cs="Verdana"/>
+          <w:sz w:val="24"/>
+          <w:szCs w:val="24"/>
+        </w:rPr>
+        <w:t>αποθηκεύονται</w:t>
+      </w:r>
+      <w:r>
+        <w:rPr>
+          <w:rFonts w:ascii="Verdana" w:hAnsi="Verdana"/>
+          <w:sz w:val="24"/>
+          <w:szCs w:val="24"/>
+        </w:rPr>
+        <w:t xml:space="preserve"> </w:t>
+      </w:r>
+      <w:r>
+        <w:rPr>
+          <w:rFonts w:ascii="Verdana" w:hAnsi="Verdana" w:cs="Verdana"/>
+          <w:sz w:val="24"/>
+          <w:szCs w:val="24"/>
+        </w:rPr>
+        <w:t>στο </w:t>
+      </w:r>
+      <w:proofErr w:type="spellStart"/>
+      <w:r>
+        <w:rPr>
+          <w:rFonts w:ascii="Verdana" w:hAnsi="Verdana"/>
+          <w:sz w:val="24"/>
+          <w:szCs w:val="24"/>
+        </w:rPr>
+        <w:t>viewModel</w:t>
+      </w:r>
+      <w:proofErr w:type="spellEnd"/>
+      <w:r>
+        <w:rPr>
+          <w:rFonts w:ascii="Verdana" w:hAnsi="Verdana"/>
+          <w:sz w:val="24"/>
+          <w:szCs w:val="24"/>
+        </w:rPr>
+        <w:t xml:space="preserve"> (ως λίστα ονομάτων και θέσεων), και το </w:t>
+      </w:r>
+      <w:proofErr w:type="spellStart"/>
+      <w:r>
+        <w:rPr>
+          <w:rFonts w:ascii="Verdana" w:hAnsi="Verdana"/>
+          <w:sz w:val="24"/>
+          <w:szCs w:val="24"/>
+        </w:rPr>
+        <w:t>TextField</w:t>
+      </w:r>
+      <w:proofErr w:type="spellEnd"/>
+      <w:r>
+        <w:rPr>
+          <w:rFonts w:ascii="Verdana" w:hAnsi="Verdana"/>
+          <w:sz w:val="24"/>
+          <w:szCs w:val="24"/>
+        </w:rPr>
+        <w:t xml:space="preserve"> εμφανίζει τα επιλεγμένα ονόματα σε μορφή </w:t>
+      </w:r>
+      <w:proofErr w:type="spellStart"/>
+      <w:r>
+        <w:rPr>
+          <w:rFonts w:ascii="Verdana" w:hAnsi="Verdana"/>
+          <w:sz w:val="24"/>
+          <w:szCs w:val="24"/>
+        </w:rPr>
+        <w:t>string</w:t>
+      </w:r>
+      <w:proofErr w:type="spellEnd"/>
+      <w:r>
+        <w:rPr>
+          <w:rFonts w:ascii="Verdana" w:hAnsi="Verdana"/>
+          <w:sz w:val="24"/>
+          <w:szCs w:val="24"/>
+        </w:rPr>
+        <w:t xml:space="preserve"> διαχωριζόμενα με κόμ</w:t>
+      </w:r>
+      <w:r>
+        <w:rPr>
+          <w:rFonts w:ascii="Verdana" w:hAnsi="Verdana"/>
+          <w:sz w:val="24"/>
+          <w:szCs w:val="24"/>
+        </w:rPr>
+        <w:t>μ</w:t>
+      </w:r>
+      <w:r>
+        <w:rPr>
+          <w:rFonts w:ascii="Verdana" w:hAnsi="Verdana"/>
+          <w:sz w:val="24"/>
+          <w:szCs w:val="24"/>
+        </w:rPr>
+        <w:t>α</w:t>
+      </w:r>
+      <w:r>
+        <w:rPr>
+          <w:rFonts w:ascii="Verdana" w:hAnsi="Verdana"/>
+          <w:sz w:val="24"/>
+          <w:szCs w:val="24"/>
+        </w:rPr>
+        <w:t xml:space="preserve">. Όταν ο χρήστης </w:t>
+      </w:r>
+      <w:r>
+        <w:rPr>
+          <w:rFonts w:ascii="Verdana" w:hAnsi="Verdana"/>
+          <w:sz w:val="24"/>
+          <w:szCs w:val="24"/>
+        </w:rPr>
+        <w:t>κάνει κλικ σε μία επιλογή, η</w:t>
+      </w:r>
+      <w:r>
+        <w:rPr>
+          <w:rFonts w:ascii="Verdana" w:hAnsi="Verdana"/>
+          <w:sz w:val="24"/>
+          <w:szCs w:val="24"/>
+        </w:rPr>
+        <w:t xml:space="preserve"> συνάρτηση </w:t>
+      </w:r>
+      <w:proofErr w:type="spellStart"/>
+      <w:r>
+        <w:rPr>
+          <w:rFonts w:ascii="Verdana" w:hAnsi="Verdana"/>
+          <w:sz w:val="24"/>
+          <w:szCs w:val="24"/>
+        </w:rPr>
+        <w:t>toggleAuthor</w:t>
+      </w:r>
+      <w:proofErr w:type="spellEnd"/>
+      <w:r>
+        <w:rPr>
+          <w:rFonts w:ascii="Verdana" w:hAnsi="Verdana"/>
+          <w:sz w:val="24"/>
+          <w:szCs w:val="24"/>
+        </w:rPr>
+        <w:t> του </w:t>
+      </w:r>
+      <w:proofErr w:type="spellStart"/>
+      <w:r>
+        <w:rPr>
+          <w:rFonts w:ascii="Verdana" w:hAnsi="Verdana"/>
+          <w:sz w:val="24"/>
+          <w:szCs w:val="24"/>
+        </w:rPr>
+        <w:t>viewModel</w:t>
+      </w:r>
+      <w:proofErr w:type="spellEnd"/>
+      <w:r>
+        <w:rPr>
+          <w:rFonts w:ascii="Verdana" w:hAnsi="Verdana"/>
+          <w:sz w:val="24"/>
+          <w:szCs w:val="24"/>
+        </w:rPr>
+        <w:t> ενημερώνεται, προσθέτοντας ή αφαιρώντας τον συγγραφέα από την επιλογή.</w:t>
+      </w:r>
+    </w:p>
+    <w:p>
+      <w:pPr>
+        <w:tabs>
+          <w:tab w:val="left" w:pos="5313"/>
+        </w:tabs>
+        <w:ind w:right="-1050"/>
+        <w:jc w:val="both"/>
+        <w:rPr>
+          <w:rFonts w:ascii="Verdana" w:hAnsi="Verdana"/>
+          <w:sz w:val="24"/>
+          <w:szCs w:val="24"/>
+        </w:rPr>
+      </w:pPr>
+    </w:p>
+    <w:p>
+      <w:pPr>
+        <w:tabs>
+          <w:tab w:val="left" w:pos="5313"/>
+        </w:tabs>
+        <w:ind w:right="-1050"/>
+        <w:jc w:val="both"/>
+        <w:rPr>
+          <w:rFonts w:ascii="Verdana" w:hAnsi="Verdana"/>
+          <w:sz w:val="24"/>
+          <w:szCs w:val="24"/>
+        </w:rPr>
+      </w:pPr>
+    </w:p>
+    <w:p>
+      <w:pPr>
+        <w:tabs>
+          <w:tab w:val="left" w:pos="5313"/>
+        </w:tabs>
+        <w:ind w:right="-1050"/>
+        <w:jc w:val="both"/>
+        <w:rPr>
+          <w:rFonts w:ascii="Verdana" w:hAnsi="Verdana"/>
+          <w:sz w:val="24"/>
+          <w:szCs w:val="24"/>
+        </w:rPr>
+      </w:pPr>
+    </w:p>
+    <w:p>
+      <w:pPr>
+        <w:tabs>
+          <w:tab w:val="left" w:pos="5313"/>
+        </w:tabs>
+        <w:ind w:right="-1050"/>
+        <w:jc w:val="both"/>
+        <w:rPr>
+          <w:rFonts w:ascii="Verdana" w:hAnsi="Verdana"/>
+          <w:sz w:val="24"/>
+          <w:szCs w:val="24"/>
+        </w:rPr>
+      </w:pPr>
+    </w:p>
+    <w:p>
+      <w:pPr>
+        <w:tabs>
+          <w:tab w:val="left" w:pos="5313"/>
+        </w:tabs>
+        <w:ind w:right="-1050"/>
+        <w:jc w:val="both"/>
+        <w:rPr>
+          <w:rFonts w:ascii="Verdana" w:hAnsi="Verdana"/>
+          <w:sz w:val="24"/>
+          <w:szCs w:val="24"/>
+        </w:rPr>
+      </w:pPr>
+    </w:p>
+    <w:p>
+      <w:pPr>
+        <w:tabs>
+          <w:tab w:val="left" w:pos="5313"/>
+        </w:tabs>
+        <w:ind w:right="-1050"/>
         <w:rPr>
           <w:rFonts w:ascii="Verdana" w:hAnsi="Verdana"/>
           <w:b/>
@@ -13463,7 +18975,14 @@
           <w:szCs w:val="28"/>
         </w:rPr>
       </w:pPr>
-      <w:r>
+    </w:p>
+    <w:p>
+      <w:pPr>
+        <w:tabs>
+          <w:tab w:val="left" w:pos="5313"/>
+        </w:tabs>
+        <w:ind w:left="-1134" w:right="-1050"/>
+        <w:jc w:val="center"/>
         <w:rPr>
           <w:rFonts w:ascii="Verdana" w:hAnsi="Verdana"/>
           <w:b/>
@@ -13471,6 +18990,15 @@
           <w:sz w:val="28"/>
           <w:szCs w:val="28"/>
         </w:rPr>
+      </w:pPr>
+      <w:r>
+        <w:rPr>
+          <w:rFonts w:ascii="Verdana" w:hAnsi="Verdana"/>
+          <w:b/>
+          <w:bCs/>
+          <w:sz w:val="28"/>
+          <w:szCs w:val="28"/>
+        </w:rPr>
         <w:t>ΣΥΜΠΕΡΑΣΜΑΤΑ</w:t>
       </w:r>
     </w:p>
@@ -13487,14 +19015,6 @@
           <w:szCs w:val="24"/>
         </w:rPr>
       </w:pPr>
-      <w:r>
-        <w:rPr>
-          <w:rFonts w:ascii="Verdana" w:hAnsi="Verdana"/>
-          <w:sz w:val="24"/>
-          <w:szCs w:val="24"/>
-        </w:rPr>
-        <w:t>Η μετάβαση από την παραδοσιακή δομή UI με XML layouts στο Jetpack Compose αποδείχθηκε μια σημαντική βελτίωση στη διαχείριση του κώδικα και στην ανάπτυξη της εφαρμογής. Μέσα από τη συγκεκριμένη πτυχιακή εργασία, διαπιστώθηκαν αρκετά πλεονεκτήματα της νέας προσέγγισης, αλλά και ορισμένες προκλήσεις που πρέπει να ληφθούν υπόψη.</w:t>
-      </w:r>
     </w:p>
     <w:p>
       <w:pPr>
@@ -13509,6 +19029,68 @@
           <w:szCs w:val="24"/>
         </w:rPr>
       </w:pPr>
+      <w:r>
+        <w:rPr>
+          <w:rFonts w:ascii="Verdana" w:hAnsi="Verdana"/>
+          <w:sz w:val="24"/>
+          <w:szCs w:val="24"/>
+        </w:rPr>
+        <w:t xml:space="preserve">Η μετάβαση από την παραδοσιακή δομή UI με XML </w:t>
+      </w:r>
+      <w:proofErr w:type="spellStart"/>
+      <w:r>
+        <w:rPr>
+          <w:rFonts w:ascii="Verdana" w:hAnsi="Verdana"/>
+          <w:sz w:val="24"/>
+          <w:szCs w:val="24"/>
+        </w:rPr>
+        <w:t>layouts</w:t>
+      </w:r>
+      <w:proofErr w:type="spellEnd"/>
+      <w:r>
+        <w:rPr>
+          <w:rFonts w:ascii="Verdana" w:hAnsi="Verdana"/>
+          <w:sz w:val="24"/>
+          <w:szCs w:val="24"/>
+        </w:rPr>
+        <w:t xml:space="preserve"> στο </w:t>
+      </w:r>
+      <w:proofErr w:type="spellStart"/>
+      <w:r>
+        <w:rPr>
+          <w:rFonts w:ascii="Verdana" w:hAnsi="Verdana"/>
+          <w:sz w:val="24"/>
+          <w:szCs w:val="24"/>
+        </w:rPr>
+        <w:t>Jetpack</w:t>
+      </w:r>
+      <w:proofErr w:type="spellEnd"/>
+      <w:r>
+        <w:rPr>
+          <w:rFonts w:ascii="Verdana" w:hAnsi="Verdana"/>
+          <w:sz w:val="24"/>
+          <w:szCs w:val="24"/>
+        </w:rPr>
+        <w:t xml:space="preserve"> </w:t>
+      </w:r>
+      <w:proofErr w:type="spellStart"/>
+      <w:r>
+        <w:rPr>
+          <w:rFonts w:ascii="Verdana" w:hAnsi="Verdana"/>
+          <w:sz w:val="24"/>
+          <w:szCs w:val="24"/>
+        </w:rPr>
+        <w:t>Compose</w:t>
+      </w:r>
+      <w:proofErr w:type="spellEnd"/>
+      <w:r>
+        <w:rPr>
+          <w:rFonts w:ascii="Verdana" w:hAnsi="Verdana"/>
+          <w:sz w:val="24"/>
+          <w:szCs w:val="24"/>
+        </w:rPr>
+        <w:t xml:space="preserve"> αποδείχθηκε μια σημαντική βελτίωση στη διαχείριση του κώδικα και στην ανάπτυξη της εφαρμογής. Μέσα από τη συγκεκριμένη πτυχιακή εργασία, διαπιστώθηκαν αρκετά πλεονεκτήματα της νέας προσέγγισης, αλλά και ορισμένες προκλήσεις που πρέπει να ληφθούν υπόψη.</w:t>
+      </w:r>
     </w:p>
     <w:p>
       <w:pPr>
@@ -13537,14 +19119,6 @@
           <w:szCs w:val="24"/>
         </w:rPr>
       </w:pPr>
-      <w:r>
-        <w:rPr>
-          <w:rFonts w:ascii="Verdana" w:hAnsi="Verdana"/>
-          <w:sz w:val="24"/>
-          <w:szCs w:val="24"/>
-        </w:rPr>
-        <w:t>Αρχικά, το Jetpack Compose προσφέρει μια πιο δηλωτική προσέγγιση στον σχεδιασμό διεπαφών χρήστη, καθιστώντας τον κώδικα πιο καθαρό και ευανάγνωστο. Η απομάκρυνση από τα XML αρχεία και η χρήση Kotlin για τη διαμόρφωση των UI στοιχείων επέτρεψε τη μείωση του boilerplate κώδικα και τη βελτίωση της επαναχρησιμοποίησης των component. Επιπλέον, η σύνδεση με το ViewModel έγινε πιο απλοποιημένη, επιτρέποντας καλύτερη διαχείριση της κατάστασης της εφαρμογής.</w:t>
-      </w:r>
     </w:p>
     <w:p>
       <w:pPr>
@@ -13559,6 +19133,140 @@
           <w:szCs w:val="24"/>
         </w:rPr>
       </w:pPr>
+      <w:r>
+        <w:rPr>
+          <w:rFonts w:ascii="Verdana" w:hAnsi="Verdana"/>
+          <w:sz w:val="24"/>
+          <w:szCs w:val="24"/>
+        </w:rPr>
+        <w:t xml:space="preserve">Αρχικά, το </w:t>
+      </w:r>
+      <w:proofErr w:type="spellStart"/>
+      <w:r>
+        <w:rPr>
+          <w:rFonts w:ascii="Verdana" w:hAnsi="Verdana"/>
+          <w:sz w:val="24"/>
+          <w:szCs w:val="24"/>
+        </w:rPr>
+        <w:t>Jetpack</w:t>
+      </w:r>
+      <w:proofErr w:type="spellEnd"/>
+      <w:r>
+        <w:rPr>
+          <w:rFonts w:ascii="Verdana" w:hAnsi="Verdana"/>
+          <w:sz w:val="24"/>
+          <w:szCs w:val="24"/>
+        </w:rPr>
+        <w:t xml:space="preserve"> </w:t>
+      </w:r>
+      <w:proofErr w:type="spellStart"/>
+      <w:r>
+        <w:rPr>
+          <w:rFonts w:ascii="Verdana" w:hAnsi="Verdana"/>
+          <w:sz w:val="24"/>
+          <w:szCs w:val="24"/>
+        </w:rPr>
+        <w:t>Compose</w:t>
+      </w:r>
+      <w:proofErr w:type="spellEnd"/>
+      <w:r>
+        <w:rPr>
+          <w:rFonts w:ascii="Verdana" w:hAnsi="Verdana"/>
+          <w:sz w:val="24"/>
+          <w:szCs w:val="24"/>
+        </w:rPr>
+        <w:t xml:space="preserve"> προσφέρει μια πιο δηλωτική προσέγγιση στον σχεδιασμό </w:t>
+      </w:r>
+      <w:proofErr w:type="spellStart"/>
+      <w:r>
+        <w:rPr>
+          <w:rFonts w:ascii="Verdana" w:hAnsi="Verdana"/>
+          <w:sz w:val="24"/>
+          <w:szCs w:val="24"/>
+        </w:rPr>
+        <w:t>διεπαφών</w:t>
+      </w:r>
+      <w:proofErr w:type="spellEnd"/>
+      <w:r>
+        <w:rPr>
+          <w:rFonts w:ascii="Verdana" w:hAnsi="Verdana"/>
+          <w:sz w:val="24"/>
+          <w:szCs w:val="24"/>
+        </w:rPr>
+        <w:t xml:space="preserve"> χρήστη, καθιστώντας τον κώδικα πιο καθαρό και ευανάγνωστο. Η απομάκρυνση από τα XML αρχεία και η χρήση </w:t>
+      </w:r>
+      <w:proofErr w:type="spellStart"/>
+      <w:r>
+        <w:rPr>
+          <w:rFonts w:ascii="Verdana" w:hAnsi="Verdana"/>
+          <w:sz w:val="24"/>
+          <w:szCs w:val="24"/>
+        </w:rPr>
+        <w:t>Kotlin</w:t>
+      </w:r>
+      <w:proofErr w:type="spellEnd"/>
+      <w:r>
+        <w:rPr>
+          <w:rFonts w:ascii="Verdana" w:hAnsi="Verdana"/>
+          <w:sz w:val="24"/>
+          <w:szCs w:val="24"/>
+        </w:rPr>
+        <w:t xml:space="preserve"> για τη διαμόρφωση των UI στοιχείων επέτρεψε τη μείωση του </w:t>
+      </w:r>
+      <w:proofErr w:type="spellStart"/>
+      <w:r>
+        <w:rPr>
+          <w:rFonts w:ascii="Verdana" w:hAnsi="Verdana"/>
+          <w:sz w:val="24"/>
+          <w:szCs w:val="24"/>
+        </w:rPr>
+        <w:t>boilerplate</w:t>
+      </w:r>
+      <w:proofErr w:type="spellEnd"/>
+      <w:r>
+        <w:rPr>
+          <w:rFonts w:ascii="Verdana" w:hAnsi="Verdana"/>
+          <w:sz w:val="24"/>
+          <w:szCs w:val="24"/>
+        </w:rPr>
+        <w:t xml:space="preserve"> κώδικα και τη βελτίωση της επαναχρησιμοποίησης των </w:t>
+      </w:r>
+      <w:proofErr w:type="spellStart"/>
+      <w:r>
+        <w:rPr>
+          <w:rFonts w:ascii="Verdana" w:hAnsi="Verdana"/>
+          <w:sz w:val="24"/>
+          <w:szCs w:val="24"/>
+        </w:rPr>
+        <w:t>component</w:t>
+      </w:r>
+      <w:proofErr w:type="spellEnd"/>
+      <w:r>
+        <w:rPr>
+          <w:rFonts w:ascii="Verdana" w:hAnsi="Verdana"/>
+          <w:sz w:val="24"/>
+          <w:szCs w:val="24"/>
+        </w:rPr>
+        <w:t xml:space="preserve">. Επιπλέον, η σύνδεση με το </w:t>
+      </w:r>
+      <w:proofErr w:type="spellStart"/>
+      <w:r>
+        <w:rPr>
+          <w:rFonts w:ascii="Verdana" w:hAnsi="Verdana"/>
+          <w:sz w:val="24"/>
+          <w:szCs w:val="24"/>
+        </w:rPr>
+        <w:t>ViewModel</w:t>
+      </w:r>
+      <w:proofErr w:type="spellEnd"/>
+      <w:r>
+        <w:rPr>
+          <w:rFonts w:ascii="Verdana" w:hAnsi="Verdana"/>
+          <w:sz w:val="24"/>
+          <w:szCs w:val="24"/>
+        </w:rPr>
+        <w:t xml:space="preserve"> έγινε πιο απλοποιημένη, επιτρέποντας καλύτερη διαχείριση της κατάστασης της εφαρμογής.</w:t>
+      </w:r>
     </w:p>
     <w:p>
       <w:pPr>
@@ -13587,14 +19295,6 @@
           <w:szCs w:val="24"/>
         </w:rPr>
       </w:pPr>
-      <w:r>
-        <w:rPr>
-          <w:rFonts w:ascii="Verdana" w:hAnsi="Verdana"/>
-          <w:sz w:val="24"/>
-          <w:szCs w:val="24"/>
-        </w:rPr>
-        <w:t>Ένα από τα σημαντικότερα οφέλη ήταν η αυξημένη επεκτασιμότητα και η καλύτερη οργάνωση του κώδικα, καθώς οι οθόνες πλέον δημιουργούνται δυναμικά και διαμορφώνονται βάσει των αναγκών της εφαρμογής. Η προσέγγιση αυτή επέτρεψε τη διατήρηση της αρχής της "μονοκατευθυντικής ροής δεδομένων", γεγονός που συνέβαλε στη μείωση πιθανών σφαλμάτων που προκύπτουν από την κακή διαχείριση της κατάστασης.</w:t>
-      </w:r>
     </w:p>
     <w:p>
       <w:pPr>
@@ -13609,6 +19309,32 @@
           <w:szCs w:val="24"/>
         </w:rPr>
       </w:pPr>
+      <w:r>
+        <w:rPr>
+          <w:rFonts w:ascii="Verdana" w:hAnsi="Verdana"/>
+          <w:sz w:val="24"/>
+          <w:szCs w:val="24"/>
+        </w:rPr>
+        <w:t>Ένα από τα σημαντικότερα οφέλη ήταν η αυξημένη επεκτασιμότητα και η καλύτερη οργάνωση του κώδικα, καθώς οι οθόνες πλέον δημιουργούνται δυναμικά και διαμορφώνονται βάσει των αναγκών της εφαρμογής. Η προσέγγιση αυτή επέτρεψε τη διατήρηση της αρχής της "</w:t>
+      </w:r>
+      <w:proofErr w:type="spellStart"/>
+      <w:r>
+        <w:rPr>
+          <w:rFonts w:ascii="Verdana" w:hAnsi="Verdana"/>
+          <w:sz w:val="24"/>
+          <w:szCs w:val="24"/>
+        </w:rPr>
+        <w:t>μονοκατευθυντικής</w:t>
+      </w:r>
+      <w:proofErr w:type="spellEnd"/>
+      <w:r>
+        <w:rPr>
+          <w:rFonts w:ascii="Verdana" w:hAnsi="Verdana"/>
+          <w:sz w:val="24"/>
+          <w:szCs w:val="24"/>
+        </w:rPr>
+        <w:t xml:space="preserve"> ροής δεδομένων", γεγονός που συνέβαλε στη μείωση πιθανών σφαλμάτων που προκύπτουν από την κακή διαχείριση της κατάστασης.</w:t>
+      </w:r>
     </w:p>
     <w:p>
       <w:pPr>
@@ -13637,14 +19363,6 @@
           <w:szCs w:val="24"/>
         </w:rPr>
       </w:pPr>
-      <w:r>
-        <w:rPr>
-          <w:rFonts w:ascii="Verdana" w:hAnsi="Verdana"/>
-          <w:sz w:val="24"/>
-          <w:szCs w:val="24"/>
-        </w:rPr>
-        <w:t>Ωστόσο, η μετάβαση στο Jetpack Compose συνοδεύτηκε και από ορισμένα μειονεκτήματα. Καταρχάς, η καμπύλη εκμάθησης του Compose είναι μεγαλύτερη για προγραμματιστές που έχουν συνηθίσει στην παραδοσιακή προσέγγιση με XML. Επιπλέον, αν και το Compose είναι πλέον σταθερό, υπάρχουν ακόμα κάποιες περιπτώσεις όπου η απόδοσή του μπορεί να είναι χαμηλότερη σε σύγκριση με τα παραδοσιακά Views, ειδικά σε σύνθετες διεπαφές με υψηλές απαιτήσεις απόδοσης. Τέλος, η αλληλεπίδραση μεταξύ του Jetpack Compose και παλαιότερων API που βασίζονται σε Views μπορεί να δημιουργήσει πρόσθετες προκλήσεις στην ανάπτυξη.</w:t>
-      </w:r>
     </w:p>
     <w:p>
       <w:pPr>
@@ -13659,6 +19377,176 @@
           <w:szCs w:val="24"/>
         </w:rPr>
       </w:pPr>
+      <w:r>
+        <w:rPr>
+          <w:rFonts w:ascii="Verdana" w:hAnsi="Verdana"/>
+          <w:sz w:val="24"/>
+          <w:szCs w:val="24"/>
+        </w:rPr>
+        <w:t xml:space="preserve">Ωστόσο, η μετάβαση στο </w:t>
+      </w:r>
+      <w:proofErr w:type="spellStart"/>
+      <w:r>
+        <w:rPr>
+          <w:rFonts w:ascii="Verdana" w:hAnsi="Verdana"/>
+          <w:sz w:val="24"/>
+          <w:szCs w:val="24"/>
+        </w:rPr>
+        <w:t>Jetpack</w:t>
+      </w:r>
+      <w:proofErr w:type="spellEnd"/>
+      <w:r>
+        <w:rPr>
+          <w:rFonts w:ascii="Verdana" w:hAnsi="Verdana"/>
+          <w:sz w:val="24"/>
+          <w:szCs w:val="24"/>
+        </w:rPr>
+        <w:t xml:space="preserve"> </w:t>
+      </w:r>
+      <w:proofErr w:type="spellStart"/>
+      <w:r>
+        <w:rPr>
+          <w:rFonts w:ascii="Verdana" w:hAnsi="Verdana"/>
+          <w:sz w:val="24"/>
+          <w:szCs w:val="24"/>
+        </w:rPr>
+        <w:t>Compose</w:t>
+      </w:r>
+      <w:proofErr w:type="spellEnd"/>
+      <w:r>
+        <w:rPr>
+          <w:rFonts w:ascii="Verdana" w:hAnsi="Verdana"/>
+          <w:sz w:val="24"/>
+          <w:szCs w:val="24"/>
+        </w:rPr>
+        <w:t xml:space="preserve"> συνοδεύτηκε και από ορισμένα μειονεκτήματα. Καταρχάς, η καμπύλη εκμάθησης του </w:t>
+      </w:r>
+      <w:proofErr w:type="spellStart"/>
+      <w:r>
+        <w:rPr>
+          <w:rFonts w:ascii="Verdana" w:hAnsi="Verdana"/>
+          <w:sz w:val="24"/>
+          <w:szCs w:val="24"/>
+        </w:rPr>
+        <w:t>Compose</w:t>
+      </w:r>
+      <w:proofErr w:type="spellEnd"/>
+      <w:r>
+        <w:rPr>
+          <w:rFonts w:ascii="Verdana" w:hAnsi="Verdana"/>
+          <w:sz w:val="24"/>
+          <w:szCs w:val="24"/>
+        </w:rPr>
+        <w:t xml:space="preserve"> είναι μεγαλύτερη για προγραμματιστές που έχουν συνηθίσει στην παραδοσιακή προσέγγιση με XML. Επιπλέον, αν και το </w:t>
+      </w:r>
+      <w:proofErr w:type="spellStart"/>
+      <w:r>
+        <w:rPr>
+          <w:rFonts w:ascii="Verdana" w:hAnsi="Verdana"/>
+          <w:sz w:val="24"/>
+          <w:szCs w:val="24"/>
+        </w:rPr>
+        <w:t>Compose</w:t>
+      </w:r>
+      <w:proofErr w:type="spellEnd"/>
+      <w:r>
+        <w:rPr>
+          <w:rFonts w:ascii="Verdana" w:hAnsi="Verdana"/>
+          <w:sz w:val="24"/>
+          <w:szCs w:val="24"/>
+        </w:rPr>
+        <w:t xml:space="preserve"> είναι πλέον σταθερό, υπάρχουν ακόμα κάποιες περιπτώσεις όπου η απόδοσή του μπορεί να είναι χαμηλότερη σε σύγκριση με τα παραδοσιακά </w:t>
+      </w:r>
+      <w:proofErr w:type="spellStart"/>
+      <w:r>
+        <w:rPr>
+          <w:rFonts w:ascii="Verdana" w:hAnsi="Verdana"/>
+          <w:sz w:val="24"/>
+          <w:szCs w:val="24"/>
+        </w:rPr>
+        <w:t>Views</w:t>
+      </w:r>
+      <w:proofErr w:type="spellEnd"/>
+      <w:r>
+        <w:rPr>
+          <w:rFonts w:ascii="Verdana" w:hAnsi="Verdana"/>
+          <w:sz w:val="24"/>
+          <w:szCs w:val="24"/>
+        </w:rPr>
+        <w:t xml:space="preserve">, ειδικά σε σύνθετες </w:t>
+      </w:r>
+      <w:proofErr w:type="spellStart"/>
+      <w:r>
+        <w:rPr>
+          <w:rFonts w:ascii="Verdana" w:hAnsi="Verdana"/>
+          <w:sz w:val="24"/>
+          <w:szCs w:val="24"/>
+        </w:rPr>
+        <w:t>διεπαφές</w:t>
+      </w:r>
+      <w:proofErr w:type="spellEnd"/>
+      <w:r>
+        <w:rPr>
+          <w:rFonts w:ascii="Verdana" w:hAnsi="Verdana"/>
+          <w:sz w:val="24"/>
+          <w:szCs w:val="24"/>
+        </w:rPr>
+        <w:t xml:space="preserve"> με υψηλές απαιτήσεις απόδοσης. Τέλος, η αλληλεπίδραση μεταξύ του </w:t>
+      </w:r>
+      <w:proofErr w:type="spellStart"/>
+      <w:r>
+        <w:rPr>
+          <w:rFonts w:ascii="Verdana" w:hAnsi="Verdana"/>
+          <w:sz w:val="24"/>
+          <w:szCs w:val="24"/>
+        </w:rPr>
+        <w:t>Jetpack</w:t>
+      </w:r>
+      <w:proofErr w:type="spellEnd"/>
+      <w:r>
+        <w:rPr>
+          <w:rFonts w:ascii="Verdana" w:hAnsi="Verdana"/>
+          <w:sz w:val="24"/>
+          <w:szCs w:val="24"/>
+        </w:rPr>
+        <w:t xml:space="preserve"> </w:t>
+      </w:r>
+      <w:proofErr w:type="spellStart"/>
+      <w:r>
+        <w:rPr>
+          <w:rFonts w:ascii="Verdana" w:hAnsi="Verdana"/>
+          <w:sz w:val="24"/>
+          <w:szCs w:val="24"/>
+        </w:rPr>
+        <w:t>Compose</w:t>
+      </w:r>
+      <w:proofErr w:type="spellEnd"/>
+      <w:r>
+        <w:rPr>
+          <w:rFonts w:ascii="Verdana" w:hAnsi="Verdana"/>
+          <w:sz w:val="24"/>
+          <w:szCs w:val="24"/>
+        </w:rPr>
+        <w:t xml:space="preserve"> και παλαιότερων API που βασίζονται σε </w:t>
+      </w:r>
+      <w:proofErr w:type="spellStart"/>
+      <w:r>
+        <w:rPr>
+          <w:rFonts w:ascii="Verdana" w:hAnsi="Verdana"/>
+          <w:sz w:val="24"/>
+          <w:szCs w:val="24"/>
+        </w:rPr>
+        <w:t>Views</w:t>
+      </w:r>
+      <w:proofErr w:type="spellEnd"/>
+      <w:r>
+        <w:rPr>
+          <w:rFonts w:ascii="Verdana" w:hAnsi="Verdana"/>
+          <w:sz w:val="24"/>
+          <w:szCs w:val="24"/>
+        </w:rPr>
+        <w:t xml:space="preserve"> μπορεί να δημιουργήσει πρόσθετες προκλήσεις στην ανάπτυξη.</w:t>
+      </w:r>
     </w:p>
     <w:p>
       <w:pPr>
@@ -13687,14 +19575,6 @@
           <w:szCs w:val="24"/>
         </w:rPr>
       </w:pPr>
-      <w:r>
-        <w:rPr>
-          <w:rFonts w:ascii="Verdana" w:hAnsi="Verdana"/>
-          <w:sz w:val="24"/>
-          <w:szCs w:val="24"/>
-        </w:rPr>
-        <w:t>Συνοψίζοντας, η εφαρμογή του Jetpack Compose στο συγκεκριμένο έργο προσέφερε σημαντικά πλεονεκτήματα, όπως καλύτερη διαχείριση του κώδικα, αυξημένη επεκτασιμότητα και βελτίωση στη διατήρηση της κατάστασης. Παρά τις προκλήσεις που προέκυψαν, η εμπειρία που αποκτήθηκε μέσα από αυτή τη μετάβαση δείχνει ότι το Jetpack Compose αποτελεί το μέλλον του UI development στο Android, προσφέροντας έναν πιο σύγχρονο, ευέλικτο και αποδοτικό τρόπο δημιουργίας διεπαφών χρήστη.</w:t>
-      </w:r>
     </w:p>
     <w:p>
       <w:pPr>
@@ -13709,6 +19589,140 @@
           <w:szCs w:val="24"/>
         </w:rPr>
       </w:pPr>
+      <w:r>
+        <w:rPr>
+          <w:rFonts w:ascii="Verdana" w:hAnsi="Verdana"/>
+          <w:sz w:val="24"/>
+          <w:szCs w:val="24"/>
+        </w:rPr>
+        <w:t xml:space="preserve">Συνοψίζοντας, η εφαρμογή του </w:t>
+      </w:r>
+      <w:proofErr w:type="spellStart"/>
+      <w:r>
+        <w:rPr>
+          <w:rFonts w:ascii="Verdana" w:hAnsi="Verdana"/>
+          <w:sz w:val="24"/>
+          <w:szCs w:val="24"/>
+        </w:rPr>
+        <w:t>Jetpack</w:t>
+      </w:r>
+      <w:proofErr w:type="spellEnd"/>
+      <w:r>
+        <w:rPr>
+          <w:rFonts w:ascii="Verdana" w:hAnsi="Verdana"/>
+          <w:sz w:val="24"/>
+          <w:szCs w:val="24"/>
+        </w:rPr>
+        <w:t xml:space="preserve"> </w:t>
+      </w:r>
+      <w:proofErr w:type="spellStart"/>
+      <w:r>
+        <w:rPr>
+          <w:rFonts w:ascii="Verdana" w:hAnsi="Verdana"/>
+          <w:sz w:val="24"/>
+          <w:szCs w:val="24"/>
+        </w:rPr>
+        <w:t>Compose</w:t>
+      </w:r>
+      <w:proofErr w:type="spellEnd"/>
+      <w:r>
+        <w:rPr>
+          <w:rFonts w:ascii="Verdana" w:hAnsi="Verdana"/>
+          <w:sz w:val="24"/>
+          <w:szCs w:val="24"/>
+        </w:rPr>
+        <w:t xml:space="preserve"> στο συγκεκριμένο έργο προσέφερε σημαντικά πλεονεκτήματα, όπως καλύτερη διαχείριση του κώδικα, αυξημένη επεκτασιμότητα και βελτίωση στη διατήρηση της κατάστασης. Παρά τις προκλήσεις που προέκυψαν, η εμπειρία που αποκτήθηκε μέσα από αυτή τη μετάβαση δείχνει ότι το </w:t>
+      </w:r>
+      <w:proofErr w:type="spellStart"/>
+      <w:r>
+        <w:rPr>
+          <w:rFonts w:ascii="Verdana" w:hAnsi="Verdana"/>
+          <w:sz w:val="24"/>
+          <w:szCs w:val="24"/>
+        </w:rPr>
+        <w:t>Jetpack</w:t>
+      </w:r>
+      <w:proofErr w:type="spellEnd"/>
+      <w:r>
+        <w:rPr>
+          <w:rFonts w:ascii="Verdana" w:hAnsi="Verdana"/>
+          <w:sz w:val="24"/>
+          <w:szCs w:val="24"/>
+        </w:rPr>
+        <w:t xml:space="preserve"> </w:t>
+      </w:r>
+      <w:proofErr w:type="spellStart"/>
+      <w:r>
+        <w:rPr>
+          <w:rFonts w:ascii="Verdana" w:hAnsi="Verdana"/>
+          <w:sz w:val="24"/>
+          <w:szCs w:val="24"/>
+        </w:rPr>
+        <w:t>Compose</w:t>
+      </w:r>
+      <w:proofErr w:type="spellEnd"/>
+      <w:r>
+        <w:rPr>
+          <w:rFonts w:ascii="Verdana" w:hAnsi="Verdana"/>
+          <w:sz w:val="24"/>
+          <w:szCs w:val="24"/>
+        </w:rPr>
+        <w:t xml:space="preserve"> αποτελεί το μέλλον του UI </w:t>
+      </w:r>
+      <w:proofErr w:type="spellStart"/>
+      <w:r>
+        <w:rPr>
+          <w:rFonts w:ascii="Verdana" w:hAnsi="Verdana"/>
+          <w:sz w:val="24"/>
+          <w:szCs w:val="24"/>
+        </w:rPr>
+        <w:t>development</w:t>
+      </w:r>
+      <w:proofErr w:type="spellEnd"/>
+      <w:r>
+        <w:rPr>
+          <w:rFonts w:ascii="Verdana" w:hAnsi="Verdana"/>
+          <w:sz w:val="24"/>
+          <w:szCs w:val="24"/>
+        </w:rPr>
+        <w:t xml:space="preserve"> στο </w:t>
+      </w:r>
+      <w:proofErr w:type="spellStart"/>
+      <w:r>
+        <w:rPr>
+          <w:rFonts w:ascii="Verdana" w:hAnsi="Verdana"/>
+          <w:sz w:val="24"/>
+          <w:szCs w:val="24"/>
+        </w:rPr>
+        <w:t>Android</w:t>
+      </w:r>
+      <w:proofErr w:type="spellEnd"/>
+      <w:r>
+        <w:rPr>
+          <w:rFonts w:ascii="Verdana" w:hAnsi="Verdana"/>
+          <w:sz w:val="24"/>
+          <w:szCs w:val="24"/>
+        </w:rPr>
+        <w:t xml:space="preserve">, προσφέροντας έναν πιο σύγχρονο, ευέλικτο και αποδοτικό τρόπο δημιουργίας </w:t>
+      </w:r>
+      <w:proofErr w:type="spellStart"/>
+      <w:r>
+        <w:rPr>
+          <w:rFonts w:ascii="Verdana" w:hAnsi="Verdana"/>
+          <w:sz w:val="24"/>
+          <w:szCs w:val="24"/>
+        </w:rPr>
+        <w:t>διεπαφών</w:t>
+      </w:r>
+      <w:proofErr w:type="spellEnd"/>
+      <w:r>
+        <w:rPr>
+          <w:rFonts w:ascii="Verdana" w:hAnsi="Verdana"/>
+          <w:sz w:val="24"/>
+          <w:szCs w:val="24"/>
+        </w:rPr>
+        <w:t xml:space="preserve"> χρήστη.</w:t>
+      </w:r>
     </w:p>
     <w:p>
       <w:pPr>
@@ -13737,14 +19751,6 @@
           <w:szCs w:val="24"/>
         </w:rPr>
       </w:pPr>
-      <w:r>
-        <w:rPr>
-          <w:rFonts w:ascii="Verdana" w:hAnsi="Verdana"/>
-          <w:sz w:val="24"/>
-          <w:szCs w:val="24"/>
-        </w:rPr>
-        <w:t>Συμπερασματικά, η μετάβαση από την παραδοσιακή δομή του Android UI στο Jetpack Compose προσφέρει σημαντικά πλεονεκτήματα, όπως η βελτιωμένη διαχείριση του κώδικα, η αυξημένη επαναχρησιμοποίηση των UI components και η μείωση της πολυπλοκότητας που προκύπτει από τη χρήση αρχείων XML. Επιπλέον, το Compose επιτρέπει πιο ευέλικτη και δηλωτική περιγραφή των UI στοιχείων, γεγονός που καθιστά την ανάπτυξη πιο αποτελεσματική και ευκολότερη στη συντήρηση.</w:t>
-      </w:r>
     </w:p>
     <w:p>
       <w:pPr>
@@ -13759,6 +19765,104 @@
           <w:szCs w:val="24"/>
         </w:rPr>
       </w:pPr>
+      <w:r>
+        <w:rPr>
+          <w:rFonts w:ascii="Verdana" w:hAnsi="Verdana"/>
+          <w:sz w:val="24"/>
+          <w:szCs w:val="24"/>
+        </w:rPr>
+        <w:t xml:space="preserve">Συμπερασματικά, η μετάβαση από την παραδοσιακή δομή του </w:t>
+      </w:r>
+      <w:proofErr w:type="spellStart"/>
+      <w:r>
+        <w:rPr>
+          <w:rFonts w:ascii="Verdana" w:hAnsi="Verdana"/>
+          <w:sz w:val="24"/>
+          <w:szCs w:val="24"/>
+        </w:rPr>
+        <w:t>Android</w:t>
+      </w:r>
+      <w:proofErr w:type="spellEnd"/>
+      <w:r>
+        <w:rPr>
+          <w:rFonts w:ascii="Verdana" w:hAnsi="Verdana"/>
+          <w:sz w:val="24"/>
+          <w:szCs w:val="24"/>
+        </w:rPr>
+        <w:t xml:space="preserve"> UI στο </w:t>
+      </w:r>
+      <w:proofErr w:type="spellStart"/>
+      <w:r>
+        <w:rPr>
+          <w:rFonts w:ascii="Verdana" w:hAnsi="Verdana"/>
+          <w:sz w:val="24"/>
+          <w:szCs w:val="24"/>
+        </w:rPr>
+        <w:t>Jetpack</w:t>
+      </w:r>
+      <w:proofErr w:type="spellEnd"/>
+      <w:r>
+        <w:rPr>
+          <w:rFonts w:ascii="Verdana" w:hAnsi="Verdana"/>
+          <w:sz w:val="24"/>
+          <w:szCs w:val="24"/>
+        </w:rPr>
+        <w:t xml:space="preserve"> </w:t>
+      </w:r>
+      <w:proofErr w:type="spellStart"/>
+      <w:r>
+        <w:rPr>
+          <w:rFonts w:ascii="Verdana" w:hAnsi="Verdana"/>
+          <w:sz w:val="24"/>
+          <w:szCs w:val="24"/>
+        </w:rPr>
+        <w:t>Compose</w:t>
+      </w:r>
+      <w:proofErr w:type="spellEnd"/>
+      <w:r>
+        <w:rPr>
+          <w:rFonts w:ascii="Verdana" w:hAnsi="Verdana"/>
+          <w:sz w:val="24"/>
+          <w:szCs w:val="24"/>
+        </w:rPr>
+        <w:t xml:space="preserve"> προσφέρει σημαντικά πλεονεκτήματα, όπως η βελτιωμένη διαχείριση του κώδικα, η αυξημένη επαναχρησιμοποίηση των UI </w:t>
+      </w:r>
+      <w:proofErr w:type="spellStart"/>
+      <w:r>
+        <w:rPr>
+          <w:rFonts w:ascii="Verdana" w:hAnsi="Verdana"/>
+          <w:sz w:val="24"/>
+          <w:szCs w:val="24"/>
+        </w:rPr>
+        <w:t>components</w:t>
+      </w:r>
+      <w:proofErr w:type="spellEnd"/>
+      <w:r>
+        <w:rPr>
+          <w:rFonts w:ascii="Verdana" w:hAnsi="Verdana"/>
+          <w:sz w:val="24"/>
+          <w:szCs w:val="24"/>
+        </w:rPr>
+        <w:t xml:space="preserve"> και η μείωση της πολυπλοκότητας που προκύπτει από τη χρήση αρχείων XML. Επιπλέον, το </w:t>
+      </w:r>
+      <w:proofErr w:type="spellStart"/>
+      <w:r>
+        <w:rPr>
+          <w:rFonts w:ascii="Verdana" w:hAnsi="Verdana"/>
+          <w:sz w:val="24"/>
+          <w:szCs w:val="24"/>
+        </w:rPr>
+        <w:t>Compose</w:t>
+      </w:r>
+      <w:proofErr w:type="spellEnd"/>
+      <w:r>
+        <w:rPr>
+          <w:rFonts w:ascii="Verdana" w:hAnsi="Verdana"/>
+          <w:sz w:val="24"/>
+          <w:szCs w:val="24"/>
+        </w:rPr>
+        <w:t xml:space="preserve"> επιτρέπει πιο ευέλικτη και δηλωτική περιγραφή των UI στοιχείων, γεγονός που καθιστά την ανάπτυξη πιο αποτελεσματική και ευκολότερη στη συντήρηση.</w:t>
+      </w:r>
     </w:p>
     <w:p>
       <w:pPr>
@@ -13787,14 +19891,6 @@
           <w:szCs w:val="24"/>
         </w:rPr>
       </w:pPr>
-      <w:r>
-        <w:rPr>
-          <w:rFonts w:ascii="Verdana" w:hAnsi="Verdana"/>
-          <w:sz w:val="24"/>
-          <w:szCs w:val="24"/>
-        </w:rPr>
-        <w:t>Ωστόσο, η μετάβαση στο Compose δεν είναι χωρίς προκλήσεις. Η αρχική εκμάθηση μπορεί να είναι απαιτητική, ειδικά για προγραμματιστές που είναι εξοικειωμένοι με το παραδοσιακό UI framework του Android. Επιπλέον, η χρήση του Compose μπορεί να αυξήσει το μέγεθος της εφαρμογής λόγω των εξαρτήσεων που απαιτούνται. Παρόλα αυτά, τα οφέλη που προσφέρει, όπως η καλύτερη απόδοση, η απλοποιημένη διαχείριση του state και η δυνατότητα πιο εύκολης δημιουργίας animations και UI στοιχείων, καθιστούν τη μετάβαση μια ιδιαίτερα ελκυστική επιλογή.</w:t>
-      </w:r>
     </w:p>
     <w:p>
       <w:pPr>
@@ -13809,6 +19905,122 @@
           <w:szCs w:val="24"/>
         </w:rPr>
       </w:pPr>
+      <w:r>
+        <w:rPr>
+          <w:rFonts w:ascii="Verdana" w:hAnsi="Verdana"/>
+          <w:sz w:val="24"/>
+          <w:szCs w:val="24"/>
+        </w:rPr>
+        <w:t xml:space="preserve">Ωστόσο, η μετάβαση στο </w:t>
+      </w:r>
+      <w:proofErr w:type="spellStart"/>
+      <w:r>
+        <w:rPr>
+          <w:rFonts w:ascii="Verdana" w:hAnsi="Verdana"/>
+          <w:sz w:val="24"/>
+          <w:szCs w:val="24"/>
+        </w:rPr>
+        <w:t>Compose</w:t>
+      </w:r>
+      <w:proofErr w:type="spellEnd"/>
+      <w:r>
+        <w:rPr>
+          <w:rFonts w:ascii="Verdana" w:hAnsi="Verdana"/>
+          <w:sz w:val="24"/>
+          <w:szCs w:val="24"/>
+        </w:rPr>
+        <w:t xml:space="preserve"> δεν είναι χωρίς προκλήσεις. Η αρχική εκμάθηση μπορεί να είναι απαιτητική, ειδικά για προγραμματιστές που είναι εξοικειωμένοι με το παραδοσιακό UI </w:t>
+      </w:r>
+      <w:proofErr w:type="spellStart"/>
+      <w:r>
+        <w:rPr>
+          <w:rFonts w:ascii="Verdana" w:hAnsi="Verdana"/>
+          <w:sz w:val="24"/>
+          <w:szCs w:val="24"/>
+        </w:rPr>
+        <w:t>framework</w:t>
+      </w:r>
+      <w:proofErr w:type="spellEnd"/>
+      <w:r>
+        <w:rPr>
+          <w:rFonts w:ascii="Verdana" w:hAnsi="Verdana"/>
+          <w:sz w:val="24"/>
+          <w:szCs w:val="24"/>
+        </w:rPr>
+        <w:t xml:space="preserve"> του </w:t>
+      </w:r>
+      <w:proofErr w:type="spellStart"/>
+      <w:r>
+        <w:rPr>
+          <w:rFonts w:ascii="Verdana" w:hAnsi="Verdana"/>
+          <w:sz w:val="24"/>
+          <w:szCs w:val="24"/>
+        </w:rPr>
+        <w:t>Android</w:t>
+      </w:r>
+      <w:proofErr w:type="spellEnd"/>
+      <w:r>
+        <w:rPr>
+          <w:rFonts w:ascii="Verdana" w:hAnsi="Verdana"/>
+          <w:sz w:val="24"/>
+          <w:szCs w:val="24"/>
+        </w:rPr>
+        <w:t xml:space="preserve">. Επιπλέον, η χρήση του </w:t>
+      </w:r>
+      <w:proofErr w:type="spellStart"/>
+      <w:r>
+        <w:rPr>
+          <w:rFonts w:ascii="Verdana" w:hAnsi="Verdana"/>
+          <w:sz w:val="24"/>
+          <w:szCs w:val="24"/>
+        </w:rPr>
+        <w:t>Compose</w:t>
+      </w:r>
+      <w:proofErr w:type="spellEnd"/>
+      <w:r>
+        <w:rPr>
+          <w:rFonts w:ascii="Verdana" w:hAnsi="Verdana"/>
+          <w:sz w:val="24"/>
+          <w:szCs w:val="24"/>
+        </w:rPr>
+        <w:t xml:space="preserve"> μπορεί να αυξήσει το μέγεθος της εφαρμογής λόγω των εξαρτήσεων που απαιτούνται. Παρόλα αυτά, τα οφέλη που προσφέρει, όπως η καλύτερη απόδοση, η απλοποιημένη διαχείριση του </w:t>
+      </w:r>
+      <w:proofErr w:type="spellStart"/>
+      <w:r>
+        <w:rPr>
+          <w:rFonts w:ascii="Verdana" w:hAnsi="Verdana"/>
+          <w:sz w:val="24"/>
+          <w:szCs w:val="24"/>
+        </w:rPr>
+        <w:t>state</w:t>
+      </w:r>
+      <w:proofErr w:type="spellEnd"/>
+      <w:r>
+        <w:rPr>
+          <w:rFonts w:ascii="Verdana" w:hAnsi="Verdana"/>
+          <w:sz w:val="24"/>
+          <w:szCs w:val="24"/>
+        </w:rPr>
+        <w:t xml:space="preserve"> και η δυνατότητα πιο εύκολης δημιουργίας </w:t>
+      </w:r>
+      <w:proofErr w:type="spellStart"/>
+      <w:r>
+        <w:rPr>
+          <w:rFonts w:ascii="Verdana" w:hAnsi="Verdana"/>
+          <w:sz w:val="24"/>
+          <w:szCs w:val="24"/>
+        </w:rPr>
+        <w:t>animations</w:t>
+      </w:r>
+      <w:proofErr w:type="spellEnd"/>
+      <w:r>
+        <w:rPr>
+          <w:rFonts w:ascii="Verdana" w:hAnsi="Verdana"/>
+          <w:sz w:val="24"/>
+          <w:szCs w:val="24"/>
+        </w:rPr>
+        <w:t xml:space="preserve"> και UI στοιχείων, καθιστούν τη μετάβαση μια ιδιαίτερα ελκυστική επιλογή.</w:t>
+      </w:r>
     </w:p>
     <w:p>
       <w:pPr>
@@ -13837,14 +20049,6 @@
           <w:szCs w:val="24"/>
         </w:rPr>
       </w:pPr>
-      <w:r>
-        <w:rPr>
-          <w:rFonts w:ascii="Verdana" w:hAnsi="Verdana"/>
-          <w:sz w:val="24"/>
-          <w:szCs w:val="24"/>
-        </w:rPr>
-        <w:t>Συνολικά, η εφαρμογή του Jetpack Compose στην παρούσα εργασία απέδειξε ότι αποτελεί μια σύγχρονη και αποδοτική λύση για την ανάπτυξη Android εφαρμογών. Η νέα δομή του κώδικα βελτίωσε τη σαφήνεια και την επεκτασιμότητα του έργου, επιτρέποντας τη μελλοντική του ανάπτυξη και συντήρηση με μεγαλύτερη ευκολία. Καθώς το Compose συνεχίζει να εξελίσσεται και να βελτιώνεται, η ευρεία υιοθέτησή του αναμένεται να αλλάξει ριζικά τον τρόπο με τον οποίο αναπτύσσονται οι Android εφαρμογές, προσφέροντας μια πιο μοντέρνα και αποδοτική προσέγγιση στη δημιουργία UI.</w:t>
-      </w:r>
     </w:p>
     <w:p>
       <w:pPr>
@@ -13859,6 +20063,104 @@
           <w:szCs w:val="24"/>
         </w:rPr>
       </w:pPr>
+      <w:r>
+        <w:rPr>
+          <w:rFonts w:ascii="Verdana" w:hAnsi="Verdana"/>
+          <w:sz w:val="24"/>
+          <w:szCs w:val="24"/>
+        </w:rPr>
+        <w:t xml:space="preserve">Συνολικά, η εφαρμογή του </w:t>
+      </w:r>
+      <w:proofErr w:type="spellStart"/>
+      <w:r>
+        <w:rPr>
+          <w:rFonts w:ascii="Verdana" w:hAnsi="Verdana"/>
+          <w:sz w:val="24"/>
+          <w:szCs w:val="24"/>
+        </w:rPr>
+        <w:t>Jetpack</w:t>
+      </w:r>
+      <w:proofErr w:type="spellEnd"/>
+      <w:r>
+        <w:rPr>
+          <w:rFonts w:ascii="Verdana" w:hAnsi="Verdana"/>
+          <w:sz w:val="24"/>
+          <w:szCs w:val="24"/>
+        </w:rPr>
+        <w:t xml:space="preserve"> </w:t>
+      </w:r>
+      <w:proofErr w:type="spellStart"/>
+      <w:r>
+        <w:rPr>
+          <w:rFonts w:ascii="Verdana" w:hAnsi="Verdana"/>
+          <w:sz w:val="24"/>
+          <w:szCs w:val="24"/>
+        </w:rPr>
+        <w:t>Compose</w:t>
+      </w:r>
+      <w:proofErr w:type="spellEnd"/>
+      <w:r>
+        <w:rPr>
+          <w:rFonts w:ascii="Verdana" w:hAnsi="Verdana"/>
+          <w:sz w:val="24"/>
+          <w:szCs w:val="24"/>
+        </w:rPr>
+        <w:t xml:space="preserve"> στην παρούσα εργασία απέδειξε ότι αποτελεί μια σύγχρονη και αποδοτική λύση για την ανάπτυξη </w:t>
+      </w:r>
+      <w:proofErr w:type="spellStart"/>
+      <w:r>
+        <w:rPr>
+          <w:rFonts w:ascii="Verdana" w:hAnsi="Verdana"/>
+          <w:sz w:val="24"/>
+          <w:szCs w:val="24"/>
+        </w:rPr>
+        <w:t>Android</w:t>
+      </w:r>
+      <w:proofErr w:type="spellEnd"/>
+      <w:r>
+        <w:rPr>
+          <w:rFonts w:ascii="Verdana" w:hAnsi="Verdana"/>
+          <w:sz w:val="24"/>
+          <w:szCs w:val="24"/>
+        </w:rPr>
+        <w:t xml:space="preserve"> εφαρμογών. Η νέα δομή του κώδικα βελτίωσε τη σαφήνεια και την επεκτασιμότητα του έργου, επιτρέποντας τη μελλοντική του ανάπτυξη και συντήρηση με μεγαλύτερη ευκολία. Καθώς το </w:t>
+      </w:r>
+      <w:proofErr w:type="spellStart"/>
+      <w:r>
+        <w:rPr>
+          <w:rFonts w:ascii="Verdana" w:hAnsi="Verdana"/>
+          <w:sz w:val="24"/>
+          <w:szCs w:val="24"/>
+        </w:rPr>
+        <w:t>Compose</w:t>
+      </w:r>
+      <w:proofErr w:type="spellEnd"/>
+      <w:r>
+        <w:rPr>
+          <w:rFonts w:ascii="Verdana" w:hAnsi="Verdana"/>
+          <w:sz w:val="24"/>
+          <w:szCs w:val="24"/>
+        </w:rPr>
+        <w:t xml:space="preserve"> συνεχίζει να εξελίσσεται και να βελτιώνεται, η ευρεία υιοθέτησή του αναμένεται να αλλάξει ριζικά τον τρόπο με τον οποίο αναπτύσσονται οι </w:t>
+      </w:r>
+      <w:proofErr w:type="spellStart"/>
+      <w:r>
+        <w:rPr>
+          <w:rFonts w:ascii="Verdana" w:hAnsi="Verdana"/>
+          <w:sz w:val="24"/>
+          <w:szCs w:val="24"/>
+        </w:rPr>
+        <w:t>Android</w:t>
+      </w:r>
+      <w:proofErr w:type="spellEnd"/>
+      <w:r>
+        <w:rPr>
+          <w:rFonts w:ascii="Verdana" w:hAnsi="Verdana"/>
+          <w:sz w:val="24"/>
+          <w:szCs w:val="24"/>
+        </w:rPr>
+        <w:t xml:space="preserve"> εφαρμογές, προσφέροντας μια πιο μοντέρνα και αποδοτική προσέγγιση στη δημιουργία UI.</w:t>
+      </w:r>
     </w:p>
     <w:p>
       <w:pPr>
@@ -13887,14 +20189,6 @@
           <w:szCs w:val="24"/>
         </w:rPr>
       </w:pPr>
-      <w:r>
-        <w:rPr>
-          <w:rFonts w:ascii="Verdana" w:hAnsi="Verdana"/>
-          <w:sz w:val="24"/>
-          <w:szCs w:val="24"/>
-        </w:rPr>
-        <w:t>Σε πρακτικό επίπεδο, η μετάβαση στο Jetpack Compose απαιτεί ανασχεδιασμό της αρχιτεκτονικής της εφαρμογής, με στόχο τη βέλτιστη οργάνωση των composable functions και τη σωστή διαχείριση του state. Οι προγραμματιστές θα πρέπει να εξοικειωθούν με έννοιες όπως το remember και το LaunchedEffect, ώστε να μπορούν να χειρίζονται αποτελεσματικά τις αλλαγές στην κατάσταση της εφαρμογής. Επιπλέον, η οργάνωση του UI σε επαναχρησιμοποιήσιμα composables μπορεί να μειώσει τον κώδικα που επαναλαμβάνεται και να βελτιώσει τη συντηρησιμότητα του έργου.</w:t>
-      </w:r>
     </w:p>
     <w:p>
       <w:pPr>
@@ -13909,6 +20203,176 @@
           <w:szCs w:val="24"/>
         </w:rPr>
       </w:pPr>
+      <w:r>
+        <w:rPr>
+          <w:rFonts w:ascii="Verdana" w:hAnsi="Verdana"/>
+          <w:sz w:val="24"/>
+          <w:szCs w:val="24"/>
+        </w:rPr>
+        <w:t xml:space="preserve">Σε πρακτικό επίπεδο, η μετάβαση στο </w:t>
+      </w:r>
+      <w:proofErr w:type="spellStart"/>
+      <w:r>
+        <w:rPr>
+          <w:rFonts w:ascii="Verdana" w:hAnsi="Verdana"/>
+          <w:sz w:val="24"/>
+          <w:szCs w:val="24"/>
+        </w:rPr>
+        <w:t>Jetpack</w:t>
+      </w:r>
+      <w:proofErr w:type="spellEnd"/>
+      <w:r>
+        <w:rPr>
+          <w:rFonts w:ascii="Verdana" w:hAnsi="Verdana"/>
+          <w:sz w:val="24"/>
+          <w:szCs w:val="24"/>
+        </w:rPr>
+        <w:t xml:space="preserve"> </w:t>
+      </w:r>
+      <w:proofErr w:type="spellStart"/>
+      <w:r>
+        <w:rPr>
+          <w:rFonts w:ascii="Verdana" w:hAnsi="Verdana"/>
+          <w:sz w:val="24"/>
+          <w:szCs w:val="24"/>
+        </w:rPr>
+        <w:t>Compose</w:t>
+      </w:r>
+      <w:proofErr w:type="spellEnd"/>
+      <w:r>
+        <w:rPr>
+          <w:rFonts w:ascii="Verdana" w:hAnsi="Verdana"/>
+          <w:sz w:val="24"/>
+          <w:szCs w:val="24"/>
+        </w:rPr>
+        <w:t xml:space="preserve"> απαιτεί ανασχεδιασμό της αρχιτεκτονικής της εφαρμογής, με στόχο τη βέλτιστη οργάνωση των </w:t>
+      </w:r>
+      <w:proofErr w:type="spellStart"/>
+      <w:r>
+        <w:rPr>
+          <w:rFonts w:ascii="Verdana" w:hAnsi="Verdana"/>
+          <w:sz w:val="24"/>
+          <w:szCs w:val="24"/>
+        </w:rPr>
+        <w:t>composable</w:t>
+      </w:r>
+      <w:proofErr w:type="spellEnd"/>
+      <w:r>
+        <w:rPr>
+          <w:rFonts w:ascii="Verdana" w:hAnsi="Verdana"/>
+          <w:sz w:val="24"/>
+          <w:szCs w:val="24"/>
+        </w:rPr>
+        <w:t xml:space="preserve"> </w:t>
+      </w:r>
+      <w:proofErr w:type="spellStart"/>
+      <w:r>
+        <w:rPr>
+          <w:rFonts w:ascii="Verdana" w:hAnsi="Verdana"/>
+          <w:sz w:val="24"/>
+          <w:szCs w:val="24"/>
+        </w:rPr>
+        <w:t>functions</w:t>
+      </w:r>
+      <w:proofErr w:type="spellEnd"/>
+      <w:r>
+        <w:rPr>
+          <w:rFonts w:ascii="Verdana" w:hAnsi="Verdana"/>
+          <w:sz w:val="24"/>
+          <w:szCs w:val="24"/>
+        </w:rPr>
+        <w:t xml:space="preserve"> και τη σωστή διαχείριση του </w:t>
+      </w:r>
+      <w:proofErr w:type="spellStart"/>
+      <w:r>
+        <w:rPr>
+          <w:rFonts w:ascii="Verdana" w:hAnsi="Verdana"/>
+          <w:sz w:val="24"/>
+          <w:szCs w:val="24"/>
+        </w:rPr>
+        <w:t>state</w:t>
+      </w:r>
+      <w:proofErr w:type="spellEnd"/>
+      <w:r>
+        <w:rPr>
+          <w:rFonts w:ascii="Verdana" w:hAnsi="Verdana"/>
+          <w:sz w:val="24"/>
+          <w:szCs w:val="24"/>
+        </w:rPr>
+        <w:t xml:space="preserve">. Οι προγραμματιστές θα πρέπει να εξοικειωθούν με έννοιες όπως το </w:t>
+      </w:r>
+      <w:proofErr w:type="spellStart"/>
+      <w:r>
+        <w:rPr>
+          <w:rFonts w:ascii="Verdana" w:hAnsi="Verdana"/>
+          <w:sz w:val="24"/>
+          <w:szCs w:val="24"/>
+        </w:rPr>
+        <w:t>remember</w:t>
+      </w:r>
+      <w:proofErr w:type="spellEnd"/>
+      <w:r>
+        <w:rPr>
+          <w:rFonts w:ascii="Verdana" w:hAnsi="Verdana"/>
+          <w:sz w:val="24"/>
+          <w:szCs w:val="24"/>
+        </w:rPr>
+        <w:t xml:space="preserve"> και το </w:t>
+      </w:r>
+      <w:proofErr w:type="spellStart"/>
+      <w:r>
+        <w:rPr>
+          <w:rFonts w:ascii="Verdana" w:hAnsi="Verdana"/>
+          <w:sz w:val="24"/>
+          <w:szCs w:val="24"/>
+        </w:rPr>
+        <w:t>LaunchedEffect</w:t>
+      </w:r>
+      <w:proofErr w:type="spellEnd"/>
+      <w:r>
+        <w:rPr>
+          <w:rFonts w:ascii="Verdana" w:hAnsi="Verdana"/>
+          <w:sz w:val="24"/>
+          <w:szCs w:val="24"/>
+        </w:rPr>
+        <w:t xml:space="preserve">, ώστε να μπορούν να χειρίζονται αποτελεσματικά τις αλλαγές στην κατάσταση της εφαρμογής. Επιπλέον, η οργάνωση του UI σε επαναχρησιμοποιήσιμα </w:t>
+      </w:r>
+      <w:proofErr w:type="spellStart"/>
+      <w:r>
+        <w:rPr>
+          <w:rFonts w:ascii="Verdana" w:hAnsi="Verdana"/>
+          <w:sz w:val="24"/>
+          <w:szCs w:val="24"/>
+        </w:rPr>
+        <w:t>composables</w:t>
+      </w:r>
+      <w:proofErr w:type="spellEnd"/>
+      <w:r>
+        <w:rPr>
+          <w:rFonts w:ascii="Verdana" w:hAnsi="Verdana"/>
+          <w:sz w:val="24"/>
+          <w:szCs w:val="24"/>
+        </w:rPr>
+        <w:t xml:space="preserve"> μπορεί να μειώσει τον κώδικα που επαναλαμβάνεται και να βελτιώσει τη </w:t>
+      </w:r>
+      <w:proofErr w:type="spellStart"/>
+      <w:r>
+        <w:rPr>
+          <w:rFonts w:ascii="Verdana" w:hAnsi="Verdana"/>
+          <w:sz w:val="24"/>
+          <w:szCs w:val="24"/>
+        </w:rPr>
+        <w:t>συντηρησιμότητα</w:t>
+      </w:r>
+      <w:proofErr w:type="spellEnd"/>
+      <w:r>
+        <w:rPr>
+          <w:rFonts w:ascii="Verdana" w:hAnsi="Verdana"/>
+          <w:sz w:val="24"/>
+          <w:szCs w:val="24"/>
+        </w:rPr>
+        <w:t xml:space="preserve"> του έργου.</w:t>
+      </w:r>
     </w:p>
     <w:p>
       <w:pPr>
@@ -13937,14 +20401,6 @@
           <w:szCs w:val="24"/>
         </w:rPr>
       </w:pPr>
-      <w:r>
-        <w:rPr>
-          <w:rFonts w:ascii="Verdana" w:hAnsi="Verdana"/>
-          <w:sz w:val="24"/>
-          <w:szCs w:val="24"/>
-        </w:rPr>
-        <w:t>Ένα ακόμη βασικό στοιχείο είναι η ενσωμάτωση του Compose με τις υπάρχουσες τεχνολογίες, όπως το ViewModel και το LiveData, ώστε να διασφαλιστεί η αρμονική συνύπαρξη των δύο προσεγγίσεων. Στην υλοποίηση της παρούσας εργασίας, χρησιμοποιήθηκε το ViewModel ως γέφυρα μεταξύ του Compose και του business logic της εφαρμογής, διασφαλίζοντας ότι το UI ενημερώνεται δυναμικά ανάλογα με τις αλλαγές των δεδομένων.</w:t>
-      </w:r>
     </w:p>
     <w:p>
       <w:pPr>
@@ -13959,6 +20415,140 @@
           <w:szCs w:val="24"/>
         </w:rPr>
       </w:pPr>
+      <w:r>
+        <w:rPr>
+          <w:rFonts w:ascii="Verdana" w:hAnsi="Verdana"/>
+          <w:sz w:val="24"/>
+          <w:szCs w:val="24"/>
+        </w:rPr>
+        <w:t xml:space="preserve">Ένα ακόμη βασικό στοιχείο είναι η ενσωμάτωση του </w:t>
+      </w:r>
+      <w:proofErr w:type="spellStart"/>
+      <w:r>
+        <w:rPr>
+          <w:rFonts w:ascii="Verdana" w:hAnsi="Verdana"/>
+          <w:sz w:val="24"/>
+          <w:szCs w:val="24"/>
+        </w:rPr>
+        <w:t>Compose</w:t>
+      </w:r>
+      <w:proofErr w:type="spellEnd"/>
+      <w:r>
+        <w:rPr>
+          <w:rFonts w:ascii="Verdana" w:hAnsi="Verdana"/>
+          <w:sz w:val="24"/>
+          <w:szCs w:val="24"/>
+        </w:rPr>
+        <w:t xml:space="preserve"> με τις υπάρχουσες τεχνολογίες, όπως το </w:t>
+      </w:r>
+      <w:proofErr w:type="spellStart"/>
+      <w:r>
+        <w:rPr>
+          <w:rFonts w:ascii="Verdana" w:hAnsi="Verdana"/>
+          <w:sz w:val="24"/>
+          <w:szCs w:val="24"/>
+        </w:rPr>
+        <w:t>ViewModel</w:t>
+      </w:r>
+      <w:proofErr w:type="spellEnd"/>
+      <w:r>
+        <w:rPr>
+          <w:rFonts w:ascii="Verdana" w:hAnsi="Verdana"/>
+          <w:sz w:val="24"/>
+          <w:szCs w:val="24"/>
+        </w:rPr>
+        <w:t xml:space="preserve"> και το </w:t>
+      </w:r>
+      <w:proofErr w:type="spellStart"/>
+      <w:r>
+        <w:rPr>
+          <w:rFonts w:ascii="Verdana" w:hAnsi="Verdana"/>
+          <w:sz w:val="24"/>
+          <w:szCs w:val="24"/>
+        </w:rPr>
+        <w:t>LiveData</w:t>
+      </w:r>
+      <w:proofErr w:type="spellEnd"/>
+      <w:r>
+        <w:rPr>
+          <w:rFonts w:ascii="Verdana" w:hAnsi="Verdana"/>
+          <w:sz w:val="24"/>
+          <w:szCs w:val="24"/>
+        </w:rPr>
+        <w:t xml:space="preserve">, ώστε να διασφαλιστεί η αρμονική συνύπαρξη των δύο προσεγγίσεων. Στην υλοποίηση της παρούσας εργασίας, χρησιμοποιήθηκε το </w:t>
+      </w:r>
+      <w:proofErr w:type="spellStart"/>
+      <w:r>
+        <w:rPr>
+          <w:rFonts w:ascii="Verdana" w:hAnsi="Verdana"/>
+          <w:sz w:val="24"/>
+          <w:szCs w:val="24"/>
+        </w:rPr>
+        <w:t>ViewModel</w:t>
+      </w:r>
+      <w:proofErr w:type="spellEnd"/>
+      <w:r>
+        <w:rPr>
+          <w:rFonts w:ascii="Verdana" w:hAnsi="Verdana"/>
+          <w:sz w:val="24"/>
+          <w:szCs w:val="24"/>
+        </w:rPr>
+        <w:t xml:space="preserve"> ως γέφυρα μεταξύ του </w:t>
+      </w:r>
+      <w:proofErr w:type="spellStart"/>
+      <w:r>
+        <w:rPr>
+          <w:rFonts w:ascii="Verdana" w:hAnsi="Verdana"/>
+          <w:sz w:val="24"/>
+          <w:szCs w:val="24"/>
+        </w:rPr>
+        <w:t>Compose</w:t>
+      </w:r>
+      <w:proofErr w:type="spellEnd"/>
+      <w:r>
+        <w:rPr>
+          <w:rFonts w:ascii="Verdana" w:hAnsi="Verdana"/>
+          <w:sz w:val="24"/>
+          <w:szCs w:val="24"/>
+        </w:rPr>
+        <w:t xml:space="preserve"> και του </w:t>
+      </w:r>
+      <w:proofErr w:type="spellStart"/>
+      <w:r>
+        <w:rPr>
+          <w:rFonts w:ascii="Verdana" w:hAnsi="Verdana"/>
+          <w:sz w:val="24"/>
+          <w:szCs w:val="24"/>
+        </w:rPr>
+        <w:t>business</w:t>
+      </w:r>
+      <w:proofErr w:type="spellEnd"/>
+      <w:r>
+        <w:rPr>
+          <w:rFonts w:ascii="Verdana" w:hAnsi="Verdana"/>
+          <w:sz w:val="24"/>
+          <w:szCs w:val="24"/>
+        </w:rPr>
+        <w:t xml:space="preserve"> </w:t>
+      </w:r>
+      <w:proofErr w:type="spellStart"/>
+      <w:r>
+        <w:rPr>
+          <w:rFonts w:ascii="Verdana" w:hAnsi="Verdana"/>
+          <w:sz w:val="24"/>
+          <w:szCs w:val="24"/>
+        </w:rPr>
+        <w:t>logic</w:t>
+      </w:r>
+      <w:proofErr w:type="spellEnd"/>
+      <w:r>
+        <w:rPr>
+          <w:rFonts w:ascii="Verdana" w:hAnsi="Verdana"/>
+          <w:sz w:val="24"/>
+          <w:szCs w:val="24"/>
+        </w:rPr>
+        <w:t xml:space="preserve"> της εφαρμογής, διασφαλίζοντας ότι το UI ενημερώνεται δυναμικά ανάλογα με τις αλλαγές των δεδομένων.</w:t>
+      </w:r>
     </w:p>
     <w:p>
       <w:pPr>
@@ -13987,13 +20577,171 @@
           <w:szCs w:val="24"/>
         </w:rPr>
       </w:pPr>
-      <w:r>
-        <w:rPr>
-          <w:rFonts w:ascii="Verdana" w:hAnsi="Verdana"/>
-          <w:sz w:val="24"/>
-          <w:szCs w:val="24"/>
-        </w:rPr>
-        <w:t>Τέλος, η προσεκτική χρήση των θεμάτων και των στυλιστικών προσαρμογών στο Compose επιτρέπει την εύκολη διαχείριση της εμφάνισης της εφαρμογής, προσφέροντας μία ομοιόμορφη εμπειρία χρήστη. Η χρήση του MaterialTheme και των color schemes συμβάλλει στην ταχύτατη ανάπτυξη εφαρμογών με επαγγελματική εμφάνιση και αίσθηση. Με αυτά τα δεδομένα, το Jetpack Compose αποτελεί μία τεχνολογία που αναμφίβολα θα κυριαρχήσει στο μέλλον της ανάπτυξης Android εφαρμογών.</w:t>
+    </w:p>
+    <w:p>
+      <w:pPr>
+        <w:tabs>
+          <w:tab w:val="left" w:pos="5313"/>
+        </w:tabs>
+        <w:ind w:left="-709" w:right="-766"/>
+        <w:jc w:val="both"/>
+        <w:rPr>
+          <w:rFonts w:ascii="Verdana" w:hAnsi="Verdana"/>
+          <w:sz w:val="24"/>
+          <w:szCs w:val="24"/>
+        </w:rPr>
+      </w:pPr>
+      <w:r>
+        <w:rPr>
+          <w:rFonts w:ascii="Verdana" w:hAnsi="Verdana"/>
+          <w:sz w:val="24"/>
+          <w:szCs w:val="24"/>
+        </w:rPr>
+        <w:t xml:space="preserve">Τέλος, η προσεκτική χρήση των θεμάτων και των </w:t>
+      </w:r>
+      <w:proofErr w:type="spellStart"/>
+      <w:r>
+        <w:rPr>
+          <w:rFonts w:ascii="Verdana" w:hAnsi="Verdana"/>
+          <w:sz w:val="24"/>
+          <w:szCs w:val="24"/>
+        </w:rPr>
+        <w:t>στυλιστικών</w:t>
+      </w:r>
+      <w:proofErr w:type="spellEnd"/>
+      <w:r>
+        <w:rPr>
+          <w:rFonts w:ascii="Verdana" w:hAnsi="Verdana"/>
+          <w:sz w:val="24"/>
+          <w:szCs w:val="24"/>
+        </w:rPr>
+        <w:t xml:space="preserve"> προσαρμογών στο </w:t>
+      </w:r>
+      <w:proofErr w:type="spellStart"/>
+      <w:r>
+        <w:rPr>
+          <w:rFonts w:ascii="Verdana" w:hAnsi="Verdana"/>
+          <w:sz w:val="24"/>
+          <w:szCs w:val="24"/>
+        </w:rPr>
+        <w:t>Compose</w:t>
+      </w:r>
+      <w:proofErr w:type="spellEnd"/>
+      <w:r>
+        <w:rPr>
+          <w:rFonts w:ascii="Verdana" w:hAnsi="Verdana"/>
+          <w:sz w:val="24"/>
+          <w:szCs w:val="24"/>
+        </w:rPr>
+        <w:t xml:space="preserve"> επιτρέπει την εύκολη διαχείριση της εμφάνισης της εφαρμογής, προσφέροντας μία ομοιόμορφη εμπειρία χρήστη. Η χρήση του </w:t>
+      </w:r>
+      <w:proofErr w:type="spellStart"/>
+      <w:r>
+        <w:rPr>
+          <w:rFonts w:ascii="Verdana" w:hAnsi="Verdana"/>
+          <w:sz w:val="24"/>
+          <w:szCs w:val="24"/>
+        </w:rPr>
+        <w:t>MaterialTheme</w:t>
+      </w:r>
+      <w:proofErr w:type="spellEnd"/>
+      <w:r>
+        <w:rPr>
+          <w:rFonts w:ascii="Verdana" w:hAnsi="Verdana"/>
+          <w:sz w:val="24"/>
+          <w:szCs w:val="24"/>
+        </w:rPr>
+        <w:t xml:space="preserve"> και των </w:t>
+      </w:r>
+      <w:proofErr w:type="spellStart"/>
+      <w:r>
+        <w:rPr>
+          <w:rFonts w:ascii="Verdana" w:hAnsi="Verdana"/>
+          <w:sz w:val="24"/>
+          <w:szCs w:val="24"/>
+        </w:rPr>
+        <w:t>color</w:t>
+      </w:r>
+      <w:proofErr w:type="spellEnd"/>
+      <w:r>
+        <w:rPr>
+          <w:rFonts w:ascii="Verdana" w:hAnsi="Verdana"/>
+          <w:sz w:val="24"/>
+          <w:szCs w:val="24"/>
+        </w:rPr>
+        <w:t xml:space="preserve"> </w:t>
+      </w:r>
+      <w:proofErr w:type="spellStart"/>
+      <w:r>
+        <w:rPr>
+          <w:rFonts w:ascii="Verdana" w:hAnsi="Verdana"/>
+          <w:sz w:val="24"/>
+          <w:szCs w:val="24"/>
+        </w:rPr>
+        <w:t>schemes</w:t>
+      </w:r>
+      <w:proofErr w:type="spellEnd"/>
+      <w:r>
+        <w:rPr>
+          <w:rFonts w:ascii="Verdana" w:hAnsi="Verdana"/>
+          <w:sz w:val="24"/>
+          <w:szCs w:val="24"/>
+        </w:rPr>
+        <w:t xml:space="preserve"> συμβάλλει στην ταχύτατη ανάπτυξη εφαρμογών με επαγγελματική εμφάνιση και αίσθηση. Με αυτά τα δεδομένα, το </w:t>
+      </w:r>
+      <w:proofErr w:type="spellStart"/>
+      <w:r>
+        <w:rPr>
+          <w:rFonts w:ascii="Verdana" w:hAnsi="Verdana"/>
+          <w:sz w:val="24"/>
+          <w:szCs w:val="24"/>
+        </w:rPr>
+        <w:t>Jetpack</w:t>
+      </w:r>
+      <w:proofErr w:type="spellEnd"/>
+      <w:r>
+        <w:rPr>
+          <w:rFonts w:ascii="Verdana" w:hAnsi="Verdana"/>
+          <w:sz w:val="24"/>
+          <w:szCs w:val="24"/>
+        </w:rPr>
+        <w:t xml:space="preserve"> </w:t>
+      </w:r>
+      <w:proofErr w:type="spellStart"/>
+      <w:r>
+        <w:rPr>
+          <w:rFonts w:ascii="Verdana" w:hAnsi="Verdana"/>
+          <w:sz w:val="24"/>
+          <w:szCs w:val="24"/>
+        </w:rPr>
+        <w:t>Compose</w:t>
+      </w:r>
+      <w:proofErr w:type="spellEnd"/>
+      <w:r>
+        <w:rPr>
+          <w:rFonts w:ascii="Verdana" w:hAnsi="Verdana"/>
+          <w:sz w:val="24"/>
+          <w:szCs w:val="24"/>
+        </w:rPr>
+        <w:t xml:space="preserve"> αποτελεί μία τεχνολογία που αναμφίβολα θα κυριαρχήσει στο μέλλον της ανάπτυξης </w:t>
+      </w:r>
+      <w:proofErr w:type="spellStart"/>
+      <w:r>
+        <w:rPr>
+          <w:rFonts w:ascii="Verdana" w:hAnsi="Verdana"/>
+          <w:sz w:val="24"/>
+          <w:szCs w:val="24"/>
+        </w:rPr>
+        <w:t>Android</w:t>
+      </w:r>
+      <w:proofErr w:type="spellEnd"/>
+      <w:r>
+        <w:rPr>
+          <w:rFonts w:ascii="Verdana" w:hAnsi="Verdana"/>
+          <w:sz w:val="24"/>
+          <w:szCs w:val="24"/>
+        </w:rPr>
+        <w:t xml:space="preserve"> εφαρμογών.</w:t>
       </w:r>
     </w:p>
     <w:p>
@@ -14119,20 +20867,22 @@
           <w:rFonts w:ascii="Verdana" w:hAnsi="Verdana"/>
           <w:sz w:val="24"/>
           <w:szCs w:val="24"/>
-        </w:rPr>
-      </w:pPr>
-    </w:p>
-    <w:p>
-      <w:pPr>
-        <w:tabs>
-          <w:tab w:val="left" w:pos="5313"/>
-        </w:tabs>
-        <w:ind w:left="-1134" w:right="-1050"/>
-        <w:jc w:val="both"/>
-        <w:rPr>
-          <w:rFonts w:ascii="Verdana" w:hAnsi="Verdana"/>
-          <w:sz w:val="24"/>
-          <w:szCs w:val="24"/>
+          <w:lang w:val="en-US"/>
+        </w:rPr>
+      </w:pPr>
+    </w:p>
+    <w:p>
+      <w:pPr>
+        <w:tabs>
+          <w:tab w:val="left" w:pos="5313"/>
+        </w:tabs>
+        <w:ind w:right="-1050"/>
+        <w:jc w:val="both"/>
+        <w:rPr>
+          <w:rFonts w:ascii="Verdana" w:hAnsi="Verdana"/>
+          <w:sz w:val="24"/>
+          <w:szCs w:val="24"/>
+          <w:lang w:val="en-US"/>
         </w:rPr>
       </w:pPr>
     </w:p>
@@ -14249,7 +20999,7 @@
         </w:rPr>
         <w:t xml:space="preserve"> (</w:t>
       </w:r>
-      <w:hyperlink r:id="rId21" w:history="1">
+      <w:hyperlink r:id="rId24" w:history="1">
         <w:r>
           <w:rPr>
             <w:rStyle w:val="-"/>
@@ -14330,7 +21080,7 @@
         </w:rPr>
         <w:t xml:space="preserve"> (</w:t>
       </w:r>
-      <w:hyperlink r:id="rId22" w:history="1">
+      <w:hyperlink r:id="rId25" w:history="1">
         <w:r>
           <w:rPr>
             <w:rStyle w:val="-"/>
@@ -14402,6 +21152,7 @@
         </w:rPr>
         <w:t xml:space="preserve"> </w:t>
       </w:r>
+      <w:proofErr w:type="spellStart"/>
       <w:r>
         <w:rPr>
           <w:rFonts w:ascii="Verdana" w:hAnsi="Verdana"/>
@@ -14411,6 +21162,7 @@
         </w:rPr>
         <w:t>GeeksForGeeks</w:t>
       </w:r>
+      <w:proofErr w:type="spellEnd"/>
     </w:p>
     <w:p>
       <w:pPr>
@@ -14423,6 +21175,7 @@
           <w:rFonts w:ascii="Verdana" w:hAnsi="Verdana"/>
           <w:sz w:val="24"/>
           <w:szCs w:val="24"/>
+          <w:lang w:val="en-US"/>
         </w:rPr>
       </w:pPr>
       <w:r>
@@ -14434,7 +21187,7 @@
         </w:rPr>
         <w:t>(</w:t>
       </w:r>
-      <w:hyperlink r:id="rId23" w:history="1">
+      <w:hyperlink r:id="rId26" w:history="1">
         <w:r>
           <w:rPr>
             <w:rStyle w:val="-"/>
@@ -14467,6 +21220,7 @@
           <w:rFonts w:ascii="Verdana" w:hAnsi="Verdana"/>
           <w:sz w:val="24"/>
           <w:szCs w:val="24"/>
+          <w:lang w:val="en-US"/>
         </w:rPr>
       </w:pPr>
     </w:p>
@@ -14526,7 +21280,7 @@
         </w:rPr>
         <w:t>(</w:t>
       </w:r>
-      <w:hyperlink r:id="rId24" w:history="1">
+      <w:hyperlink r:id="rId27" w:history="1">
         <w:r>
           <w:rPr>
             <w:rStyle w:val="-"/>
@@ -14534,25 +21288,7 @@
             <w:sz w:val="24"/>
             <w:szCs w:val="24"/>
           </w:rPr>
-          <w:t>https://medium.com/mindorks/learn-jetpack-compose-for-android-by-examples-a14</w:t>
-        </w:r>
-        <w:r>
-          <w:rPr>
-            <w:rStyle w:val="-"/>
-            <w:rFonts w:ascii="Verdana" w:hAnsi="Verdana"/>
-            <w:sz w:val="24"/>
-            <w:szCs w:val="24"/>
-          </w:rPr>
-          <w:t>6</w:t>
-        </w:r>
-        <w:r>
-          <w:rPr>
-            <w:rStyle w:val="-"/>
-            <w:rFonts w:ascii="Verdana" w:hAnsi="Verdana"/>
-            <w:sz w:val="24"/>
-            <w:szCs w:val="24"/>
-          </w:rPr>
-          <w:t>1f6388a</w:t>
+          <w:t>https://medium.com/mindorks/learn-jetpack-compose-for-android-by-examples-a1461f6388a</w:t>
         </w:r>
       </w:hyperlink>
       <w:r>
@@ -14613,6 +21349,7 @@
         </w:rPr>
         <w:t xml:space="preserve"> </w:t>
       </w:r>
+      <w:proofErr w:type="spellStart"/>
       <w:r>
         <w:rPr>
           <w:rFonts w:ascii="Verdana" w:hAnsi="Verdana"/>
@@ -14622,6 +21359,7 @@
         </w:rPr>
         <w:t>jetpackcompose</w:t>
       </w:r>
+      <w:proofErr w:type="spellEnd"/>
       <w:r>
         <w:rPr>
           <w:rFonts w:ascii="Verdana" w:hAnsi="Verdana"/>
@@ -14654,7 +21392,7 @@
           <w:szCs w:val="24"/>
         </w:rPr>
         <w:drawing>
-          <wp:anchor distT="0" distB="0" distL="114300" distR="114300" simplePos="0" relativeHeight="251673600" behindDoc="1" locked="0" layoutInCell="1" allowOverlap="1" wp14:anchorId="7FCAA1C0" wp14:editId="1B2D5F5E">
+          <wp:anchor distT="0" distB="0" distL="114300" distR="114300" simplePos="0" relativeHeight="251673600" behindDoc="1" locked="0" layoutInCell="1" allowOverlap="1" wp14:anchorId="7FCAA1C0" wp14:editId="7957F666">
             <wp:simplePos x="0" y="0"/>
             <wp:positionH relativeFrom="margin">
               <wp:align>center</wp:align>
@@ -14685,7 +21423,7 @@
                     <pic:cNvPicPr/>
                   </pic:nvPicPr>
                   <pic:blipFill>
-                    <a:blip r:embed="rId25" cstate="print">
+                    <a:blip r:embed="rId28" cstate="print">
                       <a:extLst>
                         <a:ext uri="{28A0092B-C50C-407E-A947-70E740481C1C}">
                           <a14:useLocalDpi xmlns:a14="http://schemas.microsoft.com/office/drawing/2010/main" val="0"/>
@@ -14726,7 +21464,7 @@
         </w:rPr>
         <w:t>(</w:t>
       </w:r>
-      <w:hyperlink r:id="rId26" w:history="1">
+      <w:hyperlink r:id="rId29" w:history="1">
         <w:r>
           <w:rPr>
             <w:rStyle w:val="-"/>
@@ -14749,7 +21487,7 @@
       </w:r>
     </w:p>
     <w:sectPr>
-      <w:footerReference w:type="default" r:id="rId27"/>
+      <w:footerReference w:type="default" r:id="rId30"/>
       <w:pgSz w:w="11906" w:h="16838"/>
       <w:pgMar w:top="1418" w:right="1800" w:bottom="1440" w:left="1800" w:header="708" w:footer="708" w:gutter="0"/>
       <w:pgBorders w:offsetFrom="page">

--- a/Αναφορά_p3210210.docx
+++ b/Αναφορά_p3210210.docx
@@ -298,7 +298,7 @@
           <w:szCs w:val="28"/>
         </w:rPr>
         <w:drawing>
-          <wp:anchor distT="0" distB="0" distL="114300" distR="114300" simplePos="0" relativeHeight="251660288" behindDoc="1" locked="0" layoutInCell="1" allowOverlap="1" wp14:anchorId="72E973FC" wp14:editId="0BCA4C0F">
+          <wp:anchor distT="0" distB="0" distL="114300" distR="114300" simplePos="0" relativeHeight="251660288" behindDoc="1" locked="0" layoutInCell="1" allowOverlap="1" wp14:anchorId="72E973FC" wp14:editId="014BD459">
             <wp:simplePos x="0" y="0"/>
             <wp:positionH relativeFrom="margin">
               <wp:align>center</wp:align>
@@ -1284,7 +1284,151 @@
           <w:sz w:val="24"/>
           <w:szCs w:val="24"/>
         </w:rPr>
-        <w:t>Η παρούσα πτυχιακή εργασία διερευνά τη μετάβαση μιας υπάρχουσας Android εφαρμογής από την παραδοσιακή αρχιτεκτονική, που βασίζεται σε XML layouts και Activities/Fragments, σε μια σύγχρονη προσέγγιση με τη χρήση του Jetpack Compose. Ο κύριος στόχος αυτής της μετάβασης ήταν η βελτίωση της διαχείρισης του κώδικα, η αύξηση της επαναχρησιμοποίησης των UI components και η βελτιστοποίηση της απόδοσης και συντηρησιμότητας της εφαρμογής. Η εργασία αναδεικνύει τόσο τα οφέλη όσο και τις προκλήσεις αυτής της αλλαγής, προσφέροντας μια ολοκληρωμένη ανάλυση της διαδικασίας και των αποτελεσμάτων της.</w:t>
+        <w:t xml:space="preserve">Η παρούσα πτυχιακή εργασία διερευνά τη μετάβαση μιας υπάρχουσας </w:t>
+      </w:r>
+      <w:proofErr w:type="spellStart"/>
+      <w:r>
+        <w:rPr>
+          <w:rFonts w:ascii="Verdana" w:hAnsi="Verdana"/>
+          <w:sz w:val="24"/>
+          <w:szCs w:val="24"/>
+        </w:rPr>
+        <w:t>Android</w:t>
+      </w:r>
+      <w:proofErr w:type="spellEnd"/>
+      <w:r>
+        <w:rPr>
+          <w:rFonts w:ascii="Verdana" w:hAnsi="Verdana"/>
+          <w:sz w:val="24"/>
+          <w:szCs w:val="24"/>
+        </w:rPr>
+        <w:t xml:space="preserve"> εφαρμογής από την παραδοσιακή αρχιτεκτονική, που βασίζεται σε XML </w:t>
+      </w:r>
+      <w:proofErr w:type="spellStart"/>
+      <w:r>
+        <w:rPr>
+          <w:rFonts w:ascii="Verdana" w:hAnsi="Verdana"/>
+          <w:sz w:val="24"/>
+          <w:szCs w:val="24"/>
+        </w:rPr>
+        <w:t>layouts</w:t>
+      </w:r>
+      <w:proofErr w:type="spellEnd"/>
+      <w:r>
+        <w:rPr>
+          <w:rFonts w:ascii="Verdana" w:hAnsi="Verdana"/>
+          <w:sz w:val="24"/>
+          <w:szCs w:val="24"/>
+        </w:rPr>
+        <w:t xml:space="preserve"> και </w:t>
+      </w:r>
+      <w:proofErr w:type="spellStart"/>
+      <w:r>
+        <w:rPr>
+          <w:rFonts w:ascii="Verdana" w:hAnsi="Verdana"/>
+          <w:sz w:val="24"/>
+          <w:szCs w:val="24"/>
+        </w:rPr>
+        <w:t>Activities</w:t>
+      </w:r>
+      <w:proofErr w:type="spellEnd"/>
+      <w:r>
+        <w:rPr>
+          <w:rFonts w:ascii="Verdana" w:hAnsi="Verdana"/>
+          <w:sz w:val="24"/>
+          <w:szCs w:val="24"/>
+        </w:rPr>
+        <w:t>/</w:t>
+      </w:r>
+      <w:proofErr w:type="spellStart"/>
+      <w:r>
+        <w:rPr>
+          <w:rFonts w:ascii="Verdana" w:hAnsi="Verdana"/>
+          <w:sz w:val="24"/>
+          <w:szCs w:val="24"/>
+        </w:rPr>
+        <w:t>Fragments</w:t>
+      </w:r>
+      <w:proofErr w:type="spellEnd"/>
+      <w:r>
+        <w:rPr>
+          <w:rFonts w:ascii="Verdana" w:hAnsi="Verdana"/>
+          <w:sz w:val="24"/>
+          <w:szCs w:val="24"/>
+        </w:rPr>
+        <w:t xml:space="preserve">, σε μια σύγχρονη προσέγγιση με τη χρήση του </w:t>
+      </w:r>
+      <w:proofErr w:type="spellStart"/>
+      <w:r>
+        <w:rPr>
+          <w:rFonts w:ascii="Verdana" w:hAnsi="Verdana"/>
+          <w:sz w:val="24"/>
+          <w:szCs w:val="24"/>
+        </w:rPr>
+        <w:t>Jetpack</w:t>
+      </w:r>
+      <w:proofErr w:type="spellEnd"/>
+      <w:r>
+        <w:rPr>
+          <w:rFonts w:ascii="Verdana" w:hAnsi="Verdana"/>
+          <w:sz w:val="24"/>
+          <w:szCs w:val="24"/>
+        </w:rPr>
+        <w:t xml:space="preserve"> </w:t>
+      </w:r>
+      <w:proofErr w:type="spellStart"/>
+      <w:r>
+        <w:rPr>
+          <w:rFonts w:ascii="Verdana" w:hAnsi="Verdana"/>
+          <w:sz w:val="24"/>
+          <w:szCs w:val="24"/>
+        </w:rPr>
+        <w:t>Compose</w:t>
+      </w:r>
+      <w:proofErr w:type="spellEnd"/>
+      <w:r>
+        <w:rPr>
+          <w:rFonts w:ascii="Verdana" w:hAnsi="Verdana"/>
+          <w:sz w:val="24"/>
+          <w:szCs w:val="24"/>
+        </w:rPr>
+        <w:t xml:space="preserve">. Ο κύριος στόχος αυτής της μετάβασης ήταν η βελτίωση της διαχείρισης του κώδικα, η αύξηση της επαναχρησιμοποίησης των UI </w:t>
+      </w:r>
+      <w:proofErr w:type="spellStart"/>
+      <w:r>
+        <w:rPr>
+          <w:rFonts w:ascii="Verdana" w:hAnsi="Verdana"/>
+          <w:sz w:val="24"/>
+          <w:szCs w:val="24"/>
+        </w:rPr>
+        <w:t>components</w:t>
+      </w:r>
+      <w:proofErr w:type="spellEnd"/>
+      <w:r>
+        <w:rPr>
+          <w:rFonts w:ascii="Verdana" w:hAnsi="Verdana"/>
+          <w:sz w:val="24"/>
+          <w:szCs w:val="24"/>
+        </w:rPr>
+        <w:t xml:space="preserve"> και η βελτιστοποίηση της απόδοσης και </w:t>
+      </w:r>
+      <w:proofErr w:type="spellStart"/>
+      <w:r>
+        <w:rPr>
+          <w:rFonts w:ascii="Verdana" w:hAnsi="Verdana"/>
+          <w:sz w:val="24"/>
+          <w:szCs w:val="24"/>
+        </w:rPr>
+        <w:t>συντηρησιμότητας</w:t>
+      </w:r>
+      <w:proofErr w:type="spellEnd"/>
+      <w:r>
+        <w:rPr>
+          <w:rFonts w:ascii="Verdana" w:hAnsi="Verdana"/>
+          <w:sz w:val="24"/>
+          <w:szCs w:val="24"/>
+        </w:rPr>
+        <w:t xml:space="preserve"> της εφαρμογής. Η εργασία αναδεικνύει τόσο τα οφέλη όσο και τις προκλήσεις αυτής της αλλαγής, προσφέροντας μια ολοκληρωμένη ανάλυση της διαδικασίας και των αποτελεσμάτων της.</w:t>
       </w:r>
     </w:p>
     <w:p>
@@ -1374,7 +1518,187 @@
           <w:sz w:val="24"/>
           <w:szCs w:val="24"/>
         </w:rPr>
-        <w:t>Η εφαρμογή αρχικά βασιζόταν σε XML αρχεία για τον σχεδιασμό της διεπαφής χρήστη και σε Activities/Fragments για τη διαχείριση της λογικής. Αυτή η προσέγγιση, αν και ευρέως διαδεδομένη, παρουσίαζε σημαντικά μειονεκτήματα, όπως δυσκολία στην επαναχρησιμοποίηση κώδικα, κατακερματισμό της λογικής και ανάγκη για εκτεταμένο boilerplate code. Για να αντιμετωπιστούν αυτά τα ζητήματα, υιοθετήθηκε το Jetpack Compose, ένα σύγχρονο toolkit της Google που επιτρέπει τη δημιουργία UI μέσω δηλωτικού κώδικα σε Kotlin.</w:t>
+        <w:t xml:space="preserve">Η εφαρμογή αρχικά βασιζόταν σε XML αρχεία για τον σχεδιασμό της </w:t>
+      </w:r>
+      <w:proofErr w:type="spellStart"/>
+      <w:r>
+        <w:rPr>
+          <w:rFonts w:ascii="Verdana" w:hAnsi="Verdana"/>
+          <w:sz w:val="24"/>
+          <w:szCs w:val="24"/>
+        </w:rPr>
+        <w:t>διεπαφής</w:t>
+      </w:r>
+      <w:proofErr w:type="spellEnd"/>
+      <w:r>
+        <w:rPr>
+          <w:rFonts w:ascii="Verdana" w:hAnsi="Verdana"/>
+          <w:sz w:val="24"/>
+          <w:szCs w:val="24"/>
+        </w:rPr>
+        <w:t xml:space="preserve"> χρήστη και σε </w:t>
+      </w:r>
+      <w:proofErr w:type="spellStart"/>
+      <w:r>
+        <w:rPr>
+          <w:rFonts w:ascii="Verdana" w:hAnsi="Verdana"/>
+          <w:sz w:val="24"/>
+          <w:szCs w:val="24"/>
+        </w:rPr>
+        <w:t>Activities</w:t>
+      </w:r>
+      <w:proofErr w:type="spellEnd"/>
+      <w:r>
+        <w:rPr>
+          <w:rFonts w:ascii="Verdana" w:hAnsi="Verdana"/>
+          <w:sz w:val="24"/>
+          <w:szCs w:val="24"/>
+        </w:rPr>
+        <w:t>/</w:t>
+      </w:r>
+      <w:proofErr w:type="spellStart"/>
+      <w:r>
+        <w:rPr>
+          <w:rFonts w:ascii="Verdana" w:hAnsi="Verdana"/>
+          <w:sz w:val="24"/>
+          <w:szCs w:val="24"/>
+        </w:rPr>
+        <w:t>Fragments</w:t>
+      </w:r>
+      <w:proofErr w:type="spellEnd"/>
+      <w:r>
+        <w:rPr>
+          <w:rFonts w:ascii="Verdana" w:hAnsi="Verdana"/>
+          <w:sz w:val="24"/>
+          <w:szCs w:val="24"/>
+        </w:rPr>
+        <w:t xml:space="preserve"> για τη διαχείριση της λογικής. Αυτή η προσέγγιση, αν και ευρέως διαδεδομένη, παρουσίαζε σημαντικά μειονεκτήματα, όπως δυσκολία στην επαναχρησιμοποίηση κώδικα, κατακερματισμό της λογικής και ανάγκη για εκτεταμένο </w:t>
+      </w:r>
+      <w:proofErr w:type="spellStart"/>
+      <w:r>
+        <w:rPr>
+          <w:rFonts w:ascii="Verdana" w:hAnsi="Verdana"/>
+          <w:sz w:val="24"/>
+          <w:szCs w:val="24"/>
+        </w:rPr>
+        <w:t>boilerplate</w:t>
+      </w:r>
+      <w:proofErr w:type="spellEnd"/>
+      <w:r>
+        <w:rPr>
+          <w:rFonts w:ascii="Verdana" w:hAnsi="Verdana"/>
+          <w:sz w:val="24"/>
+          <w:szCs w:val="24"/>
+        </w:rPr>
+        <w:t xml:space="preserve"> </w:t>
+      </w:r>
+      <w:proofErr w:type="spellStart"/>
+      <w:r>
+        <w:rPr>
+          <w:rFonts w:ascii="Verdana" w:hAnsi="Verdana"/>
+          <w:sz w:val="24"/>
+          <w:szCs w:val="24"/>
+        </w:rPr>
+        <w:t>code</w:t>
+      </w:r>
+      <w:proofErr w:type="spellEnd"/>
+      <w:r>
+        <w:rPr>
+          <w:rFonts w:ascii="Verdana" w:hAnsi="Verdana"/>
+          <w:sz w:val="24"/>
+          <w:szCs w:val="24"/>
+        </w:rPr>
+        <w:t xml:space="preserve">. Για να αντιμετωπιστούν αυτά τα ζητήματα, υιοθετήθηκε το </w:t>
+      </w:r>
+      <w:proofErr w:type="spellStart"/>
+      <w:r>
+        <w:rPr>
+          <w:rFonts w:ascii="Verdana" w:hAnsi="Verdana"/>
+          <w:sz w:val="24"/>
+          <w:szCs w:val="24"/>
+        </w:rPr>
+        <w:t>Jetpack</w:t>
+      </w:r>
+      <w:proofErr w:type="spellEnd"/>
+      <w:r>
+        <w:rPr>
+          <w:rFonts w:ascii="Verdana" w:hAnsi="Verdana"/>
+          <w:sz w:val="24"/>
+          <w:szCs w:val="24"/>
+        </w:rPr>
+        <w:t xml:space="preserve"> </w:t>
+      </w:r>
+      <w:proofErr w:type="spellStart"/>
+      <w:r>
+        <w:rPr>
+          <w:rFonts w:ascii="Verdana" w:hAnsi="Verdana"/>
+          <w:sz w:val="24"/>
+          <w:szCs w:val="24"/>
+        </w:rPr>
+        <w:t>Compose</w:t>
+      </w:r>
+      <w:proofErr w:type="spellEnd"/>
+      <w:r>
+        <w:rPr>
+          <w:rFonts w:ascii="Verdana" w:hAnsi="Verdana"/>
+          <w:sz w:val="24"/>
+          <w:szCs w:val="24"/>
+        </w:rPr>
+        <w:t xml:space="preserve">, ένα σύγχρονο </w:t>
+      </w:r>
+      <w:proofErr w:type="spellStart"/>
+      <w:r>
+        <w:rPr>
+          <w:rFonts w:ascii="Verdana" w:hAnsi="Verdana"/>
+          <w:sz w:val="24"/>
+          <w:szCs w:val="24"/>
+        </w:rPr>
+        <w:t>toolkit</w:t>
+      </w:r>
+      <w:proofErr w:type="spellEnd"/>
+      <w:r>
+        <w:rPr>
+          <w:rFonts w:ascii="Verdana" w:hAnsi="Verdana"/>
+          <w:sz w:val="24"/>
+          <w:szCs w:val="24"/>
+        </w:rPr>
+        <w:t xml:space="preserve"> της </w:t>
+      </w:r>
+      <w:proofErr w:type="spellStart"/>
+      <w:r>
+        <w:rPr>
+          <w:rFonts w:ascii="Verdana" w:hAnsi="Verdana"/>
+          <w:sz w:val="24"/>
+          <w:szCs w:val="24"/>
+        </w:rPr>
+        <w:t>Google</w:t>
+      </w:r>
+      <w:proofErr w:type="spellEnd"/>
+      <w:r>
+        <w:rPr>
+          <w:rFonts w:ascii="Verdana" w:hAnsi="Verdana"/>
+          <w:sz w:val="24"/>
+          <w:szCs w:val="24"/>
+        </w:rPr>
+        <w:t xml:space="preserve"> που επιτρέπει τη δημιουργία UI μέσω δηλωτικού κώδικα σε </w:t>
+      </w:r>
+      <w:proofErr w:type="spellStart"/>
+      <w:r>
+        <w:rPr>
+          <w:rFonts w:ascii="Verdana" w:hAnsi="Verdana"/>
+          <w:sz w:val="24"/>
+          <w:szCs w:val="24"/>
+        </w:rPr>
+        <w:t>Kotlin</w:t>
+      </w:r>
+      <w:proofErr w:type="spellEnd"/>
+      <w:r>
+        <w:rPr>
+          <w:rFonts w:ascii="Verdana" w:hAnsi="Verdana"/>
+          <w:sz w:val="24"/>
+          <w:szCs w:val="24"/>
+        </w:rPr>
+        <w:t>.</w:t>
       </w:r>
     </w:p>
     <w:p>
@@ -1480,7 +1804,241 @@
           <w:sz w:val="24"/>
           <w:szCs w:val="24"/>
         </w:rPr>
-        <w:t>Η μετάβαση πραγματοποιήθηκε σταδιακά, με την αντικατάσταση των XML layouts με ComposeViews και τη μετατροπή των Activities ώστε να περιλαμβάνουν μόνο ένα ComposeView ως container. Ο σχεδιασμός της διεπαφής μεταφέρθηκε σε Composable συναρτήσεις, οι οποίες ορίζονται σε ξεχωριστά αρχεία Kotlin. Για τη διαχείριση της κατάστασης και την επικοινωνία με το υπόλοιπο σύστημα, χρησιμοποιήθηκε το ViewModel, το οποίο ενσωματώνει αρχές όπως το State Hoisting και την επικοινωνία με LiveData ή Flow.</w:t>
+        <w:t xml:space="preserve">Η μετάβαση πραγματοποιήθηκε σταδιακά, με την αντικατάσταση των XML </w:t>
+      </w:r>
+      <w:proofErr w:type="spellStart"/>
+      <w:r>
+        <w:rPr>
+          <w:rFonts w:ascii="Verdana" w:hAnsi="Verdana"/>
+          <w:sz w:val="24"/>
+          <w:szCs w:val="24"/>
+        </w:rPr>
+        <w:t>layouts</w:t>
+      </w:r>
+      <w:proofErr w:type="spellEnd"/>
+      <w:r>
+        <w:rPr>
+          <w:rFonts w:ascii="Verdana" w:hAnsi="Verdana"/>
+          <w:sz w:val="24"/>
+          <w:szCs w:val="24"/>
+        </w:rPr>
+        <w:t xml:space="preserve"> με </w:t>
+      </w:r>
+      <w:proofErr w:type="spellStart"/>
+      <w:r>
+        <w:rPr>
+          <w:rFonts w:ascii="Verdana" w:hAnsi="Verdana"/>
+          <w:sz w:val="24"/>
+          <w:szCs w:val="24"/>
+        </w:rPr>
+        <w:t>ComposeViews</w:t>
+      </w:r>
+      <w:proofErr w:type="spellEnd"/>
+      <w:r>
+        <w:rPr>
+          <w:rFonts w:ascii="Verdana" w:hAnsi="Verdana"/>
+          <w:sz w:val="24"/>
+          <w:szCs w:val="24"/>
+        </w:rPr>
+        <w:t xml:space="preserve"> και τη μετατροπή των </w:t>
+      </w:r>
+      <w:proofErr w:type="spellStart"/>
+      <w:r>
+        <w:rPr>
+          <w:rFonts w:ascii="Verdana" w:hAnsi="Verdana"/>
+          <w:sz w:val="24"/>
+          <w:szCs w:val="24"/>
+        </w:rPr>
+        <w:t>Activities</w:t>
+      </w:r>
+      <w:proofErr w:type="spellEnd"/>
+      <w:r>
+        <w:rPr>
+          <w:rFonts w:ascii="Verdana" w:hAnsi="Verdana"/>
+          <w:sz w:val="24"/>
+          <w:szCs w:val="24"/>
+        </w:rPr>
+        <w:t xml:space="preserve"> ώστε να περιλαμβάνουν μόνο ένα </w:t>
+      </w:r>
+      <w:proofErr w:type="spellStart"/>
+      <w:r>
+        <w:rPr>
+          <w:rFonts w:ascii="Verdana" w:hAnsi="Verdana"/>
+          <w:sz w:val="24"/>
+          <w:szCs w:val="24"/>
+        </w:rPr>
+        <w:t>ComposeView</w:t>
+      </w:r>
+      <w:proofErr w:type="spellEnd"/>
+      <w:r>
+        <w:rPr>
+          <w:rFonts w:ascii="Verdana" w:hAnsi="Verdana"/>
+          <w:sz w:val="24"/>
+          <w:szCs w:val="24"/>
+        </w:rPr>
+        <w:t xml:space="preserve"> ως </w:t>
+      </w:r>
+      <w:proofErr w:type="spellStart"/>
+      <w:r>
+        <w:rPr>
+          <w:rFonts w:ascii="Verdana" w:hAnsi="Verdana"/>
+          <w:sz w:val="24"/>
+          <w:szCs w:val="24"/>
+        </w:rPr>
+        <w:t>container</w:t>
+      </w:r>
+      <w:proofErr w:type="spellEnd"/>
+      <w:r>
+        <w:rPr>
+          <w:rFonts w:ascii="Verdana" w:hAnsi="Verdana"/>
+          <w:sz w:val="24"/>
+          <w:szCs w:val="24"/>
+        </w:rPr>
+        <w:t xml:space="preserve">. Ο σχεδιασμός της </w:t>
+      </w:r>
+      <w:proofErr w:type="spellStart"/>
+      <w:r>
+        <w:rPr>
+          <w:rFonts w:ascii="Verdana" w:hAnsi="Verdana"/>
+          <w:sz w:val="24"/>
+          <w:szCs w:val="24"/>
+        </w:rPr>
+        <w:t>διεπαφής</w:t>
+      </w:r>
+      <w:proofErr w:type="spellEnd"/>
+      <w:r>
+        <w:rPr>
+          <w:rFonts w:ascii="Verdana" w:hAnsi="Verdana"/>
+          <w:sz w:val="24"/>
+          <w:szCs w:val="24"/>
+        </w:rPr>
+        <w:t xml:space="preserve"> μεταφέρθηκε σε </w:t>
+      </w:r>
+      <w:proofErr w:type="spellStart"/>
+      <w:r>
+        <w:rPr>
+          <w:rFonts w:ascii="Verdana" w:hAnsi="Verdana"/>
+          <w:sz w:val="24"/>
+          <w:szCs w:val="24"/>
+        </w:rPr>
+        <w:t>Composable</w:t>
+      </w:r>
+      <w:proofErr w:type="spellEnd"/>
+      <w:r>
+        <w:rPr>
+          <w:rFonts w:ascii="Verdana" w:hAnsi="Verdana"/>
+          <w:sz w:val="24"/>
+          <w:szCs w:val="24"/>
+        </w:rPr>
+        <w:t xml:space="preserve"> συναρτήσεις, οι οποίες ορίζονται σε ξεχωριστά αρχεία </w:t>
+      </w:r>
+      <w:proofErr w:type="spellStart"/>
+      <w:r>
+        <w:rPr>
+          <w:rFonts w:ascii="Verdana" w:hAnsi="Verdana"/>
+          <w:sz w:val="24"/>
+          <w:szCs w:val="24"/>
+        </w:rPr>
+        <w:t>Kotlin</w:t>
+      </w:r>
+      <w:proofErr w:type="spellEnd"/>
+      <w:r>
+        <w:rPr>
+          <w:rFonts w:ascii="Verdana" w:hAnsi="Verdana"/>
+          <w:sz w:val="24"/>
+          <w:szCs w:val="24"/>
+        </w:rPr>
+        <w:t>. Για τη διαχείριση της κατάστασης και την επικοινωνία με το υπόλοιπο σύστημα, χρησιμοποιήθηκε το </w:t>
+      </w:r>
+      <w:proofErr w:type="spellStart"/>
+      <w:r>
+        <w:rPr>
+          <w:rFonts w:ascii="Verdana" w:hAnsi="Verdana"/>
+          <w:sz w:val="24"/>
+          <w:szCs w:val="24"/>
+        </w:rPr>
+        <w:t>ViewModel</w:t>
+      </w:r>
+      <w:proofErr w:type="spellEnd"/>
+      <w:r>
+        <w:rPr>
+          <w:rFonts w:ascii="Verdana" w:hAnsi="Verdana"/>
+          <w:sz w:val="24"/>
+          <w:szCs w:val="24"/>
+        </w:rPr>
+        <w:t xml:space="preserve">, το οποίο ενσωματώνει αρχές όπως το </w:t>
+      </w:r>
+      <w:proofErr w:type="spellStart"/>
+      <w:r>
+        <w:rPr>
+          <w:rFonts w:ascii="Verdana" w:hAnsi="Verdana"/>
+          <w:sz w:val="24"/>
+          <w:szCs w:val="24"/>
+        </w:rPr>
+        <w:t>State</w:t>
+      </w:r>
+      <w:proofErr w:type="spellEnd"/>
+      <w:r>
+        <w:rPr>
+          <w:rFonts w:ascii="Verdana" w:hAnsi="Verdana"/>
+          <w:sz w:val="24"/>
+          <w:szCs w:val="24"/>
+        </w:rPr>
+        <w:t xml:space="preserve"> </w:t>
+      </w:r>
+      <w:proofErr w:type="spellStart"/>
+      <w:r>
+        <w:rPr>
+          <w:rFonts w:ascii="Verdana" w:hAnsi="Verdana"/>
+          <w:sz w:val="24"/>
+          <w:szCs w:val="24"/>
+        </w:rPr>
+        <w:t>Hoisting</w:t>
+      </w:r>
+      <w:proofErr w:type="spellEnd"/>
+      <w:r>
+        <w:rPr>
+          <w:rFonts w:ascii="Verdana" w:hAnsi="Verdana"/>
+          <w:sz w:val="24"/>
+          <w:szCs w:val="24"/>
+        </w:rPr>
+        <w:t xml:space="preserve"> και την επικοινωνία με </w:t>
+      </w:r>
+      <w:proofErr w:type="spellStart"/>
+      <w:r>
+        <w:rPr>
+          <w:rFonts w:ascii="Verdana" w:hAnsi="Verdana"/>
+          <w:sz w:val="24"/>
+          <w:szCs w:val="24"/>
+        </w:rPr>
+        <w:t>LiveData</w:t>
+      </w:r>
+      <w:proofErr w:type="spellEnd"/>
+      <w:r>
+        <w:rPr>
+          <w:rFonts w:ascii="Verdana" w:hAnsi="Verdana"/>
+          <w:sz w:val="24"/>
+          <w:szCs w:val="24"/>
+        </w:rPr>
+        <w:t xml:space="preserve"> ή </w:t>
+      </w:r>
+      <w:proofErr w:type="spellStart"/>
+      <w:r>
+        <w:rPr>
+          <w:rFonts w:ascii="Verdana" w:hAnsi="Verdana"/>
+          <w:sz w:val="24"/>
+          <w:szCs w:val="24"/>
+        </w:rPr>
+        <w:t>Flow</w:t>
+      </w:r>
+      <w:proofErr w:type="spellEnd"/>
+      <w:r>
+        <w:rPr>
+          <w:rFonts w:ascii="Verdana" w:hAnsi="Verdana"/>
+          <w:sz w:val="24"/>
+          <w:szCs w:val="24"/>
+        </w:rPr>
+        <w:t>.</w:t>
       </w:r>
     </w:p>
     <w:p>
@@ -1582,7 +2140,25 @@
           <w:sz w:val="24"/>
           <w:szCs w:val="24"/>
         </w:rPr>
-        <w:t xml:space="preserve"> Ο κώδικας γίνεται πιο ευανάγνωστος και συντηρήσιμος, καθώς περιγράφει το "τι" και όχι το "πώς" της διεπαφής.</w:t>
+        <w:t xml:space="preserve"> Ο κώδικας γίνεται πιο ευανάγνωστος και συντηρήσιμος, καθώς περιγράφει το "τι" και όχι το "πώς" της </w:t>
+      </w:r>
+      <w:proofErr w:type="spellStart"/>
+      <w:r>
+        <w:rPr>
+          <w:rFonts w:ascii="Verdana" w:hAnsi="Verdana"/>
+          <w:sz w:val="24"/>
+          <w:szCs w:val="24"/>
+        </w:rPr>
+        <w:t>διεπαφής</w:t>
+      </w:r>
+      <w:proofErr w:type="spellEnd"/>
+      <w:r>
+        <w:rPr>
+          <w:rFonts w:ascii="Verdana" w:hAnsi="Verdana"/>
+          <w:sz w:val="24"/>
+          <w:szCs w:val="24"/>
+        </w:rPr>
+        <w:t>.</w:t>
       </w:r>
     </w:p>
     <w:p>
@@ -1607,15 +2183,73 @@
           <w:sz w:val="24"/>
           <w:szCs w:val="24"/>
         </w:rPr>
-        <w:t>Επαναχρησιμοποίηση Components:</w:t>
-      </w:r>
-      <w:r>
-        <w:rPr>
-          <w:rFonts w:ascii="Verdana" w:hAnsi="Verdana"/>
-          <w:sz w:val="24"/>
-          <w:szCs w:val="24"/>
-        </w:rPr>
-        <w:t xml:space="preserve"> Τα UI components ορίζονται ως Composable συναρτήσεις, οι οποίες μπορούν να χρησιμοποιηθούν σε πολλαπλές οθόνες χωρίς επανάληψη κώδικα.</w:t>
+        <w:t xml:space="preserve">Επαναχρησιμοποίηση </w:t>
+      </w:r>
+      <w:proofErr w:type="spellStart"/>
+      <w:r>
+        <w:rPr>
+          <w:rFonts w:ascii="Verdana" w:hAnsi="Verdana"/>
+          <w:b/>
+          <w:bCs/>
+          <w:sz w:val="24"/>
+          <w:szCs w:val="24"/>
+        </w:rPr>
+        <w:t>Components</w:t>
+      </w:r>
+      <w:proofErr w:type="spellEnd"/>
+      <w:r>
+        <w:rPr>
+          <w:rFonts w:ascii="Verdana" w:hAnsi="Verdana"/>
+          <w:b/>
+          <w:bCs/>
+          <w:sz w:val="24"/>
+          <w:szCs w:val="24"/>
+        </w:rPr>
+        <w:t>:</w:t>
+      </w:r>
+      <w:r>
+        <w:rPr>
+          <w:rFonts w:ascii="Verdana" w:hAnsi="Verdana"/>
+          <w:sz w:val="24"/>
+          <w:szCs w:val="24"/>
+        </w:rPr>
+        <w:t xml:space="preserve"> Τα UI </w:t>
+      </w:r>
+      <w:proofErr w:type="spellStart"/>
+      <w:r>
+        <w:rPr>
+          <w:rFonts w:ascii="Verdana" w:hAnsi="Verdana"/>
+          <w:sz w:val="24"/>
+          <w:szCs w:val="24"/>
+        </w:rPr>
+        <w:t>components</w:t>
+      </w:r>
+      <w:proofErr w:type="spellEnd"/>
+      <w:r>
+        <w:rPr>
+          <w:rFonts w:ascii="Verdana" w:hAnsi="Verdana"/>
+          <w:sz w:val="24"/>
+          <w:szCs w:val="24"/>
+        </w:rPr>
+        <w:t xml:space="preserve"> ορίζονται ως </w:t>
+      </w:r>
+      <w:proofErr w:type="spellStart"/>
+      <w:r>
+        <w:rPr>
+          <w:rFonts w:ascii="Verdana" w:hAnsi="Verdana"/>
+          <w:sz w:val="24"/>
+          <w:szCs w:val="24"/>
+        </w:rPr>
+        <w:t>Composable</w:t>
+      </w:r>
+      <w:proofErr w:type="spellEnd"/>
+      <w:r>
+        <w:rPr>
+          <w:rFonts w:ascii="Verdana" w:hAnsi="Verdana"/>
+          <w:sz w:val="24"/>
+          <w:szCs w:val="24"/>
+        </w:rPr>
+        <w:t xml:space="preserve"> συναρτήσεις, οι οποίες μπορούν να χρησιμοποιηθούν σε πολλαπλές οθόνες χωρίς επανάληψη κώδικα.</w:t>
       </w:r>
     </w:p>
     <w:p>
@@ -1640,15 +2274,95 @@
           <w:sz w:val="24"/>
           <w:szCs w:val="24"/>
         </w:rPr>
-        <w:t>Βελτιωμένο State Management:</w:t>
-      </w:r>
-      <w:r>
-        <w:rPr>
-          <w:rFonts w:ascii="Verdana" w:hAnsi="Verdana"/>
-          <w:sz w:val="24"/>
-          <w:szCs w:val="24"/>
-        </w:rPr>
-        <w:t xml:space="preserve"> Η ενσωμάτωση με το ViewModel και η χρήση μηχανισμών όπως η Recomposition απλοποιούν τη διαχείριση της κατάστασης και την αυτόματη ενημέρωση του UI.</w:t>
+        <w:t xml:space="preserve">Βελτιωμένο </w:t>
+      </w:r>
+      <w:proofErr w:type="spellStart"/>
+      <w:r>
+        <w:rPr>
+          <w:rFonts w:ascii="Verdana" w:hAnsi="Verdana"/>
+          <w:b/>
+          <w:bCs/>
+          <w:sz w:val="24"/>
+          <w:szCs w:val="24"/>
+        </w:rPr>
+        <w:t>State</w:t>
+      </w:r>
+      <w:proofErr w:type="spellEnd"/>
+      <w:r>
+        <w:rPr>
+          <w:rFonts w:ascii="Verdana" w:hAnsi="Verdana"/>
+          <w:b/>
+          <w:bCs/>
+          <w:sz w:val="24"/>
+          <w:szCs w:val="24"/>
+        </w:rPr>
+        <w:t xml:space="preserve"> </w:t>
+      </w:r>
+      <w:proofErr w:type="spellStart"/>
+      <w:r>
+        <w:rPr>
+          <w:rFonts w:ascii="Verdana" w:hAnsi="Verdana"/>
+          <w:b/>
+          <w:bCs/>
+          <w:sz w:val="24"/>
+          <w:szCs w:val="24"/>
+        </w:rPr>
+        <w:t>Management</w:t>
+      </w:r>
+      <w:proofErr w:type="spellEnd"/>
+      <w:r>
+        <w:rPr>
+          <w:rFonts w:ascii="Verdana" w:hAnsi="Verdana"/>
+          <w:b/>
+          <w:bCs/>
+          <w:sz w:val="24"/>
+          <w:szCs w:val="24"/>
+        </w:rPr>
+        <w:t>:</w:t>
+      </w:r>
+      <w:r>
+        <w:rPr>
+          <w:rFonts w:ascii="Verdana" w:hAnsi="Verdana"/>
+          <w:sz w:val="24"/>
+          <w:szCs w:val="24"/>
+        </w:rPr>
+        <w:t xml:space="preserve"> Η ενσωμάτωση με το </w:t>
+      </w:r>
+      <w:proofErr w:type="spellStart"/>
+      <w:r>
+        <w:rPr>
+          <w:rFonts w:ascii="Verdana" w:hAnsi="Verdana"/>
+          <w:sz w:val="24"/>
+          <w:szCs w:val="24"/>
+        </w:rPr>
+        <w:t>ViewModel</w:t>
+      </w:r>
+      <w:proofErr w:type="spellEnd"/>
+      <w:r>
+        <w:rPr>
+          <w:rFonts w:ascii="Verdana" w:hAnsi="Verdana"/>
+          <w:sz w:val="24"/>
+          <w:szCs w:val="24"/>
+        </w:rPr>
+        <w:t xml:space="preserve"> και η χρήση μηχανισμών όπως η </w:t>
+      </w:r>
+      <w:proofErr w:type="spellStart"/>
+      <w:r>
+        <w:rPr>
+          <w:rFonts w:ascii="Verdana" w:hAnsi="Verdana"/>
+          <w:sz w:val="24"/>
+          <w:szCs w:val="24"/>
+        </w:rPr>
+        <w:t>Recomposition</w:t>
+      </w:r>
+      <w:proofErr w:type="spellEnd"/>
+      <w:r>
+        <w:rPr>
+          <w:rFonts w:ascii="Verdana" w:hAnsi="Verdana"/>
+          <w:sz w:val="24"/>
+          <w:szCs w:val="24"/>
+        </w:rPr>
+        <w:t xml:space="preserve"> απλοποιούν τη διαχείριση της κατάστασης και την αυτόματη ενημέρωση του UI.</w:t>
       </w:r>
     </w:p>
     <w:p>
@@ -1681,7 +2395,43 @@
           <w:sz w:val="24"/>
           <w:szCs w:val="24"/>
         </w:rPr>
-        <w:t xml:space="preserve"> Το Compose ενημερώνει μόνο τα UI components που αλλάζουν, βελτιώνοντας την απόδοση.</w:t>
+        <w:t xml:space="preserve"> Το </w:t>
+      </w:r>
+      <w:proofErr w:type="spellStart"/>
+      <w:r>
+        <w:rPr>
+          <w:rFonts w:ascii="Verdana" w:hAnsi="Verdana"/>
+          <w:sz w:val="24"/>
+          <w:szCs w:val="24"/>
+        </w:rPr>
+        <w:t>Compose</w:t>
+      </w:r>
+      <w:proofErr w:type="spellEnd"/>
+      <w:r>
+        <w:rPr>
+          <w:rFonts w:ascii="Verdana" w:hAnsi="Verdana"/>
+          <w:sz w:val="24"/>
+          <w:szCs w:val="24"/>
+        </w:rPr>
+        <w:t xml:space="preserve"> ενημερώνει μόνο τα UI </w:t>
+      </w:r>
+      <w:proofErr w:type="spellStart"/>
+      <w:r>
+        <w:rPr>
+          <w:rFonts w:ascii="Verdana" w:hAnsi="Verdana"/>
+          <w:sz w:val="24"/>
+          <w:szCs w:val="24"/>
+        </w:rPr>
+        <w:t>components</w:t>
+      </w:r>
+      <w:proofErr w:type="spellEnd"/>
+      <w:r>
+        <w:rPr>
+          <w:rFonts w:ascii="Verdana" w:hAnsi="Verdana"/>
+          <w:sz w:val="24"/>
+          <w:szCs w:val="24"/>
+        </w:rPr>
+        <w:t xml:space="preserve"> που αλλάζουν, βελτιώνοντας την απόδοση.</w:t>
       </w:r>
     </w:p>
     <w:p>
@@ -1825,7 +2575,43 @@
           <w:sz w:val="24"/>
           <w:szCs w:val="24"/>
         </w:rPr>
-        <w:t xml:space="preserve">Η μετάβαση στο Jetpack Compose συνοδεύτηκε από ορισμένες δυσκολίες, </w:t>
+        <w:t xml:space="preserve">Η μετάβαση στο </w:t>
+      </w:r>
+      <w:proofErr w:type="spellStart"/>
+      <w:r>
+        <w:rPr>
+          <w:rFonts w:ascii="Verdana" w:hAnsi="Verdana"/>
+          <w:sz w:val="24"/>
+          <w:szCs w:val="24"/>
+        </w:rPr>
+        <w:t>Jetpack</w:t>
+      </w:r>
+      <w:proofErr w:type="spellEnd"/>
+      <w:r>
+        <w:rPr>
+          <w:rFonts w:ascii="Verdana" w:hAnsi="Verdana"/>
+          <w:sz w:val="24"/>
+          <w:szCs w:val="24"/>
+        </w:rPr>
+        <w:t xml:space="preserve"> </w:t>
+      </w:r>
+      <w:proofErr w:type="spellStart"/>
+      <w:r>
+        <w:rPr>
+          <w:rFonts w:ascii="Verdana" w:hAnsi="Verdana"/>
+          <w:sz w:val="24"/>
+          <w:szCs w:val="24"/>
+        </w:rPr>
+        <w:t>Compose</w:t>
+      </w:r>
+      <w:proofErr w:type="spellEnd"/>
+      <w:r>
+        <w:rPr>
+          <w:rFonts w:ascii="Verdana" w:hAnsi="Verdana"/>
+          <w:sz w:val="24"/>
+          <w:szCs w:val="24"/>
+        </w:rPr>
+        <w:t xml:space="preserve"> συνοδεύτηκε από ορισμένες δυσκολίες, </w:t>
       </w:r>
       <w:r>
         <w:rPr>
@@ -1897,7 +2683,25 @@
           <w:sz w:val="24"/>
           <w:szCs w:val="24"/>
         </w:rPr>
-        <w:t xml:space="preserve"> Η Recomposition μπορεί να αυξήσει την κατανάλωση πόρων σε λιγότερο ισχυρές συσκευές.</w:t>
+        <w:t xml:space="preserve"> Η </w:t>
+      </w:r>
+      <w:proofErr w:type="spellStart"/>
+      <w:r>
+        <w:rPr>
+          <w:rFonts w:ascii="Verdana" w:hAnsi="Verdana"/>
+          <w:sz w:val="24"/>
+          <w:szCs w:val="24"/>
+        </w:rPr>
+        <w:t>Recomposition</w:t>
+      </w:r>
+      <w:proofErr w:type="spellEnd"/>
+      <w:r>
+        <w:rPr>
+          <w:rFonts w:ascii="Verdana" w:hAnsi="Verdana"/>
+          <w:sz w:val="24"/>
+          <w:szCs w:val="24"/>
+        </w:rPr>
+        <w:t xml:space="preserve"> μπορεί να αυξήσει την κατανάλωση πόρων σε λιγότερο ισχυρές συσκευές.</w:t>
       </w:r>
     </w:p>
     <w:p>
@@ -1929,7 +2733,79 @@
           <w:sz w:val="24"/>
           <w:szCs w:val="24"/>
         </w:rPr>
-        <w:t xml:space="preserve"> Ορισμένα UI components του παραδοσιακού View System δεν υποστηρίζονται πλήρως ακόμη στο Compose.</w:t>
+        <w:t xml:space="preserve"> Ορισμένα UI </w:t>
+      </w:r>
+      <w:proofErr w:type="spellStart"/>
+      <w:r>
+        <w:rPr>
+          <w:rFonts w:ascii="Verdana" w:hAnsi="Verdana"/>
+          <w:sz w:val="24"/>
+          <w:szCs w:val="24"/>
+        </w:rPr>
+        <w:t>components</w:t>
+      </w:r>
+      <w:proofErr w:type="spellEnd"/>
+      <w:r>
+        <w:rPr>
+          <w:rFonts w:ascii="Verdana" w:hAnsi="Verdana"/>
+          <w:sz w:val="24"/>
+          <w:szCs w:val="24"/>
+        </w:rPr>
+        <w:t xml:space="preserve"> του παραδοσιακού </w:t>
+      </w:r>
+      <w:proofErr w:type="spellStart"/>
+      <w:r>
+        <w:rPr>
+          <w:rFonts w:ascii="Verdana" w:hAnsi="Verdana"/>
+          <w:sz w:val="24"/>
+          <w:szCs w:val="24"/>
+        </w:rPr>
+        <w:t>View</w:t>
+      </w:r>
+      <w:proofErr w:type="spellEnd"/>
+      <w:r>
+        <w:rPr>
+          <w:rFonts w:ascii="Verdana" w:hAnsi="Verdana"/>
+          <w:sz w:val="24"/>
+          <w:szCs w:val="24"/>
+        </w:rPr>
+        <w:t xml:space="preserve"> </w:t>
+      </w:r>
+      <w:proofErr w:type="spellStart"/>
+      <w:r>
+        <w:rPr>
+          <w:rFonts w:ascii="Verdana" w:hAnsi="Verdana"/>
+          <w:sz w:val="24"/>
+          <w:szCs w:val="24"/>
+        </w:rPr>
+        <w:t>System</w:t>
+      </w:r>
+      <w:proofErr w:type="spellEnd"/>
+      <w:r>
+        <w:rPr>
+          <w:rFonts w:ascii="Verdana" w:hAnsi="Verdana"/>
+          <w:sz w:val="24"/>
+          <w:szCs w:val="24"/>
+        </w:rPr>
+        <w:t xml:space="preserve"> δεν υποστηρίζονται πλήρως ακόμη στο </w:t>
+      </w:r>
+      <w:proofErr w:type="spellStart"/>
+      <w:r>
+        <w:rPr>
+          <w:rFonts w:ascii="Verdana" w:hAnsi="Verdana"/>
+          <w:sz w:val="24"/>
+          <w:szCs w:val="24"/>
+        </w:rPr>
+        <w:t>Compose</w:t>
+      </w:r>
+      <w:proofErr w:type="spellEnd"/>
+      <w:r>
+        <w:rPr>
+          <w:rFonts w:ascii="Verdana" w:hAnsi="Verdana"/>
+          <w:sz w:val="24"/>
+          <w:szCs w:val="24"/>
+        </w:rPr>
+        <w:t>.</w:t>
       </w:r>
     </w:p>
     <w:p>
@@ -2009,7 +2885,61 @@
           <w:sz w:val="24"/>
           <w:szCs w:val="24"/>
         </w:rPr>
-        <w:t>όπως η σταδιακή μετάβαση, η χρήση του ViewModel ως γέφυρας μεταξύ Compose και υπάρχοντος κώδικα, και η προσεκτική βελτιστοποίηση των Composable συναρτήσεων.</w:t>
+        <w:t>όπως η σταδιακή μετάβαση, η χρήση του </w:t>
+      </w:r>
+      <w:proofErr w:type="spellStart"/>
+      <w:r>
+        <w:rPr>
+          <w:rFonts w:ascii="Verdana" w:hAnsi="Verdana"/>
+          <w:sz w:val="24"/>
+          <w:szCs w:val="24"/>
+        </w:rPr>
+        <w:t>ViewModel</w:t>
+      </w:r>
+      <w:proofErr w:type="spellEnd"/>
+      <w:r>
+        <w:rPr>
+          <w:rFonts w:ascii="Verdana" w:hAnsi="Verdana"/>
+          <w:sz w:val="24"/>
+          <w:szCs w:val="24"/>
+        </w:rPr>
+        <w:t xml:space="preserve"> ως γέφυρας μεταξύ </w:t>
+      </w:r>
+      <w:proofErr w:type="spellStart"/>
+      <w:r>
+        <w:rPr>
+          <w:rFonts w:ascii="Verdana" w:hAnsi="Verdana"/>
+          <w:sz w:val="24"/>
+          <w:szCs w:val="24"/>
+        </w:rPr>
+        <w:t>Compose</w:t>
+      </w:r>
+      <w:proofErr w:type="spellEnd"/>
+      <w:r>
+        <w:rPr>
+          <w:rFonts w:ascii="Verdana" w:hAnsi="Verdana"/>
+          <w:sz w:val="24"/>
+          <w:szCs w:val="24"/>
+        </w:rPr>
+        <w:t xml:space="preserve"> και υπάρχοντος κώδικα, και η προσεκτική βελτιστοποίηση των </w:t>
+      </w:r>
+      <w:proofErr w:type="spellStart"/>
+      <w:r>
+        <w:rPr>
+          <w:rFonts w:ascii="Verdana" w:hAnsi="Verdana"/>
+          <w:sz w:val="24"/>
+          <w:szCs w:val="24"/>
+        </w:rPr>
+        <w:t>Composable</w:t>
+      </w:r>
+      <w:proofErr w:type="spellEnd"/>
+      <w:r>
+        <w:rPr>
+          <w:rFonts w:ascii="Verdana" w:hAnsi="Verdana"/>
+          <w:sz w:val="24"/>
+          <w:szCs w:val="24"/>
+        </w:rPr>
+        <w:t xml:space="preserve"> συναρτήσεων.</w:t>
       </w:r>
     </w:p>
     <w:p>
@@ -2131,7 +3061,115 @@
           <w:sz w:val="24"/>
           <w:szCs w:val="24"/>
         </w:rPr>
-        <w:t>Η εφαρμογή του Jetpack Compose στην πτυχιακή εργασία απέδειξε ότι η τεχνολογία αυτή προσφέρει σημαντικά πλεονεκτήματα σε σύγκριση με την παραδοσιακή προσέγγιση. Η νέα αρχιτεκτονική είναι πιο ευέλικτη, εύκολη στη συντήρηση και επεκτάσιμη, ενώ ταυτόχρονα ανοίγει δρόμους για τη χρήση σύγχρονων τεχνικών όπως οι animations και οι δυναμικές διεπαφές. Παρά τις προκλήσεις, το Compose φαίνεται να είναι το μέλλον της ανάπτυξης UI στο Android, και η εμπειρία από αυτή τη μετάβαση μπορεί να χρησιμοποιηθεί ως βάση για μελλοντικές βελτιώσεις και εφαρμογές.</w:t>
+        <w:t xml:space="preserve">Η εφαρμογή του </w:t>
+      </w:r>
+      <w:proofErr w:type="spellStart"/>
+      <w:r>
+        <w:rPr>
+          <w:rFonts w:ascii="Verdana" w:hAnsi="Verdana"/>
+          <w:sz w:val="24"/>
+          <w:szCs w:val="24"/>
+        </w:rPr>
+        <w:t>Jetpack</w:t>
+      </w:r>
+      <w:proofErr w:type="spellEnd"/>
+      <w:r>
+        <w:rPr>
+          <w:rFonts w:ascii="Verdana" w:hAnsi="Verdana"/>
+          <w:sz w:val="24"/>
+          <w:szCs w:val="24"/>
+        </w:rPr>
+        <w:t xml:space="preserve"> </w:t>
+      </w:r>
+      <w:proofErr w:type="spellStart"/>
+      <w:r>
+        <w:rPr>
+          <w:rFonts w:ascii="Verdana" w:hAnsi="Verdana"/>
+          <w:sz w:val="24"/>
+          <w:szCs w:val="24"/>
+        </w:rPr>
+        <w:t>Compose</w:t>
+      </w:r>
+      <w:proofErr w:type="spellEnd"/>
+      <w:r>
+        <w:rPr>
+          <w:rFonts w:ascii="Verdana" w:hAnsi="Verdana"/>
+          <w:sz w:val="24"/>
+          <w:szCs w:val="24"/>
+        </w:rPr>
+        <w:t xml:space="preserve"> στην πτυχιακή εργασία απέδειξε ότι η τεχνολογία αυτή προσφέρει σημαντικά πλεονεκτήματα σε σύγκριση με την παραδοσιακή προσέγγιση. Η νέα αρχιτεκτονική είναι πιο ευέλικτη, εύκολη στη συντήρηση και επεκτάσιμη, ενώ ταυτόχρονα ανοίγει δρόμους για τη χρήση σύγχρονων τεχνικών όπως οι </w:t>
+      </w:r>
+      <w:proofErr w:type="spellStart"/>
+      <w:r>
+        <w:rPr>
+          <w:rFonts w:ascii="Verdana" w:hAnsi="Verdana"/>
+          <w:sz w:val="24"/>
+          <w:szCs w:val="24"/>
+        </w:rPr>
+        <w:t>animations</w:t>
+      </w:r>
+      <w:proofErr w:type="spellEnd"/>
+      <w:r>
+        <w:rPr>
+          <w:rFonts w:ascii="Verdana" w:hAnsi="Verdana"/>
+          <w:sz w:val="24"/>
+          <w:szCs w:val="24"/>
+        </w:rPr>
+        <w:t xml:space="preserve"> και οι δυναμικές </w:t>
+      </w:r>
+      <w:proofErr w:type="spellStart"/>
+      <w:r>
+        <w:rPr>
+          <w:rFonts w:ascii="Verdana" w:hAnsi="Verdana"/>
+          <w:sz w:val="24"/>
+          <w:szCs w:val="24"/>
+        </w:rPr>
+        <w:t>διεπαφές</w:t>
+      </w:r>
+      <w:proofErr w:type="spellEnd"/>
+      <w:r>
+        <w:rPr>
+          <w:rFonts w:ascii="Verdana" w:hAnsi="Verdana"/>
+          <w:sz w:val="24"/>
+          <w:szCs w:val="24"/>
+        </w:rPr>
+        <w:t xml:space="preserve">. Παρά τις προκλήσεις, το </w:t>
+      </w:r>
+      <w:proofErr w:type="spellStart"/>
+      <w:r>
+        <w:rPr>
+          <w:rFonts w:ascii="Verdana" w:hAnsi="Verdana"/>
+          <w:sz w:val="24"/>
+          <w:szCs w:val="24"/>
+        </w:rPr>
+        <w:t>Compose</w:t>
+      </w:r>
+      <w:proofErr w:type="spellEnd"/>
+      <w:r>
+        <w:rPr>
+          <w:rFonts w:ascii="Verdana" w:hAnsi="Verdana"/>
+          <w:sz w:val="24"/>
+          <w:szCs w:val="24"/>
+        </w:rPr>
+        <w:t xml:space="preserve"> φαίνεται να είναι το μέλλον της ανάπτυξης UI στο </w:t>
+      </w:r>
+      <w:proofErr w:type="spellStart"/>
+      <w:r>
+        <w:rPr>
+          <w:rFonts w:ascii="Verdana" w:hAnsi="Verdana"/>
+          <w:sz w:val="24"/>
+          <w:szCs w:val="24"/>
+        </w:rPr>
+        <w:t>Android</w:t>
+      </w:r>
+      <w:proofErr w:type="spellEnd"/>
+      <w:r>
+        <w:rPr>
+          <w:rFonts w:ascii="Verdana" w:hAnsi="Verdana"/>
+          <w:sz w:val="24"/>
+          <w:szCs w:val="24"/>
+        </w:rPr>
+        <w:t>, και η εμπειρία από αυτή τη μετάβαση μπορεί να χρησιμοποιηθεί ως βάση για μελλοντικές βελτιώσεις και εφαρμογές.</w:t>
       </w:r>
     </w:p>
     <w:p>
@@ -2489,7 +3527,25 @@
           <w:sz w:val="24"/>
           <w:szCs w:val="24"/>
         </w:rPr>
-        <w:t>ανάπτυξη και συντήρησης του κώδικα. Αντικείμενο της συγκεκριμένης πτυχιακής εργασίας είναι η μετατροπή μιας υπάρχουσας Android εφαρμογής από την παραδοσιακή δομή της σε μια διαφορετική, η οποία εξασφαλίζει καλύτερη διαχείριση του κώδικα, ευκολότερη συντήρηση και μεγαλύτερη επαναχρησιμοποίηση των στοιχείων της εφαρμογής.</w:t>
+        <w:t xml:space="preserve">ανάπτυξη και συντήρησης του κώδικα. Αντικείμενο της συγκεκριμένης πτυχιακής εργασίας είναι η μετατροπή μιας υπάρχουσας </w:t>
+      </w:r>
+      <w:proofErr w:type="spellStart"/>
+      <w:r>
+        <w:rPr>
+          <w:rFonts w:ascii="Verdana" w:hAnsi="Verdana"/>
+          <w:sz w:val="24"/>
+          <w:szCs w:val="24"/>
+        </w:rPr>
+        <w:t>Android</w:t>
+      </w:r>
+      <w:proofErr w:type="spellEnd"/>
+      <w:r>
+        <w:rPr>
+          <w:rFonts w:ascii="Verdana" w:hAnsi="Verdana"/>
+          <w:sz w:val="24"/>
+          <w:szCs w:val="24"/>
+        </w:rPr>
+        <w:t xml:space="preserve"> εφαρμογής από την παραδοσιακή δομή της σε μια διαφορετική, η οποία εξασφαλίζει καλύτερη διαχείριση του κώδικα, ευκολότερη συντήρηση και μεγαλύτερη επαναχρησιμοποίηση των στοιχείων της εφαρμογής.</w:t>
       </w:r>
     </w:p>
     <w:p>
@@ -2838,6 +3894,7 @@
         </w:rPr>
         <w:t xml:space="preserve">η τοποθέτηση μόνο ενός </w:t>
       </w:r>
+      <w:proofErr w:type="spellStart"/>
       <w:r>
         <w:rPr>
           <w:rFonts w:ascii="Verdana" w:hAnsi="Verdana"/>
@@ -2847,6 +3904,7 @@
         </w:rPr>
         <w:t>ComposeView</w:t>
       </w:r>
+      <w:proofErr w:type="spellEnd"/>
       <w:r>
         <w:rPr>
           <w:rFonts w:ascii="Verdana" w:hAnsi="Verdana"/>
@@ -2913,6 +3971,7 @@
         </w:rPr>
         <w:t xml:space="preserve">Κάθε αρχείο ‘‘γεμίζει’’ το αντίστοιχο </w:t>
       </w:r>
+      <w:proofErr w:type="spellStart"/>
       <w:r>
         <w:rPr>
           <w:rFonts w:ascii="Verdana" w:hAnsi="Verdana"/>
@@ -2922,6 +3981,7 @@
         </w:rPr>
         <w:t>ComposeView</w:t>
       </w:r>
+      <w:proofErr w:type="spellEnd"/>
       <w:r>
         <w:rPr>
           <w:rFonts w:ascii="Verdana" w:hAnsi="Verdana"/>
@@ -2962,6 +4022,7 @@
         </w:rPr>
         <w:t xml:space="preserve">Με άλλα λόγια, το </w:t>
       </w:r>
+      <w:proofErr w:type="spellStart"/>
       <w:r>
         <w:rPr>
           <w:rFonts w:ascii="Verdana" w:hAnsi="Verdana"/>
@@ -2971,6 +4032,7 @@
         </w:rPr>
         <w:t>ComposeView</w:t>
       </w:r>
+      <w:proofErr w:type="spellEnd"/>
       <w:r>
         <w:rPr>
           <w:rFonts w:ascii="Verdana" w:hAnsi="Verdana"/>
@@ -3060,7 +4122,25 @@
           <w:sz w:val="24"/>
           <w:szCs w:val="24"/>
         </w:rPr>
-        <w:t xml:space="preserve"> που η διεπαφή βασίζεται στα αρχεία </w:t>
+        <w:t xml:space="preserve"> που η </w:t>
+      </w:r>
+      <w:proofErr w:type="spellStart"/>
+      <w:r>
+        <w:rPr>
+          <w:rFonts w:ascii="Verdana" w:hAnsi="Verdana"/>
+          <w:sz w:val="24"/>
+          <w:szCs w:val="24"/>
+        </w:rPr>
+        <w:t>διεπαφή</w:t>
+      </w:r>
+      <w:proofErr w:type="spellEnd"/>
+      <w:r>
+        <w:rPr>
+          <w:rFonts w:ascii="Verdana" w:hAnsi="Verdana"/>
+          <w:sz w:val="24"/>
+          <w:szCs w:val="24"/>
+        </w:rPr>
+        <w:t xml:space="preserve"> βασίζεται στα αρχεία </w:t>
       </w:r>
       <w:r>
         <w:rPr>
@@ -3077,7 +4157,79 @@
           <w:sz w:val="24"/>
           <w:szCs w:val="24"/>
         </w:rPr>
-        <w:t xml:space="preserve"> στο Jetpack Compose επιφέρει σημαντικά οφέλη, όπως η μείωση της πολυπλοκότητας του κώδικα, η καλύτερη διαχείριση των καταστάσεων της εφαρμογής και η διευκόλυνση της ανάπτυξης επαναχρησιμοποιήσιμων UI components. Επιπλέον, επιτρέπει την εκμετάλλευση των δυνατοτήτων του Kotlin, όπως οι</w:t>
+        <w:t xml:space="preserve"> στο </w:t>
+      </w:r>
+      <w:proofErr w:type="spellStart"/>
+      <w:r>
+        <w:rPr>
+          <w:rFonts w:ascii="Verdana" w:hAnsi="Verdana"/>
+          <w:sz w:val="24"/>
+          <w:szCs w:val="24"/>
+        </w:rPr>
+        <w:t>Jetpack</w:t>
+      </w:r>
+      <w:proofErr w:type="spellEnd"/>
+      <w:r>
+        <w:rPr>
+          <w:rFonts w:ascii="Verdana" w:hAnsi="Verdana"/>
+          <w:sz w:val="24"/>
+          <w:szCs w:val="24"/>
+        </w:rPr>
+        <w:t xml:space="preserve"> </w:t>
+      </w:r>
+      <w:proofErr w:type="spellStart"/>
+      <w:r>
+        <w:rPr>
+          <w:rFonts w:ascii="Verdana" w:hAnsi="Verdana"/>
+          <w:sz w:val="24"/>
+          <w:szCs w:val="24"/>
+        </w:rPr>
+        <w:t>Compose</w:t>
+      </w:r>
+      <w:proofErr w:type="spellEnd"/>
+      <w:r>
+        <w:rPr>
+          <w:rFonts w:ascii="Verdana" w:hAnsi="Verdana"/>
+          <w:sz w:val="24"/>
+          <w:szCs w:val="24"/>
+        </w:rPr>
+        <w:t xml:space="preserve"> επιφέρει σημαντικά οφέλη, όπως η μείωση της πολυπλοκότητας του κώδικα, η καλύτερη διαχείριση των καταστάσεων της εφαρμογής και η διευκόλυνση της ανάπτυξης επαναχρησιμοποιήσιμων UI </w:t>
+      </w:r>
+      <w:proofErr w:type="spellStart"/>
+      <w:r>
+        <w:rPr>
+          <w:rFonts w:ascii="Verdana" w:hAnsi="Verdana"/>
+          <w:sz w:val="24"/>
+          <w:szCs w:val="24"/>
+        </w:rPr>
+        <w:t>components</w:t>
+      </w:r>
+      <w:proofErr w:type="spellEnd"/>
+      <w:r>
+        <w:rPr>
+          <w:rFonts w:ascii="Verdana" w:hAnsi="Verdana"/>
+          <w:sz w:val="24"/>
+          <w:szCs w:val="24"/>
+        </w:rPr>
+        <w:t xml:space="preserve">. Επιπλέον, επιτρέπει την εκμετάλλευση των δυνατοτήτων του </w:t>
+      </w:r>
+      <w:proofErr w:type="spellStart"/>
+      <w:r>
+        <w:rPr>
+          <w:rFonts w:ascii="Verdana" w:hAnsi="Verdana"/>
+          <w:sz w:val="24"/>
+          <w:szCs w:val="24"/>
+        </w:rPr>
+        <w:t>Kotlin</w:t>
+      </w:r>
+      <w:proofErr w:type="spellEnd"/>
+      <w:r>
+        <w:rPr>
+          <w:rFonts w:ascii="Verdana" w:hAnsi="Verdana"/>
+          <w:sz w:val="24"/>
+          <w:szCs w:val="24"/>
+        </w:rPr>
+        <w:t>, όπως οι</w:t>
       </w:r>
       <w:r>
         <w:rPr>
@@ -3143,7 +4295,61 @@
           <w:sz w:val="24"/>
           <w:szCs w:val="24"/>
         </w:rPr>
-        <w:t xml:space="preserve">Παρόλο που το Jetpack Compose προσφέρει σημαντικά πλεονεκτήματα, συνοδεύεται και από ορισμένα μειονεκτήματα που πρέπει να ληφθούν υπόψη. Αρχικά, η απόδοσή του μπορεί να επηρεαστεί σε παλαιότερες ή λιγότερο ισχυρές συσκευές, καθώς η recomposition (η επαναδημιουργία του UI όταν αλλάζει το </w:t>
+        <w:t xml:space="preserve">Παρόλο που το </w:t>
+      </w:r>
+      <w:proofErr w:type="spellStart"/>
+      <w:r>
+        <w:rPr>
+          <w:rFonts w:ascii="Verdana" w:hAnsi="Verdana"/>
+          <w:sz w:val="24"/>
+          <w:szCs w:val="24"/>
+        </w:rPr>
+        <w:t>Jetpack</w:t>
+      </w:r>
+      <w:proofErr w:type="spellEnd"/>
+      <w:r>
+        <w:rPr>
+          <w:rFonts w:ascii="Verdana" w:hAnsi="Verdana"/>
+          <w:sz w:val="24"/>
+          <w:szCs w:val="24"/>
+        </w:rPr>
+        <w:t xml:space="preserve"> </w:t>
+      </w:r>
+      <w:proofErr w:type="spellStart"/>
+      <w:r>
+        <w:rPr>
+          <w:rFonts w:ascii="Verdana" w:hAnsi="Verdana"/>
+          <w:sz w:val="24"/>
+          <w:szCs w:val="24"/>
+        </w:rPr>
+        <w:t>Compose</w:t>
+      </w:r>
+      <w:proofErr w:type="spellEnd"/>
+      <w:r>
+        <w:rPr>
+          <w:rFonts w:ascii="Verdana" w:hAnsi="Verdana"/>
+          <w:sz w:val="24"/>
+          <w:szCs w:val="24"/>
+        </w:rPr>
+        <w:t xml:space="preserve"> προσφέρει σημαντικά πλεονεκτήματα, συνοδεύεται και από ορισμένα μειονεκτήματα που πρέπει να ληφθούν υπόψη. Αρχικά, η απόδοσή του μπορεί να επηρεαστεί σε παλαιότερες ή λιγότερο ισχυρές συσκευές, καθώς η </w:t>
+      </w:r>
+      <w:proofErr w:type="spellStart"/>
+      <w:r>
+        <w:rPr>
+          <w:rFonts w:ascii="Verdana" w:hAnsi="Verdana"/>
+          <w:sz w:val="24"/>
+          <w:szCs w:val="24"/>
+        </w:rPr>
+        <w:t>recomposition</w:t>
+      </w:r>
+      <w:proofErr w:type="spellEnd"/>
+      <w:r>
+        <w:rPr>
+          <w:rFonts w:ascii="Verdana" w:hAnsi="Verdana"/>
+          <w:sz w:val="24"/>
+          <w:szCs w:val="24"/>
+        </w:rPr>
+        <w:t xml:space="preserve"> (η επαναδημιουργία του UI όταν αλλάζει το </w:t>
       </w:r>
       <w:r>
         <w:rPr>
@@ -3160,7 +4366,169 @@
           <w:sz w:val="24"/>
           <w:szCs w:val="24"/>
         </w:rPr>
-        <w:t>) μπορεί να οδηγήσει σε αυξημένη κατανάλωση πόρων. Επιπλέον, η μετάβαση από το παραδοσιακό View System στο δηλωτικό μοντέλο του Compose έχει ένα αρκετά μεγάλο learning curve, απαιτώντας από τους προγραμματιστές να προσαρμοστούν σε μια νέα φιλοσοφία ανάπτυξης. Ένα ακόμη ζήτημα είναι ότι, παρά τη συνεχή ανάπτυξή του, το Compose δεν υποστηρίζει ακόμη πλήρως όλα τα UI components και λειτουργίες που προσφέρει το κλασικό View System, γεγονός που μπορεί να δημιουργήσει προκλήσεις κατά τη μετάβαση.</w:t>
+        <w:t xml:space="preserve">) μπορεί να οδηγήσει σε αυξημένη κατανάλωση πόρων. Επιπλέον, η μετάβαση από το παραδοσιακό </w:t>
+      </w:r>
+      <w:proofErr w:type="spellStart"/>
+      <w:r>
+        <w:rPr>
+          <w:rFonts w:ascii="Verdana" w:hAnsi="Verdana"/>
+          <w:sz w:val="24"/>
+          <w:szCs w:val="24"/>
+        </w:rPr>
+        <w:t>View</w:t>
+      </w:r>
+      <w:proofErr w:type="spellEnd"/>
+      <w:r>
+        <w:rPr>
+          <w:rFonts w:ascii="Verdana" w:hAnsi="Verdana"/>
+          <w:sz w:val="24"/>
+          <w:szCs w:val="24"/>
+        </w:rPr>
+        <w:t xml:space="preserve"> </w:t>
+      </w:r>
+      <w:proofErr w:type="spellStart"/>
+      <w:r>
+        <w:rPr>
+          <w:rFonts w:ascii="Verdana" w:hAnsi="Verdana"/>
+          <w:sz w:val="24"/>
+          <w:szCs w:val="24"/>
+        </w:rPr>
+        <w:t>System</w:t>
+      </w:r>
+      <w:proofErr w:type="spellEnd"/>
+      <w:r>
+        <w:rPr>
+          <w:rFonts w:ascii="Verdana" w:hAnsi="Verdana"/>
+          <w:sz w:val="24"/>
+          <w:szCs w:val="24"/>
+        </w:rPr>
+        <w:t xml:space="preserve"> στο δηλωτικό μοντέλο του </w:t>
+      </w:r>
+      <w:proofErr w:type="spellStart"/>
+      <w:r>
+        <w:rPr>
+          <w:rFonts w:ascii="Verdana" w:hAnsi="Verdana"/>
+          <w:sz w:val="24"/>
+          <w:szCs w:val="24"/>
+        </w:rPr>
+        <w:t>Compose</w:t>
+      </w:r>
+      <w:proofErr w:type="spellEnd"/>
+      <w:r>
+        <w:rPr>
+          <w:rFonts w:ascii="Verdana" w:hAnsi="Verdana"/>
+          <w:sz w:val="24"/>
+          <w:szCs w:val="24"/>
+        </w:rPr>
+        <w:t xml:space="preserve"> έχει ένα αρκετά μεγάλο </w:t>
+      </w:r>
+      <w:proofErr w:type="spellStart"/>
+      <w:r>
+        <w:rPr>
+          <w:rFonts w:ascii="Verdana" w:hAnsi="Verdana"/>
+          <w:sz w:val="24"/>
+          <w:szCs w:val="24"/>
+        </w:rPr>
+        <w:t>learning</w:t>
+      </w:r>
+      <w:proofErr w:type="spellEnd"/>
+      <w:r>
+        <w:rPr>
+          <w:rFonts w:ascii="Verdana" w:hAnsi="Verdana"/>
+          <w:sz w:val="24"/>
+          <w:szCs w:val="24"/>
+        </w:rPr>
+        <w:t xml:space="preserve"> </w:t>
+      </w:r>
+      <w:proofErr w:type="spellStart"/>
+      <w:r>
+        <w:rPr>
+          <w:rFonts w:ascii="Verdana" w:hAnsi="Verdana"/>
+          <w:sz w:val="24"/>
+          <w:szCs w:val="24"/>
+        </w:rPr>
+        <w:t>curve</w:t>
+      </w:r>
+      <w:proofErr w:type="spellEnd"/>
+      <w:r>
+        <w:rPr>
+          <w:rFonts w:ascii="Verdana" w:hAnsi="Verdana"/>
+          <w:sz w:val="24"/>
+          <w:szCs w:val="24"/>
+        </w:rPr>
+        <w:t xml:space="preserve">, απαιτώντας από τους προγραμματιστές να προσαρμοστούν σε μια νέα φιλοσοφία ανάπτυξης. Ένα ακόμη ζήτημα είναι ότι, παρά τη συνεχή ανάπτυξή του, το </w:t>
+      </w:r>
+      <w:proofErr w:type="spellStart"/>
+      <w:r>
+        <w:rPr>
+          <w:rFonts w:ascii="Verdana" w:hAnsi="Verdana"/>
+          <w:sz w:val="24"/>
+          <w:szCs w:val="24"/>
+        </w:rPr>
+        <w:t>Compose</w:t>
+      </w:r>
+      <w:proofErr w:type="spellEnd"/>
+      <w:r>
+        <w:rPr>
+          <w:rFonts w:ascii="Verdana" w:hAnsi="Verdana"/>
+          <w:sz w:val="24"/>
+          <w:szCs w:val="24"/>
+        </w:rPr>
+        <w:t xml:space="preserve"> δεν υποστηρίζει ακόμη πλήρως όλα τα UI </w:t>
+      </w:r>
+      <w:proofErr w:type="spellStart"/>
+      <w:r>
+        <w:rPr>
+          <w:rFonts w:ascii="Verdana" w:hAnsi="Verdana"/>
+          <w:sz w:val="24"/>
+          <w:szCs w:val="24"/>
+        </w:rPr>
+        <w:t>components</w:t>
+      </w:r>
+      <w:proofErr w:type="spellEnd"/>
+      <w:r>
+        <w:rPr>
+          <w:rFonts w:ascii="Verdana" w:hAnsi="Verdana"/>
+          <w:sz w:val="24"/>
+          <w:szCs w:val="24"/>
+        </w:rPr>
+        <w:t xml:space="preserve"> και λειτουργίες που προσφέρει το κλασικό </w:t>
+      </w:r>
+      <w:proofErr w:type="spellStart"/>
+      <w:r>
+        <w:rPr>
+          <w:rFonts w:ascii="Verdana" w:hAnsi="Verdana"/>
+          <w:sz w:val="24"/>
+          <w:szCs w:val="24"/>
+        </w:rPr>
+        <w:t>View</w:t>
+      </w:r>
+      <w:proofErr w:type="spellEnd"/>
+      <w:r>
+        <w:rPr>
+          <w:rFonts w:ascii="Verdana" w:hAnsi="Verdana"/>
+          <w:sz w:val="24"/>
+          <w:szCs w:val="24"/>
+        </w:rPr>
+        <w:t xml:space="preserve"> </w:t>
+      </w:r>
+      <w:proofErr w:type="spellStart"/>
+      <w:r>
+        <w:rPr>
+          <w:rFonts w:ascii="Verdana" w:hAnsi="Verdana"/>
+          <w:sz w:val="24"/>
+          <w:szCs w:val="24"/>
+        </w:rPr>
+        <w:t>System</w:t>
+      </w:r>
+      <w:proofErr w:type="spellEnd"/>
+      <w:r>
+        <w:rPr>
+          <w:rFonts w:ascii="Verdana" w:hAnsi="Verdana"/>
+          <w:sz w:val="24"/>
+          <w:szCs w:val="24"/>
+        </w:rPr>
+        <w:t>, γεγονός που μπορεί να δημιουργήσει προκλήσεις κατά τη μετάβαση.</w:t>
       </w:r>
     </w:p>
     <w:p>
@@ -3182,7 +4550,61 @@
           <w:sz w:val="24"/>
           <w:szCs w:val="24"/>
         </w:rPr>
-        <w:t>Τέλος, οι εφαρμογές που βασίζονται στο Jetpack Compose τείνουν να έχουν μεγαλύτερο μέγεθος APK, λόγω των επιπλέον βιβλιοθηκών που απαιτούνται για τη λειτουργία του. Παρότι αυτά τα μειονεκτήματα δεν αναιρούν τα οφέλη του Compose, είναι σημαντικό να λαμβάνονται υπόψη κατά τη σχεδίαση και ανάπτυξη εφαρμογών.</w:t>
+        <w:t xml:space="preserve">Τέλος, οι εφαρμογές που βασίζονται στο </w:t>
+      </w:r>
+      <w:proofErr w:type="spellStart"/>
+      <w:r>
+        <w:rPr>
+          <w:rFonts w:ascii="Verdana" w:hAnsi="Verdana"/>
+          <w:sz w:val="24"/>
+          <w:szCs w:val="24"/>
+        </w:rPr>
+        <w:t>Jetpack</w:t>
+      </w:r>
+      <w:proofErr w:type="spellEnd"/>
+      <w:r>
+        <w:rPr>
+          <w:rFonts w:ascii="Verdana" w:hAnsi="Verdana"/>
+          <w:sz w:val="24"/>
+          <w:szCs w:val="24"/>
+        </w:rPr>
+        <w:t xml:space="preserve"> </w:t>
+      </w:r>
+      <w:proofErr w:type="spellStart"/>
+      <w:r>
+        <w:rPr>
+          <w:rFonts w:ascii="Verdana" w:hAnsi="Verdana"/>
+          <w:sz w:val="24"/>
+          <w:szCs w:val="24"/>
+        </w:rPr>
+        <w:t>Compose</w:t>
+      </w:r>
+      <w:proofErr w:type="spellEnd"/>
+      <w:r>
+        <w:rPr>
+          <w:rFonts w:ascii="Verdana" w:hAnsi="Verdana"/>
+          <w:sz w:val="24"/>
+          <w:szCs w:val="24"/>
+        </w:rPr>
+        <w:t xml:space="preserve"> τείνουν να έχουν μεγαλύτερο μέγεθος APK, λόγω των επιπλέον βιβλιοθηκών που απαιτούνται για τη λειτουργία του. Παρότι αυτά τα μειονεκτήματα δεν αναιρούν τα οφέλη του </w:t>
+      </w:r>
+      <w:proofErr w:type="spellStart"/>
+      <w:r>
+        <w:rPr>
+          <w:rFonts w:ascii="Verdana" w:hAnsi="Verdana"/>
+          <w:sz w:val="24"/>
+          <w:szCs w:val="24"/>
+        </w:rPr>
+        <w:t>Compose</w:t>
+      </w:r>
+      <w:proofErr w:type="spellEnd"/>
+      <w:r>
+        <w:rPr>
+          <w:rFonts w:ascii="Verdana" w:hAnsi="Verdana"/>
+          <w:sz w:val="24"/>
+          <w:szCs w:val="24"/>
+        </w:rPr>
+        <w:t>, είναι σημαντικό να λαμβάνονται υπόψη κατά τη σχεδίαση και ανάπτυξη εφαρμογών.</w:t>
       </w:r>
     </w:p>
     <w:p>
@@ -3232,7 +4654,43 @@
           <w:sz w:val="24"/>
           <w:szCs w:val="24"/>
         </w:rPr>
-        <w:t>Στη συνέχεια της εργασίας, θα αναλυθεί η διαδικασία μετάβασης της εφαρμογής στο Jetpack Compose, τα προβλήματα που προέκυψαν, οι προκλήσεις που αντιμετωπίστηκαν, καθώς και οι τρόποι βελτιστοποίησης της αρχιτεκτονικής της εφαρμογής μέσω αυτής της προσέγγισης.</w:t>
+        <w:t xml:space="preserve">Στη συνέχεια της εργασίας, θα αναλυθεί η διαδικασία μετάβασης της εφαρμογής στο </w:t>
+      </w:r>
+      <w:proofErr w:type="spellStart"/>
+      <w:r>
+        <w:rPr>
+          <w:rFonts w:ascii="Verdana" w:hAnsi="Verdana"/>
+          <w:sz w:val="24"/>
+          <w:szCs w:val="24"/>
+        </w:rPr>
+        <w:t>Jetpack</w:t>
+      </w:r>
+      <w:proofErr w:type="spellEnd"/>
+      <w:r>
+        <w:rPr>
+          <w:rFonts w:ascii="Verdana" w:hAnsi="Verdana"/>
+          <w:sz w:val="24"/>
+          <w:szCs w:val="24"/>
+        </w:rPr>
+        <w:t xml:space="preserve"> </w:t>
+      </w:r>
+      <w:proofErr w:type="spellStart"/>
+      <w:r>
+        <w:rPr>
+          <w:rFonts w:ascii="Verdana" w:hAnsi="Verdana"/>
+          <w:sz w:val="24"/>
+          <w:szCs w:val="24"/>
+        </w:rPr>
+        <w:t>Compose</w:t>
+      </w:r>
+      <w:proofErr w:type="spellEnd"/>
+      <w:r>
+        <w:rPr>
+          <w:rFonts w:ascii="Verdana" w:hAnsi="Verdana"/>
+          <w:sz w:val="24"/>
+          <w:szCs w:val="24"/>
+        </w:rPr>
+        <w:t>, τα προβλήματα που προέκυψαν, οι προκλήσεις που αντιμετωπίστηκαν, καθώς και οι τρόποι βελτιστοποίησης της αρχιτεκτονικής της εφαρμογής μέσω αυτής της προσέγγισης.</w:t>
       </w:r>
     </w:p>
     <w:p>
@@ -3714,8 +5172,27 @@
           <w:sz w:val="24"/>
           <w:szCs w:val="24"/>
         </w:rPr>
-        <w:t xml:space="preserve"> για τη δημιουργία διεπαφών χρήστη (</w:t>
-      </w:r>
+        <w:t xml:space="preserve"> για τη δημιουργία </w:t>
+      </w:r>
+      <w:proofErr w:type="spellStart"/>
+      <w:r>
+        <w:rPr>
+          <w:rFonts w:ascii="Verdana" w:hAnsi="Verdana"/>
+          <w:sz w:val="24"/>
+          <w:szCs w:val="24"/>
+        </w:rPr>
+        <w:t>διεπαφών</w:t>
+      </w:r>
+      <w:proofErr w:type="spellEnd"/>
+      <w:r>
+        <w:rPr>
+          <w:rFonts w:ascii="Verdana" w:hAnsi="Verdana"/>
+          <w:sz w:val="24"/>
+          <w:szCs w:val="24"/>
+        </w:rPr>
+        <w:t xml:space="preserve"> χρήστη (</w:t>
+      </w:r>
+      <w:proofErr w:type="spellStart"/>
       <w:r>
         <w:rPr>
           <w:rFonts w:ascii="Verdana" w:hAnsi="Verdana"/>
@@ -3725,13 +5202,50 @@
         </w:rPr>
         <w:t>ui</w:t>
       </w:r>
-      <w:r>
-        <w:rPr>
-          <w:rFonts w:ascii="Verdana" w:hAnsi="Verdana"/>
-          <w:sz w:val="24"/>
-          <w:szCs w:val="24"/>
-        </w:rPr>
-        <w:t>) στις εφαρμογές Android. Βασίζεται σε μια δηλωτική προσέγγιση, επιτρέποντας στους προγραμματιστές να περιγράφουν το UI της εφαρμογής μέσω Kotlin αντί για τα παραδοσιακά</w:t>
+      <w:proofErr w:type="spellEnd"/>
+      <w:r>
+        <w:rPr>
+          <w:rFonts w:ascii="Verdana" w:hAnsi="Verdana"/>
+          <w:sz w:val="24"/>
+          <w:szCs w:val="24"/>
+        </w:rPr>
+        <w:t xml:space="preserve">) στις εφαρμογές </w:t>
+      </w:r>
+      <w:proofErr w:type="spellStart"/>
+      <w:r>
+        <w:rPr>
+          <w:rFonts w:ascii="Verdana" w:hAnsi="Verdana"/>
+          <w:sz w:val="24"/>
+          <w:szCs w:val="24"/>
+        </w:rPr>
+        <w:t>Android</w:t>
+      </w:r>
+      <w:proofErr w:type="spellEnd"/>
+      <w:r>
+        <w:rPr>
+          <w:rFonts w:ascii="Verdana" w:hAnsi="Verdana"/>
+          <w:sz w:val="24"/>
+          <w:szCs w:val="24"/>
+        </w:rPr>
+        <w:t xml:space="preserve">. Βασίζεται σε μια δηλωτική προσέγγιση, επιτρέποντας στους προγραμματιστές να περιγράφουν το UI της εφαρμογής μέσω </w:t>
+      </w:r>
+      <w:proofErr w:type="spellStart"/>
+      <w:r>
+        <w:rPr>
+          <w:rFonts w:ascii="Verdana" w:hAnsi="Verdana"/>
+          <w:sz w:val="24"/>
+          <w:szCs w:val="24"/>
+        </w:rPr>
+        <w:t>Kotlin</w:t>
+      </w:r>
+      <w:proofErr w:type="spellEnd"/>
+      <w:r>
+        <w:rPr>
+          <w:rFonts w:ascii="Verdana" w:hAnsi="Verdana"/>
+          <w:sz w:val="24"/>
+          <w:szCs w:val="24"/>
+        </w:rPr>
+        <w:t xml:space="preserve"> αντί για τα παραδοσιακά</w:t>
       </w:r>
       <w:r>
         <w:rPr>
@@ -3773,7 +5287,61 @@
           <w:sz w:val="24"/>
           <w:szCs w:val="24"/>
         </w:rPr>
-        <w:t>. Αυτό διαφοροποιεί το Compose από το κλασικό View System, καθιστώντας τη διαδικασία σχεδιασμού του UI πιο ευέλικτη, κατανοητή και εύκολη στη συντήρηση</w:t>
+        <w:t xml:space="preserve">. Αυτό διαφοροποιεί το </w:t>
+      </w:r>
+      <w:proofErr w:type="spellStart"/>
+      <w:r>
+        <w:rPr>
+          <w:rFonts w:ascii="Verdana" w:hAnsi="Verdana"/>
+          <w:sz w:val="24"/>
+          <w:szCs w:val="24"/>
+        </w:rPr>
+        <w:t>Compose</w:t>
+      </w:r>
+      <w:proofErr w:type="spellEnd"/>
+      <w:r>
+        <w:rPr>
+          <w:rFonts w:ascii="Verdana" w:hAnsi="Verdana"/>
+          <w:sz w:val="24"/>
+          <w:szCs w:val="24"/>
+        </w:rPr>
+        <w:t xml:space="preserve"> από το κλασικό </w:t>
+      </w:r>
+      <w:proofErr w:type="spellStart"/>
+      <w:r>
+        <w:rPr>
+          <w:rFonts w:ascii="Verdana" w:hAnsi="Verdana"/>
+          <w:sz w:val="24"/>
+          <w:szCs w:val="24"/>
+        </w:rPr>
+        <w:t>View</w:t>
+      </w:r>
+      <w:proofErr w:type="spellEnd"/>
+      <w:r>
+        <w:rPr>
+          <w:rFonts w:ascii="Verdana" w:hAnsi="Verdana"/>
+          <w:sz w:val="24"/>
+          <w:szCs w:val="24"/>
+        </w:rPr>
+        <w:t xml:space="preserve"> </w:t>
+      </w:r>
+      <w:proofErr w:type="spellStart"/>
+      <w:r>
+        <w:rPr>
+          <w:rFonts w:ascii="Verdana" w:hAnsi="Verdana"/>
+          <w:sz w:val="24"/>
+          <w:szCs w:val="24"/>
+        </w:rPr>
+        <w:t>System</w:t>
+      </w:r>
+      <w:proofErr w:type="spellEnd"/>
+      <w:r>
+        <w:rPr>
+          <w:rFonts w:ascii="Verdana" w:hAnsi="Verdana"/>
+          <w:sz w:val="24"/>
+          <w:szCs w:val="24"/>
+        </w:rPr>
+        <w:t>, καθιστώντας τη διαδικασία σχεδιασμού του UI πιο ευέλικτη, κατανοητή και εύκολη στη συντήρηση</w:t>
       </w:r>
       <w:r>
         <w:rPr>
@@ -3831,7 +5399,43 @@
           <w:sz w:val="24"/>
           <w:szCs w:val="24"/>
         </w:rPr>
-        <w:t xml:space="preserve">Το Jetpack Compose επιτρέπει τη δημιουργία και τη διαχείριση UI στοιχείων με έναν δηλωτικό τρόπο. Αντί να τροποποιούμε απευθείας τα </w:t>
+        <w:t xml:space="preserve">Το </w:t>
+      </w:r>
+      <w:proofErr w:type="spellStart"/>
+      <w:r>
+        <w:rPr>
+          <w:rFonts w:ascii="Verdana" w:hAnsi="Verdana"/>
+          <w:sz w:val="24"/>
+          <w:szCs w:val="24"/>
+        </w:rPr>
+        <w:t>Jetpack</w:t>
+      </w:r>
+      <w:proofErr w:type="spellEnd"/>
+      <w:r>
+        <w:rPr>
+          <w:rFonts w:ascii="Verdana" w:hAnsi="Verdana"/>
+          <w:sz w:val="24"/>
+          <w:szCs w:val="24"/>
+        </w:rPr>
+        <w:t xml:space="preserve"> </w:t>
+      </w:r>
+      <w:proofErr w:type="spellStart"/>
+      <w:r>
+        <w:rPr>
+          <w:rFonts w:ascii="Verdana" w:hAnsi="Verdana"/>
+          <w:sz w:val="24"/>
+          <w:szCs w:val="24"/>
+        </w:rPr>
+        <w:t>Compose</w:t>
+      </w:r>
+      <w:proofErr w:type="spellEnd"/>
+      <w:r>
+        <w:rPr>
+          <w:rFonts w:ascii="Verdana" w:hAnsi="Verdana"/>
+          <w:sz w:val="24"/>
+          <w:szCs w:val="24"/>
+        </w:rPr>
+        <w:t xml:space="preserve"> επιτρέπει τη δημιουργία και τη διαχείριση UI στοιχείων με έναν δηλωτικό τρόπο. Αντί να τροποποιούμε απευθείας τα </w:t>
       </w:r>
       <w:r>
         <w:rPr>
@@ -3848,7 +5452,25 @@
           <w:sz w:val="24"/>
           <w:szCs w:val="24"/>
         </w:rPr>
-        <w:t>, περιγράφουμε πώς πρέπει να φαίνεται η διεπαφή με βάση την τρέχουσα κατάσταση της εφαρμογής (</w:t>
+        <w:t xml:space="preserve">, περιγράφουμε πώς πρέπει να φαίνεται η </w:t>
+      </w:r>
+      <w:proofErr w:type="spellStart"/>
+      <w:r>
+        <w:rPr>
+          <w:rFonts w:ascii="Verdana" w:hAnsi="Verdana"/>
+          <w:sz w:val="24"/>
+          <w:szCs w:val="24"/>
+        </w:rPr>
+        <w:t>διεπαφή</w:t>
+      </w:r>
+      <w:proofErr w:type="spellEnd"/>
+      <w:r>
+        <w:rPr>
+          <w:rFonts w:ascii="Verdana" w:hAnsi="Verdana"/>
+          <w:sz w:val="24"/>
+          <w:szCs w:val="24"/>
+        </w:rPr>
+        <w:t xml:space="preserve"> με βάση την τρέχουσα κατάσταση της εφαρμογής (</w:t>
       </w:r>
       <w:r>
         <w:rPr>
@@ -3883,6 +5505,7 @@
         </w:rPr>
         <w:t xml:space="preserve">Επομένως, διακρίνεται για το δηλωτικό </w:t>
       </w:r>
+      <w:proofErr w:type="spellStart"/>
       <w:r>
         <w:rPr>
           <w:rFonts w:ascii="Verdana" w:hAnsi="Verdana"/>
@@ -3892,6 +5515,7 @@
         </w:rPr>
         <w:t>ui</w:t>
       </w:r>
+      <w:proofErr w:type="spellEnd"/>
       <w:r>
         <w:rPr>
           <w:rFonts w:ascii="Verdana" w:hAnsi="Verdana"/>
@@ -3948,7 +5572,97 @@
           <w:sz w:val="24"/>
           <w:szCs w:val="24"/>
         </w:rPr>
-        <w:t>Ο βασικός δομικός λίθος του Jetpack Compose είναι οι @Composable συναρτήσεις. Αυτές οι συναρτήσεις δημιουργούν τα UI components και μπορούν να συνδυάζονται για να δημιουργήσουν πιο σύνθετες διεπαφές. Ένα Composable στοιχείο μπορεί να επαναχρησιμοποιηθεί εύκολα, μειώνοντας τον επαναλαμβανόμενο κώδικα και βελτιώνοντας την οργάνωση της εφαρμογής.</w:t>
+        <w:t xml:space="preserve">Ο βασικός δομικός λίθος του </w:t>
+      </w:r>
+      <w:proofErr w:type="spellStart"/>
+      <w:r>
+        <w:rPr>
+          <w:rFonts w:ascii="Verdana" w:hAnsi="Verdana"/>
+          <w:sz w:val="24"/>
+          <w:szCs w:val="24"/>
+        </w:rPr>
+        <w:t>Jetpack</w:t>
+      </w:r>
+      <w:proofErr w:type="spellEnd"/>
+      <w:r>
+        <w:rPr>
+          <w:rFonts w:ascii="Verdana" w:hAnsi="Verdana"/>
+          <w:sz w:val="24"/>
+          <w:szCs w:val="24"/>
+        </w:rPr>
+        <w:t xml:space="preserve"> </w:t>
+      </w:r>
+      <w:proofErr w:type="spellStart"/>
+      <w:r>
+        <w:rPr>
+          <w:rFonts w:ascii="Verdana" w:hAnsi="Verdana"/>
+          <w:sz w:val="24"/>
+          <w:szCs w:val="24"/>
+        </w:rPr>
+        <w:t>Compose</w:t>
+      </w:r>
+      <w:proofErr w:type="spellEnd"/>
+      <w:r>
+        <w:rPr>
+          <w:rFonts w:ascii="Verdana" w:hAnsi="Verdana"/>
+          <w:sz w:val="24"/>
+          <w:szCs w:val="24"/>
+        </w:rPr>
+        <w:t xml:space="preserve"> είναι οι @Composable συναρτήσεις. Αυτές οι συναρτήσεις δημιουργούν τα UI </w:t>
+      </w:r>
+      <w:proofErr w:type="spellStart"/>
+      <w:r>
+        <w:rPr>
+          <w:rFonts w:ascii="Verdana" w:hAnsi="Verdana"/>
+          <w:sz w:val="24"/>
+          <w:szCs w:val="24"/>
+        </w:rPr>
+        <w:t>components</w:t>
+      </w:r>
+      <w:proofErr w:type="spellEnd"/>
+      <w:r>
+        <w:rPr>
+          <w:rFonts w:ascii="Verdana" w:hAnsi="Verdana"/>
+          <w:sz w:val="24"/>
+          <w:szCs w:val="24"/>
+        </w:rPr>
+        <w:t xml:space="preserve"> και μπορούν να συνδυάζονται για να δημιουργήσουν πιο σύνθετες </w:t>
+      </w:r>
+      <w:proofErr w:type="spellStart"/>
+      <w:r>
+        <w:rPr>
+          <w:rFonts w:ascii="Verdana" w:hAnsi="Verdana"/>
+          <w:sz w:val="24"/>
+          <w:szCs w:val="24"/>
+        </w:rPr>
+        <w:t>διεπαφές</w:t>
+      </w:r>
+      <w:proofErr w:type="spellEnd"/>
+      <w:r>
+        <w:rPr>
+          <w:rFonts w:ascii="Verdana" w:hAnsi="Verdana"/>
+          <w:sz w:val="24"/>
+          <w:szCs w:val="24"/>
+        </w:rPr>
+        <w:t xml:space="preserve">. Ένα </w:t>
+      </w:r>
+      <w:proofErr w:type="spellStart"/>
+      <w:r>
+        <w:rPr>
+          <w:rFonts w:ascii="Verdana" w:hAnsi="Verdana"/>
+          <w:sz w:val="24"/>
+          <w:szCs w:val="24"/>
+        </w:rPr>
+        <w:t>Composable</w:t>
+      </w:r>
+      <w:proofErr w:type="spellEnd"/>
+      <w:r>
+        <w:rPr>
+          <w:rFonts w:ascii="Verdana" w:hAnsi="Verdana"/>
+          <w:sz w:val="24"/>
+          <w:szCs w:val="24"/>
+        </w:rPr>
+        <w:t xml:space="preserve"> στοιχείο μπορεί να επαναχρησιμοποιηθεί εύκολα, μειώνοντας τον επαναλαμβανόμενο κώδικα και βελτιώνοντας την οργάνωση της εφαρμογής.</w:t>
       </w:r>
     </w:p>
     <w:p>
@@ -3998,7 +5712,43 @@
           <w:sz w:val="24"/>
           <w:szCs w:val="24"/>
         </w:rPr>
-        <w:t xml:space="preserve">Το Jetpack Compose επιτρέπει την εύκολη διαχείριση του </w:t>
+        <w:t xml:space="preserve">Το </w:t>
+      </w:r>
+      <w:proofErr w:type="spellStart"/>
+      <w:r>
+        <w:rPr>
+          <w:rFonts w:ascii="Verdana" w:hAnsi="Verdana"/>
+          <w:sz w:val="24"/>
+          <w:szCs w:val="24"/>
+        </w:rPr>
+        <w:t>Jetpack</w:t>
+      </w:r>
+      <w:proofErr w:type="spellEnd"/>
+      <w:r>
+        <w:rPr>
+          <w:rFonts w:ascii="Verdana" w:hAnsi="Verdana"/>
+          <w:sz w:val="24"/>
+          <w:szCs w:val="24"/>
+        </w:rPr>
+        <w:t xml:space="preserve"> </w:t>
+      </w:r>
+      <w:proofErr w:type="spellStart"/>
+      <w:r>
+        <w:rPr>
+          <w:rFonts w:ascii="Verdana" w:hAnsi="Verdana"/>
+          <w:sz w:val="24"/>
+          <w:szCs w:val="24"/>
+        </w:rPr>
+        <w:t>Compose</w:t>
+      </w:r>
+      <w:proofErr w:type="spellEnd"/>
+      <w:r>
+        <w:rPr>
+          <w:rFonts w:ascii="Verdana" w:hAnsi="Verdana"/>
+          <w:sz w:val="24"/>
+          <w:szCs w:val="24"/>
+        </w:rPr>
+        <w:t xml:space="preserve"> επιτρέπει την εύκολη διαχείριση του </w:t>
       </w:r>
       <w:r>
         <w:rPr>
@@ -4053,6 +5803,7 @@
         </w:rPr>
         <w:t xml:space="preserve"> </w:t>
       </w:r>
+      <w:proofErr w:type="spellStart"/>
       <w:r>
         <w:rPr>
           <w:rFonts w:ascii="Verdana" w:hAnsi="Verdana"/>
@@ -4061,6 +5812,7 @@
         </w:rPr>
         <w:t>Hoisting</w:t>
       </w:r>
+      <w:proofErr w:type="spellEnd"/>
       <w:r>
         <w:rPr>
           <w:rFonts w:ascii="Verdana" w:hAnsi="Verdana"/>
@@ -4069,6 +5821,7 @@
         </w:rPr>
         <w:t xml:space="preserve"> και η ενσωμάτωση με </w:t>
       </w:r>
+      <w:proofErr w:type="spellStart"/>
       <w:r>
         <w:rPr>
           <w:rFonts w:ascii="Verdana" w:hAnsi="Verdana"/>
@@ -4077,6 +5830,7 @@
         </w:rPr>
         <w:t>LiveData</w:t>
       </w:r>
+      <w:proofErr w:type="spellEnd"/>
       <w:r>
         <w:rPr>
           <w:rFonts w:ascii="Verdana" w:hAnsi="Verdana"/>
@@ -4100,7 +5854,25 @@
           <w:sz w:val="24"/>
           <w:szCs w:val="24"/>
         </w:rPr>
-        <w:t>. Αυτό καθιστά δυνατή την αυτόματη ενημέρωση του UI όταν αλλάζουν τα δεδομένα, χωρίς την ανάγκη για περίπλοκους μηχανισμούς binding.</w:t>
+        <w:t xml:space="preserve">. Αυτό καθιστά δυνατή την αυτόματη ενημέρωση του UI όταν αλλάζουν τα δεδομένα, χωρίς την ανάγκη για περίπλοκους μηχανισμούς </w:t>
+      </w:r>
+      <w:proofErr w:type="spellStart"/>
+      <w:r>
+        <w:rPr>
+          <w:rFonts w:ascii="Verdana" w:hAnsi="Verdana"/>
+          <w:sz w:val="24"/>
+          <w:szCs w:val="24"/>
+        </w:rPr>
+        <w:t>binding</w:t>
+      </w:r>
+      <w:proofErr w:type="spellEnd"/>
+      <w:r>
+        <w:rPr>
+          <w:rFonts w:ascii="Verdana" w:hAnsi="Verdana"/>
+          <w:sz w:val="24"/>
+          <w:szCs w:val="24"/>
+        </w:rPr>
+        <w:t>.</w:t>
       </w:r>
     </w:p>
     <w:p>
@@ -4150,7 +5922,43 @@
           <w:sz w:val="24"/>
           <w:szCs w:val="24"/>
         </w:rPr>
-        <w:t>Οι Composable συναρτήσεις μπορούν να οργανωθούν σε μικρότερα, ανεξάρτητα τμήματα, επιτρέποντας τη δημιουργία επαναχρησιμοποιήσιμων UI components. Αυτό βοηθά στη βελτίωση της συντήρησης και της επεκτασιμότητας της εφαρμογής.</w:t>
+        <w:t xml:space="preserve">Οι </w:t>
+      </w:r>
+      <w:proofErr w:type="spellStart"/>
+      <w:r>
+        <w:rPr>
+          <w:rFonts w:ascii="Verdana" w:hAnsi="Verdana"/>
+          <w:sz w:val="24"/>
+          <w:szCs w:val="24"/>
+        </w:rPr>
+        <w:t>Composable</w:t>
+      </w:r>
+      <w:proofErr w:type="spellEnd"/>
+      <w:r>
+        <w:rPr>
+          <w:rFonts w:ascii="Verdana" w:hAnsi="Verdana"/>
+          <w:sz w:val="24"/>
+          <w:szCs w:val="24"/>
+        </w:rPr>
+        <w:t xml:space="preserve"> συναρτήσεις μπορούν να οργανωθούν σε μικρότερα, ανεξάρτητα τμήματα, επιτρέποντας τη δημιουργία επαναχρησιμοποιήσιμων UI </w:t>
+      </w:r>
+      <w:proofErr w:type="spellStart"/>
+      <w:r>
+        <w:rPr>
+          <w:rFonts w:ascii="Verdana" w:hAnsi="Verdana"/>
+          <w:sz w:val="24"/>
+          <w:szCs w:val="24"/>
+        </w:rPr>
+        <w:t>components</w:t>
+      </w:r>
+      <w:proofErr w:type="spellEnd"/>
+      <w:r>
+        <w:rPr>
+          <w:rFonts w:ascii="Verdana" w:hAnsi="Verdana"/>
+          <w:sz w:val="24"/>
+          <w:szCs w:val="24"/>
+        </w:rPr>
+        <w:t>. Αυτό βοηθά στη βελτίωση της συντήρησης και της επεκτασιμότητας της εφαρμογής.</w:t>
       </w:r>
     </w:p>
     <w:p>
@@ -4200,7 +6008,133 @@
           <w:sz w:val="24"/>
           <w:szCs w:val="24"/>
         </w:rPr>
-        <w:t>Το Jetpack Compose παρέχει ένα απλό και ισχυρό API για τη δημιουργία animations. Οι προγραμματιστές μπορούν εύκολα να προσθέσουν μεταβάσεις και εφέ στα UI components χρησιμοποιώντας εργαλεία όπως το animateDpAsState, το AnimatedVisibility, και το rememberInfiniteTransition.</w:t>
+        <w:t xml:space="preserve">Το </w:t>
+      </w:r>
+      <w:proofErr w:type="spellStart"/>
+      <w:r>
+        <w:rPr>
+          <w:rFonts w:ascii="Verdana" w:hAnsi="Verdana"/>
+          <w:sz w:val="24"/>
+          <w:szCs w:val="24"/>
+        </w:rPr>
+        <w:t>Jetpack</w:t>
+      </w:r>
+      <w:proofErr w:type="spellEnd"/>
+      <w:r>
+        <w:rPr>
+          <w:rFonts w:ascii="Verdana" w:hAnsi="Verdana"/>
+          <w:sz w:val="24"/>
+          <w:szCs w:val="24"/>
+        </w:rPr>
+        <w:t xml:space="preserve"> </w:t>
+      </w:r>
+      <w:proofErr w:type="spellStart"/>
+      <w:r>
+        <w:rPr>
+          <w:rFonts w:ascii="Verdana" w:hAnsi="Verdana"/>
+          <w:sz w:val="24"/>
+          <w:szCs w:val="24"/>
+        </w:rPr>
+        <w:t>Compose</w:t>
+      </w:r>
+      <w:proofErr w:type="spellEnd"/>
+      <w:r>
+        <w:rPr>
+          <w:rFonts w:ascii="Verdana" w:hAnsi="Verdana"/>
+          <w:sz w:val="24"/>
+          <w:szCs w:val="24"/>
+        </w:rPr>
+        <w:t xml:space="preserve"> παρέχει ένα απλό και ισχυρό API για τη δημιουργία </w:t>
+      </w:r>
+      <w:proofErr w:type="spellStart"/>
+      <w:r>
+        <w:rPr>
+          <w:rFonts w:ascii="Verdana" w:hAnsi="Verdana"/>
+          <w:sz w:val="24"/>
+          <w:szCs w:val="24"/>
+        </w:rPr>
+        <w:t>animations</w:t>
+      </w:r>
+      <w:proofErr w:type="spellEnd"/>
+      <w:r>
+        <w:rPr>
+          <w:rFonts w:ascii="Verdana" w:hAnsi="Verdana"/>
+          <w:sz w:val="24"/>
+          <w:szCs w:val="24"/>
+        </w:rPr>
+        <w:t xml:space="preserve">. Οι προγραμματιστές μπορούν εύκολα να προσθέσουν μεταβάσεις και εφέ στα UI </w:t>
+      </w:r>
+      <w:proofErr w:type="spellStart"/>
+      <w:r>
+        <w:rPr>
+          <w:rFonts w:ascii="Verdana" w:hAnsi="Verdana"/>
+          <w:sz w:val="24"/>
+          <w:szCs w:val="24"/>
+        </w:rPr>
+        <w:t>components</w:t>
+      </w:r>
+      <w:proofErr w:type="spellEnd"/>
+      <w:r>
+        <w:rPr>
+          <w:rFonts w:ascii="Verdana" w:hAnsi="Verdana"/>
+          <w:sz w:val="24"/>
+          <w:szCs w:val="24"/>
+        </w:rPr>
+        <w:t xml:space="preserve"> χρησιμοποιώντας εργαλεία όπως το </w:t>
+      </w:r>
+      <w:proofErr w:type="spellStart"/>
+      <w:r>
+        <w:rPr>
+          <w:rFonts w:ascii="Verdana" w:hAnsi="Verdana"/>
+          <w:sz w:val="24"/>
+          <w:szCs w:val="24"/>
+        </w:rPr>
+        <w:t>animateDpAsState</w:t>
+      </w:r>
+      <w:proofErr w:type="spellEnd"/>
+      <w:r>
+        <w:rPr>
+          <w:rFonts w:ascii="Verdana" w:hAnsi="Verdana"/>
+          <w:sz w:val="24"/>
+          <w:szCs w:val="24"/>
+        </w:rPr>
+        <w:t xml:space="preserve">, το </w:t>
+      </w:r>
+      <w:proofErr w:type="spellStart"/>
+      <w:r>
+        <w:rPr>
+          <w:rFonts w:ascii="Verdana" w:hAnsi="Verdana"/>
+          <w:sz w:val="24"/>
+          <w:szCs w:val="24"/>
+        </w:rPr>
+        <w:t>AnimatedVisibility</w:t>
+      </w:r>
+      <w:proofErr w:type="spellEnd"/>
+      <w:r>
+        <w:rPr>
+          <w:rFonts w:ascii="Verdana" w:hAnsi="Verdana"/>
+          <w:sz w:val="24"/>
+          <w:szCs w:val="24"/>
+        </w:rPr>
+        <w:t xml:space="preserve">, και το </w:t>
+      </w:r>
+      <w:proofErr w:type="spellStart"/>
+      <w:r>
+        <w:rPr>
+          <w:rFonts w:ascii="Verdana" w:hAnsi="Verdana"/>
+          <w:sz w:val="24"/>
+          <w:szCs w:val="24"/>
+        </w:rPr>
+        <w:t>rememberInfiniteTransition</w:t>
+      </w:r>
+      <w:proofErr w:type="spellEnd"/>
+      <w:r>
+        <w:rPr>
+          <w:rFonts w:ascii="Verdana" w:hAnsi="Verdana"/>
+          <w:sz w:val="24"/>
+          <w:szCs w:val="24"/>
+        </w:rPr>
+        <w:t>.</w:t>
       </w:r>
     </w:p>
     <w:p>
@@ -4252,6 +6186,7 @@
         </w:rPr>
         <w:t xml:space="preserve">Χάρη στο μηχανισμό </w:t>
       </w:r>
+      <w:proofErr w:type="spellStart"/>
       <w:r>
         <w:rPr>
           <w:rFonts w:ascii="Verdana" w:hAnsi="Verdana"/>
@@ -4261,13 +6196,50 @@
         </w:rPr>
         <w:t>Recomposition</w:t>
       </w:r>
-      <w:r>
-        <w:rPr>
-          <w:rFonts w:ascii="Verdana" w:hAnsi="Verdana"/>
-          <w:sz w:val="24"/>
-          <w:szCs w:val="24"/>
-        </w:rPr>
-        <w:t>, το Jetpack Compose ανανεώνει μόνο τα στοιχεία που έχουν αλλάξει, βελτιώνοντας έτσι την απόδοση και μειώνοντας την περιττή επανασχεδίαση του UI.</w:t>
+      <w:proofErr w:type="spellEnd"/>
+      <w:r>
+        <w:rPr>
+          <w:rFonts w:ascii="Verdana" w:hAnsi="Verdana"/>
+          <w:sz w:val="24"/>
+          <w:szCs w:val="24"/>
+        </w:rPr>
+        <w:t xml:space="preserve">, το </w:t>
+      </w:r>
+      <w:proofErr w:type="spellStart"/>
+      <w:r>
+        <w:rPr>
+          <w:rFonts w:ascii="Verdana" w:hAnsi="Verdana"/>
+          <w:sz w:val="24"/>
+          <w:szCs w:val="24"/>
+        </w:rPr>
+        <w:t>Jetpack</w:t>
+      </w:r>
+      <w:proofErr w:type="spellEnd"/>
+      <w:r>
+        <w:rPr>
+          <w:rFonts w:ascii="Verdana" w:hAnsi="Verdana"/>
+          <w:sz w:val="24"/>
+          <w:szCs w:val="24"/>
+        </w:rPr>
+        <w:t xml:space="preserve"> </w:t>
+      </w:r>
+      <w:proofErr w:type="spellStart"/>
+      <w:r>
+        <w:rPr>
+          <w:rFonts w:ascii="Verdana" w:hAnsi="Verdana"/>
+          <w:sz w:val="24"/>
+          <w:szCs w:val="24"/>
+        </w:rPr>
+        <w:t>Compose</w:t>
+      </w:r>
+      <w:proofErr w:type="spellEnd"/>
+      <w:r>
+        <w:rPr>
+          <w:rFonts w:ascii="Verdana" w:hAnsi="Verdana"/>
+          <w:sz w:val="24"/>
+          <w:szCs w:val="24"/>
+        </w:rPr>
+        <w:t xml:space="preserve"> ανανεώνει μόνο τα στοιχεία που έχουν αλλάξει, βελτιώνοντας έτσι την απόδοση και μειώνοντας την περιττή επανασχεδίαση του UI.</w:t>
       </w:r>
     </w:p>
     <w:p>
@@ -4358,7 +6330,25 @@
           <w:sz w:val="24"/>
           <w:szCs w:val="24"/>
         </w:rPr>
-        <w:t xml:space="preserve"> αποτελεί μια σύγχρονη και αποδοτική λύση για την ανάπτυξη UI σε Android εφαρμογές. Παρά τις αρχικές δυσκολίες προσαρμογής, τα πλεονεκτήματα που προσφέρει σε θέματα διαχείρισης κώδικα, </w:t>
+        <w:t xml:space="preserve"> αποτελεί μια σύγχρονη και αποδοτική λύση για την ανάπτυξη UI σε </w:t>
+      </w:r>
+      <w:proofErr w:type="spellStart"/>
+      <w:r>
+        <w:rPr>
+          <w:rFonts w:ascii="Verdana" w:hAnsi="Verdana"/>
+          <w:sz w:val="24"/>
+          <w:szCs w:val="24"/>
+        </w:rPr>
+        <w:t>Android</w:t>
+      </w:r>
+      <w:proofErr w:type="spellEnd"/>
+      <w:r>
+        <w:rPr>
+          <w:rFonts w:ascii="Verdana" w:hAnsi="Verdana"/>
+          <w:sz w:val="24"/>
+          <w:szCs w:val="24"/>
+        </w:rPr>
+        <w:t xml:space="preserve"> εφαρμογές. Παρά τις αρχικές δυσκολίες προσαρμογής, τα πλεονεκτήματα που προσφέρει σε θέματα διαχείρισης κώδικα, </w:t>
       </w:r>
       <w:r>
         <w:rPr>
@@ -4392,7 +6382,25 @@
           <w:sz w:val="24"/>
           <w:szCs w:val="24"/>
         </w:rPr>
-        <w:t xml:space="preserve"> και απόδοσης καθιστούν την υιοθέτησή του μονόδρομο για το μέλλον της Android ανάπτυξης. Καθώς η </w:t>
+        <w:t xml:space="preserve"> και απόδοσης καθιστούν την υιοθέτησή του μονόδρομο για το μέλλον της </w:t>
+      </w:r>
+      <w:proofErr w:type="spellStart"/>
+      <w:r>
+        <w:rPr>
+          <w:rFonts w:ascii="Verdana" w:hAnsi="Verdana"/>
+          <w:sz w:val="24"/>
+          <w:szCs w:val="24"/>
+        </w:rPr>
+        <w:t>Android</w:t>
+      </w:r>
+      <w:proofErr w:type="spellEnd"/>
+      <w:r>
+        <w:rPr>
+          <w:rFonts w:ascii="Verdana" w:hAnsi="Verdana"/>
+          <w:sz w:val="24"/>
+          <w:szCs w:val="24"/>
+        </w:rPr>
+        <w:t xml:space="preserve"> ανάπτυξης. Καθώς η </w:t>
       </w:r>
       <w:r>
         <w:rPr>
@@ -4409,7 +6417,43 @@
           <w:sz w:val="24"/>
           <w:szCs w:val="24"/>
         </w:rPr>
-        <w:t xml:space="preserve"> συνεχίζει να επενδύει σε αυτό, η σταδιακή μετάβαση στο Compose φαίνεται να είναι η πιο βιώσιμη και στρατηγική επιλογή για τους προγραμματιστές Android.</w:t>
+        <w:t xml:space="preserve"> συνεχίζει να επενδύει σε αυτό, η σταδιακή μετάβαση στο </w:t>
+      </w:r>
+      <w:proofErr w:type="spellStart"/>
+      <w:r>
+        <w:rPr>
+          <w:rFonts w:ascii="Verdana" w:hAnsi="Verdana"/>
+          <w:sz w:val="24"/>
+          <w:szCs w:val="24"/>
+        </w:rPr>
+        <w:t>Compose</w:t>
+      </w:r>
+      <w:proofErr w:type="spellEnd"/>
+      <w:r>
+        <w:rPr>
+          <w:rFonts w:ascii="Verdana" w:hAnsi="Verdana"/>
+          <w:sz w:val="24"/>
+          <w:szCs w:val="24"/>
+        </w:rPr>
+        <w:t xml:space="preserve"> φαίνεται να είναι η πιο βιώσιμη και στρατηγική επιλογή για τους προγραμματιστές </w:t>
+      </w:r>
+      <w:proofErr w:type="spellStart"/>
+      <w:r>
+        <w:rPr>
+          <w:rFonts w:ascii="Verdana" w:hAnsi="Verdana"/>
+          <w:sz w:val="24"/>
+          <w:szCs w:val="24"/>
+        </w:rPr>
+        <w:t>Android</w:t>
+      </w:r>
+      <w:proofErr w:type="spellEnd"/>
+      <w:r>
+        <w:rPr>
+          <w:rFonts w:ascii="Verdana" w:hAnsi="Verdana"/>
+          <w:sz w:val="24"/>
+          <w:szCs w:val="24"/>
+        </w:rPr>
+        <w:t>.</w:t>
       </w:r>
     </w:p>
     <w:p>
@@ -4683,7 +6727,79 @@
           <w:sz w:val="24"/>
           <w:szCs w:val="24"/>
         </w:rPr>
-        <w:t>Η μετάβαση από την παραδοσιακή αρχιτεκτονική (XML + Activities/Fragments) στο Jetpack Compose υλοποιήθηκε με μια σταδιακή και δομημένη προσέγγιση, με στόχο τη διατήρηση της λειτουργικότητας της εφαρμογής ενώ βελτιστοποιούνταν η δομή του κώδικα. Παρακάτω αναλύονται τα βήματα και οι τεχνικές που ακολουθήθηκαν:</w:t>
+        <w:t xml:space="preserve">Η μετάβαση από την παραδοσιακή αρχιτεκτονική (XML + </w:t>
+      </w:r>
+      <w:proofErr w:type="spellStart"/>
+      <w:r>
+        <w:rPr>
+          <w:rFonts w:ascii="Verdana" w:hAnsi="Verdana"/>
+          <w:sz w:val="24"/>
+          <w:szCs w:val="24"/>
+        </w:rPr>
+        <w:t>Activities</w:t>
+      </w:r>
+      <w:proofErr w:type="spellEnd"/>
+      <w:r>
+        <w:rPr>
+          <w:rFonts w:ascii="Verdana" w:hAnsi="Verdana"/>
+          <w:sz w:val="24"/>
+          <w:szCs w:val="24"/>
+        </w:rPr>
+        <w:t>/</w:t>
+      </w:r>
+      <w:proofErr w:type="spellStart"/>
+      <w:r>
+        <w:rPr>
+          <w:rFonts w:ascii="Verdana" w:hAnsi="Verdana"/>
+          <w:sz w:val="24"/>
+          <w:szCs w:val="24"/>
+        </w:rPr>
+        <w:t>Fragments</w:t>
+      </w:r>
+      <w:proofErr w:type="spellEnd"/>
+      <w:r>
+        <w:rPr>
+          <w:rFonts w:ascii="Verdana" w:hAnsi="Verdana"/>
+          <w:sz w:val="24"/>
+          <w:szCs w:val="24"/>
+        </w:rPr>
+        <w:t xml:space="preserve">) στο </w:t>
+      </w:r>
+      <w:proofErr w:type="spellStart"/>
+      <w:r>
+        <w:rPr>
+          <w:rFonts w:ascii="Verdana" w:hAnsi="Verdana"/>
+          <w:sz w:val="24"/>
+          <w:szCs w:val="24"/>
+        </w:rPr>
+        <w:t>Jetpack</w:t>
+      </w:r>
+      <w:proofErr w:type="spellEnd"/>
+      <w:r>
+        <w:rPr>
+          <w:rFonts w:ascii="Verdana" w:hAnsi="Verdana"/>
+          <w:sz w:val="24"/>
+          <w:szCs w:val="24"/>
+        </w:rPr>
+        <w:t xml:space="preserve"> </w:t>
+      </w:r>
+      <w:proofErr w:type="spellStart"/>
+      <w:r>
+        <w:rPr>
+          <w:rFonts w:ascii="Verdana" w:hAnsi="Verdana"/>
+          <w:sz w:val="24"/>
+          <w:szCs w:val="24"/>
+        </w:rPr>
+        <w:t>Compose</w:t>
+      </w:r>
+      <w:proofErr w:type="spellEnd"/>
+      <w:r>
+        <w:rPr>
+          <w:rFonts w:ascii="Verdana" w:hAnsi="Verdana"/>
+          <w:sz w:val="24"/>
+          <w:szCs w:val="24"/>
+        </w:rPr>
+        <w:t xml:space="preserve"> υλοποιήθηκε με μια σταδιακή και δομημένη προσέγγιση, με στόχο τη διατήρηση της λειτουργικότητας της εφαρμογής ενώ βελτιστοποιούνταν η δομή του κώδικα. Παρακάτω αναλύονται τα βήματα και οι τεχνικές που ακολουθήθηκαν:</w:t>
       </w:r>
     </w:p>
     <w:p>
@@ -4790,7 +6906,61 @@
           <w:sz w:val="24"/>
           <w:szCs w:val="24"/>
         </w:rPr>
-        <w:t>Καταγραφή όλων των XML layouts, Activities, και Fragments για να εντοπιστούν οι περιοχές που θα μετατραπούν πρώτες.</w:t>
+        <w:t xml:space="preserve">Καταγραφή όλων των XML </w:t>
+      </w:r>
+      <w:proofErr w:type="spellStart"/>
+      <w:r>
+        <w:rPr>
+          <w:rFonts w:ascii="Verdana" w:hAnsi="Verdana"/>
+          <w:sz w:val="24"/>
+          <w:szCs w:val="24"/>
+        </w:rPr>
+        <w:t>layouts</w:t>
+      </w:r>
+      <w:proofErr w:type="spellEnd"/>
+      <w:r>
+        <w:rPr>
+          <w:rFonts w:ascii="Verdana" w:hAnsi="Verdana"/>
+          <w:sz w:val="24"/>
+          <w:szCs w:val="24"/>
+        </w:rPr>
+        <w:t xml:space="preserve">, </w:t>
+      </w:r>
+      <w:proofErr w:type="spellStart"/>
+      <w:r>
+        <w:rPr>
+          <w:rFonts w:ascii="Verdana" w:hAnsi="Verdana"/>
+          <w:sz w:val="24"/>
+          <w:szCs w:val="24"/>
+        </w:rPr>
+        <w:t>Activities</w:t>
+      </w:r>
+      <w:proofErr w:type="spellEnd"/>
+      <w:r>
+        <w:rPr>
+          <w:rFonts w:ascii="Verdana" w:hAnsi="Verdana"/>
+          <w:sz w:val="24"/>
+          <w:szCs w:val="24"/>
+        </w:rPr>
+        <w:t xml:space="preserve">, και </w:t>
+      </w:r>
+      <w:proofErr w:type="spellStart"/>
+      <w:r>
+        <w:rPr>
+          <w:rFonts w:ascii="Verdana" w:hAnsi="Verdana"/>
+          <w:sz w:val="24"/>
+          <w:szCs w:val="24"/>
+        </w:rPr>
+        <w:t>Fragments</w:t>
+      </w:r>
+      <w:proofErr w:type="spellEnd"/>
+      <w:r>
+        <w:rPr>
+          <w:rFonts w:ascii="Verdana" w:hAnsi="Verdana"/>
+          <w:sz w:val="24"/>
+          <w:szCs w:val="24"/>
+        </w:rPr>
+        <w:t xml:space="preserve"> για να εντοπιστούν οι περιοχές που θα μετατραπούν πρώτες.</w:t>
       </w:r>
     </w:p>
     <w:p>
@@ -4814,15 +6984,91 @@
           <w:sz w:val="24"/>
           <w:szCs w:val="24"/>
         </w:rPr>
-        <w:t xml:space="preserve">Ορισμός νέων αρχείων Kotlin: </w:t>
-      </w:r>
-      <w:r>
-        <w:rPr>
-          <w:rFonts w:ascii="Verdana" w:hAnsi="Verdana"/>
-          <w:sz w:val="24"/>
-          <w:szCs w:val="24"/>
-        </w:rPr>
-        <w:t>Δημιουργήθηκε ένα νέο package για τα Composable functions, ώστε να υπάρχει ξεκάθαρη διαχωρισμός από τον υπάρχοντα κώδικα.</w:t>
+        <w:t xml:space="preserve">Ορισμός νέων αρχείων </w:t>
+      </w:r>
+      <w:proofErr w:type="spellStart"/>
+      <w:r>
+        <w:rPr>
+          <w:rFonts w:ascii="Verdana" w:hAnsi="Verdana"/>
+          <w:b/>
+          <w:bCs/>
+          <w:sz w:val="24"/>
+          <w:szCs w:val="24"/>
+        </w:rPr>
+        <w:t>Kotlin</w:t>
+      </w:r>
+      <w:proofErr w:type="spellEnd"/>
+      <w:r>
+        <w:rPr>
+          <w:rFonts w:ascii="Verdana" w:hAnsi="Verdana"/>
+          <w:b/>
+          <w:bCs/>
+          <w:sz w:val="24"/>
+          <w:szCs w:val="24"/>
+        </w:rPr>
+        <w:t xml:space="preserve">: </w:t>
+      </w:r>
+      <w:r>
+        <w:rPr>
+          <w:rFonts w:ascii="Verdana" w:hAnsi="Verdana"/>
+          <w:sz w:val="24"/>
+          <w:szCs w:val="24"/>
+        </w:rPr>
+        <w:t xml:space="preserve">Δημιουργήθηκε ένα νέο </w:t>
+      </w:r>
+      <w:proofErr w:type="spellStart"/>
+      <w:r>
+        <w:rPr>
+          <w:rFonts w:ascii="Verdana" w:hAnsi="Verdana"/>
+          <w:sz w:val="24"/>
+          <w:szCs w:val="24"/>
+        </w:rPr>
+        <w:t>package</w:t>
+      </w:r>
+      <w:proofErr w:type="spellEnd"/>
+      <w:r>
+        <w:rPr>
+          <w:rFonts w:ascii="Verdana" w:hAnsi="Verdana"/>
+          <w:sz w:val="24"/>
+          <w:szCs w:val="24"/>
+        </w:rPr>
+        <w:t xml:space="preserve"> για τα </w:t>
+      </w:r>
+      <w:proofErr w:type="spellStart"/>
+      <w:r>
+        <w:rPr>
+          <w:rFonts w:ascii="Verdana" w:hAnsi="Verdana"/>
+          <w:sz w:val="24"/>
+          <w:szCs w:val="24"/>
+        </w:rPr>
+        <w:t>Composable</w:t>
+      </w:r>
+      <w:proofErr w:type="spellEnd"/>
+      <w:r>
+        <w:rPr>
+          <w:rFonts w:ascii="Verdana" w:hAnsi="Verdana"/>
+          <w:sz w:val="24"/>
+          <w:szCs w:val="24"/>
+        </w:rPr>
+        <w:t xml:space="preserve"> </w:t>
+      </w:r>
+      <w:proofErr w:type="spellStart"/>
+      <w:r>
+        <w:rPr>
+          <w:rFonts w:ascii="Verdana" w:hAnsi="Verdana"/>
+          <w:sz w:val="24"/>
+          <w:szCs w:val="24"/>
+        </w:rPr>
+        <w:t>functions</w:t>
+      </w:r>
+      <w:proofErr w:type="spellEnd"/>
+      <w:r>
+        <w:rPr>
+          <w:rFonts w:ascii="Verdana" w:hAnsi="Verdana"/>
+          <w:sz w:val="24"/>
+          <w:szCs w:val="24"/>
+        </w:rPr>
+        <w:t>, ώστε να υπάρχει ξεκάθαρη διαχωρισμός από τον υπάρχοντα κώδικα.</w:t>
       </w:r>
     </w:p>
     <w:p>
@@ -4909,8 +7155,42 @@
           <w:sz w:val="24"/>
           <w:szCs w:val="24"/>
         </w:rPr>
-        <w:t>Αντικατάσταση XML Layouts με ComposeViews</w:t>
-      </w:r>
+        <w:t xml:space="preserve">Αντικατάσταση XML </w:t>
+      </w:r>
+      <w:proofErr w:type="spellStart"/>
+      <w:r>
+        <w:rPr>
+          <w:rFonts w:ascii="Verdana" w:hAnsi="Verdana"/>
+          <w:b/>
+          <w:bCs/>
+          <w:sz w:val="24"/>
+          <w:szCs w:val="24"/>
+        </w:rPr>
+        <w:t>Layouts</w:t>
+      </w:r>
+      <w:proofErr w:type="spellEnd"/>
+      <w:r>
+        <w:rPr>
+          <w:rFonts w:ascii="Verdana" w:hAnsi="Verdana"/>
+          <w:b/>
+          <w:bCs/>
+          <w:sz w:val="24"/>
+          <w:szCs w:val="24"/>
+        </w:rPr>
+        <w:t xml:space="preserve"> με </w:t>
+      </w:r>
+      <w:proofErr w:type="spellStart"/>
+      <w:r>
+        <w:rPr>
+          <w:rFonts w:ascii="Verdana" w:hAnsi="Verdana"/>
+          <w:b/>
+          <w:bCs/>
+          <w:sz w:val="24"/>
+          <w:szCs w:val="24"/>
+        </w:rPr>
+        <w:t>ComposeViews</w:t>
+      </w:r>
+      <w:proofErr w:type="spellEnd"/>
     </w:p>
     <w:p>
       <w:pPr>
@@ -4938,15 +7218,109 @@
           <w:sz w:val="24"/>
           <w:szCs w:val="24"/>
         </w:rPr>
-        <w:t xml:space="preserve">Μετατροπή Activities: </w:t>
-      </w:r>
-      <w:r>
-        <w:rPr>
-          <w:rFonts w:ascii="Verdana" w:hAnsi="Verdana"/>
-          <w:sz w:val="24"/>
-          <w:szCs w:val="24"/>
-        </w:rPr>
-        <w:t>Κάθε Activity τροποποιήθηκε ώστε να χρησιμοποιεί ένα μόνο ComposeView ως container αντί για XML layouts.</w:t>
+        <w:t xml:space="preserve">Μετατροπή </w:t>
+      </w:r>
+      <w:proofErr w:type="spellStart"/>
+      <w:r>
+        <w:rPr>
+          <w:rFonts w:ascii="Verdana" w:hAnsi="Verdana"/>
+          <w:b/>
+          <w:bCs/>
+          <w:sz w:val="24"/>
+          <w:szCs w:val="24"/>
+        </w:rPr>
+        <w:t>Activities</w:t>
+      </w:r>
+      <w:proofErr w:type="spellEnd"/>
+      <w:r>
+        <w:rPr>
+          <w:rFonts w:ascii="Verdana" w:hAnsi="Verdana"/>
+          <w:b/>
+          <w:bCs/>
+          <w:sz w:val="24"/>
+          <w:szCs w:val="24"/>
+        </w:rPr>
+        <w:t xml:space="preserve">: </w:t>
+      </w:r>
+      <w:r>
+        <w:rPr>
+          <w:rFonts w:ascii="Verdana" w:hAnsi="Verdana"/>
+          <w:sz w:val="24"/>
+          <w:szCs w:val="24"/>
+        </w:rPr>
+        <w:t xml:space="preserve">Κάθε </w:t>
+      </w:r>
+      <w:proofErr w:type="spellStart"/>
+      <w:r>
+        <w:rPr>
+          <w:rFonts w:ascii="Verdana" w:hAnsi="Verdana"/>
+          <w:sz w:val="24"/>
+          <w:szCs w:val="24"/>
+        </w:rPr>
+        <w:t>Activity</w:t>
+      </w:r>
+      <w:proofErr w:type="spellEnd"/>
+      <w:r>
+        <w:rPr>
+          <w:rFonts w:ascii="Verdana" w:hAnsi="Verdana"/>
+          <w:sz w:val="24"/>
+          <w:szCs w:val="24"/>
+        </w:rPr>
+        <w:t xml:space="preserve"> τροποποιήθηκε ώστε να χρησιμοποιεί ένα μόνο </w:t>
+      </w:r>
+      <w:proofErr w:type="spellStart"/>
+      <w:r>
+        <w:rPr>
+          <w:rFonts w:ascii="Verdana" w:hAnsi="Verdana"/>
+          <w:sz w:val="24"/>
+          <w:szCs w:val="24"/>
+        </w:rPr>
+        <w:t>ComposeView</w:t>
+      </w:r>
+      <w:proofErr w:type="spellEnd"/>
+      <w:r>
+        <w:rPr>
+          <w:rFonts w:ascii="Verdana" w:hAnsi="Verdana"/>
+          <w:sz w:val="24"/>
+          <w:szCs w:val="24"/>
+        </w:rPr>
+        <w:t xml:space="preserve"> ως </w:t>
+      </w:r>
+      <w:proofErr w:type="spellStart"/>
+      <w:r>
+        <w:rPr>
+          <w:rFonts w:ascii="Verdana" w:hAnsi="Verdana"/>
+          <w:sz w:val="24"/>
+          <w:szCs w:val="24"/>
+        </w:rPr>
+        <w:t>container</w:t>
+      </w:r>
+      <w:proofErr w:type="spellEnd"/>
+      <w:r>
+        <w:rPr>
+          <w:rFonts w:ascii="Verdana" w:hAnsi="Verdana"/>
+          <w:sz w:val="24"/>
+          <w:szCs w:val="24"/>
+        </w:rPr>
+        <w:t xml:space="preserve"> αντί για XML </w:t>
+      </w:r>
+      <w:proofErr w:type="spellStart"/>
+      <w:r>
+        <w:rPr>
+          <w:rFonts w:ascii="Verdana" w:hAnsi="Verdana"/>
+          <w:sz w:val="24"/>
+          <w:szCs w:val="24"/>
+        </w:rPr>
+        <w:t>layouts</w:t>
+      </w:r>
+      <w:proofErr w:type="spellEnd"/>
+      <w:r>
+        <w:rPr>
+          <w:rFonts w:ascii="Verdana" w:hAnsi="Verdana"/>
+          <w:sz w:val="24"/>
+          <w:szCs w:val="24"/>
+        </w:rPr>
+        <w:t>.</w:t>
       </w:r>
     </w:p>
     <w:p>
@@ -5033,7 +7407,29 @@
           <w:sz w:val="24"/>
           <w:szCs w:val="24"/>
         </w:rPr>
-        <w:t>Δημιουργία Composable Συναρτήσεων</w:t>
+        <w:t xml:space="preserve">Δημιουργία </w:t>
+      </w:r>
+      <w:proofErr w:type="spellStart"/>
+      <w:r>
+        <w:rPr>
+          <w:rFonts w:ascii="Verdana" w:hAnsi="Verdana"/>
+          <w:b/>
+          <w:bCs/>
+          <w:sz w:val="24"/>
+          <w:szCs w:val="24"/>
+        </w:rPr>
+        <w:t>Composable</w:t>
+      </w:r>
+      <w:proofErr w:type="spellEnd"/>
+      <w:r>
+        <w:rPr>
+          <w:rFonts w:ascii="Verdana" w:hAnsi="Verdana"/>
+          <w:b/>
+          <w:bCs/>
+          <w:sz w:val="24"/>
+          <w:szCs w:val="24"/>
+        </w:rPr>
+        <w:t xml:space="preserve"> Συναρτήσεων</w:t>
       </w:r>
     </w:p>
     <w:p>
@@ -5064,15 +7460,55 @@
           <w:sz w:val="24"/>
           <w:szCs w:val="24"/>
         </w:rPr>
-        <w:t xml:space="preserve">Οργάνωση UI components: </w:t>
-      </w:r>
-      <w:r>
-        <w:rPr>
-          <w:rFonts w:ascii="Verdana" w:hAnsi="Verdana"/>
-          <w:sz w:val="24"/>
-          <w:szCs w:val="24"/>
-        </w:rPr>
-        <w:t>Κάθε οθόνη ανασχεδιάστηκε ως σύνολο από επαναχρησιμοποιήσιμες Composable συναρτήσεις.</w:t>
+        <w:t xml:space="preserve">Οργάνωση UI </w:t>
+      </w:r>
+      <w:proofErr w:type="spellStart"/>
+      <w:r>
+        <w:rPr>
+          <w:rFonts w:ascii="Verdana" w:hAnsi="Verdana"/>
+          <w:b/>
+          <w:bCs/>
+          <w:sz w:val="24"/>
+          <w:szCs w:val="24"/>
+        </w:rPr>
+        <w:t>components</w:t>
+      </w:r>
+      <w:proofErr w:type="spellEnd"/>
+      <w:r>
+        <w:rPr>
+          <w:rFonts w:ascii="Verdana" w:hAnsi="Verdana"/>
+          <w:b/>
+          <w:bCs/>
+          <w:sz w:val="24"/>
+          <w:szCs w:val="24"/>
+        </w:rPr>
+        <w:t xml:space="preserve">: </w:t>
+      </w:r>
+      <w:r>
+        <w:rPr>
+          <w:rFonts w:ascii="Verdana" w:hAnsi="Verdana"/>
+          <w:sz w:val="24"/>
+          <w:szCs w:val="24"/>
+        </w:rPr>
+        <w:t xml:space="preserve">Κάθε οθόνη ανασχεδιάστηκε ως σύνολο από επαναχρησιμοποιήσιμες </w:t>
+      </w:r>
+      <w:proofErr w:type="spellStart"/>
+      <w:r>
+        <w:rPr>
+          <w:rFonts w:ascii="Verdana" w:hAnsi="Verdana"/>
+          <w:sz w:val="24"/>
+          <w:szCs w:val="24"/>
+        </w:rPr>
+        <w:t>Composable</w:t>
+      </w:r>
+      <w:proofErr w:type="spellEnd"/>
+      <w:r>
+        <w:rPr>
+          <w:rFonts w:ascii="Verdana" w:hAnsi="Verdana"/>
+          <w:sz w:val="24"/>
+          <w:szCs w:val="24"/>
+        </w:rPr>
+        <w:t xml:space="preserve"> συναρτήσεις.</w:t>
       </w:r>
     </w:p>
     <w:p>
@@ -5093,6 +7529,7 @@
           <w:szCs w:val="24"/>
         </w:rPr>
       </w:pPr>
+      <w:proofErr w:type="spellStart"/>
       <w:r>
         <w:rPr>
           <w:rFonts w:ascii="Verdana" w:hAnsi="Verdana"/>
@@ -5101,16 +7538,95 @@
           <w:sz w:val="24"/>
           <w:szCs w:val="24"/>
         </w:rPr>
-        <w:t xml:space="preserve">State Management: </w:t>
-      </w:r>
-      <w:r>
-        <w:rPr>
-          <w:rFonts w:ascii="Verdana" w:hAnsi="Verdana"/>
-          <w:sz w:val="24"/>
-          <w:szCs w:val="24"/>
-        </w:rPr>
-        <w:t>Χρήση του ViewModel και του remember για τη διαχείριση της κατάστασης. Για παράδειγμα, η λίστα βιβλίων ενημερώνεται αυτόματα μέσω LiveData</w:t>
-      </w:r>
+        <w:t>State</w:t>
+      </w:r>
+      <w:proofErr w:type="spellEnd"/>
+      <w:r>
+        <w:rPr>
+          <w:rFonts w:ascii="Verdana" w:hAnsi="Verdana"/>
+          <w:b/>
+          <w:bCs/>
+          <w:sz w:val="24"/>
+          <w:szCs w:val="24"/>
+        </w:rPr>
+        <w:t xml:space="preserve"> </w:t>
+      </w:r>
+      <w:proofErr w:type="spellStart"/>
+      <w:r>
+        <w:rPr>
+          <w:rFonts w:ascii="Verdana" w:hAnsi="Verdana"/>
+          <w:b/>
+          <w:bCs/>
+          <w:sz w:val="24"/>
+          <w:szCs w:val="24"/>
+        </w:rPr>
+        <w:t>Management</w:t>
+      </w:r>
+      <w:proofErr w:type="spellEnd"/>
+      <w:r>
+        <w:rPr>
+          <w:rFonts w:ascii="Verdana" w:hAnsi="Verdana"/>
+          <w:b/>
+          <w:bCs/>
+          <w:sz w:val="24"/>
+          <w:szCs w:val="24"/>
+        </w:rPr>
+        <w:t xml:space="preserve">: </w:t>
+      </w:r>
+      <w:r>
+        <w:rPr>
+          <w:rFonts w:ascii="Verdana" w:hAnsi="Verdana"/>
+          <w:sz w:val="24"/>
+          <w:szCs w:val="24"/>
+        </w:rPr>
+        <w:t>Χρήση του </w:t>
+      </w:r>
+      <w:proofErr w:type="spellStart"/>
+      <w:r>
+        <w:rPr>
+          <w:rFonts w:ascii="Verdana" w:hAnsi="Verdana"/>
+          <w:sz w:val="24"/>
+          <w:szCs w:val="24"/>
+        </w:rPr>
+        <w:t>ViewModel</w:t>
+      </w:r>
+      <w:proofErr w:type="spellEnd"/>
+      <w:r>
+        <w:rPr>
+          <w:rFonts w:ascii="Verdana" w:hAnsi="Verdana"/>
+          <w:sz w:val="24"/>
+          <w:szCs w:val="24"/>
+        </w:rPr>
+        <w:t> και του </w:t>
+      </w:r>
+      <w:proofErr w:type="spellStart"/>
+      <w:r>
+        <w:rPr>
+          <w:rFonts w:ascii="Verdana" w:hAnsi="Verdana"/>
+          <w:sz w:val="24"/>
+          <w:szCs w:val="24"/>
+        </w:rPr>
+        <w:t>remember</w:t>
+      </w:r>
+      <w:proofErr w:type="spellEnd"/>
+      <w:r>
+        <w:rPr>
+          <w:rFonts w:ascii="Verdana" w:hAnsi="Verdana"/>
+          <w:sz w:val="24"/>
+          <w:szCs w:val="24"/>
+        </w:rPr>
+        <w:t> για τη διαχείριση της κατάστασης. Για παράδειγμα, η λίστα βιβλίων ενημερώνεται αυτόματα μέσω </w:t>
+      </w:r>
+      <w:proofErr w:type="spellStart"/>
+      <w:r>
+        <w:rPr>
+          <w:rFonts w:ascii="Verdana" w:hAnsi="Verdana"/>
+          <w:sz w:val="24"/>
+          <w:szCs w:val="24"/>
+        </w:rPr>
+        <w:t>LiveData</w:t>
+      </w:r>
+      <w:proofErr w:type="spellEnd"/>
       <w:r>
         <w:rPr>
           <w:rFonts w:ascii="Verdana" w:hAnsi="Verdana"/>
@@ -5237,7 +7753,43 @@
           <w:sz w:val="24"/>
           <w:szCs w:val="24"/>
         </w:rPr>
-        <w:t xml:space="preserve">Το ViewModel χρησιμοποιήθηκε για επικοινωνία μεταξύ Compose και κλασικών </w:t>
+        <w:t>Το </w:t>
+      </w:r>
+      <w:proofErr w:type="spellStart"/>
+      <w:r>
+        <w:rPr>
+          <w:rFonts w:ascii="Verdana" w:hAnsi="Verdana"/>
+          <w:sz w:val="24"/>
+          <w:szCs w:val="24"/>
+        </w:rPr>
+        <w:t>ViewModel</w:t>
+      </w:r>
+      <w:proofErr w:type="spellEnd"/>
+      <w:r>
+        <w:rPr>
+          <w:rFonts w:ascii="Verdana" w:hAnsi="Verdana"/>
+          <w:sz w:val="24"/>
+          <w:szCs w:val="24"/>
+        </w:rPr>
+        <w:t xml:space="preserve"> χρησιμοποιήθηκε για επικοινωνία μεταξύ </w:t>
+      </w:r>
+      <w:proofErr w:type="spellStart"/>
+      <w:r>
+        <w:rPr>
+          <w:rFonts w:ascii="Verdana" w:hAnsi="Verdana"/>
+          <w:sz w:val="24"/>
+          <w:szCs w:val="24"/>
+        </w:rPr>
+        <w:t>Compose</w:t>
+      </w:r>
+      <w:proofErr w:type="spellEnd"/>
+      <w:r>
+        <w:rPr>
+          <w:rFonts w:ascii="Verdana" w:hAnsi="Verdana"/>
+          <w:sz w:val="24"/>
+          <w:szCs w:val="24"/>
+        </w:rPr>
+        <w:t xml:space="preserve"> και κλασικών </w:t>
       </w:r>
       <w:r>
         <w:rPr>
@@ -5264,6 +7816,7 @@
         </w:rPr>
         <w:t xml:space="preserve">καθώς και το </w:t>
       </w:r>
+      <w:proofErr w:type="spellStart"/>
       <w:r>
         <w:rPr>
           <w:rFonts w:ascii="Verdana" w:hAnsi="Verdana"/>
@@ -5273,6 +7826,7 @@
         </w:rPr>
         <w:t>ComposeView</w:t>
       </w:r>
+      <w:proofErr w:type="spellEnd"/>
       <w:r>
         <w:rPr>
           <w:rFonts w:ascii="Verdana" w:hAnsi="Verdana"/>
@@ -5975,8 +8529,27 @@
           <w:sz w:val="24"/>
           <w:szCs w:val="24"/>
         </w:rPr>
-        <w:t>η δομή του κώδικα για την διεπαφή με τον χρήστη (</w:t>
-      </w:r>
+        <w:t xml:space="preserve">η δομή του κώδικα για την </w:t>
+      </w:r>
+      <w:proofErr w:type="spellStart"/>
+      <w:r>
+        <w:rPr>
+          <w:rFonts w:ascii="Verdana" w:hAnsi="Verdana"/>
+          <w:sz w:val="24"/>
+          <w:szCs w:val="24"/>
+        </w:rPr>
+        <w:t>διεπαφή</w:t>
+      </w:r>
+      <w:proofErr w:type="spellEnd"/>
+      <w:r>
+        <w:rPr>
+          <w:rFonts w:ascii="Verdana" w:hAnsi="Verdana"/>
+          <w:sz w:val="24"/>
+          <w:szCs w:val="24"/>
+        </w:rPr>
+        <w:t xml:space="preserve"> με τον χρήστη (</w:t>
+      </w:r>
+      <w:proofErr w:type="spellStart"/>
       <w:r>
         <w:rPr>
           <w:rFonts w:ascii="Verdana" w:hAnsi="Verdana"/>
@@ -5986,6 +8559,7 @@
         </w:rPr>
         <w:t>ui</w:t>
       </w:r>
+      <w:proofErr w:type="spellEnd"/>
       <w:r>
         <w:rPr>
           <w:rFonts w:ascii="Verdana" w:hAnsi="Verdana"/>
@@ -6222,24 +8796,18 @@
           <w:sz w:val="24"/>
           <w:szCs w:val="24"/>
         </w:rPr>
-        <w:t xml:space="preserve">Ένα από τα βασικότερα προβλήματα είναι η στενή σύζευξη (tight coupling) μεταξύ του UI και της λογικής της εφαρμογής. Καθώς το Activity περιλαμβάνει τόσο την </w:t>
-      </w:r>
-      <w:r>
-        <w:rPr>
-          <w:rFonts w:ascii="Verdana" w:hAnsi="Verdana"/>
-          <w:sz w:val="24"/>
-          <w:szCs w:val="24"/>
-        </w:rPr>
-        <w:t>γραφική διεπαφή</w:t>
-      </w:r>
-      <w:r>
-        <w:rPr>
-          <w:rFonts w:ascii="Verdana" w:hAnsi="Verdana"/>
-          <w:sz w:val="24"/>
-          <w:szCs w:val="24"/>
-        </w:rPr>
-        <w:t xml:space="preserve"> όσο και την επιχειρησιακή λογική (interaction με το backend), η δομή του κώδικα γίνεται δυσανάγνωστη και δύσκολη στη συντήρηση. Επιπλέον, σε μεγάλες εφαρμογές, όπου οι οθόνες περιέχουν πολλά components, το αρχείο του Activity</w:t>
-      </w:r>
+        <w:t>Ένα από τα βασικότερα προβλήματα είναι η στενή σύζευξη (</w:t>
+      </w:r>
+      <w:proofErr w:type="spellStart"/>
+      <w:r>
+        <w:rPr>
+          <w:rFonts w:ascii="Verdana" w:hAnsi="Verdana"/>
+          <w:sz w:val="24"/>
+          <w:szCs w:val="24"/>
+        </w:rPr>
+        <w:t>tight</w:t>
+      </w:r>
+      <w:proofErr w:type="spellEnd"/>
       <w:r>
         <w:rPr>
           <w:rFonts w:ascii="Verdana" w:hAnsi="Verdana"/>
@@ -6248,6 +8816,140 @@
         </w:rPr>
         <w:t xml:space="preserve"> </w:t>
       </w:r>
+      <w:proofErr w:type="spellStart"/>
+      <w:r>
+        <w:rPr>
+          <w:rFonts w:ascii="Verdana" w:hAnsi="Verdana"/>
+          <w:sz w:val="24"/>
+          <w:szCs w:val="24"/>
+        </w:rPr>
+        <w:t>coupling</w:t>
+      </w:r>
+      <w:proofErr w:type="spellEnd"/>
+      <w:r>
+        <w:rPr>
+          <w:rFonts w:ascii="Verdana" w:hAnsi="Verdana"/>
+          <w:sz w:val="24"/>
+          <w:szCs w:val="24"/>
+        </w:rPr>
+        <w:t xml:space="preserve">) μεταξύ του UI και της λογικής της εφαρμογής. Καθώς το </w:t>
+      </w:r>
+      <w:proofErr w:type="spellStart"/>
+      <w:r>
+        <w:rPr>
+          <w:rFonts w:ascii="Verdana" w:hAnsi="Verdana"/>
+          <w:sz w:val="24"/>
+          <w:szCs w:val="24"/>
+        </w:rPr>
+        <w:t>Activity</w:t>
+      </w:r>
+      <w:proofErr w:type="spellEnd"/>
+      <w:r>
+        <w:rPr>
+          <w:rFonts w:ascii="Verdana" w:hAnsi="Verdana"/>
+          <w:sz w:val="24"/>
+          <w:szCs w:val="24"/>
+        </w:rPr>
+        <w:t xml:space="preserve"> περιλαμβάνει τόσο την </w:t>
+      </w:r>
+      <w:r>
+        <w:rPr>
+          <w:rFonts w:ascii="Verdana" w:hAnsi="Verdana"/>
+          <w:sz w:val="24"/>
+          <w:szCs w:val="24"/>
+        </w:rPr>
+        <w:t xml:space="preserve">γραφική </w:t>
+      </w:r>
+      <w:proofErr w:type="spellStart"/>
+      <w:r>
+        <w:rPr>
+          <w:rFonts w:ascii="Verdana" w:hAnsi="Verdana"/>
+          <w:sz w:val="24"/>
+          <w:szCs w:val="24"/>
+        </w:rPr>
+        <w:t>διεπαφή</w:t>
+      </w:r>
+      <w:proofErr w:type="spellEnd"/>
+      <w:r>
+        <w:rPr>
+          <w:rFonts w:ascii="Verdana" w:hAnsi="Verdana"/>
+          <w:sz w:val="24"/>
+          <w:szCs w:val="24"/>
+        </w:rPr>
+        <w:t xml:space="preserve"> όσο και την επιχειρησιακή λογική (</w:t>
+      </w:r>
+      <w:proofErr w:type="spellStart"/>
+      <w:r>
+        <w:rPr>
+          <w:rFonts w:ascii="Verdana" w:hAnsi="Verdana"/>
+          <w:sz w:val="24"/>
+          <w:szCs w:val="24"/>
+        </w:rPr>
+        <w:t>interaction</w:t>
+      </w:r>
+      <w:proofErr w:type="spellEnd"/>
+      <w:r>
+        <w:rPr>
+          <w:rFonts w:ascii="Verdana" w:hAnsi="Verdana"/>
+          <w:sz w:val="24"/>
+          <w:szCs w:val="24"/>
+        </w:rPr>
+        <w:t xml:space="preserve"> με το </w:t>
+      </w:r>
+      <w:proofErr w:type="spellStart"/>
+      <w:r>
+        <w:rPr>
+          <w:rFonts w:ascii="Verdana" w:hAnsi="Verdana"/>
+          <w:sz w:val="24"/>
+          <w:szCs w:val="24"/>
+        </w:rPr>
+        <w:t>backend</w:t>
+      </w:r>
+      <w:proofErr w:type="spellEnd"/>
+      <w:r>
+        <w:rPr>
+          <w:rFonts w:ascii="Verdana" w:hAnsi="Verdana"/>
+          <w:sz w:val="24"/>
+          <w:szCs w:val="24"/>
+        </w:rPr>
+        <w:t xml:space="preserve">), η δομή του κώδικα γίνεται δυσανάγνωστη και δύσκολη στη συντήρηση. Επιπλέον, σε μεγάλες εφαρμογές, όπου οι οθόνες περιέχουν πολλά </w:t>
+      </w:r>
+      <w:proofErr w:type="spellStart"/>
+      <w:r>
+        <w:rPr>
+          <w:rFonts w:ascii="Verdana" w:hAnsi="Verdana"/>
+          <w:sz w:val="24"/>
+          <w:szCs w:val="24"/>
+        </w:rPr>
+        <w:t>components</w:t>
+      </w:r>
+      <w:proofErr w:type="spellEnd"/>
+      <w:r>
+        <w:rPr>
+          <w:rFonts w:ascii="Verdana" w:hAnsi="Verdana"/>
+          <w:sz w:val="24"/>
+          <w:szCs w:val="24"/>
+        </w:rPr>
+        <w:t xml:space="preserve">, το αρχείο του </w:t>
+      </w:r>
+      <w:proofErr w:type="spellStart"/>
+      <w:r>
+        <w:rPr>
+          <w:rFonts w:ascii="Verdana" w:hAnsi="Verdana"/>
+          <w:sz w:val="24"/>
+          <w:szCs w:val="24"/>
+        </w:rPr>
+        <w:t>Activity</w:t>
+      </w:r>
+      <w:proofErr w:type="spellEnd"/>
+      <w:r>
+        <w:rPr>
+          <w:rFonts w:ascii="Verdana" w:hAnsi="Verdana"/>
+          <w:sz w:val="24"/>
+          <w:szCs w:val="24"/>
+        </w:rPr>
+        <w:t xml:space="preserve"> </w:t>
+      </w:r>
       <w:r>
         <w:rPr>
           <w:rFonts w:ascii="Verdana" w:hAnsi="Verdana"/>
@@ -6591,6 +9293,7 @@
         </w:rPr>
         <w:t xml:space="preserve"> </w:t>
       </w:r>
+      <w:proofErr w:type="spellStart"/>
       <w:r>
         <w:rPr>
           <w:rFonts w:ascii="Verdana" w:hAnsi="Verdana"/>
@@ -6599,6 +9302,7 @@
         </w:rPr>
         <w:t>εμφωλευμένα</w:t>
       </w:r>
+      <w:proofErr w:type="spellEnd"/>
       <w:r>
         <w:rPr>
           <w:rFonts w:ascii="Verdana" w:hAnsi="Verdana"/>
@@ -6663,15 +9367,51 @@
           <w:sz w:val="24"/>
           <w:szCs w:val="24"/>
         </w:rPr>
-        <w:t>έχοντας σαν συνέπεια την δυσαναγνωσιμότητα του κώδικα.</w:t>
-      </w:r>
-      <w:r>
-        <w:rPr>
-          <w:rFonts w:ascii="Verdana" w:hAnsi="Verdana"/>
-          <w:sz w:val="24"/>
-          <w:szCs w:val="24"/>
-        </w:rPr>
-        <w:t xml:space="preserve"> Η ενημέρωση του UI μέσω findViewById()</w:t>
+        <w:t xml:space="preserve">έχοντας σαν συνέπεια την </w:t>
+      </w:r>
+      <w:proofErr w:type="spellStart"/>
+      <w:r>
+        <w:rPr>
+          <w:rFonts w:ascii="Verdana" w:hAnsi="Verdana"/>
+          <w:sz w:val="24"/>
+          <w:szCs w:val="24"/>
+        </w:rPr>
+        <w:t>δυσαναγνωσιμότητα</w:t>
+      </w:r>
+      <w:proofErr w:type="spellEnd"/>
+      <w:r>
+        <w:rPr>
+          <w:rFonts w:ascii="Verdana" w:hAnsi="Verdana"/>
+          <w:sz w:val="24"/>
+          <w:szCs w:val="24"/>
+        </w:rPr>
+        <w:t xml:space="preserve"> του κώδικα.</w:t>
+      </w:r>
+      <w:r>
+        <w:rPr>
+          <w:rFonts w:ascii="Verdana" w:hAnsi="Verdana"/>
+          <w:sz w:val="24"/>
+          <w:szCs w:val="24"/>
+        </w:rPr>
+        <w:t xml:space="preserve"> Η ενημέρωση του UI μέσω </w:t>
+      </w:r>
+      <w:proofErr w:type="spellStart"/>
+      <w:r>
+        <w:rPr>
+          <w:rFonts w:ascii="Verdana" w:hAnsi="Verdana"/>
+          <w:sz w:val="24"/>
+          <w:szCs w:val="24"/>
+        </w:rPr>
+        <w:t>findViewById</w:t>
+      </w:r>
+      <w:proofErr w:type="spellEnd"/>
+      <w:r>
+        <w:rPr>
+          <w:rFonts w:ascii="Verdana" w:hAnsi="Verdana"/>
+          <w:sz w:val="24"/>
+          <w:szCs w:val="24"/>
+        </w:rPr>
+        <w:t>()</w:t>
       </w:r>
       <w:r>
         <w:rPr>
@@ -6745,7 +9485,43 @@
           <w:sz w:val="24"/>
           <w:szCs w:val="24"/>
         </w:rPr>
-        <w:t xml:space="preserve">Επομένως, αφού σκοπός της εργασίας ήταν η αναδιαμόρφωση της διεπαφής χρήστη χωρίς να επιφέρει αλλαγή στην λειτουργικότητα, απαιτήθηκε η αλλαγή της δομής του κώδικα που παράγει την γραφική διεπαφή. </w:t>
+        <w:t xml:space="preserve">Επομένως, αφού σκοπός της εργασίας ήταν η αναδιαμόρφωση της </w:t>
+      </w:r>
+      <w:proofErr w:type="spellStart"/>
+      <w:r>
+        <w:rPr>
+          <w:rFonts w:ascii="Verdana" w:hAnsi="Verdana"/>
+          <w:sz w:val="24"/>
+          <w:szCs w:val="24"/>
+        </w:rPr>
+        <w:t>διεπαφής</w:t>
+      </w:r>
+      <w:proofErr w:type="spellEnd"/>
+      <w:r>
+        <w:rPr>
+          <w:rFonts w:ascii="Verdana" w:hAnsi="Verdana"/>
+          <w:sz w:val="24"/>
+          <w:szCs w:val="24"/>
+        </w:rPr>
+        <w:t xml:space="preserve"> χρήστη χωρίς να επιφέρει αλλαγή στην λειτουργικότητα, απαιτήθηκε η αλλαγή της δομής του κώδικα που παράγει την γραφική </w:t>
+      </w:r>
+      <w:proofErr w:type="spellStart"/>
+      <w:r>
+        <w:rPr>
+          <w:rFonts w:ascii="Verdana" w:hAnsi="Verdana"/>
+          <w:sz w:val="24"/>
+          <w:szCs w:val="24"/>
+        </w:rPr>
+        <w:t>διεπαφή</w:t>
+      </w:r>
+      <w:proofErr w:type="spellEnd"/>
+      <w:r>
+        <w:rPr>
+          <w:rFonts w:ascii="Verdana" w:hAnsi="Verdana"/>
+          <w:sz w:val="24"/>
+          <w:szCs w:val="24"/>
+        </w:rPr>
+        <w:t xml:space="preserve">. </w:t>
       </w:r>
     </w:p>
     <w:p>
@@ -6909,6 +9685,7 @@
         </w:rPr>
         <w:t xml:space="preserve"> δηλώνει μόνο ένα </w:t>
       </w:r>
+      <w:proofErr w:type="spellStart"/>
       <w:r>
         <w:rPr>
           <w:rFonts w:ascii="Verdana" w:hAnsi="Verdana"/>
@@ -6918,6 +9695,7 @@
         </w:rPr>
         <w:t>ComposeView</w:t>
       </w:r>
+      <w:proofErr w:type="spellEnd"/>
       <w:r>
         <w:rPr>
           <w:rFonts w:ascii="Verdana" w:hAnsi="Verdana"/>
@@ -6932,8 +9710,27 @@
           <w:sz w:val="24"/>
           <w:szCs w:val="24"/>
         </w:rPr>
-        <w:t xml:space="preserve">το οποίο μαζί με το αρχικοποιημένο αντικείμενο του </w:t>
-      </w:r>
+        <w:t xml:space="preserve">το οποίο μαζί με το </w:t>
+      </w:r>
+      <w:proofErr w:type="spellStart"/>
+      <w:r>
+        <w:rPr>
+          <w:rFonts w:ascii="Verdana" w:hAnsi="Verdana"/>
+          <w:sz w:val="24"/>
+          <w:szCs w:val="24"/>
+        </w:rPr>
+        <w:t>αρχικοποιημένο</w:t>
+      </w:r>
+      <w:proofErr w:type="spellEnd"/>
+      <w:r>
+        <w:rPr>
+          <w:rFonts w:ascii="Verdana" w:hAnsi="Verdana"/>
+          <w:sz w:val="24"/>
+          <w:szCs w:val="24"/>
+        </w:rPr>
+        <w:t xml:space="preserve"> αντικείμενο του </w:t>
+      </w:r>
+      <w:proofErr w:type="spellStart"/>
       <w:r>
         <w:rPr>
           <w:rFonts w:ascii="Verdana" w:hAnsi="Verdana"/>
@@ -6943,6 +9740,7 @@
         </w:rPr>
         <w:t>ViewModel</w:t>
       </w:r>
+      <w:proofErr w:type="spellEnd"/>
       <w:r>
         <w:rPr>
           <w:rFonts w:ascii="Verdana" w:hAnsi="Verdana"/>
@@ -7190,6 +9988,7 @@
         </w:rPr>
         <w:t xml:space="preserve">Τον ρόλο του μεσάζοντα για την επικοινωνία θα τον λάβει το αρχείο </w:t>
       </w:r>
+      <w:proofErr w:type="spellStart"/>
       <w:r>
         <w:rPr>
           <w:rFonts w:ascii="Verdana" w:hAnsi="Verdana"/>
@@ -7199,6 +9998,7 @@
         </w:rPr>
         <w:t>ViewModel</w:t>
       </w:r>
+      <w:proofErr w:type="spellEnd"/>
       <w:r>
         <w:rPr>
           <w:rFonts w:ascii="Verdana" w:hAnsi="Verdana"/>
@@ -7378,7 +10178,43 @@
           <w:sz w:val="24"/>
           <w:szCs w:val="24"/>
         </w:rPr>
-        <w:t xml:space="preserve"> από τα XML αρχεία και την ενσωμάτωσή τους σε Kotlin συναρτήσεις, επιτυγχάνεται ένας πιο δηλωτικός και κατανοητός τρόπος διαχείρισης της διεπαφής χρήστη. Έτσι, κάθε οθόνη της εφαρμογής γίνεται πιο ευέλικτη και επαναχρησιμοποιήσιμη, καθώς δεν εξαρτάται πλέον από στατικά </w:t>
+        <w:t xml:space="preserve"> από τα XML αρχεία και την ενσωμάτωσή τους σε </w:t>
+      </w:r>
+      <w:proofErr w:type="spellStart"/>
+      <w:r>
+        <w:rPr>
+          <w:rFonts w:ascii="Verdana" w:hAnsi="Verdana"/>
+          <w:sz w:val="24"/>
+          <w:szCs w:val="24"/>
+        </w:rPr>
+        <w:t>Kotlin</w:t>
+      </w:r>
+      <w:proofErr w:type="spellEnd"/>
+      <w:r>
+        <w:rPr>
+          <w:rFonts w:ascii="Verdana" w:hAnsi="Verdana"/>
+          <w:sz w:val="24"/>
+          <w:szCs w:val="24"/>
+        </w:rPr>
+        <w:t xml:space="preserve"> συναρτήσεις, επιτυγχάνεται ένας πιο δηλωτικός και κατανοητός τρόπος διαχείρισης της </w:t>
+      </w:r>
+      <w:proofErr w:type="spellStart"/>
+      <w:r>
+        <w:rPr>
+          <w:rFonts w:ascii="Verdana" w:hAnsi="Verdana"/>
+          <w:sz w:val="24"/>
+          <w:szCs w:val="24"/>
+        </w:rPr>
+        <w:t>διεπαφής</w:t>
+      </w:r>
+      <w:proofErr w:type="spellEnd"/>
+      <w:r>
+        <w:rPr>
+          <w:rFonts w:ascii="Verdana" w:hAnsi="Verdana"/>
+          <w:sz w:val="24"/>
+          <w:szCs w:val="24"/>
+        </w:rPr>
+        <w:t xml:space="preserve"> χρήστη. Έτσι, κάθε οθόνη της εφαρμογής γίνεται πιο ευέλικτη και επαναχρησιμοποιήσιμη, καθώς δεν εξαρτάται πλέον από στατικά </w:t>
       </w:r>
       <w:r>
         <w:rPr>
@@ -7445,7 +10281,25 @@
           <w:sz w:val="24"/>
           <w:szCs w:val="24"/>
         </w:rPr>
-        <w:t xml:space="preserve">Επιπλέον, η χρήση του ViewModel ως ενδιάμεσου επιτρέπει την καλύτερη διαχείριση του </w:t>
+        <w:t xml:space="preserve">Επιπλέον, η χρήση του </w:t>
+      </w:r>
+      <w:proofErr w:type="spellStart"/>
+      <w:r>
+        <w:rPr>
+          <w:rFonts w:ascii="Verdana" w:hAnsi="Verdana"/>
+          <w:sz w:val="24"/>
+          <w:szCs w:val="24"/>
+        </w:rPr>
+        <w:t>ViewModel</w:t>
+      </w:r>
+      <w:proofErr w:type="spellEnd"/>
+      <w:r>
+        <w:rPr>
+          <w:rFonts w:ascii="Verdana" w:hAnsi="Verdana"/>
+          <w:sz w:val="24"/>
+          <w:szCs w:val="24"/>
+        </w:rPr>
+        <w:t xml:space="preserve"> ως ενδιάμεσου επιτρέπει την καλύτερη διαχείριση του </w:t>
       </w:r>
       <w:r>
         <w:rPr>
@@ -7462,7 +10316,43 @@
           <w:sz w:val="24"/>
           <w:szCs w:val="24"/>
         </w:rPr>
-        <w:t xml:space="preserve"> και τη διατήρηση των δεδομένων ακόμα και σε καταστάσεις όπως η αλλαγή προσανατολισμού της συσκευής. Στην παραδοσιακή προσέγγιση, το Activity ήταν υπεύθυνο τόσο για τη διαχείριση των UI στοιχείων όσο και για την επικοινωνία με τα δεδομένα, γεγονός που οδηγούσε σε πολυπλοκότητα και στενή σύζευξη. Αντίθετα, στη νέα δομή, το ViewModel αποσυνδέει το UI από τη λογική της εφαρμογής, προσφέροντας έναν πιο </w:t>
+        <w:t xml:space="preserve"> και τη διατήρηση των δεδομένων ακόμα και σε καταστάσεις όπως η αλλαγή προσανατολισμού της συσκευής. Στην παραδοσιακή προσέγγιση, το </w:t>
+      </w:r>
+      <w:proofErr w:type="spellStart"/>
+      <w:r>
+        <w:rPr>
+          <w:rFonts w:ascii="Verdana" w:hAnsi="Verdana"/>
+          <w:sz w:val="24"/>
+          <w:szCs w:val="24"/>
+        </w:rPr>
+        <w:t>Activity</w:t>
+      </w:r>
+      <w:proofErr w:type="spellEnd"/>
+      <w:r>
+        <w:rPr>
+          <w:rFonts w:ascii="Verdana" w:hAnsi="Verdana"/>
+          <w:sz w:val="24"/>
+          <w:szCs w:val="24"/>
+        </w:rPr>
+        <w:t xml:space="preserve"> ήταν υπεύθυνο τόσο για τη διαχείριση των UI στοιχείων όσο και για την επικοινωνία με τα δεδομένα, γεγονός που οδηγούσε σε πολυπλοκότητα και στενή σύζευξη. Αντίθετα, στη νέα δομή, το </w:t>
+      </w:r>
+      <w:proofErr w:type="spellStart"/>
+      <w:r>
+        <w:rPr>
+          <w:rFonts w:ascii="Verdana" w:hAnsi="Verdana"/>
+          <w:sz w:val="24"/>
+          <w:szCs w:val="24"/>
+        </w:rPr>
+        <w:t>ViewModel</w:t>
+      </w:r>
+      <w:proofErr w:type="spellEnd"/>
+      <w:r>
+        <w:rPr>
+          <w:rFonts w:ascii="Verdana" w:hAnsi="Verdana"/>
+          <w:sz w:val="24"/>
+          <w:szCs w:val="24"/>
+        </w:rPr>
+        <w:t xml:space="preserve"> αποσυνδέει το UI από τη λογική της εφαρμογής, προσφέροντας έναν πιο </w:t>
       </w:r>
       <w:r>
         <w:rPr>
@@ -7564,7 +10454,25 @@
           <w:sz w:val="24"/>
           <w:szCs w:val="24"/>
         </w:rPr>
-        <w:t>Αντί να έχουμε ένα Activity που διαχειρίζεται ένα μεγάλο και περίπλοκο UI, μπορούμε να σπάσουμε το UI σε μικρότερα στοιχεία</w:t>
+        <w:t xml:space="preserve">Αντί να έχουμε ένα </w:t>
+      </w:r>
+      <w:proofErr w:type="spellStart"/>
+      <w:r>
+        <w:rPr>
+          <w:rFonts w:ascii="Verdana" w:hAnsi="Verdana"/>
+          <w:sz w:val="24"/>
+          <w:szCs w:val="24"/>
+        </w:rPr>
+        <w:t>Activity</w:t>
+      </w:r>
+      <w:proofErr w:type="spellEnd"/>
+      <w:r>
+        <w:rPr>
+          <w:rFonts w:ascii="Verdana" w:hAnsi="Verdana"/>
+          <w:sz w:val="24"/>
+          <w:szCs w:val="24"/>
+        </w:rPr>
+        <w:t xml:space="preserve"> που διαχειρίζεται ένα μεγάλο και περίπλοκο UI, μπορούμε να σπάσουμε το UI σε μικρότερα στοιχεία</w:t>
       </w:r>
       <w:r>
         <w:rPr>
@@ -7574,6 +10482,7 @@
         </w:rPr>
         <w:t xml:space="preserve"> (</w:t>
       </w:r>
+      <w:proofErr w:type="spellStart"/>
       <w:r>
         <w:rPr>
           <w:rFonts w:ascii="Verdana" w:hAnsi="Verdana"/>
@@ -7583,6 +10492,7 @@
         </w:rPr>
         <w:t>composables</w:t>
       </w:r>
+      <w:proofErr w:type="spellEnd"/>
       <w:r>
         <w:rPr>
           <w:rFonts w:ascii="Verdana" w:hAnsi="Verdana"/>
@@ -7647,7 +10557,43 @@
           <w:sz w:val="24"/>
           <w:szCs w:val="24"/>
         </w:rPr>
-        <w:t xml:space="preserve">Επιπλέον, η χρήση του Jetpack Compose επιτρέπει την καλύτερη διαχείριση των UI </w:t>
+        <w:t xml:space="preserve">Επιπλέον, η χρήση του </w:t>
+      </w:r>
+      <w:proofErr w:type="spellStart"/>
+      <w:r>
+        <w:rPr>
+          <w:rFonts w:ascii="Verdana" w:hAnsi="Verdana"/>
+          <w:sz w:val="24"/>
+          <w:szCs w:val="24"/>
+        </w:rPr>
+        <w:t>Jetpack</w:t>
+      </w:r>
+      <w:proofErr w:type="spellEnd"/>
+      <w:r>
+        <w:rPr>
+          <w:rFonts w:ascii="Verdana" w:hAnsi="Verdana"/>
+          <w:sz w:val="24"/>
+          <w:szCs w:val="24"/>
+        </w:rPr>
+        <w:t xml:space="preserve"> </w:t>
+      </w:r>
+      <w:proofErr w:type="spellStart"/>
+      <w:r>
+        <w:rPr>
+          <w:rFonts w:ascii="Verdana" w:hAnsi="Verdana"/>
+          <w:sz w:val="24"/>
+          <w:szCs w:val="24"/>
+        </w:rPr>
+        <w:t>Compose</w:t>
+      </w:r>
+      <w:proofErr w:type="spellEnd"/>
+      <w:r>
+        <w:rPr>
+          <w:rFonts w:ascii="Verdana" w:hAnsi="Verdana"/>
+          <w:sz w:val="24"/>
+          <w:szCs w:val="24"/>
+        </w:rPr>
+        <w:t xml:space="preserve"> επιτρέπει την καλύτερη διαχείριση των UI </w:t>
       </w:r>
       <w:r>
         <w:rPr>
@@ -7680,7 +10626,133 @@
           <w:sz w:val="24"/>
           <w:szCs w:val="24"/>
         </w:rPr>
-        <w:t>Σε αντίθεση με το παραδοσιακό View System, όπου οι αλλαγές στα δεδομένα απαιτούν χειροκίνητη ενημέρωση των στοιχείων μέσω adapters ή LiveData observers, το Compose παρακολουθεί αυτόματα τις αλλαγές και ενημερώνει το UI όταν αυτό είναι απαραίτητο. Αυτό έχει ως αποτέλεσμα πιο αποδοτικό rendering και καλύτερη εμπειρία χρήστη.</w:t>
+        <w:t xml:space="preserve">Σε αντίθεση με το παραδοσιακό </w:t>
+      </w:r>
+      <w:proofErr w:type="spellStart"/>
+      <w:r>
+        <w:rPr>
+          <w:rFonts w:ascii="Verdana" w:hAnsi="Verdana"/>
+          <w:sz w:val="24"/>
+          <w:szCs w:val="24"/>
+        </w:rPr>
+        <w:t>View</w:t>
+      </w:r>
+      <w:proofErr w:type="spellEnd"/>
+      <w:r>
+        <w:rPr>
+          <w:rFonts w:ascii="Verdana" w:hAnsi="Verdana"/>
+          <w:sz w:val="24"/>
+          <w:szCs w:val="24"/>
+        </w:rPr>
+        <w:t xml:space="preserve"> </w:t>
+      </w:r>
+      <w:proofErr w:type="spellStart"/>
+      <w:r>
+        <w:rPr>
+          <w:rFonts w:ascii="Verdana" w:hAnsi="Verdana"/>
+          <w:sz w:val="24"/>
+          <w:szCs w:val="24"/>
+        </w:rPr>
+        <w:t>System</w:t>
+      </w:r>
+      <w:proofErr w:type="spellEnd"/>
+      <w:r>
+        <w:rPr>
+          <w:rFonts w:ascii="Verdana" w:hAnsi="Verdana"/>
+          <w:sz w:val="24"/>
+          <w:szCs w:val="24"/>
+        </w:rPr>
+        <w:t xml:space="preserve">, όπου οι αλλαγές στα δεδομένα απαιτούν χειροκίνητη ενημέρωση των στοιχείων μέσω </w:t>
+      </w:r>
+      <w:proofErr w:type="spellStart"/>
+      <w:r>
+        <w:rPr>
+          <w:rFonts w:ascii="Verdana" w:hAnsi="Verdana"/>
+          <w:sz w:val="24"/>
+          <w:szCs w:val="24"/>
+        </w:rPr>
+        <w:t>adapters</w:t>
+      </w:r>
+      <w:proofErr w:type="spellEnd"/>
+      <w:r>
+        <w:rPr>
+          <w:rFonts w:ascii="Verdana" w:hAnsi="Verdana"/>
+          <w:sz w:val="24"/>
+          <w:szCs w:val="24"/>
+        </w:rPr>
+        <w:t xml:space="preserve"> ή </w:t>
+      </w:r>
+      <w:proofErr w:type="spellStart"/>
+      <w:r>
+        <w:rPr>
+          <w:rFonts w:ascii="Verdana" w:hAnsi="Verdana"/>
+          <w:sz w:val="24"/>
+          <w:szCs w:val="24"/>
+        </w:rPr>
+        <w:t>LiveData</w:t>
+      </w:r>
+      <w:proofErr w:type="spellEnd"/>
+      <w:r>
+        <w:rPr>
+          <w:rFonts w:ascii="Verdana" w:hAnsi="Verdana"/>
+          <w:sz w:val="24"/>
+          <w:szCs w:val="24"/>
+        </w:rPr>
+        <w:t xml:space="preserve"> </w:t>
+      </w:r>
+      <w:proofErr w:type="spellStart"/>
+      <w:r>
+        <w:rPr>
+          <w:rFonts w:ascii="Verdana" w:hAnsi="Verdana"/>
+          <w:sz w:val="24"/>
+          <w:szCs w:val="24"/>
+        </w:rPr>
+        <w:t>observers</w:t>
+      </w:r>
+      <w:proofErr w:type="spellEnd"/>
+      <w:r>
+        <w:rPr>
+          <w:rFonts w:ascii="Verdana" w:hAnsi="Verdana"/>
+          <w:sz w:val="24"/>
+          <w:szCs w:val="24"/>
+        </w:rPr>
+        <w:t xml:space="preserve">, το </w:t>
+      </w:r>
+      <w:proofErr w:type="spellStart"/>
+      <w:r>
+        <w:rPr>
+          <w:rFonts w:ascii="Verdana" w:hAnsi="Verdana"/>
+          <w:sz w:val="24"/>
+          <w:szCs w:val="24"/>
+        </w:rPr>
+        <w:t>Compose</w:t>
+      </w:r>
+      <w:proofErr w:type="spellEnd"/>
+      <w:r>
+        <w:rPr>
+          <w:rFonts w:ascii="Verdana" w:hAnsi="Verdana"/>
+          <w:sz w:val="24"/>
+          <w:szCs w:val="24"/>
+        </w:rPr>
+        <w:t xml:space="preserve"> παρακολουθεί αυτόματα τις αλλαγές και ενημερώνει το UI όταν αυτό είναι απαραίτητο. Αυτό έχει ως αποτέλεσμα πιο αποδοτικό </w:t>
+      </w:r>
+      <w:proofErr w:type="spellStart"/>
+      <w:r>
+        <w:rPr>
+          <w:rFonts w:ascii="Verdana" w:hAnsi="Verdana"/>
+          <w:sz w:val="24"/>
+          <w:szCs w:val="24"/>
+        </w:rPr>
+        <w:t>rendering</w:t>
+      </w:r>
+      <w:proofErr w:type="spellEnd"/>
+      <w:r>
+        <w:rPr>
+          <w:rFonts w:ascii="Verdana" w:hAnsi="Verdana"/>
+          <w:sz w:val="24"/>
+          <w:szCs w:val="24"/>
+        </w:rPr>
+        <w:t xml:space="preserve"> και καλύτερη εμπειρία χρήστη.</w:t>
       </w:r>
     </w:p>
     <w:p>
@@ -7730,7 +10802,79 @@
           <w:sz w:val="24"/>
           <w:szCs w:val="24"/>
         </w:rPr>
-        <w:t>Παρότι η αρχιτεκτονική αυτή μπορεί αρχικά να φαίνεται περίπλοκη, ειδικά σε προγραμματιστές που είναι εξοικειωμένοι με την κλασική προσέγγιση ανάπτυξης Android εφαρμογών, προσφέρει σημαντικά οφέλη σε όρους διαχείρισης, επεκτασιμότητας και επαναχρησιμοποίησης. Η μετάβαση στο Jetpack Compose, σε συνδυασμό με τη χρήση του ViewModel για τη διαχείριση των δεδομένων, οδηγεί σε μια πιο καθαρή, δομημένη και σύγχρονη αρχιτεκτονική, που διευκολύνει τη συντήρηση και εξέλιξη της εφαρμογής.</w:t>
+        <w:t xml:space="preserve">Παρότι η αρχιτεκτονική αυτή μπορεί αρχικά να φαίνεται περίπλοκη, ειδικά σε προγραμματιστές που είναι εξοικειωμένοι με την κλασική προσέγγιση ανάπτυξης </w:t>
+      </w:r>
+      <w:proofErr w:type="spellStart"/>
+      <w:r>
+        <w:rPr>
+          <w:rFonts w:ascii="Verdana" w:hAnsi="Verdana"/>
+          <w:sz w:val="24"/>
+          <w:szCs w:val="24"/>
+        </w:rPr>
+        <w:t>Android</w:t>
+      </w:r>
+      <w:proofErr w:type="spellEnd"/>
+      <w:r>
+        <w:rPr>
+          <w:rFonts w:ascii="Verdana" w:hAnsi="Verdana"/>
+          <w:sz w:val="24"/>
+          <w:szCs w:val="24"/>
+        </w:rPr>
+        <w:t xml:space="preserve"> εφαρμογών, προσφέρει σημαντικά οφέλη σε όρους διαχείρισης, επεκτασιμότητας και επαναχρησιμοποίησης. Η μετάβαση στο </w:t>
+      </w:r>
+      <w:proofErr w:type="spellStart"/>
+      <w:r>
+        <w:rPr>
+          <w:rFonts w:ascii="Verdana" w:hAnsi="Verdana"/>
+          <w:sz w:val="24"/>
+          <w:szCs w:val="24"/>
+        </w:rPr>
+        <w:t>Jetpack</w:t>
+      </w:r>
+      <w:proofErr w:type="spellEnd"/>
+      <w:r>
+        <w:rPr>
+          <w:rFonts w:ascii="Verdana" w:hAnsi="Verdana"/>
+          <w:sz w:val="24"/>
+          <w:szCs w:val="24"/>
+        </w:rPr>
+        <w:t xml:space="preserve"> </w:t>
+      </w:r>
+      <w:proofErr w:type="spellStart"/>
+      <w:r>
+        <w:rPr>
+          <w:rFonts w:ascii="Verdana" w:hAnsi="Verdana"/>
+          <w:sz w:val="24"/>
+          <w:szCs w:val="24"/>
+        </w:rPr>
+        <w:t>Compose</w:t>
+      </w:r>
+      <w:proofErr w:type="spellEnd"/>
+      <w:r>
+        <w:rPr>
+          <w:rFonts w:ascii="Verdana" w:hAnsi="Verdana"/>
+          <w:sz w:val="24"/>
+          <w:szCs w:val="24"/>
+        </w:rPr>
+        <w:t xml:space="preserve">, σε συνδυασμό με τη χρήση του </w:t>
+      </w:r>
+      <w:proofErr w:type="spellStart"/>
+      <w:r>
+        <w:rPr>
+          <w:rFonts w:ascii="Verdana" w:hAnsi="Verdana"/>
+          <w:sz w:val="24"/>
+          <w:szCs w:val="24"/>
+        </w:rPr>
+        <w:t>ViewModel</w:t>
+      </w:r>
+      <w:proofErr w:type="spellEnd"/>
+      <w:r>
+        <w:rPr>
+          <w:rFonts w:ascii="Verdana" w:hAnsi="Verdana"/>
+          <w:sz w:val="24"/>
+          <w:szCs w:val="24"/>
+        </w:rPr>
+        <w:t xml:space="preserve"> για τη διαχείριση των δεδομένων, οδηγεί σε μια πιο καθαρή, δομημένη και σύγχρονη αρχιτεκτονική, που διευκολύνει τη συντήρηση και εξέλιξη της εφαρμογής.</w:t>
       </w:r>
     </w:p>
     <w:p>
@@ -8127,6 +11271,7 @@
         </w:rPr>
         <w:t xml:space="preserve"> δημιούργησα και το αντίστοιχο </w:t>
       </w:r>
+      <w:proofErr w:type="spellStart"/>
       <w:r>
         <w:rPr>
           <w:rFonts w:ascii="Verdana" w:hAnsi="Verdana"/>
@@ -8136,6 +11281,7 @@
         </w:rPr>
         <w:t>ViewModel</w:t>
       </w:r>
+      <w:proofErr w:type="spellEnd"/>
       <w:r>
         <w:rPr>
           <w:rFonts w:ascii="Verdana" w:hAnsi="Verdana"/>
@@ -8152,6 +11298,7 @@
         </w:rPr>
         <w:t xml:space="preserve">το οποίο κληρονομεί τις ιδιότητες της γενικής κλάσης </w:t>
       </w:r>
+      <w:proofErr w:type="spellStart"/>
       <w:r>
         <w:rPr>
           <w:rFonts w:ascii="Verdana" w:hAnsi="Verdana"/>
@@ -8161,6 +11308,7 @@
         </w:rPr>
         <w:t>ViewModel</w:t>
       </w:r>
+      <w:proofErr w:type="spellEnd"/>
       <w:r>
         <w:rPr>
           <w:rFonts w:ascii="Verdana" w:hAnsi="Verdana"/>
@@ -8236,6 +11384,7 @@
         </w:rPr>
         <w:t xml:space="preserve">Για παράδειγμα, στο </w:t>
       </w:r>
+      <w:proofErr w:type="spellStart"/>
       <w:r>
         <w:rPr>
           <w:rFonts w:ascii="Verdana" w:hAnsi="Verdana"/>
@@ -8245,6 +11394,7 @@
         </w:rPr>
         <w:t>BorrowerDetailsActivity</w:t>
       </w:r>
+      <w:proofErr w:type="spellEnd"/>
       <w:r>
         <w:rPr>
           <w:rFonts w:ascii="Verdana" w:hAnsi="Verdana"/>
@@ -8261,6 +11411,7 @@
         </w:rPr>
         <w:t xml:space="preserve">αντιστοιχεί το </w:t>
       </w:r>
+      <w:proofErr w:type="spellStart"/>
       <w:r>
         <w:rPr>
           <w:rFonts w:ascii="Verdana" w:hAnsi="Verdana"/>
@@ -8270,6 +11421,7 @@
         </w:rPr>
         <w:t>BorrowerDetailsViewModel</w:t>
       </w:r>
+      <w:proofErr w:type="spellEnd"/>
       <w:r>
         <w:rPr>
           <w:rFonts w:ascii="Verdana" w:hAnsi="Verdana"/>
@@ -8320,6 +11472,7 @@
         </w:rPr>
         <w:t xml:space="preserve"> </w:t>
       </w:r>
+      <w:proofErr w:type="spellStart"/>
       <w:r>
         <w:rPr>
           <w:rFonts w:ascii="Verdana" w:hAnsi="Verdana"/>
@@ -8329,6 +11482,7 @@
         </w:rPr>
         <w:t>PublisherDetailsViewModel</w:t>
       </w:r>
+      <w:proofErr w:type="spellEnd"/>
       <w:r>
         <w:rPr>
           <w:rFonts w:ascii="Verdana" w:hAnsi="Verdana"/>
@@ -8354,6 +11508,7 @@
         </w:rPr>
         <w:t xml:space="preserve"> </w:t>
       </w:r>
+      <w:proofErr w:type="spellStart"/>
       <w:r>
         <w:rPr>
           <w:rFonts w:ascii="Verdana" w:hAnsi="Verdana"/>
@@ -8363,6 +11518,7 @@
         </w:rPr>
         <w:t>ViewModel</w:t>
       </w:r>
+      <w:proofErr w:type="spellEnd"/>
       <w:r>
         <w:rPr>
           <w:rFonts w:ascii="Verdana" w:hAnsi="Verdana"/>
@@ -8413,6 +11569,7 @@
         </w:rPr>
         <w:t xml:space="preserve">Ομοίως έχουν δηλωθεί και τα υπόλοιπα </w:t>
       </w:r>
+      <w:proofErr w:type="spellStart"/>
       <w:r>
         <w:rPr>
           <w:rFonts w:ascii="Verdana" w:hAnsi="Verdana"/>
@@ -8422,6 +11579,7 @@
         </w:rPr>
         <w:t>ViewModel</w:t>
       </w:r>
+      <w:proofErr w:type="spellEnd"/>
       <w:r>
         <w:rPr>
           <w:rFonts w:ascii="Verdana" w:hAnsi="Verdana"/>
@@ -8557,6 +11715,7 @@
         </w:rPr>
         <w:t xml:space="preserve">Η βασική συνάρτηση του συγκεκριμένου αρχείου είναι η </w:t>
       </w:r>
+      <w:proofErr w:type="spellStart"/>
       <w:r>
         <w:rPr>
           <w:rFonts w:ascii="Verdana" w:hAnsi="Verdana"/>
@@ -8566,6 +11725,7 @@
         </w:rPr>
         <w:t>showView</w:t>
       </w:r>
+      <w:proofErr w:type="spellEnd"/>
       <w:r>
         <w:rPr>
           <w:rFonts w:ascii="Verdana" w:hAnsi="Verdana"/>
@@ -8590,6 +11750,7 @@
         </w:rPr>
         <w:t xml:space="preserve">η οποία δέχεται σαν παραμέτρους ένα </w:t>
       </w:r>
+      <w:proofErr w:type="spellStart"/>
       <w:r>
         <w:rPr>
           <w:rFonts w:ascii="Verdana" w:hAnsi="Verdana"/>
@@ -8599,6 +11760,7 @@
         </w:rPr>
         <w:t>ComposeView</w:t>
       </w:r>
+      <w:proofErr w:type="spellEnd"/>
       <w:r>
         <w:rPr>
           <w:rFonts w:ascii="Verdana" w:hAnsi="Verdana"/>
@@ -8623,6 +11785,7 @@
         </w:rPr>
         <w:t xml:space="preserve"> </w:t>
       </w:r>
+      <w:proofErr w:type="spellStart"/>
       <w:r>
         <w:rPr>
           <w:rFonts w:ascii="Verdana" w:hAnsi="Verdana"/>
@@ -8632,6 +11795,7 @@
         </w:rPr>
         <w:t>ViewModel</w:t>
       </w:r>
+      <w:proofErr w:type="spellEnd"/>
       <w:r>
         <w:rPr>
           <w:rFonts w:ascii="Verdana" w:hAnsi="Verdana"/>
@@ -8673,6 +11837,7 @@
         </w:rPr>
         <w:t xml:space="preserve"> </w:t>
       </w:r>
+      <w:proofErr w:type="spellStart"/>
       <w:r>
         <w:rPr>
           <w:rFonts w:ascii="Verdana" w:hAnsi="Verdana"/>
@@ -8682,6 +11847,7 @@
         </w:rPr>
         <w:t>drawScreen</w:t>
       </w:r>
+      <w:proofErr w:type="spellEnd"/>
       <w:r>
         <w:rPr>
           <w:rFonts w:ascii="Verdana" w:hAnsi="Verdana"/>
@@ -8690,6 +11856,7 @@
         </w:rPr>
         <w:t xml:space="preserve">. Ορίζει το περιεχόμενο του </w:t>
       </w:r>
+      <w:proofErr w:type="spellStart"/>
       <w:r>
         <w:rPr>
           <w:rFonts w:ascii="Verdana" w:hAnsi="Verdana"/>
@@ -8699,6 +11866,7 @@
         </w:rPr>
         <w:t>ComposeView</w:t>
       </w:r>
+      <w:proofErr w:type="spellEnd"/>
       <w:r>
         <w:rPr>
           <w:rFonts w:ascii="Verdana" w:hAnsi="Verdana"/>
@@ -8707,6 +11875,7 @@
         </w:rPr>
         <w:t xml:space="preserve"> καλώντας την συνάρτηση </w:t>
       </w:r>
+      <w:proofErr w:type="spellStart"/>
       <w:r>
         <w:rPr>
           <w:rFonts w:ascii="Verdana" w:hAnsi="Verdana"/>
@@ -8716,6 +11885,7 @@
         </w:rPr>
         <w:t>setContent</w:t>
       </w:r>
+      <w:proofErr w:type="spellEnd"/>
       <w:r>
         <w:rPr>
           <w:rFonts w:ascii="Verdana" w:hAnsi="Verdana"/>
@@ -8732,6 +11902,7 @@
         </w:rPr>
         <w:t xml:space="preserve">εφαρμόζει το </w:t>
       </w:r>
+      <w:proofErr w:type="spellStart"/>
       <w:r>
         <w:rPr>
           <w:rFonts w:ascii="Verdana" w:hAnsi="Verdana"/>
@@ -8741,6 +11912,7 @@
         </w:rPr>
         <w:t>LibraryTheme</w:t>
       </w:r>
+      <w:proofErr w:type="spellEnd"/>
       <w:r>
         <w:rPr>
           <w:rFonts w:ascii="Verdana" w:hAnsi="Verdana"/>
@@ -8782,6 +11954,7 @@
         </w:rPr>
         <w:t xml:space="preserve">για την βασική δομή του </w:t>
       </w:r>
+      <w:proofErr w:type="spellStart"/>
       <w:r>
         <w:rPr>
           <w:rFonts w:ascii="Verdana" w:hAnsi="Verdana"/>
@@ -8791,6 +11964,7 @@
         </w:rPr>
         <w:t>ui</w:t>
       </w:r>
+      <w:proofErr w:type="spellEnd"/>
       <w:r>
         <w:rPr>
           <w:rFonts w:ascii="Verdana" w:hAnsi="Verdana"/>
@@ -8899,6 +12073,7 @@
         </w:rPr>
         <w:t>.</w:t>
       </w:r>
+      <w:proofErr w:type="spellStart"/>
       <w:r>
         <w:rPr>
           <w:rFonts w:ascii="Verdana" w:hAnsi="Verdana"/>
@@ -8908,6 +12083,7 @@
         </w:rPr>
         <w:t>DarkGray</w:t>
       </w:r>
+      <w:proofErr w:type="spellEnd"/>
       <w:r>
         <w:rPr>
           <w:rFonts w:ascii="Verdana" w:hAnsi="Verdana"/>
@@ -8932,6 +12108,7 @@
         </w:rPr>
         <w:t xml:space="preserve">Τέλος, καλεί την συνάρτηση </w:t>
       </w:r>
+      <w:proofErr w:type="spellStart"/>
       <w:r>
         <w:rPr>
           <w:rFonts w:ascii="Verdana" w:hAnsi="Verdana"/>
@@ -8941,6 +12118,7 @@
         </w:rPr>
         <w:t>drawScreen</w:t>
       </w:r>
+      <w:proofErr w:type="spellEnd"/>
       <w:r>
         <w:rPr>
           <w:rFonts w:ascii="Verdana" w:hAnsi="Verdana"/>
@@ -8981,6 +12159,7 @@
         </w:rPr>
         <w:t xml:space="preserve">Επιπλέον, στο αρχείο υπάρχουν πολλές συναρτήσεις που καλούν την </w:t>
       </w:r>
+      <w:proofErr w:type="spellStart"/>
       <w:r>
         <w:rPr>
           <w:rFonts w:ascii="Verdana" w:hAnsi="Verdana"/>
@@ -8990,6 +12169,7 @@
         </w:rPr>
         <w:t>showView</w:t>
       </w:r>
+      <w:proofErr w:type="spellEnd"/>
       <w:r>
         <w:rPr>
           <w:rFonts w:ascii="Verdana" w:hAnsi="Verdana"/>
@@ -9006,6 +12186,7 @@
         </w:rPr>
         <w:t xml:space="preserve"> </w:t>
       </w:r>
+      <w:proofErr w:type="spellStart"/>
       <w:r>
         <w:rPr>
           <w:rFonts w:ascii="Verdana" w:hAnsi="Verdana"/>
@@ -9015,6 +12196,7 @@
         </w:rPr>
         <w:t>ViewModel</w:t>
       </w:r>
+      <w:proofErr w:type="spellEnd"/>
       <w:r>
         <w:rPr>
           <w:rFonts w:ascii="Verdana" w:hAnsi="Verdana"/>
@@ -9023,6 +12205,7 @@
         </w:rPr>
         <w:t xml:space="preserve"> και συνάρτηση σχεδίασης (</w:t>
       </w:r>
+      <w:proofErr w:type="spellStart"/>
       <w:r>
         <w:rPr>
           <w:rFonts w:ascii="Verdana" w:hAnsi="Verdana"/>
@@ -9032,6 +12215,7 @@
         </w:rPr>
         <w:t>drawScreen</w:t>
       </w:r>
+      <w:proofErr w:type="spellEnd"/>
       <w:r>
         <w:rPr>
           <w:rFonts w:ascii="Verdana" w:hAnsi="Verdana"/>
@@ -9352,6 +12536,7 @@
         </w:rPr>
         <w:t xml:space="preserve"> </w:t>
       </w:r>
+      <w:proofErr w:type="spellStart"/>
       <w:r>
         <w:rPr>
           <w:rFonts w:ascii="Verdana" w:hAnsi="Verdana"/>
@@ -9361,6 +12546,7 @@
         </w:rPr>
         <w:t>showHomePageView</w:t>
       </w:r>
+      <w:proofErr w:type="spellEnd"/>
       <w:r>
         <w:rPr>
           <w:rFonts w:ascii="Verdana" w:hAnsi="Verdana"/>
@@ -9433,6 +12619,7 @@
         </w:rPr>
         <w:t xml:space="preserve"> </w:t>
       </w:r>
+      <w:proofErr w:type="spellStart"/>
       <w:r>
         <w:rPr>
           <w:rFonts w:ascii="Verdana" w:hAnsi="Verdana"/>
@@ -9442,6 +12629,7 @@
         </w:rPr>
         <w:t>ComposeView</w:t>
       </w:r>
+      <w:proofErr w:type="spellEnd"/>
       <w:r>
         <w:rPr>
           <w:rFonts w:ascii="Verdana" w:hAnsi="Verdana"/>
@@ -9482,6 +12670,7 @@
         </w:rPr>
         <w:t xml:space="preserve"> </w:t>
       </w:r>
+      <w:proofErr w:type="spellStart"/>
       <w:r>
         <w:rPr>
           <w:rFonts w:ascii="Verdana" w:hAnsi="Verdana"/>
@@ -9500,6 +12689,7 @@
         </w:rPr>
         <w:t>ViewModel</w:t>
       </w:r>
+      <w:proofErr w:type="spellEnd"/>
       <w:r>
         <w:rPr>
           <w:rFonts w:ascii="Verdana" w:hAnsi="Verdana"/>
@@ -9572,6 +12762,7 @@
         </w:rPr>
         <w:t xml:space="preserve"> </w:t>
       </w:r>
+      <w:proofErr w:type="spellStart"/>
       <w:r>
         <w:rPr>
           <w:rFonts w:ascii="Verdana" w:hAnsi="Verdana"/>
@@ -9581,6 +12772,7 @@
         </w:rPr>
         <w:t>showView</w:t>
       </w:r>
+      <w:proofErr w:type="spellEnd"/>
       <w:r>
         <w:rPr>
           <w:rFonts w:ascii="Verdana" w:hAnsi="Verdana"/>
@@ -9669,6 +12861,7 @@
         </w:rPr>
         <w:t xml:space="preserve"> </w:t>
       </w:r>
+      <w:proofErr w:type="spellStart"/>
       <w:r>
         <w:rPr>
           <w:rFonts w:ascii="Verdana" w:hAnsi="Verdana"/>
@@ -9678,6 +12871,7 @@
         </w:rPr>
         <w:t>ComposeView</w:t>
       </w:r>
+      <w:proofErr w:type="spellEnd"/>
       <w:r>
         <w:rPr>
           <w:rFonts w:ascii="Verdana" w:hAnsi="Verdana"/>
@@ -9702,6 +12896,7 @@
         </w:rPr>
         <w:t xml:space="preserve"> </w:t>
       </w:r>
+      <w:proofErr w:type="spellStart"/>
       <w:r>
         <w:rPr>
           <w:rFonts w:ascii="Verdana" w:hAnsi="Verdana"/>
@@ -9711,6 +12906,7 @@
         </w:rPr>
         <w:t>HomePageViewModel</w:t>
       </w:r>
+      <w:proofErr w:type="spellEnd"/>
       <w:r>
         <w:rPr>
           <w:rFonts w:ascii="Verdana" w:hAnsi="Verdana"/>
@@ -9767,6 +12963,7 @@
         </w:rPr>
         <w:t xml:space="preserve"> </w:t>
       </w:r>
+      <w:proofErr w:type="spellStart"/>
       <w:r>
         <w:rPr>
           <w:rFonts w:ascii="Verdana" w:hAnsi="Verdana"/>
@@ -9776,6 +12973,7 @@
         </w:rPr>
         <w:t>drawHomePage</w:t>
       </w:r>
+      <w:proofErr w:type="spellEnd"/>
       <w:r>
         <w:rPr>
           <w:rFonts w:ascii="Verdana" w:hAnsi="Verdana"/>
@@ -9822,7 +13020,25 @@
           <w:sz w:val="24"/>
           <w:szCs w:val="24"/>
         </w:rPr>
-        <w:t xml:space="preserve">την διεπαφή της αρχικής οθόνης. </w:t>
+        <w:t xml:space="preserve">την </w:t>
+      </w:r>
+      <w:proofErr w:type="spellStart"/>
+      <w:r>
+        <w:rPr>
+          <w:rFonts w:ascii="Verdana" w:hAnsi="Verdana"/>
+          <w:sz w:val="24"/>
+          <w:szCs w:val="24"/>
+        </w:rPr>
+        <w:t>διεπαφή</w:t>
+      </w:r>
+      <w:proofErr w:type="spellEnd"/>
+      <w:r>
+        <w:rPr>
+          <w:rFonts w:ascii="Verdana" w:hAnsi="Verdana"/>
+          <w:sz w:val="24"/>
+          <w:szCs w:val="24"/>
+        </w:rPr>
+        <w:t xml:space="preserve"> της αρχικής οθόνης. </w:t>
       </w:r>
       <w:r>
         <w:rPr>
@@ -9886,8 +13102,27 @@
           <w:sz w:val="24"/>
           <w:szCs w:val="24"/>
         </w:rPr>
-        <w:t xml:space="preserve"> και αν υπάρξουν αλλαγές στην κοινή διεπαφή όλων των οθονών αυτές μπορούν να δηλωθούν εύκολα στην </w:t>
-      </w:r>
+        <w:t xml:space="preserve"> και αν υπάρξουν αλλαγές στην κοινή </w:t>
+      </w:r>
+      <w:proofErr w:type="spellStart"/>
+      <w:r>
+        <w:rPr>
+          <w:rFonts w:ascii="Verdana" w:hAnsi="Verdana"/>
+          <w:sz w:val="24"/>
+          <w:szCs w:val="24"/>
+        </w:rPr>
+        <w:t>διεπαφή</w:t>
+      </w:r>
+      <w:proofErr w:type="spellEnd"/>
+      <w:r>
+        <w:rPr>
+          <w:rFonts w:ascii="Verdana" w:hAnsi="Verdana"/>
+          <w:sz w:val="24"/>
+          <w:szCs w:val="24"/>
+        </w:rPr>
+        <w:t xml:space="preserve"> όλων των οθονών αυτές μπορούν να δηλωθούν εύκολα στην </w:t>
+      </w:r>
+      <w:proofErr w:type="spellStart"/>
       <w:r>
         <w:rPr>
           <w:rFonts w:ascii="Verdana" w:hAnsi="Verdana"/>
@@ -9897,6 +13132,7 @@
         </w:rPr>
         <w:t>showView</w:t>
       </w:r>
+      <w:proofErr w:type="spellEnd"/>
       <w:r>
         <w:rPr>
           <w:rFonts w:ascii="Verdana" w:hAnsi="Verdana"/>
@@ -9963,6 +13199,7 @@
         </w:rPr>
         <w:t xml:space="preserve">Τον ρόλο της περιγραφής της κάθε οθόνης έχει αναλάβει η συνάρτηση </w:t>
       </w:r>
+      <w:proofErr w:type="spellStart"/>
       <w:r>
         <w:rPr>
           <w:rFonts w:ascii="Verdana" w:hAnsi="Verdana"/>
@@ -9972,6 +13209,7 @@
         </w:rPr>
         <w:t>drawScreen</w:t>
       </w:r>
+      <w:proofErr w:type="spellEnd"/>
       <w:r>
         <w:rPr>
           <w:rFonts w:ascii="Verdana" w:hAnsi="Verdana"/>
@@ -9996,6 +13234,7 @@
         </w:rPr>
         <w:t xml:space="preserve">ετρος στην συνάρτηση </w:t>
       </w:r>
+      <w:proofErr w:type="spellStart"/>
       <w:r>
         <w:rPr>
           <w:rFonts w:ascii="Verdana" w:hAnsi="Verdana"/>
@@ -10005,6 +13244,7 @@
         </w:rPr>
         <w:t>showView</w:t>
       </w:r>
+      <w:proofErr w:type="spellEnd"/>
       <w:r>
         <w:rPr>
           <w:rFonts w:ascii="Verdana" w:hAnsi="Verdana"/>
@@ -10376,6 +13616,7 @@
         </w:rPr>
         <w:t xml:space="preserve"> </w:t>
       </w:r>
+      <w:proofErr w:type="spellStart"/>
       <w:r>
         <w:rPr>
           <w:rFonts w:ascii="Verdana" w:hAnsi="Verdana"/>
@@ -10385,6 +13626,7 @@
         </w:rPr>
         <w:t>onClick</w:t>
       </w:r>
+      <w:proofErr w:type="spellEnd"/>
       <w:r>
         <w:rPr>
           <w:rFonts w:ascii="Verdana" w:hAnsi="Verdana"/>
@@ -10531,6 +13773,7 @@
         </w:rPr>
         <w:t xml:space="preserve"> </w:t>
       </w:r>
+      <w:proofErr w:type="spellStart"/>
       <w:r>
         <w:rPr>
           <w:rFonts w:ascii="Verdana" w:hAnsi="Verdana"/>
@@ -10540,6 +13783,7 @@
         </w:rPr>
         <w:t>ViewModel</w:t>
       </w:r>
+      <w:proofErr w:type="spellEnd"/>
       <w:r>
         <w:rPr>
           <w:rFonts w:ascii="Verdana" w:hAnsi="Verdana"/>
@@ -10573,6 +13817,7 @@
         </w:rPr>
         <w:t xml:space="preserve"> (το τελευταίο κληρονομεί την γενική κλάση </w:t>
       </w:r>
+      <w:proofErr w:type="spellStart"/>
       <w:r>
         <w:rPr>
           <w:rFonts w:ascii="Verdana" w:hAnsi="Verdana"/>
@@ -10582,6 +13827,7 @@
         </w:rPr>
         <w:t>ViewModel</w:t>
       </w:r>
+      <w:proofErr w:type="spellEnd"/>
       <w:r>
         <w:rPr>
           <w:rFonts w:ascii="Verdana" w:hAnsi="Verdana"/>
@@ -10606,6 +13852,7 @@
         </w:rPr>
         <w:t xml:space="preserve">Η μέθοδος </w:t>
       </w:r>
+      <w:proofErr w:type="spellStart"/>
       <w:r>
         <w:rPr>
           <w:rFonts w:ascii="Verdana" w:hAnsi="Verdana"/>
@@ -10615,6 +13862,7 @@
         </w:rPr>
         <w:t>buttonClicked</w:t>
       </w:r>
+      <w:proofErr w:type="spellEnd"/>
       <w:r>
         <w:rPr>
           <w:rFonts w:ascii="Verdana" w:hAnsi="Verdana"/>
@@ -10637,7 +13885,61 @@
           <w:sz w:val="24"/>
           <w:szCs w:val="24"/>
         </w:rPr>
-        <w:t>έχεται ως παράμετρο έναν ακέραιο buttonTextResId, που είναι το ID του string resource που αντιστοιχεί στο κείμενο του κουμπιού</w:t>
+        <w:t xml:space="preserve">έχεται ως παράμετρο έναν ακέραιο </w:t>
+      </w:r>
+      <w:proofErr w:type="spellStart"/>
+      <w:r>
+        <w:rPr>
+          <w:rFonts w:ascii="Verdana" w:hAnsi="Verdana"/>
+          <w:sz w:val="24"/>
+          <w:szCs w:val="24"/>
+        </w:rPr>
+        <w:t>buttonTextResId</w:t>
+      </w:r>
+      <w:proofErr w:type="spellEnd"/>
+      <w:r>
+        <w:rPr>
+          <w:rFonts w:ascii="Verdana" w:hAnsi="Verdana"/>
+          <w:sz w:val="24"/>
+          <w:szCs w:val="24"/>
+        </w:rPr>
+        <w:t xml:space="preserve">, που είναι το ID του </w:t>
+      </w:r>
+      <w:proofErr w:type="spellStart"/>
+      <w:r>
+        <w:rPr>
+          <w:rFonts w:ascii="Verdana" w:hAnsi="Verdana"/>
+          <w:sz w:val="24"/>
+          <w:szCs w:val="24"/>
+        </w:rPr>
+        <w:t>string</w:t>
+      </w:r>
+      <w:proofErr w:type="spellEnd"/>
+      <w:r>
+        <w:rPr>
+          <w:rFonts w:ascii="Verdana" w:hAnsi="Verdana"/>
+          <w:sz w:val="24"/>
+          <w:szCs w:val="24"/>
+        </w:rPr>
+        <w:t xml:space="preserve"> </w:t>
+      </w:r>
+      <w:proofErr w:type="spellStart"/>
+      <w:r>
+        <w:rPr>
+          <w:rFonts w:ascii="Verdana" w:hAnsi="Verdana"/>
+          <w:sz w:val="24"/>
+          <w:szCs w:val="24"/>
+        </w:rPr>
+        <w:t>resource</w:t>
+      </w:r>
+      <w:proofErr w:type="spellEnd"/>
+      <w:r>
+        <w:rPr>
+          <w:rFonts w:ascii="Verdana" w:hAnsi="Verdana"/>
+          <w:sz w:val="24"/>
+          <w:szCs w:val="24"/>
+        </w:rPr>
+        <w:t xml:space="preserve"> που αντιστοιχεί στο κείμενο του κουμπιού</w:t>
       </w:r>
       <w:r>
         <w:rPr>
@@ -10680,6 +13982,7 @@
         </w:rPr>
         <w:t xml:space="preserve"> το </w:t>
       </w:r>
+      <w:proofErr w:type="spellStart"/>
       <w:r>
         <w:rPr>
           <w:rFonts w:ascii="Verdana" w:hAnsi="Verdana"/>
@@ -10689,6 +13992,7 @@
         </w:rPr>
         <w:t>ViewModel</w:t>
       </w:r>
+      <w:proofErr w:type="spellEnd"/>
       <w:r>
         <w:rPr>
           <w:rFonts w:ascii="Verdana" w:hAnsi="Verdana"/>
@@ -10705,6 +14009,7 @@
         </w:rPr>
         <w:t xml:space="preserve">που δέχεται σαν παράμετρο προφανώς είναι διαφορετικό. Απλά η συνάρτηση </w:t>
       </w:r>
+      <w:proofErr w:type="spellStart"/>
       <w:r>
         <w:rPr>
           <w:rFonts w:ascii="Verdana" w:hAnsi="Verdana"/>
@@ -10714,6 +14019,7 @@
         </w:rPr>
         <w:t>buttonClicked</w:t>
       </w:r>
+      <w:proofErr w:type="spellEnd"/>
       <w:r>
         <w:rPr>
           <w:rFonts w:ascii="Verdana" w:hAnsi="Verdana"/>
@@ -11203,8 +14509,27 @@
           <w:sz w:val="24"/>
           <w:szCs w:val="24"/>
         </w:rPr>
-        <w:t xml:space="preserve">Στην συγκεκριμένη περίπτωση, αρχικοποιήται με την τιμή της συνάρτησης </w:t>
-      </w:r>
+        <w:t xml:space="preserve">Στην συγκεκριμένη περίπτωση, </w:t>
+      </w:r>
+      <w:proofErr w:type="spellStart"/>
+      <w:r>
+        <w:rPr>
+          <w:rFonts w:ascii="Verdana" w:hAnsi="Verdana"/>
+          <w:sz w:val="24"/>
+          <w:szCs w:val="24"/>
+        </w:rPr>
+        <w:t>αρχικοποιήται</w:t>
+      </w:r>
+      <w:proofErr w:type="spellEnd"/>
+      <w:r>
+        <w:rPr>
+          <w:rFonts w:ascii="Verdana" w:hAnsi="Verdana"/>
+          <w:sz w:val="24"/>
+          <w:szCs w:val="24"/>
+        </w:rPr>
+        <w:t xml:space="preserve"> με την τιμή της συνάρτησης </w:t>
+      </w:r>
+      <w:proofErr w:type="spellStart"/>
       <w:r>
         <w:rPr>
           <w:rFonts w:ascii="Verdana" w:hAnsi="Verdana"/>
@@ -11214,6 +14539,7 @@
         </w:rPr>
         <w:t>RoundedCornerShape</w:t>
       </w:r>
+      <w:proofErr w:type="spellEnd"/>
       <w:r>
         <w:rPr>
           <w:rFonts w:ascii="Verdana" w:hAnsi="Verdana"/>
@@ -11464,7 +14790,7 @@
           <w:szCs w:val="24"/>
         </w:rPr>
         <w:drawing>
-          <wp:anchor distT="0" distB="0" distL="114300" distR="114300" simplePos="0" relativeHeight="251669504" behindDoc="1" locked="0" layoutInCell="1" allowOverlap="1" wp14:anchorId="5CA2023A" wp14:editId="4CAC5F21">
+          <wp:anchor distT="0" distB="0" distL="114300" distR="114300" simplePos="0" relativeHeight="251669504" behindDoc="1" locked="0" layoutInCell="1" allowOverlap="1" wp14:anchorId="5CA2023A" wp14:editId="2B6CA03B">
             <wp:simplePos x="0" y="0"/>
             <wp:positionH relativeFrom="margin">
               <wp:align>center</wp:align>
@@ -11619,6 +14945,7 @@
         </w:rPr>
         <w:t xml:space="preserve">, το οποίο καταλαμβάνει όσο χώρο χρειάζεται. Στην υλοποίηση της συνάρτησης, για κάθε βιβλίο προβάλλουμε μέσω της συνάρτησης </w:t>
       </w:r>
+      <w:proofErr w:type="spellStart"/>
       <w:r>
         <w:rPr>
           <w:rFonts w:ascii="Verdana" w:hAnsi="Verdana"/>
@@ -11628,6 +14955,7 @@
         </w:rPr>
         <w:t>bookItem</w:t>
       </w:r>
+      <w:proofErr w:type="spellEnd"/>
       <w:r>
         <w:rPr>
           <w:rFonts w:ascii="Verdana" w:hAnsi="Verdana"/>
@@ -11652,6 +14980,7 @@
         </w:rPr>
         <w:t xml:space="preserve">Ακολουθεί η υλοποίηση της συνάρτησης </w:t>
       </w:r>
+      <w:proofErr w:type="spellStart"/>
       <w:r>
         <w:rPr>
           <w:rFonts w:ascii="Verdana" w:hAnsi="Verdana"/>
@@ -11661,6 +14990,7 @@
         </w:rPr>
         <w:t>bookItem</w:t>
       </w:r>
+      <w:proofErr w:type="spellEnd"/>
       <w:r>
         <w:rPr>
           <w:rFonts w:ascii="Verdana" w:hAnsi="Verdana"/>
@@ -11719,6 +15049,7 @@
         </w:rPr>
         <w:t xml:space="preserve">Η συγκεκριμένη συνάρτηση, δέχεται σαν παραμέτρους τον τίτλο ενός βιβλίου, τον εκδοτικό οίκο, τον μοναδικό κωδικό του βιβλίου, τον αριθμό των συγγραφέων και το </w:t>
       </w:r>
+      <w:proofErr w:type="spellStart"/>
       <w:r>
         <w:rPr>
           <w:rFonts w:ascii="Verdana" w:hAnsi="Verdana"/>
@@ -11728,6 +15059,7 @@
         </w:rPr>
         <w:t>ViewModel</w:t>
       </w:r>
+      <w:proofErr w:type="spellEnd"/>
       <w:r>
         <w:rPr>
           <w:rFonts w:ascii="Verdana" w:hAnsi="Verdana"/>
@@ -11834,6 +15166,7 @@
         </w:rPr>
         <w:t xml:space="preserve"> Επίσης, ανάμεσα σε δύο αντικείμενα τοποθετείται και μία λεπτή γραμμή (συνάρτηση </w:t>
       </w:r>
+      <w:proofErr w:type="spellStart"/>
       <w:r>
         <w:rPr>
           <w:rFonts w:ascii="Verdana" w:hAnsi="Verdana"/>
@@ -11843,6 +15176,7 @@
         </w:rPr>
         <w:t>HorizontalDevider</w:t>
       </w:r>
+      <w:proofErr w:type="spellEnd"/>
       <w:r>
         <w:rPr>
           <w:rFonts w:ascii="Verdana" w:hAnsi="Verdana"/>
@@ -11900,6 +15234,7 @@
         </w:rPr>
         <w:t xml:space="preserve"> δίνοντας του και ένα χρώμα μέσω της συνάρτησης </w:t>
       </w:r>
+      <w:proofErr w:type="spellStart"/>
       <w:r>
         <w:rPr>
           <w:rFonts w:ascii="Verdana" w:hAnsi="Verdana"/>
@@ -11909,6 +15244,7 @@
         </w:rPr>
         <w:t>generateColor</w:t>
       </w:r>
+      <w:proofErr w:type="spellEnd"/>
       <w:r>
         <w:rPr>
           <w:rFonts w:ascii="Verdana" w:hAnsi="Verdana"/>
@@ -11949,6 +15285,7 @@
         </w:rPr>
         <w:t xml:space="preserve"> Παρατίθεται και η συνάρτηση </w:t>
       </w:r>
+      <w:proofErr w:type="spellStart"/>
       <w:r>
         <w:rPr>
           <w:rFonts w:ascii="Verdana" w:hAnsi="Verdana"/>
@@ -11958,6 +15295,7 @@
         </w:rPr>
         <w:t>generateColor</w:t>
       </w:r>
+      <w:proofErr w:type="spellEnd"/>
       <w:r>
         <w:rPr>
           <w:rFonts w:ascii="Verdana" w:hAnsi="Verdana"/>
@@ -12433,8 +15771,54 @@
           <w:sz w:val="24"/>
           <w:szCs w:val="24"/>
         </w:rPr>
-        <w:t xml:space="preserve"> συνάρτηση searchBar είναι ένα Composable UI στοιχείο που δημιουργεί μια γραμμή αναζήτησης (TextField</w:t>
-      </w:r>
+        <w:t xml:space="preserve"> συνάρτηση </w:t>
+      </w:r>
+      <w:proofErr w:type="spellStart"/>
+      <w:r>
+        <w:rPr>
+          <w:rFonts w:ascii="Verdana" w:hAnsi="Verdana"/>
+          <w:sz w:val="24"/>
+          <w:szCs w:val="24"/>
+        </w:rPr>
+        <w:t>searchBar</w:t>
+      </w:r>
+      <w:proofErr w:type="spellEnd"/>
+      <w:r>
+        <w:rPr>
+          <w:rFonts w:ascii="Verdana" w:hAnsi="Verdana"/>
+          <w:sz w:val="24"/>
+          <w:szCs w:val="24"/>
+        </w:rPr>
+        <w:t xml:space="preserve"> είναι ένα </w:t>
+      </w:r>
+      <w:proofErr w:type="spellStart"/>
+      <w:r>
+        <w:rPr>
+          <w:rFonts w:ascii="Verdana" w:hAnsi="Verdana"/>
+          <w:sz w:val="24"/>
+          <w:szCs w:val="24"/>
+        </w:rPr>
+        <w:t>Composable</w:t>
+      </w:r>
+      <w:proofErr w:type="spellEnd"/>
+      <w:r>
+        <w:rPr>
+          <w:rFonts w:ascii="Verdana" w:hAnsi="Verdana"/>
+          <w:sz w:val="24"/>
+          <w:szCs w:val="24"/>
+        </w:rPr>
+        <w:t xml:space="preserve"> UI στοιχείο που δημιουργεί μια γραμμή αναζήτησης (</w:t>
+      </w:r>
+      <w:proofErr w:type="spellStart"/>
+      <w:r>
+        <w:rPr>
+          <w:rFonts w:ascii="Verdana" w:hAnsi="Verdana"/>
+          <w:sz w:val="24"/>
+          <w:szCs w:val="24"/>
+        </w:rPr>
+        <w:t>TextField</w:t>
+      </w:r>
+      <w:proofErr w:type="spellEnd"/>
       <w:r>
         <w:rPr>
           <w:rFonts w:ascii="Verdana" w:hAnsi="Verdana"/>
@@ -12449,8 +15833,90 @@
           <w:sz w:val="24"/>
           <w:szCs w:val="24"/>
         </w:rPr>
-        <w:t>, επιτρέποντας στον χρήστη να πληκτρολογήσει ένα κείμενο αναζήτησης. Χρησιμοποιεί την κατάσταση (state) text, η οποία διαχειρίζεται το περιεχόμενο του πεδίου εισαγωγής, αποθηκεύοντας την τρέχουσα τιμή που υπάρχει στο viewModel.textOnSearchBar. Κάθε φορά που ο χρήστης πληκτρολογεί κάτι, η onValueChange ενημερώνει το τοπικό state text και καλεί τη setTextOnSearchBar() στο viewModel, διατηρώντας έτσι συγχρονισμένο το περιεχόμενο της αναζήτησης με το ViewModel.</w:t>
-      </w:r>
+        <w:t>, επιτρέποντας στον χρήστη να πληκτρολογήσει ένα κείμενο αναζήτησης. Χρησιμοποιεί την κατάσταση (</w:t>
+      </w:r>
+      <w:proofErr w:type="spellStart"/>
+      <w:r>
+        <w:rPr>
+          <w:rFonts w:ascii="Verdana" w:hAnsi="Verdana"/>
+          <w:sz w:val="24"/>
+          <w:szCs w:val="24"/>
+        </w:rPr>
+        <w:t>state</w:t>
+      </w:r>
+      <w:proofErr w:type="spellEnd"/>
+      <w:r>
+        <w:rPr>
+          <w:rFonts w:ascii="Verdana" w:hAnsi="Verdana"/>
+          <w:sz w:val="24"/>
+          <w:szCs w:val="24"/>
+        </w:rPr>
+        <w:t xml:space="preserve">) </w:t>
+      </w:r>
+      <w:proofErr w:type="spellStart"/>
+      <w:r>
+        <w:rPr>
+          <w:rFonts w:ascii="Verdana" w:hAnsi="Verdana"/>
+          <w:sz w:val="24"/>
+          <w:szCs w:val="24"/>
+        </w:rPr>
+        <w:t>text</w:t>
+      </w:r>
+      <w:proofErr w:type="spellEnd"/>
+      <w:r>
+        <w:rPr>
+          <w:rFonts w:ascii="Verdana" w:hAnsi="Verdana"/>
+          <w:sz w:val="24"/>
+          <w:szCs w:val="24"/>
+        </w:rPr>
+        <w:t xml:space="preserve">, η οποία διαχειρίζεται το περιεχόμενο του πεδίου εισαγωγής, αποθηκεύοντας την τρέχουσα τιμή που υπάρχει στο </w:t>
+      </w:r>
+      <w:proofErr w:type="spellStart"/>
+      <w:r>
+        <w:rPr>
+          <w:rFonts w:ascii="Verdana" w:hAnsi="Verdana"/>
+          <w:sz w:val="24"/>
+          <w:szCs w:val="24"/>
+        </w:rPr>
+        <w:t>viewModel.textOnSearchBar</w:t>
+      </w:r>
+      <w:proofErr w:type="spellEnd"/>
+      <w:r>
+        <w:rPr>
+          <w:rFonts w:ascii="Verdana" w:hAnsi="Verdana"/>
+          <w:sz w:val="24"/>
+          <w:szCs w:val="24"/>
+        </w:rPr>
+        <w:t xml:space="preserve">. Κάθε φορά που ο χρήστης πληκτρολογεί κάτι, η </w:t>
+      </w:r>
+      <w:proofErr w:type="spellStart"/>
+      <w:r>
+        <w:rPr>
+          <w:rFonts w:ascii="Verdana" w:hAnsi="Verdana"/>
+          <w:sz w:val="24"/>
+          <w:szCs w:val="24"/>
+        </w:rPr>
+        <w:t>onValueChange</w:t>
+      </w:r>
+      <w:proofErr w:type="spellEnd"/>
+      <w:r>
+        <w:rPr>
+          <w:rFonts w:ascii="Verdana" w:hAnsi="Verdana"/>
+          <w:sz w:val="24"/>
+          <w:szCs w:val="24"/>
+        </w:rPr>
+        <w:t xml:space="preserve"> ενημερώνει το τοπικό </w:t>
+      </w:r>
+      <w:proofErr w:type="spellStart"/>
+      <w:r>
+        <w:rPr>
+          <w:rFonts w:ascii="Verdana" w:hAnsi="Verdana"/>
+          <w:sz w:val="24"/>
+          <w:szCs w:val="24"/>
+        </w:rPr>
+        <w:t>state</w:t>
+      </w:r>
+      <w:proofErr w:type="spellEnd"/>
       <w:r>
         <w:rPr>
           <w:rFonts w:ascii="Verdana" w:hAnsi="Verdana"/>
@@ -12459,6 +15925,86 @@
         </w:rPr>
         <w:t xml:space="preserve"> </w:t>
       </w:r>
+      <w:proofErr w:type="spellStart"/>
+      <w:r>
+        <w:rPr>
+          <w:rFonts w:ascii="Verdana" w:hAnsi="Verdana"/>
+          <w:sz w:val="24"/>
+          <w:szCs w:val="24"/>
+        </w:rPr>
+        <w:t>text</w:t>
+      </w:r>
+      <w:proofErr w:type="spellEnd"/>
+      <w:r>
+        <w:rPr>
+          <w:rFonts w:ascii="Verdana" w:hAnsi="Verdana"/>
+          <w:sz w:val="24"/>
+          <w:szCs w:val="24"/>
+        </w:rPr>
+        <w:t xml:space="preserve"> και καλεί τη </w:t>
+      </w:r>
+      <w:proofErr w:type="spellStart"/>
+      <w:r>
+        <w:rPr>
+          <w:rFonts w:ascii="Verdana" w:hAnsi="Verdana"/>
+          <w:sz w:val="24"/>
+          <w:szCs w:val="24"/>
+        </w:rPr>
+        <w:t>setTextOnSearchBar</w:t>
+      </w:r>
+      <w:proofErr w:type="spellEnd"/>
+      <w:r>
+        <w:rPr>
+          <w:rFonts w:ascii="Verdana" w:hAnsi="Verdana"/>
+          <w:sz w:val="24"/>
+          <w:szCs w:val="24"/>
+        </w:rPr>
+        <w:t xml:space="preserve">() στο </w:t>
+      </w:r>
+      <w:proofErr w:type="spellStart"/>
+      <w:r>
+        <w:rPr>
+          <w:rFonts w:ascii="Verdana" w:hAnsi="Verdana"/>
+          <w:sz w:val="24"/>
+          <w:szCs w:val="24"/>
+        </w:rPr>
+        <w:t>viewModel</w:t>
+      </w:r>
+      <w:proofErr w:type="spellEnd"/>
+      <w:r>
+        <w:rPr>
+          <w:rFonts w:ascii="Verdana" w:hAnsi="Verdana"/>
+          <w:sz w:val="24"/>
+          <w:szCs w:val="24"/>
+        </w:rPr>
+        <w:t xml:space="preserve">, διατηρώντας έτσι συγχρονισμένο το περιεχόμενο της αναζήτησης με το </w:t>
+      </w:r>
+      <w:proofErr w:type="spellStart"/>
+      <w:r>
+        <w:rPr>
+          <w:rFonts w:ascii="Verdana" w:hAnsi="Verdana"/>
+          <w:sz w:val="24"/>
+          <w:szCs w:val="24"/>
+        </w:rPr>
+        <w:t>ViewModel</w:t>
+      </w:r>
+      <w:proofErr w:type="spellEnd"/>
+      <w:r>
+        <w:rPr>
+          <w:rFonts w:ascii="Verdana" w:hAnsi="Verdana"/>
+          <w:sz w:val="24"/>
+          <w:szCs w:val="24"/>
+        </w:rPr>
+        <w:t>.</w:t>
+      </w:r>
+      <w:r>
+        <w:rPr>
+          <w:rFonts w:ascii="Verdana" w:hAnsi="Verdana"/>
+          <w:sz w:val="24"/>
+          <w:szCs w:val="24"/>
+        </w:rPr>
+        <w:t xml:space="preserve"> </w:t>
+      </w:r>
       <w:r>
         <w:rPr>
           <w:rFonts w:ascii="Verdana" w:hAnsi="Verdana"/>
@@ -12467,6 +16013,7 @@
         </w:rPr>
         <w:t xml:space="preserve">Του δίνεται και το εικονίδιο της αναζήτησης (παράμετρος </w:t>
       </w:r>
+      <w:proofErr w:type="spellStart"/>
       <w:r>
         <w:rPr>
           <w:rFonts w:ascii="Verdana" w:hAnsi="Verdana"/>
@@ -12476,6 +16023,7 @@
         </w:rPr>
         <w:t>leadingIcon</w:t>
       </w:r>
+      <w:proofErr w:type="spellEnd"/>
       <w:r>
         <w:rPr>
           <w:rFonts w:ascii="Verdana" w:hAnsi="Verdana"/>
@@ -12484,6 +16032,7 @@
         </w:rPr>
         <w:t xml:space="preserve">, </w:t>
       </w:r>
+      <w:proofErr w:type="spellStart"/>
       <w:r>
         <w:rPr>
           <w:rFonts w:ascii="Verdana" w:hAnsi="Verdana"/>
@@ -12492,6 +16041,7 @@
         </w:rPr>
         <w:t>Icons.Default.Search</w:t>
       </w:r>
+      <w:proofErr w:type="spellEnd"/>
       <w:r>
         <w:rPr>
           <w:rFonts w:ascii="Verdana" w:hAnsi="Verdana"/>
@@ -12516,6 +16066,7 @@
         </w:rPr>
         <w:t xml:space="preserve"> το κείμενο που γράφει στην μπάρα ο χρήστης να καταλαμβάνει αποκλειστικά μία γραμμή (παράμετρος </w:t>
       </w:r>
+      <w:proofErr w:type="spellStart"/>
       <w:r>
         <w:rPr>
           <w:rFonts w:ascii="Verdana" w:hAnsi="Verdana"/>
@@ -12525,6 +16076,7 @@
         </w:rPr>
         <w:t>singleLine</w:t>
       </w:r>
+      <w:proofErr w:type="spellEnd"/>
       <w:r>
         <w:rPr>
           <w:rFonts w:ascii="Verdana" w:hAnsi="Verdana"/>
@@ -12597,6 +16149,7 @@
         </w:rPr>
         <w:t xml:space="preserve">, για να διασφαλιστεί μια συνεκτική εμφάνιση με το υπόλοιπο </w:t>
       </w:r>
+      <w:proofErr w:type="spellStart"/>
       <w:r>
         <w:rPr>
           <w:rFonts w:ascii="Verdana" w:hAnsi="Verdana"/>
@@ -12606,6 +16159,7 @@
         </w:rPr>
         <w:t>ui</w:t>
       </w:r>
+      <w:proofErr w:type="spellEnd"/>
       <w:r>
         <w:rPr>
           <w:rFonts w:ascii="Verdana" w:hAnsi="Verdana"/>
@@ -12664,6 +16218,7 @@
         </w:rPr>
         <w:t>Η υλοποιημένη συνάρτηση (</w:t>
       </w:r>
+      <w:proofErr w:type="spellStart"/>
       <w:r>
         <w:rPr>
           <w:rFonts w:ascii="Verdana" w:hAnsi="Verdana"/>
@@ -12673,6 +16228,7 @@
         </w:rPr>
         <w:t>TextField</w:t>
       </w:r>
+      <w:proofErr w:type="spellEnd"/>
       <w:r>
         <w:rPr>
           <w:rFonts w:ascii="Verdana" w:hAnsi="Verdana"/>
@@ -12846,7 +16402,43 @@
           <w:sz w:val="24"/>
           <w:szCs w:val="24"/>
         </w:rPr>
-        <w:t xml:space="preserve"> είναι ένα Composable UI στοιχείο που χρησιμοποιείται για την εμφάνιση κειμένου στην οθόνη. Δέχεται ως βασική παράμετρο μια String τιμή, η οποία καθορίζει το περιεχόμενο του κειμένου, ενώ μπορεί να διαμορφωθεί με διάφορες ιδιότητες όπως </w:t>
+        <w:t xml:space="preserve"> είναι ένα </w:t>
+      </w:r>
+      <w:proofErr w:type="spellStart"/>
+      <w:r>
+        <w:rPr>
+          <w:rFonts w:ascii="Verdana" w:hAnsi="Verdana"/>
+          <w:sz w:val="24"/>
+          <w:szCs w:val="24"/>
+        </w:rPr>
+        <w:t>Composable</w:t>
+      </w:r>
+      <w:proofErr w:type="spellEnd"/>
+      <w:r>
+        <w:rPr>
+          <w:rFonts w:ascii="Verdana" w:hAnsi="Verdana"/>
+          <w:sz w:val="24"/>
+          <w:szCs w:val="24"/>
+        </w:rPr>
+        <w:t xml:space="preserve"> UI στοιχείο που χρησιμοποιείται για την εμφάνιση κειμένου στην οθόνη. Δέχεται ως βασική παράμετρο μια </w:t>
+      </w:r>
+      <w:proofErr w:type="spellStart"/>
+      <w:r>
+        <w:rPr>
+          <w:rFonts w:ascii="Verdana" w:hAnsi="Verdana"/>
+          <w:sz w:val="24"/>
+          <w:szCs w:val="24"/>
+        </w:rPr>
+        <w:t>String</w:t>
+      </w:r>
+      <w:proofErr w:type="spellEnd"/>
+      <w:r>
+        <w:rPr>
+          <w:rFonts w:ascii="Verdana" w:hAnsi="Verdana"/>
+          <w:sz w:val="24"/>
+          <w:szCs w:val="24"/>
+        </w:rPr>
+        <w:t xml:space="preserve"> τιμή, η οποία καθορίζει το περιεχόμενο του κειμένου, ενώ μπορεί να διαμορφωθεί με διάφορες ιδιότητες όπως </w:t>
       </w:r>
       <w:r>
         <w:rPr>
@@ -12863,7 +16455,133 @@
           <w:sz w:val="24"/>
           <w:szCs w:val="24"/>
         </w:rPr>
-        <w:t>, fontSize, fontWeight, textAlign και modifier για τον καθορισμό της εμφάνισης και της διάταξής του. Είναι ιδιαίτερα ευέλικτη και μπορεί να χρησιμοποιηθεί σε συνδυασμό με άλλα Composables για τη δημιουργία προσαρμοσμένων UI στοιχείων, υποστηρίζοντας και localization μέσω της stringResource().</w:t>
+        <w:t xml:space="preserve">, </w:t>
+      </w:r>
+      <w:proofErr w:type="spellStart"/>
+      <w:r>
+        <w:rPr>
+          <w:rFonts w:ascii="Verdana" w:hAnsi="Verdana"/>
+          <w:sz w:val="24"/>
+          <w:szCs w:val="24"/>
+        </w:rPr>
+        <w:t>fontSize</w:t>
+      </w:r>
+      <w:proofErr w:type="spellEnd"/>
+      <w:r>
+        <w:rPr>
+          <w:rFonts w:ascii="Verdana" w:hAnsi="Verdana"/>
+          <w:sz w:val="24"/>
+          <w:szCs w:val="24"/>
+        </w:rPr>
+        <w:t xml:space="preserve">, </w:t>
+      </w:r>
+      <w:proofErr w:type="spellStart"/>
+      <w:r>
+        <w:rPr>
+          <w:rFonts w:ascii="Verdana" w:hAnsi="Verdana"/>
+          <w:sz w:val="24"/>
+          <w:szCs w:val="24"/>
+        </w:rPr>
+        <w:t>fontWeight</w:t>
+      </w:r>
+      <w:proofErr w:type="spellEnd"/>
+      <w:r>
+        <w:rPr>
+          <w:rFonts w:ascii="Verdana" w:hAnsi="Verdana"/>
+          <w:sz w:val="24"/>
+          <w:szCs w:val="24"/>
+        </w:rPr>
+        <w:t xml:space="preserve">, </w:t>
+      </w:r>
+      <w:proofErr w:type="spellStart"/>
+      <w:r>
+        <w:rPr>
+          <w:rFonts w:ascii="Verdana" w:hAnsi="Verdana"/>
+          <w:sz w:val="24"/>
+          <w:szCs w:val="24"/>
+        </w:rPr>
+        <w:t>textAlign</w:t>
+      </w:r>
+      <w:proofErr w:type="spellEnd"/>
+      <w:r>
+        <w:rPr>
+          <w:rFonts w:ascii="Verdana" w:hAnsi="Verdana"/>
+          <w:sz w:val="24"/>
+          <w:szCs w:val="24"/>
+        </w:rPr>
+        <w:t xml:space="preserve"> και </w:t>
+      </w:r>
+      <w:proofErr w:type="spellStart"/>
+      <w:r>
+        <w:rPr>
+          <w:rFonts w:ascii="Verdana" w:hAnsi="Verdana"/>
+          <w:sz w:val="24"/>
+          <w:szCs w:val="24"/>
+        </w:rPr>
+        <w:t>modifier</w:t>
+      </w:r>
+      <w:proofErr w:type="spellEnd"/>
+      <w:r>
+        <w:rPr>
+          <w:rFonts w:ascii="Verdana" w:hAnsi="Verdana"/>
+          <w:sz w:val="24"/>
+          <w:szCs w:val="24"/>
+        </w:rPr>
+        <w:t xml:space="preserve"> για τον καθορισμό της εμφάνισης και της διάταξής του. Είναι ιδιαίτερα ευέλικτη και μπορεί να χρησιμοποιηθεί σε συνδυασμό με άλλα </w:t>
+      </w:r>
+      <w:proofErr w:type="spellStart"/>
+      <w:r>
+        <w:rPr>
+          <w:rFonts w:ascii="Verdana" w:hAnsi="Verdana"/>
+          <w:sz w:val="24"/>
+          <w:szCs w:val="24"/>
+        </w:rPr>
+        <w:t>Composables</w:t>
+      </w:r>
+      <w:proofErr w:type="spellEnd"/>
+      <w:r>
+        <w:rPr>
+          <w:rFonts w:ascii="Verdana" w:hAnsi="Verdana"/>
+          <w:sz w:val="24"/>
+          <w:szCs w:val="24"/>
+        </w:rPr>
+        <w:t xml:space="preserve"> για τη δημιουργία προσαρμοσμένων UI στοιχείων, υποστηρίζοντας και </w:t>
+      </w:r>
+      <w:proofErr w:type="spellStart"/>
+      <w:r>
+        <w:rPr>
+          <w:rFonts w:ascii="Verdana" w:hAnsi="Verdana"/>
+          <w:sz w:val="24"/>
+          <w:szCs w:val="24"/>
+        </w:rPr>
+        <w:t>localization</w:t>
+      </w:r>
+      <w:proofErr w:type="spellEnd"/>
+      <w:r>
+        <w:rPr>
+          <w:rFonts w:ascii="Verdana" w:hAnsi="Verdana"/>
+          <w:sz w:val="24"/>
+          <w:szCs w:val="24"/>
+        </w:rPr>
+        <w:t xml:space="preserve"> μέσω της </w:t>
+      </w:r>
+      <w:proofErr w:type="spellStart"/>
+      <w:r>
+        <w:rPr>
+          <w:rFonts w:ascii="Verdana" w:hAnsi="Verdana"/>
+          <w:sz w:val="24"/>
+          <w:szCs w:val="24"/>
+        </w:rPr>
+        <w:t>stringResource</w:t>
+      </w:r>
+      <w:proofErr w:type="spellEnd"/>
+      <w:r>
+        <w:rPr>
+          <w:rFonts w:ascii="Verdana" w:hAnsi="Verdana"/>
+          <w:sz w:val="24"/>
+          <w:szCs w:val="24"/>
+        </w:rPr>
+        <w:t>().</w:t>
       </w:r>
     </w:p>
     <w:p>
@@ -13106,39 +16824,275 @@
           <w:sz w:val="24"/>
           <w:szCs w:val="24"/>
         </w:rPr>
-        <w:t xml:space="preserve"> συνάρτηση στο Jetpack Compose είναι ένα </w:t>
-      </w:r>
-      <w:r>
-        <w:rPr>
-          <w:rFonts w:ascii="Verdana" w:hAnsi="Verdana"/>
-          <w:sz w:val="24"/>
-          <w:szCs w:val="24"/>
-        </w:rPr>
-        <w:t>Composable UI στοιχείο</w:t>
-      </w:r>
-      <w:r>
-        <w:rPr>
-          <w:rFonts w:ascii="Verdana" w:hAnsi="Verdana"/>
-          <w:sz w:val="24"/>
-          <w:szCs w:val="24"/>
-        </w:rPr>
-        <w:t xml:space="preserve"> που χρησιμοποιείται για την εμφάνιση εικόνων στην οθόνη. Στο συγκεκριμένο παράδειγμα, η painterResource(id = R.drawable.ic_bookshelf) φορτώνει μια εικόνα από τα </w:t>
-      </w:r>
-      <w:r>
-        <w:rPr>
-          <w:rFonts w:ascii="Verdana" w:hAnsi="Verdana"/>
-          <w:sz w:val="24"/>
-          <w:szCs w:val="24"/>
-        </w:rPr>
-        <w:t>resources της εφαρμογής</w:t>
-      </w:r>
-      <w:r>
-        <w:rPr>
-          <w:rFonts w:ascii="Verdana" w:hAnsi="Verdana"/>
-          <w:sz w:val="24"/>
-          <w:szCs w:val="24"/>
-        </w:rPr>
-        <w:t xml:space="preserve"> (drawable folder), ενώ η contentDescription παρέχει μια περιγραφή για λόγους προσβασιμότητας (screen readers). Επιπλέον, η Modifier.width(167.dp).height(124.dp) καθορίζει τις διαστάσεις της εικόνας σε πλάτος 167dp και ύψος 124dp, προσαρμόζοντας τη θέση και την εμφάνισή της στο UI.</w:t>
+        <w:t xml:space="preserve"> συνάρτηση στο </w:t>
+      </w:r>
+      <w:proofErr w:type="spellStart"/>
+      <w:r>
+        <w:rPr>
+          <w:rFonts w:ascii="Verdana" w:hAnsi="Verdana"/>
+          <w:sz w:val="24"/>
+          <w:szCs w:val="24"/>
+        </w:rPr>
+        <w:t>Jetpack</w:t>
+      </w:r>
+      <w:proofErr w:type="spellEnd"/>
+      <w:r>
+        <w:rPr>
+          <w:rFonts w:ascii="Verdana" w:hAnsi="Verdana"/>
+          <w:sz w:val="24"/>
+          <w:szCs w:val="24"/>
+        </w:rPr>
+        <w:t xml:space="preserve"> </w:t>
+      </w:r>
+      <w:proofErr w:type="spellStart"/>
+      <w:r>
+        <w:rPr>
+          <w:rFonts w:ascii="Verdana" w:hAnsi="Verdana"/>
+          <w:sz w:val="24"/>
+          <w:szCs w:val="24"/>
+        </w:rPr>
+        <w:t>Compose</w:t>
+      </w:r>
+      <w:proofErr w:type="spellEnd"/>
+      <w:r>
+        <w:rPr>
+          <w:rFonts w:ascii="Verdana" w:hAnsi="Verdana"/>
+          <w:sz w:val="24"/>
+          <w:szCs w:val="24"/>
+        </w:rPr>
+        <w:t xml:space="preserve"> είναι ένα </w:t>
+      </w:r>
+      <w:proofErr w:type="spellStart"/>
+      <w:r>
+        <w:rPr>
+          <w:rFonts w:ascii="Verdana" w:hAnsi="Verdana"/>
+          <w:sz w:val="24"/>
+          <w:szCs w:val="24"/>
+        </w:rPr>
+        <w:t>Composable</w:t>
+      </w:r>
+      <w:proofErr w:type="spellEnd"/>
+      <w:r>
+        <w:rPr>
+          <w:rFonts w:ascii="Verdana" w:hAnsi="Verdana"/>
+          <w:sz w:val="24"/>
+          <w:szCs w:val="24"/>
+        </w:rPr>
+        <w:t xml:space="preserve"> UI στοιχείο</w:t>
+      </w:r>
+      <w:r>
+        <w:rPr>
+          <w:rFonts w:ascii="Verdana" w:hAnsi="Verdana"/>
+          <w:sz w:val="24"/>
+          <w:szCs w:val="24"/>
+        </w:rPr>
+        <w:t xml:space="preserve"> που χρησιμοποιείται για την εμφάνιση εικόνων στην οθόνη. Στο συγκεκριμένο παράδειγμα, η </w:t>
+      </w:r>
+      <w:proofErr w:type="spellStart"/>
+      <w:r>
+        <w:rPr>
+          <w:rFonts w:ascii="Verdana" w:hAnsi="Verdana"/>
+          <w:sz w:val="24"/>
+          <w:szCs w:val="24"/>
+        </w:rPr>
+        <w:t>painterResource</w:t>
+      </w:r>
+      <w:proofErr w:type="spellEnd"/>
+      <w:r>
+        <w:rPr>
+          <w:rFonts w:ascii="Verdana" w:hAnsi="Verdana"/>
+          <w:sz w:val="24"/>
+          <w:szCs w:val="24"/>
+        </w:rPr>
+        <w:t>(</w:t>
+      </w:r>
+      <w:proofErr w:type="spellStart"/>
+      <w:r>
+        <w:rPr>
+          <w:rFonts w:ascii="Verdana" w:hAnsi="Verdana"/>
+          <w:sz w:val="24"/>
+          <w:szCs w:val="24"/>
+        </w:rPr>
+        <w:t>id</w:t>
+      </w:r>
+      <w:proofErr w:type="spellEnd"/>
+      <w:r>
+        <w:rPr>
+          <w:rFonts w:ascii="Verdana" w:hAnsi="Verdana"/>
+          <w:sz w:val="24"/>
+          <w:szCs w:val="24"/>
+        </w:rPr>
+        <w:t xml:space="preserve"> = </w:t>
+      </w:r>
+      <w:proofErr w:type="spellStart"/>
+      <w:r>
+        <w:rPr>
+          <w:rFonts w:ascii="Verdana" w:hAnsi="Verdana"/>
+          <w:sz w:val="24"/>
+          <w:szCs w:val="24"/>
+        </w:rPr>
+        <w:t>R.drawable.ic_bookshelf</w:t>
+      </w:r>
+      <w:proofErr w:type="spellEnd"/>
+      <w:r>
+        <w:rPr>
+          <w:rFonts w:ascii="Verdana" w:hAnsi="Verdana"/>
+          <w:sz w:val="24"/>
+          <w:szCs w:val="24"/>
+        </w:rPr>
+        <w:t xml:space="preserve">) φορτώνει μια εικόνα από τα </w:t>
+      </w:r>
+      <w:proofErr w:type="spellStart"/>
+      <w:r>
+        <w:rPr>
+          <w:rFonts w:ascii="Verdana" w:hAnsi="Verdana"/>
+          <w:sz w:val="24"/>
+          <w:szCs w:val="24"/>
+        </w:rPr>
+        <w:t>resources</w:t>
+      </w:r>
+      <w:proofErr w:type="spellEnd"/>
+      <w:r>
+        <w:rPr>
+          <w:rFonts w:ascii="Verdana" w:hAnsi="Verdana"/>
+          <w:sz w:val="24"/>
+          <w:szCs w:val="24"/>
+        </w:rPr>
+        <w:t xml:space="preserve"> της εφαρμογής</w:t>
+      </w:r>
+      <w:r>
+        <w:rPr>
+          <w:rFonts w:ascii="Verdana" w:hAnsi="Verdana"/>
+          <w:sz w:val="24"/>
+          <w:szCs w:val="24"/>
+        </w:rPr>
+        <w:t xml:space="preserve"> (</w:t>
+      </w:r>
+      <w:proofErr w:type="spellStart"/>
+      <w:r>
+        <w:rPr>
+          <w:rFonts w:ascii="Verdana" w:hAnsi="Verdana"/>
+          <w:sz w:val="24"/>
+          <w:szCs w:val="24"/>
+        </w:rPr>
+        <w:t>drawable</w:t>
+      </w:r>
+      <w:proofErr w:type="spellEnd"/>
+      <w:r>
+        <w:rPr>
+          <w:rFonts w:ascii="Verdana" w:hAnsi="Verdana"/>
+          <w:sz w:val="24"/>
+          <w:szCs w:val="24"/>
+        </w:rPr>
+        <w:t xml:space="preserve"> </w:t>
+      </w:r>
+      <w:proofErr w:type="spellStart"/>
+      <w:r>
+        <w:rPr>
+          <w:rFonts w:ascii="Verdana" w:hAnsi="Verdana"/>
+          <w:sz w:val="24"/>
+          <w:szCs w:val="24"/>
+        </w:rPr>
+        <w:t>folder</w:t>
+      </w:r>
+      <w:proofErr w:type="spellEnd"/>
+      <w:r>
+        <w:rPr>
+          <w:rFonts w:ascii="Verdana" w:hAnsi="Verdana"/>
+          <w:sz w:val="24"/>
+          <w:szCs w:val="24"/>
+        </w:rPr>
+        <w:t xml:space="preserve">), ενώ η </w:t>
+      </w:r>
+      <w:proofErr w:type="spellStart"/>
+      <w:r>
+        <w:rPr>
+          <w:rFonts w:ascii="Verdana" w:hAnsi="Verdana"/>
+          <w:sz w:val="24"/>
+          <w:szCs w:val="24"/>
+        </w:rPr>
+        <w:t>contentDescription</w:t>
+      </w:r>
+      <w:proofErr w:type="spellEnd"/>
+      <w:r>
+        <w:rPr>
+          <w:rFonts w:ascii="Verdana" w:hAnsi="Verdana"/>
+          <w:sz w:val="24"/>
+          <w:szCs w:val="24"/>
+        </w:rPr>
+        <w:t xml:space="preserve"> παρέχει μια περιγραφή για λόγους προσβασιμότητας (</w:t>
+      </w:r>
+      <w:proofErr w:type="spellStart"/>
+      <w:r>
+        <w:rPr>
+          <w:rFonts w:ascii="Verdana" w:hAnsi="Verdana"/>
+          <w:sz w:val="24"/>
+          <w:szCs w:val="24"/>
+        </w:rPr>
+        <w:t>screen</w:t>
+      </w:r>
+      <w:proofErr w:type="spellEnd"/>
+      <w:r>
+        <w:rPr>
+          <w:rFonts w:ascii="Verdana" w:hAnsi="Verdana"/>
+          <w:sz w:val="24"/>
+          <w:szCs w:val="24"/>
+        </w:rPr>
+        <w:t xml:space="preserve"> </w:t>
+      </w:r>
+      <w:proofErr w:type="spellStart"/>
+      <w:r>
+        <w:rPr>
+          <w:rFonts w:ascii="Verdana" w:hAnsi="Verdana"/>
+          <w:sz w:val="24"/>
+          <w:szCs w:val="24"/>
+        </w:rPr>
+        <w:t>readers</w:t>
+      </w:r>
+      <w:proofErr w:type="spellEnd"/>
+      <w:r>
+        <w:rPr>
+          <w:rFonts w:ascii="Verdana" w:hAnsi="Verdana"/>
+          <w:sz w:val="24"/>
+          <w:szCs w:val="24"/>
+        </w:rPr>
+        <w:t xml:space="preserve">). Επιπλέον, η </w:t>
+      </w:r>
+      <w:proofErr w:type="spellStart"/>
+      <w:r>
+        <w:rPr>
+          <w:rFonts w:ascii="Verdana" w:hAnsi="Verdana"/>
+          <w:sz w:val="24"/>
+          <w:szCs w:val="24"/>
+        </w:rPr>
+        <w:t>Modifier.width</w:t>
+      </w:r>
+      <w:proofErr w:type="spellEnd"/>
+      <w:r>
+        <w:rPr>
+          <w:rFonts w:ascii="Verdana" w:hAnsi="Verdana"/>
+          <w:sz w:val="24"/>
+          <w:szCs w:val="24"/>
+        </w:rPr>
+        <w:t>(167.dp).</w:t>
+      </w:r>
+      <w:proofErr w:type="spellStart"/>
+      <w:r>
+        <w:rPr>
+          <w:rFonts w:ascii="Verdana" w:hAnsi="Verdana"/>
+          <w:sz w:val="24"/>
+          <w:szCs w:val="24"/>
+        </w:rPr>
+        <w:t>height</w:t>
+      </w:r>
+      <w:proofErr w:type="spellEnd"/>
+      <w:r>
+        <w:rPr>
+          <w:rFonts w:ascii="Verdana" w:hAnsi="Verdana"/>
+          <w:sz w:val="24"/>
+          <w:szCs w:val="24"/>
+        </w:rPr>
+        <w:t>(124.dp) καθορίζει τις διαστάσεις της εικόνας σε πλάτος 167dp και ύψος 124dp, προσαρμόζοντας τη θέση και την εμφάνισή της στο UI.</w:t>
       </w:r>
     </w:p>
     <w:p>
@@ -13212,6 +17166,20 @@
           <w:szCs w:val="24"/>
         </w:rPr>
       </w:pPr>
+    </w:p>
+    <w:p>
+      <w:pPr>
+        <w:tabs>
+          <w:tab w:val="left" w:pos="5313"/>
+        </w:tabs>
+        <w:ind w:left="-851" w:right="-766"/>
+        <w:jc w:val="both"/>
+        <w:rPr>
+          <w:rFonts w:ascii="Verdana" w:hAnsi="Verdana"/>
+          <w:sz w:val="24"/>
+          <w:szCs w:val="24"/>
+        </w:rPr>
+      </w:pPr>
       <w:r>
         <w:rPr>
           <w:rFonts w:ascii="Verdana" w:hAnsi="Verdana"/>
@@ -13220,26 +17188,26 @@
           <w:szCs w:val="24"/>
         </w:rPr>
         <w:drawing>
-          <wp:anchor distT="0" distB="0" distL="114300" distR="114300" simplePos="0" relativeHeight="251674624" behindDoc="1" locked="0" layoutInCell="1" allowOverlap="1" wp14:anchorId="2E2BAA17" wp14:editId="68BE6FF0">
+          <wp:anchor distT="0" distB="0" distL="114300" distR="114300" simplePos="0" relativeHeight="251677696" behindDoc="1" locked="0" layoutInCell="1" allowOverlap="1" wp14:anchorId="10B20BD5" wp14:editId="072F588A">
             <wp:simplePos x="0" y="0"/>
             <wp:positionH relativeFrom="margin">
               <wp:align>center</wp:align>
             </wp:positionH>
             <wp:positionV relativeFrom="paragraph">
-              <wp:posOffset>5715</wp:posOffset>
+              <wp:posOffset>-289733</wp:posOffset>
             </wp:positionV>
-            <wp:extent cx="4008120" cy="5755640"/>
-            <wp:effectExtent l="0" t="0" r="0" b="0"/>
+            <wp:extent cx="3919220" cy="5756275"/>
+            <wp:effectExtent l="0" t="0" r="5080" b="0"/>
             <wp:wrapTight wrapText="bothSides">
               <wp:wrapPolygon edited="0">
                 <wp:start x="0" y="0"/>
-                <wp:lineTo x="0" y="21519"/>
-                <wp:lineTo x="21456" y="21519"/>
-                <wp:lineTo x="21456" y="0"/>
+                <wp:lineTo x="0" y="21517"/>
+                <wp:lineTo x="21523" y="21517"/>
+                <wp:lineTo x="21523" y="0"/>
                 <wp:lineTo x="0" y="0"/>
               </wp:wrapPolygon>
             </wp:wrapTight>
-            <wp:docPr id="477823041" name="Εικόνα 2"/>
+            <wp:docPr id="1830768403" name="Εικόνα 2" descr="Εικόνα που περιέχει κείμενο, στιγμιότυπο οθόνης&#10;&#10;Το περιεχόμενο που δημιουργείται από τεχνολογία AI ενδέχεται να είναι εσφαλμένο."/>
             <wp:cNvGraphicFramePr>
               <a:graphicFrameLocks xmlns:a="http://schemas.openxmlformats.org/drawingml/2006/main" noChangeAspect="1"/>
             </wp:cNvGraphicFramePr>
@@ -13247,7 +17215,7 @@
               <a:graphicData uri="http://schemas.openxmlformats.org/drawingml/2006/picture">
                 <pic:pic xmlns:pic="http://schemas.openxmlformats.org/drawingml/2006/picture">
                   <pic:nvPicPr>
-                    <pic:cNvPr id="477823041" name="Εικόνα 477823041"/>
+                    <pic:cNvPr id="1830768403" name="Εικόνα 2" descr="Εικόνα που περιέχει κείμενο, στιγμιότυπο οθόνης&#10;&#10;Το περιεχόμενο που δημιουργείται από τεχνολογία AI ενδέχεται να είναι εσφαλμένο."/>
                     <pic:cNvPicPr/>
                   </pic:nvPicPr>
                   <pic:blipFill>
@@ -13265,7 +17233,7 @@
                   <pic:spPr>
                     <a:xfrm>
                       <a:off x="0" y="0"/>
-                      <a:ext cx="4008120" cy="5755640"/>
+                      <a:ext cx="3919220" cy="5756275"/>
                     </a:xfrm>
                     <a:prstGeom prst="rect">
                       <a:avLst/>
@@ -13359,20 +17327,6 @@
         <w:tabs>
           <w:tab w:val="left" w:pos="5313"/>
         </w:tabs>
-        <w:ind w:left="-851" w:right="-766"/>
-        <w:jc w:val="both"/>
-        <w:rPr>
-          <w:rFonts w:ascii="Verdana" w:hAnsi="Verdana"/>
-          <w:sz w:val="24"/>
-          <w:szCs w:val="24"/>
-        </w:rPr>
-      </w:pPr>
-    </w:p>
-    <w:p>
-      <w:pPr>
-        <w:tabs>
-          <w:tab w:val="left" w:pos="5313"/>
-        </w:tabs>
         <w:ind w:left="-1134" w:right="-1050"/>
         <w:jc w:val="both"/>
         <w:rPr>
@@ -13565,6 +17519,7 @@
         </w:rPr>
         <w:t xml:space="preserve">η συνάρτηση </w:t>
       </w:r>
+      <w:proofErr w:type="spellStart"/>
       <w:r>
         <w:rPr>
           <w:rFonts w:ascii="Verdana" w:hAnsi="Verdana"/>
@@ -13574,6 +17529,7 @@
         </w:rPr>
         <w:t>optionMenu</w:t>
       </w:r>
+      <w:proofErr w:type="spellEnd"/>
       <w:r>
         <w:rPr>
           <w:rFonts w:ascii="Verdana" w:hAnsi="Verdana"/>
@@ -13588,7 +17544,97 @@
           <w:sz w:val="24"/>
           <w:szCs w:val="24"/>
         </w:rPr>
-        <w:t>είναι ένα Composable dropdown menu στο Jetpack Compose που επιτρέπει στον χρήστη να επιλέξει</w:t>
+        <w:t xml:space="preserve">είναι ένα </w:t>
+      </w:r>
+      <w:proofErr w:type="spellStart"/>
+      <w:r>
+        <w:rPr>
+          <w:rFonts w:ascii="Verdana" w:hAnsi="Verdana"/>
+          <w:sz w:val="24"/>
+          <w:szCs w:val="24"/>
+        </w:rPr>
+        <w:t>Composable</w:t>
+      </w:r>
+      <w:proofErr w:type="spellEnd"/>
+      <w:r>
+        <w:rPr>
+          <w:rFonts w:ascii="Verdana" w:hAnsi="Verdana"/>
+          <w:sz w:val="24"/>
+          <w:szCs w:val="24"/>
+        </w:rPr>
+        <w:t xml:space="preserve"> </w:t>
+      </w:r>
+      <w:proofErr w:type="spellStart"/>
+      <w:r>
+        <w:rPr>
+          <w:rFonts w:ascii="Verdana" w:hAnsi="Verdana"/>
+          <w:sz w:val="24"/>
+          <w:szCs w:val="24"/>
+        </w:rPr>
+        <w:t>dropdown</w:t>
+      </w:r>
+      <w:proofErr w:type="spellEnd"/>
+      <w:r>
+        <w:rPr>
+          <w:rFonts w:ascii="Verdana" w:hAnsi="Verdana"/>
+          <w:sz w:val="24"/>
+          <w:szCs w:val="24"/>
+        </w:rPr>
+        <w:t xml:space="preserve"> </w:t>
+      </w:r>
+      <w:proofErr w:type="spellStart"/>
+      <w:r>
+        <w:rPr>
+          <w:rFonts w:ascii="Verdana" w:hAnsi="Verdana"/>
+          <w:sz w:val="24"/>
+          <w:szCs w:val="24"/>
+        </w:rPr>
+        <w:t>menu</w:t>
+      </w:r>
+      <w:proofErr w:type="spellEnd"/>
+      <w:r>
+        <w:rPr>
+          <w:rFonts w:ascii="Verdana" w:hAnsi="Verdana"/>
+          <w:sz w:val="24"/>
+          <w:szCs w:val="24"/>
+        </w:rPr>
+        <w:t xml:space="preserve"> στο </w:t>
+      </w:r>
+      <w:proofErr w:type="spellStart"/>
+      <w:r>
+        <w:rPr>
+          <w:rFonts w:ascii="Verdana" w:hAnsi="Verdana"/>
+          <w:sz w:val="24"/>
+          <w:szCs w:val="24"/>
+        </w:rPr>
+        <w:t>Jetpack</w:t>
+      </w:r>
+      <w:proofErr w:type="spellEnd"/>
+      <w:r>
+        <w:rPr>
+          <w:rFonts w:ascii="Verdana" w:hAnsi="Verdana"/>
+          <w:sz w:val="24"/>
+          <w:szCs w:val="24"/>
+        </w:rPr>
+        <w:t xml:space="preserve"> </w:t>
+      </w:r>
+      <w:proofErr w:type="spellStart"/>
+      <w:r>
+        <w:rPr>
+          <w:rFonts w:ascii="Verdana" w:hAnsi="Verdana"/>
+          <w:sz w:val="24"/>
+          <w:szCs w:val="24"/>
+        </w:rPr>
+        <w:t>Compose</w:t>
+      </w:r>
+      <w:proofErr w:type="spellEnd"/>
+      <w:r>
+        <w:rPr>
+          <w:rFonts w:ascii="Verdana" w:hAnsi="Verdana"/>
+          <w:sz w:val="24"/>
+          <w:szCs w:val="24"/>
+        </w:rPr>
+        <w:t xml:space="preserve"> που επιτρέπει στον χρήστη να επιλέξει</w:t>
       </w:r>
       <w:r>
         <w:rPr>
@@ -13636,7 +17682,187 @@
           <w:sz w:val="24"/>
           <w:szCs w:val="24"/>
         </w:rPr>
-        <w:t>. Αρχικοποιείται με μια προεπιλεγμένη τιμή, και όταν ο χρήστης επιλέγει μια νέα τιμή, ενημερώνονται τα αντίστοιχα fields στο viewModel (το selected publisher και η θέση του στην λίστα). Το menu εμφανίζεται/κρύβεται με το πάτημα του TextField και χρησιμοποιεί το Material Design 3 ExposedDropdownMenu για την εμφάνιση των επιλογών.</w:t>
+        <w:t xml:space="preserve">. </w:t>
+      </w:r>
+      <w:proofErr w:type="spellStart"/>
+      <w:r>
+        <w:rPr>
+          <w:rFonts w:ascii="Verdana" w:hAnsi="Verdana"/>
+          <w:sz w:val="24"/>
+          <w:szCs w:val="24"/>
+        </w:rPr>
+        <w:t>Αρχικοποιείται</w:t>
+      </w:r>
+      <w:proofErr w:type="spellEnd"/>
+      <w:r>
+        <w:rPr>
+          <w:rFonts w:ascii="Verdana" w:hAnsi="Verdana"/>
+          <w:sz w:val="24"/>
+          <w:szCs w:val="24"/>
+        </w:rPr>
+        <w:t xml:space="preserve"> με μια προεπιλεγμένη τιμή, και όταν ο χρήστης επιλέγει μια νέα τιμή, ενημερώνονται τα αντίστοιχα </w:t>
+      </w:r>
+      <w:proofErr w:type="spellStart"/>
+      <w:r>
+        <w:rPr>
+          <w:rFonts w:ascii="Verdana" w:hAnsi="Verdana"/>
+          <w:sz w:val="24"/>
+          <w:szCs w:val="24"/>
+        </w:rPr>
+        <w:t>fields</w:t>
+      </w:r>
+      <w:proofErr w:type="spellEnd"/>
+      <w:r>
+        <w:rPr>
+          <w:rFonts w:ascii="Verdana" w:hAnsi="Verdana"/>
+          <w:sz w:val="24"/>
+          <w:szCs w:val="24"/>
+        </w:rPr>
+        <w:t xml:space="preserve"> στο </w:t>
+      </w:r>
+      <w:proofErr w:type="spellStart"/>
+      <w:r>
+        <w:rPr>
+          <w:rFonts w:ascii="Verdana" w:hAnsi="Verdana"/>
+          <w:sz w:val="24"/>
+          <w:szCs w:val="24"/>
+        </w:rPr>
+        <w:t>viewModel</w:t>
+      </w:r>
+      <w:proofErr w:type="spellEnd"/>
+      <w:r>
+        <w:rPr>
+          <w:rFonts w:ascii="Verdana" w:hAnsi="Verdana"/>
+          <w:sz w:val="24"/>
+          <w:szCs w:val="24"/>
+        </w:rPr>
+        <w:t xml:space="preserve"> (το </w:t>
+      </w:r>
+      <w:proofErr w:type="spellStart"/>
+      <w:r>
+        <w:rPr>
+          <w:rFonts w:ascii="Verdana" w:hAnsi="Verdana"/>
+          <w:sz w:val="24"/>
+          <w:szCs w:val="24"/>
+        </w:rPr>
+        <w:t>selected</w:t>
+      </w:r>
+      <w:proofErr w:type="spellEnd"/>
+      <w:r>
+        <w:rPr>
+          <w:rFonts w:ascii="Verdana" w:hAnsi="Verdana"/>
+          <w:sz w:val="24"/>
+          <w:szCs w:val="24"/>
+        </w:rPr>
+        <w:t xml:space="preserve"> </w:t>
+      </w:r>
+      <w:proofErr w:type="spellStart"/>
+      <w:r>
+        <w:rPr>
+          <w:rFonts w:ascii="Verdana" w:hAnsi="Verdana"/>
+          <w:sz w:val="24"/>
+          <w:szCs w:val="24"/>
+        </w:rPr>
+        <w:t>publisher</w:t>
+      </w:r>
+      <w:proofErr w:type="spellEnd"/>
+      <w:r>
+        <w:rPr>
+          <w:rFonts w:ascii="Verdana" w:hAnsi="Verdana"/>
+          <w:sz w:val="24"/>
+          <w:szCs w:val="24"/>
+        </w:rPr>
+        <w:t xml:space="preserve"> και η θέση του στην λίστα). Το </w:t>
+      </w:r>
+      <w:proofErr w:type="spellStart"/>
+      <w:r>
+        <w:rPr>
+          <w:rFonts w:ascii="Verdana" w:hAnsi="Verdana"/>
+          <w:sz w:val="24"/>
+          <w:szCs w:val="24"/>
+        </w:rPr>
+        <w:t>menu</w:t>
+      </w:r>
+      <w:proofErr w:type="spellEnd"/>
+      <w:r>
+        <w:rPr>
+          <w:rFonts w:ascii="Verdana" w:hAnsi="Verdana"/>
+          <w:sz w:val="24"/>
+          <w:szCs w:val="24"/>
+        </w:rPr>
+        <w:t xml:space="preserve"> εμφανίζεται/κρύβεται με το πάτημα του </w:t>
+      </w:r>
+      <w:proofErr w:type="spellStart"/>
+      <w:r>
+        <w:rPr>
+          <w:rFonts w:ascii="Verdana" w:hAnsi="Verdana"/>
+          <w:sz w:val="24"/>
+          <w:szCs w:val="24"/>
+        </w:rPr>
+        <w:t>TextField</w:t>
+      </w:r>
+      <w:proofErr w:type="spellEnd"/>
+      <w:r>
+        <w:rPr>
+          <w:rFonts w:ascii="Verdana" w:hAnsi="Verdana"/>
+          <w:sz w:val="24"/>
+          <w:szCs w:val="24"/>
+        </w:rPr>
+        <w:t xml:space="preserve"> και χρησιμοποιεί το </w:t>
+      </w:r>
+      <w:proofErr w:type="spellStart"/>
+      <w:r>
+        <w:rPr>
+          <w:rFonts w:ascii="Verdana" w:hAnsi="Verdana"/>
+          <w:sz w:val="24"/>
+          <w:szCs w:val="24"/>
+        </w:rPr>
+        <w:t>Material</w:t>
+      </w:r>
+      <w:proofErr w:type="spellEnd"/>
+      <w:r>
+        <w:rPr>
+          <w:rFonts w:ascii="Verdana" w:hAnsi="Verdana"/>
+          <w:sz w:val="24"/>
+          <w:szCs w:val="24"/>
+        </w:rPr>
+        <w:t xml:space="preserve"> </w:t>
+      </w:r>
+      <w:proofErr w:type="spellStart"/>
+      <w:r>
+        <w:rPr>
+          <w:rFonts w:ascii="Verdana" w:hAnsi="Verdana"/>
+          <w:sz w:val="24"/>
+          <w:szCs w:val="24"/>
+        </w:rPr>
+        <w:t>Design</w:t>
+      </w:r>
+      <w:proofErr w:type="spellEnd"/>
+      <w:r>
+        <w:rPr>
+          <w:rFonts w:ascii="Verdana" w:hAnsi="Verdana"/>
+          <w:sz w:val="24"/>
+          <w:szCs w:val="24"/>
+        </w:rPr>
+        <w:t xml:space="preserve"> 3 </w:t>
+      </w:r>
+      <w:proofErr w:type="spellStart"/>
+      <w:r>
+        <w:rPr>
+          <w:rFonts w:ascii="Verdana" w:hAnsi="Verdana"/>
+          <w:sz w:val="24"/>
+          <w:szCs w:val="24"/>
+        </w:rPr>
+        <w:t>ExposedDropdownMenu</w:t>
+      </w:r>
+      <w:proofErr w:type="spellEnd"/>
+      <w:r>
+        <w:rPr>
+          <w:rFonts w:ascii="Verdana" w:hAnsi="Verdana"/>
+          <w:sz w:val="24"/>
+          <w:szCs w:val="24"/>
+        </w:rPr>
+        <w:t xml:space="preserve"> για την εμφάνιση των επιλογών.</w:t>
       </w:r>
       <w:r>
         <w:rPr>
@@ -13671,6 +17897,7 @@
         </w:rPr>
         <w:t xml:space="preserve">επομένως παίρνει σαν παράμετρο κάθε φορά το αντίστοιχο </w:t>
       </w:r>
+      <w:proofErr w:type="spellStart"/>
       <w:r>
         <w:rPr>
           <w:rFonts w:ascii="Verdana" w:hAnsi="Verdana"/>
@@ -13680,6 +17907,7 @@
         </w:rPr>
         <w:t>viewModel</w:t>
       </w:r>
+      <w:proofErr w:type="spellEnd"/>
       <w:r>
         <w:rPr>
           <w:rFonts w:ascii="Verdana" w:hAnsi="Verdana"/>
@@ -14226,6 +18454,7 @@
         </w:rPr>
         <w:t xml:space="preserve">Η συγκεκριμένη συνάρτηση </w:t>
       </w:r>
+      <w:proofErr w:type="spellStart"/>
       <w:r>
         <w:rPr>
           <w:rFonts w:ascii="Verdana" w:hAnsi="Verdana"/>
@@ -14235,13 +18464,86 @@
         </w:rPr>
         <w:t>multiselectMenu</w:t>
       </w:r>
-      <w:r>
-        <w:rPr>
-          <w:rFonts w:ascii="Verdana" w:hAnsi="Verdana"/>
-          <w:sz w:val="24"/>
-          <w:szCs w:val="24"/>
-        </w:rPr>
-        <w:t> είναι ένα Composable dropdown menu με πολλαπλές επιλογές (multi-select) που επιτρέπει στον χρήστη να επιλέξει έναν ή περισσότερους συγγραφείς από μια λίστα. Χρησιμοποιεί το</w:t>
+      <w:proofErr w:type="spellEnd"/>
+      <w:r>
+        <w:rPr>
+          <w:rFonts w:ascii="Verdana" w:hAnsi="Verdana"/>
+          <w:sz w:val="24"/>
+          <w:szCs w:val="24"/>
+        </w:rPr>
+        <w:t xml:space="preserve"> είναι ένα </w:t>
+      </w:r>
+      <w:proofErr w:type="spellStart"/>
+      <w:r>
+        <w:rPr>
+          <w:rFonts w:ascii="Verdana" w:hAnsi="Verdana"/>
+          <w:sz w:val="24"/>
+          <w:szCs w:val="24"/>
+        </w:rPr>
+        <w:t>Composable</w:t>
+      </w:r>
+      <w:proofErr w:type="spellEnd"/>
+      <w:r>
+        <w:rPr>
+          <w:rFonts w:ascii="Verdana" w:hAnsi="Verdana"/>
+          <w:sz w:val="24"/>
+          <w:szCs w:val="24"/>
+        </w:rPr>
+        <w:t xml:space="preserve"> </w:t>
+      </w:r>
+      <w:proofErr w:type="spellStart"/>
+      <w:r>
+        <w:rPr>
+          <w:rFonts w:ascii="Verdana" w:hAnsi="Verdana"/>
+          <w:sz w:val="24"/>
+          <w:szCs w:val="24"/>
+        </w:rPr>
+        <w:t>dropdown</w:t>
+      </w:r>
+      <w:proofErr w:type="spellEnd"/>
+      <w:r>
+        <w:rPr>
+          <w:rFonts w:ascii="Verdana" w:hAnsi="Verdana"/>
+          <w:sz w:val="24"/>
+          <w:szCs w:val="24"/>
+        </w:rPr>
+        <w:t xml:space="preserve"> </w:t>
+      </w:r>
+      <w:proofErr w:type="spellStart"/>
+      <w:r>
+        <w:rPr>
+          <w:rFonts w:ascii="Verdana" w:hAnsi="Verdana"/>
+          <w:sz w:val="24"/>
+          <w:szCs w:val="24"/>
+        </w:rPr>
+        <w:t>menu</w:t>
+      </w:r>
+      <w:proofErr w:type="spellEnd"/>
+      <w:r>
+        <w:rPr>
+          <w:rFonts w:ascii="Verdana" w:hAnsi="Verdana"/>
+          <w:sz w:val="24"/>
+          <w:szCs w:val="24"/>
+        </w:rPr>
+        <w:t xml:space="preserve"> με πολλαπλές επιλογές (</w:t>
+      </w:r>
+      <w:proofErr w:type="spellStart"/>
+      <w:r>
+        <w:rPr>
+          <w:rFonts w:ascii="Verdana" w:hAnsi="Verdana"/>
+          <w:sz w:val="24"/>
+          <w:szCs w:val="24"/>
+        </w:rPr>
+        <w:t>multi-select</w:t>
+      </w:r>
+      <w:proofErr w:type="spellEnd"/>
+      <w:r>
+        <w:rPr>
+          <w:rFonts w:ascii="Verdana" w:hAnsi="Verdana"/>
+          <w:sz w:val="24"/>
+          <w:szCs w:val="24"/>
+        </w:rPr>
+        <w:t>) που επιτρέπει στον χρήστη να επιλέξει έναν ή περισσότερους συγγραφείς από μια λίστα. Χρησιμοποιεί το</w:t>
       </w:r>
       <w:r>
         <w:rPr>
@@ -14266,7 +18568,61 @@
           <w:sz w:val="24"/>
           <w:szCs w:val="24"/>
         </w:rPr>
-        <w:t xml:space="preserve"> ExposedDropdownMenuBox και εμφανίζει τις επιλογές ως checkable items (με εικονίδιο </w:t>
+        <w:t> </w:t>
+      </w:r>
+      <w:proofErr w:type="spellStart"/>
+      <w:r>
+        <w:rPr>
+          <w:rFonts w:ascii="Verdana" w:hAnsi="Verdana"/>
+          <w:sz w:val="24"/>
+          <w:szCs w:val="24"/>
+        </w:rPr>
+        <w:t>ExposedDropdownMenuBox</w:t>
+      </w:r>
+      <w:proofErr w:type="spellEnd"/>
+      <w:r>
+        <w:rPr>
+          <w:rFonts w:ascii="Verdana" w:hAnsi="Verdana"/>
+          <w:sz w:val="24"/>
+          <w:szCs w:val="24"/>
+        </w:rPr>
+        <w:t xml:space="preserve"> και εμφανίζει τις επιλογές ως </w:t>
+      </w:r>
+      <w:proofErr w:type="spellStart"/>
+      <w:r>
+        <w:rPr>
+          <w:rFonts w:ascii="Verdana" w:hAnsi="Verdana"/>
+          <w:sz w:val="24"/>
+          <w:szCs w:val="24"/>
+        </w:rPr>
+        <w:t>checkable</w:t>
+      </w:r>
+      <w:proofErr w:type="spellEnd"/>
+      <w:r>
+        <w:rPr>
+          <w:rFonts w:ascii="Verdana" w:hAnsi="Verdana"/>
+          <w:sz w:val="24"/>
+          <w:szCs w:val="24"/>
+        </w:rPr>
+        <w:t xml:space="preserve"> </w:t>
+      </w:r>
+      <w:proofErr w:type="spellStart"/>
+      <w:r>
+        <w:rPr>
+          <w:rFonts w:ascii="Verdana" w:hAnsi="Verdana"/>
+          <w:sz w:val="24"/>
+          <w:szCs w:val="24"/>
+        </w:rPr>
+        <w:t>items</w:t>
+      </w:r>
+      <w:proofErr w:type="spellEnd"/>
+      <w:r>
+        <w:rPr>
+          <w:rFonts w:ascii="Verdana" w:hAnsi="Verdana"/>
+          <w:sz w:val="24"/>
+          <w:szCs w:val="24"/>
+        </w:rPr>
+        <w:t xml:space="preserve"> (με εικονίδιο </w:t>
       </w:r>
       <w:r>
         <w:rPr>
@@ -14420,14 +18776,52 @@
         </w:rPr>
         <w:t>στο </w:t>
       </w:r>
-      <w:r>
-        <w:rPr>
-          <w:rFonts w:ascii="Verdana" w:hAnsi="Verdana"/>
-          <w:sz w:val="24"/>
-          <w:szCs w:val="24"/>
-        </w:rPr>
-        <w:t>viewModel (ως λίστα ονομάτων και θέσεων), και το TextField εμφανίζει τα επιλεγμένα ονόματα σε μορφή string</w:t>
-      </w:r>
+      <w:proofErr w:type="spellStart"/>
+      <w:r>
+        <w:rPr>
+          <w:rFonts w:ascii="Verdana" w:hAnsi="Verdana"/>
+          <w:sz w:val="24"/>
+          <w:szCs w:val="24"/>
+        </w:rPr>
+        <w:t>viewModel</w:t>
+      </w:r>
+      <w:proofErr w:type="spellEnd"/>
+      <w:r>
+        <w:rPr>
+          <w:rFonts w:ascii="Verdana" w:hAnsi="Verdana"/>
+          <w:sz w:val="24"/>
+          <w:szCs w:val="24"/>
+        </w:rPr>
+        <w:t xml:space="preserve"> (ως λίστα ονομάτων και θέσεων), και το </w:t>
+      </w:r>
+      <w:proofErr w:type="spellStart"/>
+      <w:r>
+        <w:rPr>
+          <w:rFonts w:ascii="Verdana" w:hAnsi="Verdana"/>
+          <w:sz w:val="24"/>
+          <w:szCs w:val="24"/>
+        </w:rPr>
+        <w:t>TextField</w:t>
+      </w:r>
+      <w:proofErr w:type="spellEnd"/>
+      <w:r>
+        <w:rPr>
+          <w:rFonts w:ascii="Verdana" w:hAnsi="Verdana"/>
+          <w:sz w:val="24"/>
+          <w:szCs w:val="24"/>
+        </w:rPr>
+        <w:t xml:space="preserve"> εμφανίζει τα επιλεγμένα ονόματα σε μορφή </w:t>
+      </w:r>
+      <w:proofErr w:type="spellStart"/>
+      <w:r>
+        <w:rPr>
+          <w:rFonts w:ascii="Verdana" w:hAnsi="Verdana"/>
+          <w:sz w:val="24"/>
+          <w:szCs w:val="24"/>
+        </w:rPr>
+        <w:t>string</w:t>
+      </w:r>
+      <w:proofErr w:type="spellEnd"/>
       <w:r>
         <w:rPr>
           <w:rFonts w:ascii="Verdana" w:hAnsi="Verdana"/>
@@ -14474,7 +18868,43 @@
           <w:sz w:val="24"/>
           <w:szCs w:val="24"/>
         </w:rPr>
-        <w:t xml:space="preserve"> συνάρτηση toggleAuthor του viewModel ενημερώνεται, προσθέτοντας ή αφαιρώντας τον συγγραφέα από την επιλογή.</w:t>
+        <w:t xml:space="preserve"> συνάρτηση </w:t>
+      </w:r>
+      <w:proofErr w:type="spellStart"/>
+      <w:r>
+        <w:rPr>
+          <w:rFonts w:ascii="Verdana" w:hAnsi="Verdana"/>
+          <w:sz w:val="24"/>
+          <w:szCs w:val="24"/>
+        </w:rPr>
+        <w:t>toggleAuthor</w:t>
+      </w:r>
+      <w:proofErr w:type="spellEnd"/>
+      <w:r>
+        <w:rPr>
+          <w:rFonts w:ascii="Verdana" w:hAnsi="Verdana"/>
+          <w:sz w:val="24"/>
+          <w:szCs w:val="24"/>
+        </w:rPr>
+        <w:t> του </w:t>
+      </w:r>
+      <w:proofErr w:type="spellStart"/>
+      <w:r>
+        <w:rPr>
+          <w:rFonts w:ascii="Verdana" w:hAnsi="Verdana"/>
+          <w:sz w:val="24"/>
+          <w:szCs w:val="24"/>
+        </w:rPr>
+        <w:t>viewModel</w:t>
+      </w:r>
+      <w:proofErr w:type="spellEnd"/>
+      <w:r>
+        <w:rPr>
+          <w:rFonts w:ascii="Verdana" w:hAnsi="Verdana"/>
+          <w:sz w:val="24"/>
+          <w:szCs w:val="24"/>
+        </w:rPr>
+        <w:t> ενημερώνεται, προσθέτοντας ή αφαιρώντας τον συγγραφέα από την επιλογή.</w:t>
       </w:r>
     </w:p>
     <w:p>
@@ -14621,7 +19051,61 @@
           <w:sz w:val="24"/>
           <w:szCs w:val="24"/>
         </w:rPr>
-        <w:t>Η μετάβαση από την παραδοσιακή δομή UI με XML layouts στο Jetpack Compose αποδείχθηκε μια σημαντική βελτίωση στη διαχείριση του κώδικα και στην ανάπτυξη της εφαρμογής. Μέσα από τη συγκεκριμένη πτυχιακή εργασία, διαπιστώθηκαν αρκετά πλεονεκτήματα της νέας προσέγγισης, αλλά και ορισμένες προκλήσεις που πρέπει να ληφθούν υπόψη.</w:t>
+        <w:t xml:space="preserve">Η μετάβαση από την παραδοσιακή δομή UI με XML </w:t>
+      </w:r>
+      <w:proofErr w:type="spellStart"/>
+      <w:r>
+        <w:rPr>
+          <w:rFonts w:ascii="Verdana" w:hAnsi="Verdana"/>
+          <w:sz w:val="24"/>
+          <w:szCs w:val="24"/>
+        </w:rPr>
+        <w:t>layouts</w:t>
+      </w:r>
+      <w:proofErr w:type="spellEnd"/>
+      <w:r>
+        <w:rPr>
+          <w:rFonts w:ascii="Verdana" w:hAnsi="Verdana"/>
+          <w:sz w:val="24"/>
+          <w:szCs w:val="24"/>
+        </w:rPr>
+        <w:t xml:space="preserve"> στο </w:t>
+      </w:r>
+      <w:proofErr w:type="spellStart"/>
+      <w:r>
+        <w:rPr>
+          <w:rFonts w:ascii="Verdana" w:hAnsi="Verdana"/>
+          <w:sz w:val="24"/>
+          <w:szCs w:val="24"/>
+        </w:rPr>
+        <w:t>Jetpack</w:t>
+      </w:r>
+      <w:proofErr w:type="spellEnd"/>
+      <w:r>
+        <w:rPr>
+          <w:rFonts w:ascii="Verdana" w:hAnsi="Verdana"/>
+          <w:sz w:val="24"/>
+          <w:szCs w:val="24"/>
+        </w:rPr>
+        <w:t xml:space="preserve"> </w:t>
+      </w:r>
+      <w:proofErr w:type="spellStart"/>
+      <w:r>
+        <w:rPr>
+          <w:rFonts w:ascii="Verdana" w:hAnsi="Verdana"/>
+          <w:sz w:val="24"/>
+          <w:szCs w:val="24"/>
+        </w:rPr>
+        <w:t>Compose</w:t>
+      </w:r>
+      <w:proofErr w:type="spellEnd"/>
+      <w:r>
+        <w:rPr>
+          <w:rFonts w:ascii="Verdana" w:hAnsi="Verdana"/>
+          <w:sz w:val="24"/>
+          <w:szCs w:val="24"/>
+        </w:rPr>
+        <w:t xml:space="preserve"> αποδείχθηκε μια σημαντική βελτίωση στη διαχείριση του κώδικα και στην ανάπτυξη της εφαρμογής. Μέσα από τη συγκεκριμένη πτυχιακή εργασία, διαπιστώθηκαν αρκετά πλεονεκτήματα της νέας προσέγγισης, αλλά και ορισμένες προκλήσεις που πρέπει να ληφθούν υπόψη.</w:t>
       </w:r>
     </w:p>
     <w:p>
@@ -14671,7 +19155,133 @@
           <w:sz w:val="24"/>
           <w:szCs w:val="24"/>
         </w:rPr>
-        <w:t>Αρχικά, το Jetpack Compose προσφέρει μια πιο δηλωτική προσέγγιση στον σχεδιασμό διεπαφών χρήστη, καθιστώντας τον κώδικα πιο καθαρό και ευανάγνωστο. Η απομάκρυνση από τα XML αρχεία και η χρήση Kotlin για τη διαμόρφωση των UI στοιχείων επέτρεψε τη μείωση του boilerplate κώδικα και τη βελτίωση της επαναχρησιμοποίησης των component. Επιπλέον, η σύνδεση με το ViewModel έγινε πιο απλοποιημένη, επιτρέποντας καλύτερη διαχείριση της κατάστασης της εφαρμογής.</w:t>
+        <w:t xml:space="preserve">Αρχικά, το </w:t>
+      </w:r>
+      <w:proofErr w:type="spellStart"/>
+      <w:r>
+        <w:rPr>
+          <w:rFonts w:ascii="Verdana" w:hAnsi="Verdana"/>
+          <w:sz w:val="24"/>
+          <w:szCs w:val="24"/>
+        </w:rPr>
+        <w:t>Jetpack</w:t>
+      </w:r>
+      <w:proofErr w:type="spellEnd"/>
+      <w:r>
+        <w:rPr>
+          <w:rFonts w:ascii="Verdana" w:hAnsi="Verdana"/>
+          <w:sz w:val="24"/>
+          <w:szCs w:val="24"/>
+        </w:rPr>
+        <w:t xml:space="preserve"> </w:t>
+      </w:r>
+      <w:proofErr w:type="spellStart"/>
+      <w:r>
+        <w:rPr>
+          <w:rFonts w:ascii="Verdana" w:hAnsi="Verdana"/>
+          <w:sz w:val="24"/>
+          <w:szCs w:val="24"/>
+        </w:rPr>
+        <w:t>Compose</w:t>
+      </w:r>
+      <w:proofErr w:type="spellEnd"/>
+      <w:r>
+        <w:rPr>
+          <w:rFonts w:ascii="Verdana" w:hAnsi="Verdana"/>
+          <w:sz w:val="24"/>
+          <w:szCs w:val="24"/>
+        </w:rPr>
+        <w:t xml:space="preserve"> προσφέρει μια πιο δηλωτική προσέγγιση στον σχεδιασμό </w:t>
+      </w:r>
+      <w:proofErr w:type="spellStart"/>
+      <w:r>
+        <w:rPr>
+          <w:rFonts w:ascii="Verdana" w:hAnsi="Verdana"/>
+          <w:sz w:val="24"/>
+          <w:szCs w:val="24"/>
+        </w:rPr>
+        <w:t>διεπαφών</w:t>
+      </w:r>
+      <w:proofErr w:type="spellEnd"/>
+      <w:r>
+        <w:rPr>
+          <w:rFonts w:ascii="Verdana" w:hAnsi="Verdana"/>
+          <w:sz w:val="24"/>
+          <w:szCs w:val="24"/>
+        </w:rPr>
+        <w:t xml:space="preserve"> χρήστη, καθιστώντας τον κώδικα πιο καθαρό και ευανάγνωστο. Η απομάκρυνση από τα XML αρχεία και η χρήση </w:t>
+      </w:r>
+      <w:proofErr w:type="spellStart"/>
+      <w:r>
+        <w:rPr>
+          <w:rFonts w:ascii="Verdana" w:hAnsi="Verdana"/>
+          <w:sz w:val="24"/>
+          <w:szCs w:val="24"/>
+        </w:rPr>
+        <w:t>Kotlin</w:t>
+      </w:r>
+      <w:proofErr w:type="spellEnd"/>
+      <w:r>
+        <w:rPr>
+          <w:rFonts w:ascii="Verdana" w:hAnsi="Verdana"/>
+          <w:sz w:val="24"/>
+          <w:szCs w:val="24"/>
+        </w:rPr>
+        <w:t xml:space="preserve"> για τη διαμόρφωση των UI στοιχείων επέτρεψε τη μείωση του </w:t>
+      </w:r>
+      <w:proofErr w:type="spellStart"/>
+      <w:r>
+        <w:rPr>
+          <w:rFonts w:ascii="Verdana" w:hAnsi="Verdana"/>
+          <w:sz w:val="24"/>
+          <w:szCs w:val="24"/>
+        </w:rPr>
+        <w:t>boilerplate</w:t>
+      </w:r>
+      <w:proofErr w:type="spellEnd"/>
+      <w:r>
+        <w:rPr>
+          <w:rFonts w:ascii="Verdana" w:hAnsi="Verdana"/>
+          <w:sz w:val="24"/>
+          <w:szCs w:val="24"/>
+        </w:rPr>
+        <w:t xml:space="preserve"> κώδικα και τη βελτίωση της επαναχρησιμοποίησης των </w:t>
+      </w:r>
+      <w:proofErr w:type="spellStart"/>
+      <w:r>
+        <w:rPr>
+          <w:rFonts w:ascii="Verdana" w:hAnsi="Verdana"/>
+          <w:sz w:val="24"/>
+          <w:szCs w:val="24"/>
+        </w:rPr>
+        <w:t>component</w:t>
+      </w:r>
+      <w:proofErr w:type="spellEnd"/>
+      <w:r>
+        <w:rPr>
+          <w:rFonts w:ascii="Verdana" w:hAnsi="Verdana"/>
+          <w:sz w:val="24"/>
+          <w:szCs w:val="24"/>
+        </w:rPr>
+        <w:t xml:space="preserve">. Επιπλέον, η σύνδεση με το </w:t>
+      </w:r>
+      <w:proofErr w:type="spellStart"/>
+      <w:r>
+        <w:rPr>
+          <w:rFonts w:ascii="Verdana" w:hAnsi="Verdana"/>
+          <w:sz w:val="24"/>
+          <w:szCs w:val="24"/>
+        </w:rPr>
+        <w:t>ViewModel</w:t>
+      </w:r>
+      <w:proofErr w:type="spellEnd"/>
+      <w:r>
+        <w:rPr>
+          <w:rFonts w:ascii="Verdana" w:hAnsi="Verdana"/>
+          <w:sz w:val="24"/>
+          <w:szCs w:val="24"/>
+        </w:rPr>
+        <w:t xml:space="preserve"> έγινε πιο απλοποιημένη, επιτρέποντας καλύτερη διαχείριση της κατάστασης της εφαρμογής.</w:t>
       </w:r>
     </w:p>
     <w:p>
@@ -14721,7 +19331,25 @@
           <w:sz w:val="24"/>
           <w:szCs w:val="24"/>
         </w:rPr>
-        <w:t>Ένα από τα σημαντικότερα οφέλη ήταν η αυξημένη επεκτασιμότητα και η καλύτερη οργάνωση του κώδικα, καθώς οι οθόνες πλέον δημιουργούνται δυναμικά και διαμορφώνονται βάσει των αναγκών της εφαρμογής. Η προσέγγιση αυτή επέτρεψε τη διατήρηση της αρχής της "μονοκατευθυντικής ροής δεδομένων", γεγονός που συνέβαλε στη μείωση πιθανών σφαλμάτων που προκύπτουν από την κακή διαχείριση της κατάστασης.</w:t>
+        <w:t>Ένα από τα σημαντικότερα οφέλη ήταν η αυξημένη επεκτασιμότητα και η καλύτερη οργάνωση του κώδικα, καθώς οι οθόνες πλέον δημιουργούνται δυναμικά και διαμορφώνονται βάσει των αναγκών της εφαρμογής. Η προσέγγιση αυτή επέτρεψε τη διατήρηση της αρχής της "</w:t>
+      </w:r>
+      <w:proofErr w:type="spellStart"/>
+      <w:r>
+        <w:rPr>
+          <w:rFonts w:ascii="Verdana" w:hAnsi="Verdana"/>
+          <w:sz w:val="24"/>
+          <w:szCs w:val="24"/>
+        </w:rPr>
+        <w:t>μονοκατευθυντικής</w:t>
+      </w:r>
+      <w:proofErr w:type="spellEnd"/>
+      <w:r>
+        <w:rPr>
+          <w:rFonts w:ascii="Verdana" w:hAnsi="Verdana"/>
+          <w:sz w:val="24"/>
+          <w:szCs w:val="24"/>
+        </w:rPr>
+        <w:t xml:space="preserve"> ροής δεδομένων", γεγονός που συνέβαλε στη μείωση πιθανών σφαλμάτων που προκύπτουν από την κακή διαχείριση της κατάστασης.</w:t>
       </w:r>
     </w:p>
     <w:p>
@@ -14771,7 +19399,169 @@
           <w:sz w:val="24"/>
           <w:szCs w:val="24"/>
         </w:rPr>
-        <w:t>Ωστόσο, η μετάβαση στο Jetpack Compose συνοδεύτηκε και από ορισμένα μειονεκτήματα. Καταρχάς, η καμπύλη εκμάθησης του Compose είναι μεγαλύτερη για προγραμματιστές που έχουν συνηθίσει στην παραδοσιακή προσέγγιση με XML. Επιπλέον, αν και το Compose είναι πλέον σταθερό, υπάρχουν ακόμα κάποιες περιπτώσεις όπου η απόδοσή του μπορεί να είναι χαμηλότερη σε σύγκριση με τα παραδοσιακά Views, ειδικά σε σύνθετες διεπαφές με υψηλές απαιτήσεις απόδοσης. Τέλος, η αλληλεπίδραση μεταξύ του Jetpack Compose και παλαιότερων API που βασίζονται σε Views μπορεί να δημιουργήσει πρόσθετες προκλήσεις στην ανάπτυξη.</w:t>
+        <w:t xml:space="preserve">Ωστόσο, η μετάβαση στο </w:t>
+      </w:r>
+      <w:proofErr w:type="spellStart"/>
+      <w:r>
+        <w:rPr>
+          <w:rFonts w:ascii="Verdana" w:hAnsi="Verdana"/>
+          <w:sz w:val="24"/>
+          <w:szCs w:val="24"/>
+        </w:rPr>
+        <w:t>Jetpack</w:t>
+      </w:r>
+      <w:proofErr w:type="spellEnd"/>
+      <w:r>
+        <w:rPr>
+          <w:rFonts w:ascii="Verdana" w:hAnsi="Verdana"/>
+          <w:sz w:val="24"/>
+          <w:szCs w:val="24"/>
+        </w:rPr>
+        <w:t xml:space="preserve"> </w:t>
+      </w:r>
+      <w:proofErr w:type="spellStart"/>
+      <w:r>
+        <w:rPr>
+          <w:rFonts w:ascii="Verdana" w:hAnsi="Verdana"/>
+          <w:sz w:val="24"/>
+          <w:szCs w:val="24"/>
+        </w:rPr>
+        <w:t>Compose</w:t>
+      </w:r>
+      <w:proofErr w:type="spellEnd"/>
+      <w:r>
+        <w:rPr>
+          <w:rFonts w:ascii="Verdana" w:hAnsi="Verdana"/>
+          <w:sz w:val="24"/>
+          <w:szCs w:val="24"/>
+        </w:rPr>
+        <w:t xml:space="preserve"> συνοδεύτηκε και από ορισμένα μειονεκτήματα. Καταρχάς, η καμπύλη εκμάθησης του </w:t>
+      </w:r>
+      <w:proofErr w:type="spellStart"/>
+      <w:r>
+        <w:rPr>
+          <w:rFonts w:ascii="Verdana" w:hAnsi="Verdana"/>
+          <w:sz w:val="24"/>
+          <w:szCs w:val="24"/>
+        </w:rPr>
+        <w:t>Compose</w:t>
+      </w:r>
+      <w:proofErr w:type="spellEnd"/>
+      <w:r>
+        <w:rPr>
+          <w:rFonts w:ascii="Verdana" w:hAnsi="Verdana"/>
+          <w:sz w:val="24"/>
+          <w:szCs w:val="24"/>
+        </w:rPr>
+        <w:t xml:space="preserve"> είναι μεγαλύτερη για προγραμματιστές που έχουν συνηθίσει στην παραδοσιακή προσέγγιση με XML. Επιπλέον, αν και το </w:t>
+      </w:r>
+      <w:proofErr w:type="spellStart"/>
+      <w:r>
+        <w:rPr>
+          <w:rFonts w:ascii="Verdana" w:hAnsi="Verdana"/>
+          <w:sz w:val="24"/>
+          <w:szCs w:val="24"/>
+        </w:rPr>
+        <w:t>Compose</w:t>
+      </w:r>
+      <w:proofErr w:type="spellEnd"/>
+      <w:r>
+        <w:rPr>
+          <w:rFonts w:ascii="Verdana" w:hAnsi="Verdana"/>
+          <w:sz w:val="24"/>
+          <w:szCs w:val="24"/>
+        </w:rPr>
+        <w:t xml:space="preserve"> είναι πλέον σταθερό, υπάρχουν ακόμα κάποιες περιπτώσεις όπου η απόδοσή του μπορεί να είναι χαμηλότερη σε σύγκριση με τα παραδοσιακά </w:t>
+      </w:r>
+      <w:proofErr w:type="spellStart"/>
+      <w:r>
+        <w:rPr>
+          <w:rFonts w:ascii="Verdana" w:hAnsi="Verdana"/>
+          <w:sz w:val="24"/>
+          <w:szCs w:val="24"/>
+        </w:rPr>
+        <w:t>Views</w:t>
+      </w:r>
+      <w:proofErr w:type="spellEnd"/>
+      <w:r>
+        <w:rPr>
+          <w:rFonts w:ascii="Verdana" w:hAnsi="Verdana"/>
+          <w:sz w:val="24"/>
+          <w:szCs w:val="24"/>
+        </w:rPr>
+        <w:t xml:space="preserve">, ειδικά σε σύνθετες </w:t>
+      </w:r>
+      <w:proofErr w:type="spellStart"/>
+      <w:r>
+        <w:rPr>
+          <w:rFonts w:ascii="Verdana" w:hAnsi="Verdana"/>
+          <w:sz w:val="24"/>
+          <w:szCs w:val="24"/>
+        </w:rPr>
+        <w:t>διεπαφές</w:t>
+      </w:r>
+      <w:proofErr w:type="spellEnd"/>
+      <w:r>
+        <w:rPr>
+          <w:rFonts w:ascii="Verdana" w:hAnsi="Verdana"/>
+          <w:sz w:val="24"/>
+          <w:szCs w:val="24"/>
+        </w:rPr>
+        <w:t xml:space="preserve"> με υψηλές απαιτήσεις απόδοσης. Τέλος, η αλληλεπίδραση μεταξύ του </w:t>
+      </w:r>
+      <w:proofErr w:type="spellStart"/>
+      <w:r>
+        <w:rPr>
+          <w:rFonts w:ascii="Verdana" w:hAnsi="Verdana"/>
+          <w:sz w:val="24"/>
+          <w:szCs w:val="24"/>
+        </w:rPr>
+        <w:t>Jetpack</w:t>
+      </w:r>
+      <w:proofErr w:type="spellEnd"/>
+      <w:r>
+        <w:rPr>
+          <w:rFonts w:ascii="Verdana" w:hAnsi="Verdana"/>
+          <w:sz w:val="24"/>
+          <w:szCs w:val="24"/>
+        </w:rPr>
+        <w:t xml:space="preserve"> </w:t>
+      </w:r>
+      <w:proofErr w:type="spellStart"/>
+      <w:r>
+        <w:rPr>
+          <w:rFonts w:ascii="Verdana" w:hAnsi="Verdana"/>
+          <w:sz w:val="24"/>
+          <w:szCs w:val="24"/>
+        </w:rPr>
+        <w:t>Compose</w:t>
+      </w:r>
+      <w:proofErr w:type="spellEnd"/>
+      <w:r>
+        <w:rPr>
+          <w:rFonts w:ascii="Verdana" w:hAnsi="Verdana"/>
+          <w:sz w:val="24"/>
+          <w:szCs w:val="24"/>
+        </w:rPr>
+        <w:t xml:space="preserve"> και παλαιότερων API που βασίζονται σε </w:t>
+      </w:r>
+      <w:proofErr w:type="spellStart"/>
+      <w:r>
+        <w:rPr>
+          <w:rFonts w:ascii="Verdana" w:hAnsi="Verdana"/>
+          <w:sz w:val="24"/>
+          <w:szCs w:val="24"/>
+        </w:rPr>
+        <w:t>Views</w:t>
+      </w:r>
+      <w:proofErr w:type="spellEnd"/>
+      <w:r>
+        <w:rPr>
+          <w:rFonts w:ascii="Verdana" w:hAnsi="Verdana"/>
+          <w:sz w:val="24"/>
+          <w:szCs w:val="24"/>
+        </w:rPr>
+        <w:t xml:space="preserve"> μπορεί να δημιουργήσει πρόσθετες προκλήσεις στην ανάπτυξη.</w:t>
       </w:r>
     </w:p>
     <w:p>
@@ -14821,7 +19611,133 @@
           <w:sz w:val="24"/>
           <w:szCs w:val="24"/>
         </w:rPr>
-        <w:t>Συνοψίζοντας, η εφαρμογή του Jetpack Compose στο συγκεκριμένο έργο προσέφερε σημαντικά πλεονεκτήματα, όπως καλύτερη διαχείριση του κώδικα, αυξημένη επεκτασιμότητα και βελτίωση στη διατήρηση της κατάστασης. Παρά τις προκλήσεις που προέκυψαν, η εμπειρία που αποκτήθηκε μέσα από αυτή τη μετάβαση δείχνει ότι το Jetpack Compose αποτελεί το μέλλον του UI development στο Android, προσφέροντας έναν πιο σύγχρονο, ευέλικτο και αποδοτικό τρόπο δημιουργίας διεπαφών χρήστη.</w:t>
+        <w:t xml:space="preserve">Συνοψίζοντας, η εφαρμογή του </w:t>
+      </w:r>
+      <w:proofErr w:type="spellStart"/>
+      <w:r>
+        <w:rPr>
+          <w:rFonts w:ascii="Verdana" w:hAnsi="Verdana"/>
+          <w:sz w:val="24"/>
+          <w:szCs w:val="24"/>
+        </w:rPr>
+        <w:t>Jetpack</w:t>
+      </w:r>
+      <w:proofErr w:type="spellEnd"/>
+      <w:r>
+        <w:rPr>
+          <w:rFonts w:ascii="Verdana" w:hAnsi="Verdana"/>
+          <w:sz w:val="24"/>
+          <w:szCs w:val="24"/>
+        </w:rPr>
+        <w:t xml:space="preserve"> </w:t>
+      </w:r>
+      <w:proofErr w:type="spellStart"/>
+      <w:r>
+        <w:rPr>
+          <w:rFonts w:ascii="Verdana" w:hAnsi="Verdana"/>
+          <w:sz w:val="24"/>
+          <w:szCs w:val="24"/>
+        </w:rPr>
+        <w:t>Compose</w:t>
+      </w:r>
+      <w:proofErr w:type="spellEnd"/>
+      <w:r>
+        <w:rPr>
+          <w:rFonts w:ascii="Verdana" w:hAnsi="Verdana"/>
+          <w:sz w:val="24"/>
+          <w:szCs w:val="24"/>
+        </w:rPr>
+        <w:t xml:space="preserve"> στο συγκεκριμένο έργο προσέφερε σημαντικά πλεονεκτήματα, όπως καλύτερη διαχείριση του κώδικα, αυξημένη επεκτασιμότητα και βελτίωση στη διατήρηση της κατάστασης. Παρά τις προκλήσεις που προέκυψαν, η εμπειρία που αποκτήθηκε μέσα από αυτή τη μετάβαση δείχνει ότι το </w:t>
+      </w:r>
+      <w:proofErr w:type="spellStart"/>
+      <w:r>
+        <w:rPr>
+          <w:rFonts w:ascii="Verdana" w:hAnsi="Verdana"/>
+          <w:sz w:val="24"/>
+          <w:szCs w:val="24"/>
+        </w:rPr>
+        <w:t>Jetpack</w:t>
+      </w:r>
+      <w:proofErr w:type="spellEnd"/>
+      <w:r>
+        <w:rPr>
+          <w:rFonts w:ascii="Verdana" w:hAnsi="Verdana"/>
+          <w:sz w:val="24"/>
+          <w:szCs w:val="24"/>
+        </w:rPr>
+        <w:t xml:space="preserve"> </w:t>
+      </w:r>
+      <w:proofErr w:type="spellStart"/>
+      <w:r>
+        <w:rPr>
+          <w:rFonts w:ascii="Verdana" w:hAnsi="Verdana"/>
+          <w:sz w:val="24"/>
+          <w:szCs w:val="24"/>
+        </w:rPr>
+        <w:t>Compose</w:t>
+      </w:r>
+      <w:proofErr w:type="spellEnd"/>
+      <w:r>
+        <w:rPr>
+          <w:rFonts w:ascii="Verdana" w:hAnsi="Verdana"/>
+          <w:sz w:val="24"/>
+          <w:szCs w:val="24"/>
+        </w:rPr>
+        <w:t xml:space="preserve"> αποτελεί το μέλλον του UI </w:t>
+      </w:r>
+      <w:proofErr w:type="spellStart"/>
+      <w:r>
+        <w:rPr>
+          <w:rFonts w:ascii="Verdana" w:hAnsi="Verdana"/>
+          <w:sz w:val="24"/>
+          <w:szCs w:val="24"/>
+        </w:rPr>
+        <w:t>development</w:t>
+      </w:r>
+      <w:proofErr w:type="spellEnd"/>
+      <w:r>
+        <w:rPr>
+          <w:rFonts w:ascii="Verdana" w:hAnsi="Verdana"/>
+          <w:sz w:val="24"/>
+          <w:szCs w:val="24"/>
+        </w:rPr>
+        <w:t xml:space="preserve"> στο </w:t>
+      </w:r>
+      <w:proofErr w:type="spellStart"/>
+      <w:r>
+        <w:rPr>
+          <w:rFonts w:ascii="Verdana" w:hAnsi="Verdana"/>
+          <w:sz w:val="24"/>
+          <w:szCs w:val="24"/>
+        </w:rPr>
+        <w:t>Android</w:t>
+      </w:r>
+      <w:proofErr w:type="spellEnd"/>
+      <w:r>
+        <w:rPr>
+          <w:rFonts w:ascii="Verdana" w:hAnsi="Verdana"/>
+          <w:sz w:val="24"/>
+          <w:szCs w:val="24"/>
+        </w:rPr>
+        <w:t xml:space="preserve">, προσφέροντας έναν πιο σύγχρονο, ευέλικτο και αποδοτικό τρόπο δημιουργίας </w:t>
+      </w:r>
+      <w:proofErr w:type="spellStart"/>
+      <w:r>
+        <w:rPr>
+          <w:rFonts w:ascii="Verdana" w:hAnsi="Verdana"/>
+          <w:sz w:val="24"/>
+          <w:szCs w:val="24"/>
+        </w:rPr>
+        <w:t>διεπαφών</w:t>
+      </w:r>
+      <w:proofErr w:type="spellEnd"/>
+      <w:r>
+        <w:rPr>
+          <w:rFonts w:ascii="Verdana" w:hAnsi="Verdana"/>
+          <w:sz w:val="24"/>
+          <w:szCs w:val="24"/>
+        </w:rPr>
+        <w:t xml:space="preserve"> χρήστη.</w:t>
       </w:r>
     </w:p>
     <w:p>
@@ -14871,7 +19787,97 @@
           <w:sz w:val="24"/>
           <w:szCs w:val="24"/>
         </w:rPr>
-        <w:t>Συμπερασματικά, η μετάβαση από την παραδοσιακή δομή του Android UI στο Jetpack Compose προσφέρει σημαντικά πλεονεκτήματα, όπως η βελτιωμένη διαχείριση του κώδικα, η αυξημένη επαναχρησιμοποίηση των UI components και η μείωση της πολυπλοκότητας που προκύπτει από τη χρήση αρχείων XML. Επιπλέον, το Compose επιτρέπει πιο ευέλικτη και δηλωτική περιγραφή των UI στοιχείων, γεγονός που καθιστά την ανάπτυξη πιο αποτελεσματική και ευκολότερη στη συντήρηση.</w:t>
+        <w:t xml:space="preserve">Συμπερασματικά, η μετάβαση από την παραδοσιακή δομή του </w:t>
+      </w:r>
+      <w:proofErr w:type="spellStart"/>
+      <w:r>
+        <w:rPr>
+          <w:rFonts w:ascii="Verdana" w:hAnsi="Verdana"/>
+          <w:sz w:val="24"/>
+          <w:szCs w:val="24"/>
+        </w:rPr>
+        <w:t>Android</w:t>
+      </w:r>
+      <w:proofErr w:type="spellEnd"/>
+      <w:r>
+        <w:rPr>
+          <w:rFonts w:ascii="Verdana" w:hAnsi="Verdana"/>
+          <w:sz w:val="24"/>
+          <w:szCs w:val="24"/>
+        </w:rPr>
+        <w:t xml:space="preserve"> UI στο </w:t>
+      </w:r>
+      <w:proofErr w:type="spellStart"/>
+      <w:r>
+        <w:rPr>
+          <w:rFonts w:ascii="Verdana" w:hAnsi="Verdana"/>
+          <w:sz w:val="24"/>
+          <w:szCs w:val="24"/>
+        </w:rPr>
+        <w:t>Jetpack</w:t>
+      </w:r>
+      <w:proofErr w:type="spellEnd"/>
+      <w:r>
+        <w:rPr>
+          <w:rFonts w:ascii="Verdana" w:hAnsi="Verdana"/>
+          <w:sz w:val="24"/>
+          <w:szCs w:val="24"/>
+        </w:rPr>
+        <w:t xml:space="preserve"> </w:t>
+      </w:r>
+      <w:proofErr w:type="spellStart"/>
+      <w:r>
+        <w:rPr>
+          <w:rFonts w:ascii="Verdana" w:hAnsi="Verdana"/>
+          <w:sz w:val="24"/>
+          <w:szCs w:val="24"/>
+        </w:rPr>
+        <w:t>Compose</w:t>
+      </w:r>
+      <w:proofErr w:type="spellEnd"/>
+      <w:r>
+        <w:rPr>
+          <w:rFonts w:ascii="Verdana" w:hAnsi="Verdana"/>
+          <w:sz w:val="24"/>
+          <w:szCs w:val="24"/>
+        </w:rPr>
+        <w:t xml:space="preserve"> προσφέρει σημαντικά πλεονεκτήματα, όπως η βελτιωμένη διαχείριση του κώδικα, η αυξημένη επαναχρησιμοποίηση των UI </w:t>
+      </w:r>
+      <w:proofErr w:type="spellStart"/>
+      <w:r>
+        <w:rPr>
+          <w:rFonts w:ascii="Verdana" w:hAnsi="Verdana"/>
+          <w:sz w:val="24"/>
+          <w:szCs w:val="24"/>
+        </w:rPr>
+        <w:t>components</w:t>
+      </w:r>
+      <w:proofErr w:type="spellEnd"/>
+      <w:r>
+        <w:rPr>
+          <w:rFonts w:ascii="Verdana" w:hAnsi="Verdana"/>
+          <w:sz w:val="24"/>
+          <w:szCs w:val="24"/>
+        </w:rPr>
+        <w:t xml:space="preserve"> και η μείωση της πολυπλοκότητας που προκύπτει από τη χρήση αρχείων XML. Επιπλέον, το </w:t>
+      </w:r>
+      <w:proofErr w:type="spellStart"/>
+      <w:r>
+        <w:rPr>
+          <w:rFonts w:ascii="Verdana" w:hAnsi="Verdana"/>
+          <w:sz w:val="24"/>
+          <w:szCs w:val="24"/>
+        </w:rPr>
+        <w:t>Compose</w:t>
+      </w:r>
+      <w:proofErr w:type="spellEnd"/>
+      <w:r>
+        <w:rPr>
+          <w:rFonts w:ascii="Verdana" w:hAnsi="Verdana"/>
+          <w:sz w:val="24"/>
+          <w:szCs w:val="24"/>
+        </w:rPr>
+        <w:t xml:space="preserve"> επιτρέπει πιο ευέλικτη και δηλωτική περιγραφή των UI στοιχείων, γεγονός που καθιστά την ανάπτυξη πιο αποτελεσματική και ευκολότερη στη συντήρηση.</w:t>
       </w:r>
     </w:p>
     <w:p>
@@ -14921,7 +19927,115 @@
           <w:sz w:val="24"/>
           <w:szCs w:val="24"/>
         </w:rPr>
-        <w:t>Ωστόσο, η μετάβαση στο Compose δεν είναι χωρίς προκλήσεις. Η αρχική εκμάθηση μπορεί να είναι απαιτητική, ειδικά για προγραμματιστές που είναι εξοικειωμένοι με το παραδοσιακό UI framework του Android. Επιπλέον, η χρήση του Compose μπορεί να αυξήσει το μέγεθος της εφαρμογής λόγω των εξαρτήσεων που απαιτούνται. Παρόλα αυτά, τα οφέλη που προσφέρει, όπως η καλύτερη απόδοση, η απλοποιημένη διαχείριση του state και η δυνατότητα πιο εύκολης δημιουργίας animations και UI στοιχείων, καθιστούν τη μετάβαση μια ιδιαίτερα ελκυστική επιλογή.</w:t>
+        <w:t xml:space="preserve">Ωστόσο, η μετάβαση στο </w:t>
+      </w:r>
+      <w:proofErr w:type="spellStart"/>
+      <w:r>
+        <w:rPr>
+          <w:rFonts w:ascii="Verdana" w:hAnsi="Verdana"/>
+          <w:sz w:val="24"/>
+          <w:szCs w:val="24"/>
+        </w:rPr>
+        <w:t>Compose</w:t>
+      </w:r>
+      <w:proofErr w:type="spellEnd"/>
+      <w:r>
+        <w:rPr>
+          <w:rFonts w:ascii="Verdana" w:hAnsi="Verdana"/>
+          <w:sz w:val="24"/>
+          <w:szCs w:val="24"/>
+        </w:rPr>
+        <w:t xml:space="preserve"> δεν είναι χωρίς προκλήσεις. Η αρχική εκμάθηση μπορεί να είναι απαιτητική, ειδικά για προγραμματιστές που είναι εξοικειωμένοι με το παραδοσιακό UI </w:t>
+      </w:r>
+      <w:proofErr w:type="spellStart"/>
+      <w:r>
+        <w:rPr>
+          <w:rFonts w:ascii="Verdana" w:hAnsi="Verdana"/>
+          <w:sz w:val="24"/>
+          <w:szCs w:val="24"/>
+        </w:rPr>
+        <w:t>framework</w:t>
+      </w:r>
+      <w:proofErr w:type="spellEnd"/>
+      <w:r>
+        <w:rPr>
+          <w:rFonts w:ascii="Verdana" w:hAnsi="Verdana"/>
+          <w:sz w:val="24"/>
+          <w:szCs w:val="24"/>
+        </w:rPr>
+        <w:t xml:space="preserve"> του </w:t>
+      </w:r>
+      <w:proofErr w:type="spellStart"/>
+      <w:r>
+        <w:rPr>
+          <w:rFonts w:ascii="Verdana" w:hAnsi="Verdana"/>
+          <w:sz w:val="24"/>
+          <w:szCs w:val="24"/>
+        </w:rPr>
+        <w:t>Android</w:t>
+      </w:r>
+      <w:proofErr w:type="spellEnd"/>
+      <w:r>
+        <w:rPr>
+          <w:rFonts w:ascii="Verdana" w:hAnsi="Verdana"/>
+          <w:sz w:val="24"/>
+          <w:szCs w:val="24"/>
+        </w:rPr>
+        <w:t xml:space="preserve">. Επιπλέον, η χρήση του </w:t>
+      </w:r>
+      <w:proofErr w:type="spellStart"/>
+      <w:r>
+        <w:rPr>
+          <w:rFonts w:ascii="Verdana" w:hAnsi="Verdana"/>
+          <w:sz w:val="24"/>
+          <w:szCs w:val="24"/>
+        </w:rPr>
+        <w:t>Compose</w:t>
+      </w:r>
+      <w:proofErr w:type="spellEnd"/>
+      <w:r>
+        <w:rPr>
+          <w:rFonts w:ascii="Verdana" w:hAnsi="Verdana"/>
+          <w:sz w:val="24"/>
+          <w:szCs w:val="24"/>
+        </w:rPr>
+        <w:t xml:space="preserve"> μπορεί να αυξήσει το μέγεθος της εφαρμογής λόγω των εξαρτήσεων που απαιτούνται. Παρόλα αυτά, τα οφέλη που προσφέρει, όπως η καλύτερη απόδοση, η απλοποιημένη διαχείριση του </w:t>
+      </w:r>
+      <w:proofErr w:type="spellStart"/>
+      <w:r>
+        <w:rPr>
+          <w:rFonts w:ascii="Verdana" w:hAnsi="Verdana"/>
+          <w:sz w:val="24"/>
+          <w:szCs w:val="24"/>
+        </w:rPr>
+        <w:t>state</w:t>
+      </w:r>
+      <w:proofErr w:type="spellEnd"/>
+      <w:r>
+        <w:rPr>
+          <w:rFonts w:ascii="Verdana" w:hAnsi="Verdana"/>
+          <w:sz w:val="24"/>
+          <w:szCs w:val="24"/>
+        </w:rPr>
+        <w:t xml:space="preserve"> και η δυνατότητα πιο εύκολης δημιουργίας </w:t>
+      </w:r>
+      <w:proofErr w:type="spellStart"/>
+      <w:r>
+        <w:rPr>
+          <w:rFonts w:ascii="Verdana" w:hAnsi="Verdana"/>
+          <w:sz w:val="24"/>
+          <w:szCs w:val="24"/>
+        </w:rPr>
+        <w:t>animations</w:t>
+      </w:r>
+      <w:proofErr w:type="spellEnd"/>
+      <w:r>
+        <w:rPr>
+          <w:rFonts w:ascii="Verdana" w:hAnsi="Verdana"/>
+          <w:sz w:val="24"/>
+          <w:szCs w:val="24"/>
+        </w:rPr>
+        <w:t xml:space="preserve"> και UI στοιχείων, καθιστούν τη μετάβαση μια ιδιαίτερα ελκυστική επιλογή.</w:t>
       </w:r>
     </w:p>
     <w:p>
@@ -14971,7 +20085,97 @@
           <w:sz w:val="24"/>
           <w:szCs w:val="24"/>
         </w:rPr>
-        <w:t>Συνολικά, η εφαρμογή του Jetpack Compose στην παρούσα εργασία απέδειξε ότι αποτελεί μια σύγχρονη και αποδοτική λύση για την ανάπτυξη Android εφαρμογών. Η νέα δομή του κώδικα βελτίωσε τη σαφήνεια και την επεκτασιμότητα του έργου, επιτρέποντας τη μελλοντική του ανάπτυξη και συντήρηση με μεγαλύτερη ευκολία. Καθώς το Compose συνεχίζει να εξελίσσεται και να βελτιώνεται, η ευρεία υιοθέτησή του αναμένεται να αλλάξει ριζικά τον τρόπο με τον οποίο αναπτύσσονται οι Android εφαρμογές, προσφέροντας μια πιο μοντέρνα και αποδοτική προσέγγιση στη δημιουργία UI.</w:t>
+        <w:t xml:space="preserve">Συνολικά, η εφαρμογή του </w:t>
+      </w:r>
+      <w:proofErr w:type="spellStart"/>
+      <w:r>
+        <w:rPr>
+          <w:rFonts w:ascii="Verdana" w:hAnsi="Verdana"/>
+          <w:sz w:val="24"/>
+          <w:szCs w:val="24"/>
+        </w:rPr>
+        <w:t>Jetpack</w:t>
+      </w:r>
+      <w:proofErr w:type="spellEnd"/>
+      <w:r>
+        <w:rPr>
+          <w:rFonts w:ascii="Verdana" w:hAnsi="Verdana"/>
+          <w:sz w:val="24"/>
+          <w:szCs w:val="24"/>
+        </w:rPr>
+        <w:t xml:space="preserve"> </w:t>
+      </w:r>
+      <w:proofErr w:type="spellStart"/>
+      <w:r>
+        <w:rPr>
+          <w:rFonts w:ascii="Verdana" w:hAnsi="Verdana"/>
+          <w:sz w:val="24"/>
+          <w:szCs w:val="24"/>
+        </w:rPr>
+        <w:t>Compose</w:t>
+      </w:r>
+      <w:proofErr w:type="spellEnd"/>
+      <w:r>
+        <w:rPr>
+          <w:rFonts w:ascii="Verdana" w:hAnsi="Verdana"/>
+          <w:sz w:val="24"/>
+          <w:szCs w:val="24"/>
+        </w:rPr>
+        <w:t xml:space="preserve"> στην παρούσα εργασία απέδειξε ότι αποτελεί μια σύγχρονη και αποδοτική λύση για την ανάπτυξη </w:t>
+      </w:r>
+      <w:proofErr w:type="spellStart"/>
+      <w:r>
+        <w:rPr>
+          <w:rFonts w:ascii="Verdana" w:hAnsi="Verdana"/>
+          <w:sz w:val="24"/>
+          <w:szCs w:val="24"/>
+        </w:rPr>
+        <w:t>Android</w:t>
+      </w:r>
+      <w:proofErr w:type="spellEnd"/>
+      <w:r>
+        <w:rPr>
+          <w:rFonts w:ascii="Verdana" w:hAnsi="Verdana"/>
+          <w:sz w:val="24"/>
+          <w:szCs w:val="24"/>
+        </w:rPr>
+        <w:t xml:space="preserve"> εφαρμογών. Η νέα δομή του κώδικα βελτίωσε τη σαφήνεια και την επεκτασιμότητα του έργου, επιτρέποντας τη μελλοντική του ανάπτυξη και συντήρηση με μεγαλύτερη ευκολία. Καθώς το </w:t>
+      </w:r>
+      <w:proofErr w:type="spellStart"/>
+      <w:r>
+        <w:rPr>
+          <w:rFonts w:ascii="Verdana" w:hAnsi="Verdana"/>
+          <w:sz w:val="24"/>
+          <w:szCs w:val="24"/>
+        </w:rPr>
+        <w:t>Compose</w:t>
+      </w:r>
+      <w:proofErr w:type="spellEnd"/>
+      <w:r>
+        <w:rPr>
+          <w:rFonts w:ascii="Verdana" w:hAnsi="Verdana"/>
+          <w:sz w:val="24"/>
+          <w:szCs w:val="24"/>
+        </w:rPr>
+        <w:t xml:space="preserve"> συνεχίζει να εξελίσσεται και να βελτιώνεται, η ευρεία υιοθέτησή του αναμένεται να αλλάξει ριζικά τον τρόπο με τον οποίο αναπτύσσονται οι </w:t>
+      </w:r>
+      <w:proofErr w:type="spellStart"/>
+      <w:r>
+        <w:rPr>
+          <w:rFonts w:ascii="Verdana" w:hAnsi="Verdana"/>
+          <w:sz w:val="24"/>
+          <w:szCs w:val="24"/>
+        </w:rPr>
+        <w:t>Android</w:t>
+      </w:r>
+      <w:proofErr w:type="spellEnd"/>
+      <w:r>
+        <w:rPr>
+          <w:rFonts w:ascii="Verdana" w:hAnsi="Verdana"/>
+          <w:sz w:val="24"/>
+          <w:szCs w:val="24"/>
+        </w:rPr>
+        <w:t xml:space="preserve"> εφαρμογές, προσφέροντας μια πιο μοντέρνα και αποδοτική προσέγγιση στη δημιουργία UI.</w:t>
       </w:r>
     </w:p>
     <w:p>
@@ -15021,7 +20225,169 @@
           <w:sz w:val="24"/>
           <w:szCs w:val="24"/>
         </w:rPr>
-        <w:t>Σε πρακτικό επίπεδο, η μετάβαση στο Jetpack Compose απαιτεί ανασχεδιασμό της αρχιτεκτονικής της εφαρμογής, με στόχο τη βέλτιστη οργάνωση των composable functions και τη σωστή διαχείριση του state. Οι προγραμματιστές θα πρέπει να εξοικειωθούν με έννοιες όπως το remember και το LaunchedEffect, ώστε να μπορούν να χειρίζονται αποτελεσματικά τις αλλαγές στην κατάσταση της εφαρμογής. Επιπλέον, η οργάνωση του UI σε επαναχρησιμοποιήσιμα composables μπορεί να μειώσει τον κώδικα που επαναλαμβάνεται και να βελτιώσει τη συντηρησιμότητα του έργου.</w:t>
+        <w:t xml:space="preserve">Σε πρακτικό επίπεδο, η μετάβαση στο </w:t>
+      </w:r>
+      <w:proofErr w:type="spellStart"/>
+      <w:r>
+        <w:rPr>
+          <w:rFonts w:ascii="Verdana" w:hAnsi="Verdana"/>
+          <w:sz w:val="24"/>
+          <w:szCs w:val="24"/>
+        </w:rPr>
+        <w:t>Jetpack</w:t>
+      </w:r>
+      <w:proofErr w:type="spellEnd"/>
+      <w:r>
+        <w:rPr>
+          <w:rFonts w:ascii="Verdana" w:hAnsi="Verdana"/>
+          <w:sz w:val="24"/>
+          <w:szCs w:val="24"/>
+        </w:rPr>
+        <w:t xml:space="preserve"> </w:t>
+      </w:r>
+      <w:proofErr w:type="spellStart"/>
+      <w:r>
+        <w:rPr>
+          <w:rFonts w:ascii="Verdana" w:hAnsi="Verdana"/>
+          <w:sz w:val="24"/>
+          <w:szCs w:val="24"/>
+        </w:rPr>
+        <w:t>Compose</w:t>
+      </w:r>
+      <w:proofErr w:type="spellEnd"/>
+      <w:r>
+        <w:rPr>
+          <w:rFonts w:ascii="Verdana" w:hAnsi="Verdana"/>
+          <w:sz w:val="24"/>
+          <w:szCs w:val="24"/>
+        </w:rPr>
+        <w:t xml:space="preserve"> απαιτεί ανασχεδιασμό της αρχιτεκτονικής της εφαρμογής, με στόχο τη βέλτιστη οργάνωση των </w:t>
+      </w:r>
+      <w:proofErr w:type="spellStart"/>
+      <w:r>
+        <w:rPr>
+          <w:rFonts w:ascii="Verdana" w:hAnsi="Verdana"/>
+          <w:sz w:val="24"/>
+          <w:szCs w:val="24"/>
+        </w:rPr>
+        <w:t>composable</w:t>
+      </w:r>
+      <w:proofErr w:type="spellEnd"/>
+      <w:r>
+        <w:rPr>
+          <w:rFonts w:ascii="Verdana" w:hAnsi="Verdana"/>
+          <w:sz w:val="24"/>
+          <w:szCs w:val="24"/>
+        </w:rPr>
+        <w:t xml:space="preserve"> </w:t>
+      </w:r>
+      <w:proofErr w:type="spellStart"/>
+      <w:r>
+        <w:rPr>
+          <w:rFonts w:ascii="Verdana" w:hAnsi="Verdana"/>
+          <w:sz w:val="24"/>
+          <w:szCs w:val="24"/>
+        </w:rPr>
+        <w:t>functions</w:t>
+      </w:r>
+      <w:proofErr w:type="spellEnd"/>
+      <w:r>
+        <w:rPr>
+          <w:rFonts w:ascii="Verdana" w:hAnsi="Verdana"/>
+          <w:sz w:val="24"/>
+          <w:szCs w:val="24"/>
+        </w:rPr>
+        <w:t xml:space="preserve"> και τη σωστή διαχείριση του </w:t>
+      </w:r>
+      <w:proofErr w:type="spellStart"/>
+      <w:r>
+        <w:rPr>
+          <w:rFonts w:ascii="Verdana" w:hAnsi="Verdana"/>
+          <w:sz w:val="24"/>
+          <w:szCs w:val="24"/>
+        </w:rPr>
+        <w:t>state</w:t>
+      </w:r>
+      <w:proofErr w:type="spellEnd"/>
+      <w:r>
+        <w:rPr>
+          <w:rFonts w:ascii="Verdana" w:hAnsi="Verdana"/>
+          <w:sz w:val="24"/>
+          <w:szCs w:val="24"/>
+        </w:rPr>
+        <w:t xml:space="preserve">. Οι προγραμματιστές θα πρέπει να εξοικειωθούν με έννοιες όπως το </w:t>
+      </w:r>
+      <w:proofErr w:type="spellStart"/>
+      <w:r>
+        <w:rPr>
+          <w:rFonts w:ascii="Verdana" w:hAnsi="Verdana"/>
+          <w:sz w:val="24"/>
+          <w:szCs w:val="24"/>
+        </w:rPr>
+        <w:t>remember</w:t>
+      </w:r>
+      <w:proofErr w:type="spellEnd"/>
+      <w:r>
+        <w:rPr>
+          <w:rFonts w:ascii="Verdana" w:hAnsi="Verdana"/>
+          <w:sz w:val="24"/>
+          <w:szCs w:val="24"/>
+        </w:rPr>
+        <w:t xml:space="preserve"> και το </w:t>
+      </w:r>
+      <w:proofErr w:type="spellStart"/>
+      <w:r>
+        <w:rPr>
+          <w:rFonts w:ascii="Verdana" w:hAnsi="Verdana"/>
+          <w:sz w:val="24"/>
+          <w:szCs w:val="24"/>
+        </w:rPr>
+        <w:t>LaunchedEffect</w:t>
+      </w:r>
+      <w:proofErr w:type="spellEnd"/>
+      <w:r>
+        <w:rPr>
+          <w:rFonts w:ascii="Verdana" w:hAnsi="Verdana"/>
+          <w:sz w:val="24"/>
+          <w:szCs w:val="24"/>
+        </w:rPr>
+        <w:t xml:space="preserve">, ώστε να μπορούν να χειρίζονται αποτελεσματικά τις αλλαγές στην κατάσταση της εφαρμογής. Επιπλέον, η οργάνωση του UI σε επαναχρησιμοποιήσιμα </w:t>
+      </w:r>
+      <w:proofErr w:type="spellStart"/>
+      <w:r>
+        <w:rPr>
+          <w:rFonts w:ascii="Verdana" w:hAnsi="Verdana"/>
+          <w:sz w:val="24"/>
+          <w:szCs w:val="24"/>
+        </w:rPr>
+        <w:t>composables</w:t>
+      </w:r>
+      <w:proofErr w:type="spellEnd"/>
+      <w:r>
+        <w:rPr>
+          <w:rFonts w:ascii="Verdana" w:hAnsi="Verdana"/>
+          <w:sz w:val="24"/>
+          <w:szCs w:val="24"/>
+        </w:rPr>
+        <w:t xml:space="preserve"> μπορεί να μειώσει τον κώδικα που επαναλαμβάνεται και να βελτιώσει τη </w:t>
+      </w:r>
+      <w:proofErr w:type="spellStart"/>
+      <w:r>
+        <w:rPr>
+          <w:rFonts w:ascii="Verdana" w:hAnsi="Verdana"/>
+          <w:sz w:val="24"/>
+          <w:szCs w:val="24"/>
+        </w:rPr>
+        <w:t>συντηρησιμότητα</w:t>
+      </w:r>
+      <w:proofErr w:type="spellEnd"/>
+      <w:r>
+        <w:rPr>
+          <w:rFonts w:ascii="Verdana" w:hAnsi="Verdana"/>
+          <w:sz w:val="24"/>
+          <w:szCs w:val="24"/>
+        </w:rPr>
+        <w:t xml:space="preserve"> του έργου.</w:t>
       </w:r>
     </w:p>
     <w:p>
@@ -15071,7 +20437,133 @@
           <w:sz w:val="24"/>
           <w:szCs w:val="24"/>
         </w:rPr>
-        <w:t>Ένα ακόμη βασικό στοιχείο είναι η ενσωμάτωση του Compose με τις υπάρχουσες τεχνολογίες, όπως το ViewModel και το LiveData, ώστε να διασφαλιστεί η αρμονική συνύπαρξη των δύο προσεγγίσεων. Στην υλοποίηση της παρούσας εργασίας, χρησιμοποιήθηκε το ViewModel ως γέφυρα μεταξύ του Compose και του business logic της εφαρμογής, διασφαλίζοντας ότι το UI ενημερώνεται δυναμικά ανάλογα με τις αλλαγές των δεδομένων.</w:t>
+        <w:t xml:space="preserve">Ένα ακόμη βασικό στοιχείο είναι η ενσωμάτωση του </w:t>
+      </w:r>
+      <w:proofErr w:type="spellStart"/>
+      <w:r>
+        <w:rPr>
+          <w:rFonts w:ascii="Verdana" w:hAnsi="Verdana"/>
+          <w:sz w:val="24"/>
+          <w:szCs w:val="24"/>
+        </w:rPr>
+        <w:t>Compose</w:t>
+      </w:r>
+      <w:proofErr w:type="spellEnd"/>
+      <w:r>
+        <w:rPr>
+          <w:rFonts w:ascii="Verdana" w:hAnsi="Verdana"/>
+          <w:sz w:val="24"/>
+          <w:szCs w:val="24"/>
+        </w:rPr>
+        <w:t xml:space="preserve"> με τις υπάρχουσες τεχνολογίες, όπως το </w:t>
+      </w:r>
+      <w:proofErr w:type="spellStart"/>
+      <w:r>
+        <w:rPr>
+          <w:rFonts w:ascii="Verdana" w:hAnsi="Verdana"/>
+          <w:sz w:val="24"/>
+          <w:szCs w:val="24"/>
+        </w:rPr>
+        <w:t>ViewModel</w:t>
+      </w:r>
+      <w:proofErr w:type="spellEnd"/>
+      <w:r>
+        <w:rPr>
+          <w:rFonts w:ascii="Verdana" w:hAnsi="Verdana"/>
+          <w:sz w:val="24"/>
+          <w:szCs w:val="24"/>
+        </w:rPr>
+        <w:t xml:space="preserve"> και το </w:t>
+      </w:r>
+      <w:proofErr w:type="spellStart"/>
+      <w:r>
+        <w:rPr>
+          <w:rFonts w:ascii="Verdana" w:hAnsi="Verdana"/>
+          <w:sz w:val="24"/>
+          <w:szCs w:val="24"/>
+        </w:rPr>
+        <w:t>LiveData</w:t>
+      </w:r>
+      <w:proofErr w:type="spellEnd"/>
+      <w:r>
+        <w:rPr>
+          <w:rFonts w:ascii="Verdana" w:hAnsi="Verdana"/>
+          <w:sz w:val="24"/>
+          <w:szCs w:val="24"/>
+        </w:rPr>
+        <w:t xml:space="preserve">, ώστε να διασφαλιστεί η αρμονική συνύπαρξη των δύο προσεγγίσεων. Στην υλοποίηση της παρούσας εργασίας, χρησιμοποιήθηκε το </w:t>
+      </w:r>
+      <w:proofErr w:type="spellStart"/>
+      <w:r>
+        <w:rPr>
+          <w:rFonts w:ascii="Verdana" w:hAnsi="Verdana"/>
+          <w:sz w:val="24"/>
+          <w:szCs w:val="24"/>
+        </w:rPr>
+        <w:t>ViewModel</w:t>
+      </w:r>
+      <w:proofErr w:type="spellEnd"/>
+      <w:r>
+        <w:rPr>
+          <w:rFonts w:ascii="Verdana" w:hAnsi="Verdana"/>
+          <w:sz w:val="24"/>
+          <w:szCs w:val="24"/>
+        </w:rPr>
+        <w:t xml:space="preserve"> ως γέφυρα μεταξύ του </w:t>
+      </w:r>
+      <w:proofErr w:type="spellStart"/>
+      <w:r>
+        <w:rPr>
+          <w:rFonts w:ascii="Verdana" w:hAnsi="Verdana"/>
+          <w:sz w:val="24"/>
+          <w:szCs w:val="24"/>
+        </w:rPr>
+        <w:t>Compose</w:t>
+      </w:r>
+      <w:proofErr w:type="spellEnd"/>
+      <w:r>
+        <w:rPr>
+          <w:rFonts w:ascii="Verdana" w:hAnsi="Verdana"/>
+          <w:sz w:val="24"/>
+          <w:szCs w:val="24"/>
+        </w:rPr>
+        <w:t xml:space="preserve"> και του </w:t>
+      </w:r>
+      <w:proofErr w:type="spellStart"/>
+      <w:r>
+        <w:rPr>
+          <w:rFonts w:ascii="Verdana" w:hAnsi="Verdana"/>
+          <w:sz w:val="24"/>
+          <w:szCs w:val="24"/>
+        </w:rPr>
+        <w:t>business</w:t>
+      </w:r>
+      <w:proofErr w:type="spellEnd"/>
+      <w:r>
+        <w:rPr>
+          <w:rFonts w:ascii="Verdana" w:hAnsi="Verdana"/>
+          <w:sz w:val="24"/>
+          <w:szCs w:val="24"/>
+        </w:rPr>
+        <w:t xml:space="preserve"> </w:t>
+      </w:r>
+      <w:proofErr w:type="spellStart"/>
+      <w:r>
+        <w:rPr>
+          <w:rFonts w:ascii="Verdana" w:hAnsi="Verdana"/>
+          <w:sz w:val="24"/>
+          <w:szCs w:val="24"/>
+        </w:rPr>
+        <w:t>logic</w:t>
+      </w:r>
+      <w:proofErr w:type="spellEnd"/>
+      <w:r>
+        <w:rPr>
+          <w:rFonts w:ascii="Verdana" w:hAnsi="Verdana"/>
+          <w:sz w:val="24"/>
+          <w:szCs w:val="24"/>
+        </w:rPr>
+        <w:t xml:space="preserve"> της εφαρμογής, διασφαλίζοντας ότι το UI ενημερώνεται δυναμικά ανάλογα με τις αλλαγές των δεδομένων.</w:t>
       </w:r>
     </w:p>
     <w:p>
@@ -15121,7 +20613,151 @@
           <w:sz w:val="24"/>
           <w:szCs w:val="24"/>
         </w:rPr>
-        <w:t>Τέλος, η προσεκτική χρήση των θεμάτων και των στυλιστικών προσαρμογών στο Compose επιτρέπει την εύκολη διαχείριση της εμφάνισης της εφαρμογής, προσφέροντας μία ομοιόμορφη εμπειρία χρήστη. Η χρήση του MaterialTheme και των color schemes συμβάλλει στην ταχύτατη ανάπτυξη εφαρμογών με επαγγελματική εμφάνιση και αίσθηση. Με αυτά τα δεδομένα, το Jetpack Compose αποτελεί μία τεχνολογία που αναμφίβολα θα κυριαρχήσει στο μέλλον της ανάπτυξης Android εφαρμογών.</w:t>
+        <w:t xml:space="preserve">Τέλος, η προσεκτική χρήση των θεμάτων και των </w:t>
+      </w:r>
+      <w:proofErr w:type="spellStart"/>
+      <w:r>
+        <w:rPr>
+          <w:rFonts w:ascii="Verdana" w:hAnsi="Verdana"/>
+          <w:sz w:val="24"/>
+          <w:szCs w:val="24"/>
+        </w:rPr>
+        <w:t>στυλιστικών</w:t>
+      </w:r>
+      <w:proofErr w:type="spellEnd"/>
+      <w:r>
+        <w:rPr>
+          <w:rFonts w:ascii="Verdana" w:hAnsi="Verdana"/>
+          <w:sz w:val="24"/>
+          <w:szCs w:val="24"/>
+        </w:rPr>
+        <w:t xml:space="preserve"> προσαρμογών στο </w:t>
+      </w:r>
+      <w:proofErr w:type="spellStart"/>
+      <w:r>
+        <w:rPr>
+          <w:rFonts w:ascii="Verdana" w:hAnsi="Verdana"/>
+          <w:sz w:val="24"/>
+          <w:szCs w:val="24"/>
+        </w:rPr>
+        <w:t>Compose</w:t>
+      </w:r>
+      <w:proofErr w:type="spellEnd"/>
+      <w:r>
+        <w:rPr>
+          <w:rFonts w:ascii="Verdana" w:hAnsi="Verdana"/>
+          <w:sz w:val="24"/>
+          <w:szCs w:val="24"/>
+        </w:rPr>
+        <w:t xml:space="preserve"> επιτρέπει την εύκολη διαχείριση της εμφάνισης της εφαρμογής, προσφέροντας μία ομοιόμορφη εμπειρία χρήστη. Η χρήση του </w:t>
+      </w:r>
+      <w:proofErr w:type="spellStart"/>
+      <w:r>
+        <w:rPr>
+          <w:rFonts w:ascii="Verdana" w:hAnsi="Verdana"/>
+          <w:sz w:val="24"/>
+          <w:szCs w:val="24"/>
+        </w:rPr>
+        <w:t>MaterialTheme</w:t>
+      </w:r>
+      <w:proofErr w:type="spellEnd"/>
+      <w:r>
+        <w:rPr>
+          <w:rFonts w:ascii="Verdana" w:hAnsi="Verdana"/>
+          <w:sz w:val="24"/>
+          <w:szCs w:val="24"/>
+        </w:rPr>
+        <w:t xml:space="preserve"> και των </w:t>
+      </w:r>
+      <w:proofErr w:type="spellStart"/>
+      <w:r>
+        <w:rPr>
+          <w:rFonts w:ascii="Verdana" w:hAnsi="Verdana"/>
+          <w:sz w:val="24"/>
+          <w:szCs w:val="24"/>
+        </w:rPr>
+        <w:t>color</w:t>
+      </w:r>
+      <w:proofErr w:type="spellEnd"/>
+      <w:r>
+        <w:rPr>
+          <w:rFonts w:ascii="Verdana" w:hAnsi="Verdana"/>
+          <w:sz w:val="24"/>
+          <w:szCs w:val="24"/>
+        </w:rPr>
+        <w:t xml:space="preserve"> </w:t>
+      </w:r>
+      <w:proofErr w:type="spellStart"/>
+      <w:r>
+        <w:rPr>
+          <w:rFonts w:ascii="Verdana" w:hAnsi="Verdana"/>
+          <w:sz w:val="24"/>
+          <w:szCs w:val="24"/>
+        </w:rPr>
+        <w:t>schemes</w:t>
+      </w:r>
+      <w:proofErr w:type="spellEnd"/>
+      <w:r>
+        <w:rPr>
+          <w:rFonts w:ascii="Verdana" w:hAnsi="Verdana"/>
+          <w:sz w:val="24"/>
+          <w:szCs w:val="24"/>
+        </w:rPr>
+        <w:t xml:space="preserve"> συμβάλλει στην ταχύτατη ανάπτυξη εφαρμογών με επαγγελματική εμφάνιση και αίσθηση. Με αυτά τα δεδομένα, το </w:t>
+      </w:r>
+      <w:proofErr w:type="spellStart"/>
+      <w:r>
+        <w:rPr>
+          <w:rFonts w:ascii="Verdana" w:hAnsi="Verdana"/>
+          <w:sz w:val="24"/>
+          <w:szCs w:val="24"/>
+        </w:rPr>
+        <w:t>Jetpack</w:t>
+      </w:r>
+      <w:proofErr w:type="spellEnd"/>
+      <w:r>
+        <w:rPr>
+          <w:rFonts w:ascii="Verdana" w:hAnsi="Verdana"/>
+          <w:sz w:val="24"/>
+          <w:szCs w:val="24"/>
+        </w:rPr>
+        <w:t xml:space="preserve"> </w:t>
+      </w:r>
+      <w:proofErr w:type="spellStart"/>
+      <w:r>
+        <w:rPr>
+          <w:rFonts w:ascii="Verdana" w:hAnsi="Verdana"/>
+          <w:sz w:val="24"/>
+          <w:szCs w:val="24"/>
+        </w:rPr>
+        <w:t>Compose</w:t>
+      </w:r>
+      <w:proofErr w:type="spellEnd"/>
+      <w:r>
+        <w:rPr>
+          <w:rFonts w:ascii="Verdana" w:hAnsi="Verdana"/>
+          <w:sz w:val="24"/>
+          <w:szCs w:val="24"/>
+        </w:rPr>
+        <w:t xml:space="preserve"> αποτελεί μία τεχνολογία που αναμφίβολα θα κυριαρχήσει στο μέλλον της ανάπτυξης </w:t>
+      </w:r>
+      <w:proofErr w:type="spellStart"/>
+      <w:r>
+        <w:rPr>
+          <w:rFonts w:ascii="Verdana" w:hAnsi="Verdana"/>
+          <w:sz w:val="24"/>
+          <w:szCs w:val="24"/>
+        </w:rPr>
+        <w:t>Android</w:t>
+      </w:r>
+      <w:proofErr w:type="spellEnd"/>
+      <w:r>
+        <w:rPr>
+          <w:rFonts w:ascii="Verdana" w:hAnsi="Verdana"/>
+          <w:sz w:val="24"/>
+          <w:szCs w:val="24"/>
+        </w:rPr>
+        <w:t xml:space="preserve"> εφαρμογών.</w:t>
       </w:r>
     </w:p>
     <w:p>
@@ -15530,6 +21166,7 @@
         </w:rPr>
         <w:t xml:space="preserve"> </w:t>
       </w:r>
+      <w:proofErr w:type="spellStart"/>
       <w:r>
         <w:rPr>
           <w:rFonts w:ascii="Verdana" w:hAnsi="Verdana"/>
@@ -15539,6 +21176,7 @@
         </w:rPr>
         <w:t>GeeksForGeeks</w:t>
       </w:r>
+      <w:proofErr w:type="spellEnd"/>
     </w:p>
     <w:p>
       <w:pPr>
@@ -15723,7 +21361,27 @@
           <w:szCs w:val="24"/>
           <w:lang w:val="en-US"/>
         </w:rPr>
-        <w:t xml:space="preserve"> jetpackcompose </w:t>
+        <w:t xml:space="preserve"> </w:t>
+      </w:r>
+      <w:proofErr w:type="spellStart"/>
+      <w:r>
+        <w:rPr>
+          <w:rFonts w:ascii="Verdana" w:hAnsi="Verdana"/>
+          <w:sz w:val="24"/>
+          <w:szCs w:val="24"/>
+          <w:lang w:val="en-US"/>
+        </w:rPr>
+        <w:t>jetpackcompose</w:t>
+      </w:r>
+      <w:proofErr w:type="spellEnd"/>
+      <w:r>
+        <w:rPr>
+          <w:rFonts w:ascii="Verdana" w:hAnsi="Verdana"/>
+          <w:sz w:val="24"/>
+          <w:szCs w:val="24"/>
+          <w:lang w:val="en-US"/>
+        </w:rPr>
+        <w:t xml:space="preserve"> </w:t>
       </w:r>
     </w:p>
     <w:p>
@@ -15748,7 +21406,7 @@
           <w:szCs w:val="24"/>
         </w:rPr>
         <w:drawing>
-          <wp:anchor distT="0" distB="0" distL="114300" distR="114300" simplePos="0" relativeHeight="251673600" behindDoc="1" locked="0" layoutInCell="1" allowOverlap="1" wp14:anchorId="7FCAA1C0" wp14:editId="3B913509">
+          <wp:anchor distT="0" distB="0" distL="114300" distR="114300" simplePos="0" relativeHeight="251673600" behindDoc="1" locked="0" layoutInCell="1" allowOverlap="1" wp14:anchorId="7FCAA1C0" wp14:editId="3E645DBB">
             <wp:simplePos x="0" y="0"/>
             <wp:positionH relativeFrom="margin">
               <wp:align>center</wp:align>
